--- a/S2/informe/Sumativa2_Informe_Maria_Fassler_Sebastian_Antunez.docx
+++ b/S2/informe/Sumativa2_Informe_Maria_Fassler_Sebastian_Antunez.docx
@@ -12,7 +12,7 @@
           <w:noProof/>
         </w:rPr>
         <w:drawing>
-          <wp:inline distT="0" distB="0" distL="0" distR="0" wp14:anchorId="69186CDE" wp14:editId="69157995">
+          <wp:inline distT="0" distB="0" distL="0" distR="0" wp14:anchorId="208A3D5D" wp14:editId="7260E8E1">
             <wp:extent cx="990600" cy="990600"/>
             <wp:effectExtent l="0" t="0" r="0" b="0"/>
             <wp:docPr id="1" name="Picture 1"/>
@@ -776,7 +776,7 @@
     <w:sdt>
       <w:sdtPr>
         <w:alias w:val="Indice"/>
-        <w:id w:val="1559441845"/>
+        <w:id w:val="-446858611"/>
       </w:sdtPr>
       <w:sdtEndPr/>
       <w:sdtContent>
@@ -799,7 +799,7 @@
           <w:r>
             <w:fldChar w:fldCharType="separate"/>
           </w:r>
-          <w:hyperlink w:anchor="_Toc242820284" w:history="1">
+          <w:hyperlink w:anchor="_Toc242820883" w:history="1">
             <w:r>
               <w:rPr>
                 <w:rStyle w:val="Hyperlink"/>
@@ -825,7 +825,7 @@
               <w:rPr>
                 <w:noProof/>
               </w:rPr>
-              <w:instrText xml:space="preserve"> PAGEREF _Toc242820284 \h </w:instrText>
+              <w:instrText xml:space="preserve"> PAGEREF _Toc242820883 \h </w:instrText>
             </w:r>
             <w:r>
               <w:rPr>
@@ -862,7 +862,7 @@
               <w:noProof/>
             </w:rPr>
           </w:pPr>
-          <w:hyperlink w:anchor="_Toc242820285" w:history="1">
+          <w:hyperlink w:anchor="_Toc242820884" w:history="1">
             <w:r>
               <w:rPr>
                 <w:rStyle w:val="Hyperlink"/>
@@ -888,7 +888,7 @@
               <w:rPr>
                 <w:noProof/>
               </w:rPr>
-              <w:instrText xml:space="preserve"> PAGEREF _Toc242820285 \h </w:instrText>
+              <w:instrText xml:space="preserve"> PAGEREF _Toc242820884 \h </w:instrText>
             </w:r>
             <w:r>
               <w:rPr>
@@ -925,7 +925,7 @@
               <w:noProof/>
             </w:rPr>
           </w:pPr>
-          <w:hyperlink w:anchor="_Toc242820286" w:history="1">
+          <w:hyperlink w:anchor="_Toc242820885" w:history="1">
             <w:r>
               <w:rPr>
                 <w:rStyle w:val="Hyperlink"/>
@@ -951,7 +951,7 @@
               <w:rPr>
                 <w:noProof/>
               </w:rPr>
-              <w:instrText xml:space="preserve"> PAGEREF _Toc242820286 \h </w:instrText>
+              <w:instrText xml:space="preserve"> PAGEREF _Toc242820885 \h </w:instrText>
             </w:r>
             <w:r>
               <w:rPr>
@@ -988,7 +988,7 @@
               <w:noProof/>
             </w:rPr>
           </w:pPr>
-          <w:hyperlink w:anchor="_Toc242820287" w:history="1">
+          <w:hyperlink w:anchor="_Toc242820886" w:history="1">
             <w:r>
               <w:rPr>
                 <w:rStyle w:val="Hyperlink"/>
@@ -1014,7 +1014,7 @@
               <w:rPr>
                 <w:noProof/>
               </w:rPr>
-              <w:instrText xml:space="preserve"> PAGEREF _Toc242820287 \h </w:instrText>
+              <w:instrText xml:space="preserve"> PAGEREF _Toc242820886 \h </w:instrText>
             </w:r>
             <w:r>
               <w:rPr>
@@ -1051,7 +1051,7 @@
               <w:noProof/>
             </w:rPr>
           </w:pPr>
-          <w:hyperlink w:anchor="_Toc242820288" w:history="1">
+          <w:hyperlink w:anchor="_Toc242820887" w:history="1">
             <w:r>
               <w:rPr>
                 <w:rStyle w:val="Hyperlink"/>
@@ -1077,7 +1077,7 @@
               <w:rPr>
                 <w:noProof/>
               </w:rPr>
-              <w:instrText xml:space="preserve"> PAGEREF _Toc242820288 \h </w:instrText>
+              <w:instrText xml:space="preserve"> PAGEREF _Toc242820887 \h </w:instrText>
             </w:r>
             <w:r>
               <w:rPr>
@@ -1114,7 +1114,7 @@
               <w:noProof/>
             </w:rPr>
           </w:pPr>
-          <w:hyperlink w:anchor="_Toc242820289" w:history="1">
+          <w:hyperlink w:anchor="_Toc242820888" w:history="1">
             <w:r>
               <w:rPr>
                 <w:rStyle w:val="Hyperlink"/>
@@ -1140,7 +1140,7 @@
               <w:rPr>
                 <w:noProof/>
               </w:rPr>
-              <w:instrText xml:space="preserve"> PAGEREF _Toc242820289 \h </w:instrText>
+              <w:instrText xml:space="preserve"> PAGEREF _Toc242820888 \h </w:instrText>
             </w:r>
             <w:r>
               <w:rPr>
@@ -1158,6 +1158,69 @@
                 <w:noProof/>
               </w:rPr>
               <w:t>6</w:t>
+            </w:r>
+            <w:r>
+              <w:rPr>
+                <w:noProof/>
+              </w:rPr>
+              <w:fldChar w:fldCharType="end"/>
+            </w:r>
+          </w:hyperlink>
+        </w:p>
+        <w:p>
+          <w:pPr>
+            <w:pStyle w:val="TOC2"/>
+            <w:tabs>
+              <w:tab w:val="right" w:leader="dot" w:pos="9964"/>
+            </w:tabs>
+            <w:rPr>
+              <w:noProof/>
+            </w:rPr>
+          </w:pPr>
+          <w:hyperlink w:anchor="_Toc242820889" w:history="1">
+            <w:r>
+              <w:rPr>
+                <w:rStyle w:val="Hyperlink"/>
+                <w:b/>
+                <w:bCs/>
+                <w:noProof/>
+              </w:rPr>
+              <w:t>6.1 Reproducibilidad</w:t>
+            </w:r>
+            <w:r>
+              <w:rPr>
+                <w:noProof/>
+              </w:rPr>
+              <w:tab/>
+            </w:r>
+            <w:r>
+              <w:rPr>
+                <w:noProof/>
+              </w:rPr>
+              <w:fldChar w:fldCharType="begin"/>
+            </w:r>
+            <w:r>
+              <w:rPr>
+                <w:noProof/>
+              </w:rPr>
+              <w:instrText xml:space="preserve"> PAGEREF _Toc242820889 \h </w:instrText>
+            </w:r>
+            <w:r>
+              <w:rPr>
+                <w:noProof/>
+              </w:rPr>
+            </w:r>
+            <w:r>
+              <w:rPr>
+                <w:noProof/>
+              </w:rPr>
+              <w:fldChar w:fldCharType="separate"/>
+            </w:r>
+            <w:r>
+              <w:rPr>
+                <w:noProof/>
+              </w:rPr>
+              <w:t>7</w:t>
             </w:r>
             <w:r>
               <w:rPr>
@@ -1177,7 +1240,7 @@
               <w:noProof/>
             </w:rPr>
           </w:pPr>
-          <w:hyperlink w:anchor="_Toc242820290" w:history="1">
+          <w:hyperlink w:anchor="_Toc242820890" w:history="1">
             <w:r>
               <w:rPr>
                 <w:rStyle w:val="Hyperlink"/>
@@ -1203,7 +1266,7 @@
               <w:rPr>
                 <w:noProof/>
               </w:rPr>
-              <w:instrText xml:space="preserve"> PAGEREF _Toc242820290 \h </w:instrText>
+              <w:instrText xml:space="preserve"> PAGEREF _Toc242820890 \h </w:instrText>
             </w:r>
             <w:r>
               <w:rPr>
@@ -1253,7 +1316,7 @@
         <w:pStyle w:val="Heading1"/>
         <w:spacing w:before="230" w:after="60"/>
       </w:pPr>
-      <w:bookmarkStart w:id="0" w:name="_Toc242820284"/>
+      <w:bookmarkStart w:id="0" w:name="_Toc242820883"/>
       <w:r>
         <w:rPr>
           <w:b/>
@@ -1992,7 +2055,7 @@
           <w:noProof/>
         </w:rPr>
         <w:drawing>
-          <wp:inline distT="0" distB="0" distL="0" distR="0" wp14:anchorId="77E62969" wp14:editId="53CF8AA5">
+          <wp:inline distT="0" distB="0" distL="0" distR="0" wp14:anchorId="0AD3069D" wp14:editId="5CB166B6">
             <wp:extent cx="4464558" cy="2831771"/>
             <wp:effectExtent l="0" t="0" r="0" b="0"/>
             <wp:docPr id="2" name="Picture 2"/>
@@ -2060,7 +2123,17 @@
         <w:t>Los factores de corrección son próximos a cero en los cuatro casos</w:t>
       </w:r>
       <w:r>
-        <w:t>: z₀ varía entre −0,015 y +0,017, y a entre −0,0003 y +0,0020. En consecuencia el BCa apenas se desplaza respecto del percentil —como máximo 0,0016 en la edad media— y los tres intervalos se superponen, con discrepancias de amplitud inferiores al 0,9 %.</w:t>
+        <w:t xml:space="preserve">: z₀ varía entre −0,015 y +0,017, y a entre −0,0003 y +0,0020. En consecuencia el BCa apenas se desplaza respecto del percentil —como máximo 0,0016 en la edad media— y los tres intervalos se superponen, con discrepancias de amplitud inferiores al 0,9 %. Que percentil y BCa coincidan indica además que </w:t>
+      </w:r>
+      <w:r>
+        <w:rPr>
+          <w:b/>
+          <w:bCs/>
+        </w:rPr>
+        <w:t>los estimadores son insesgados en la práctica</w:t>
+      </w:r>
+      <w:r>
+        <w:t xml:space="preserve"> y que su distribución no está torcida.</w:t>
       </w:r>
     </w:p>
     <w:p>
@@ -2103,7 +2176,7 @@
         <w:pStyle w:val="Heading1"/>
         <w:spacing w:before="230" w:after="60"/>
       </w:pPr>
-      <w:bookmarkStart w:id="1" w:name="_Toc242820285"/>
+      <w:bookmarkStart w:id="1" w:name="_Toc242820884"/>
       <w:r>
         <w:rPr>
           <w:b/>
@@ -2129,6 +2202,7 @@
           <w:sz w:val="15"/>
           <w:szCs w:val="15"/>
         </w:rPr>
+        <w:lastRenderedPageBreak/>
         <w:t>(15 pts) Seleccionen al menos una prueba de S1; implementen un test de permutación (≥10.000 permutaciones); comparen el valor p de permutación con el paramétrico original y discutan la concordancia entre ambos enfoques.</w:t>
       </w:r>
     </w:p>
@@ -2138,7 +2212,6 @@
         <w:jc w:val="both"/>
       </w:pPr>
       <w:r>
-        <w:lastRenderedPageBreak/>
         <w:t xml:space="preserve">Validamos la </w:t>
       </w:r>
       <w:r>
@@ -2171,7 +2244,7 @@
           <w:noProof/>
         </w:rPr>
         <w:drawing>
-          <wp:inline distT="0" distB="0" distL="0" distR="0" wp14:anchorId="5C06AC30" wp14:editId="07089BE3">
+          <wp:inline distT="0" distB="0" distL="0" distR="0" wp14:anchorId="1CBE3E5E" wp14:editId="496B655A">
             <wp:extent cx="4104513" cy="2433950"/>
             <wp:effectExtent l="0" t="0" r="0" b="0"/>
             <wp:docPr id="3" name="Picture 3"/>
@@ -2252,7 +2325,17 @@
         <w:t>ninguna de las 10.000 permutaciones se acerca al valor observado</w:t>
       </w:r>
       <w:r>
-        <w:t>, de modo que el valor p de permutación es 0,0002, el mínimo que el procedimiento puede devolver en un contraste bilateral.</w:t>
+        <w:t xml:space="preserve">, de modo que el valor p de permutación es 0,0002, el mínimo que el procedimiento puede devolver en un contraste bilateral. La distancia es de </w:t>
+      </w:r>
+      <w:r>
+        <w:rPr>
+          <w:b/>
+          <w:bCs/>
+        </w:rPr>
+        <w:t>más de veinte desviaciones típicas</w:t>
+      </w:r>
+      <w:r>
+        <w:t xml:space="preserve"> de la distribución nula.</w:t>
       </w:r>
     </w:p>
     <w:p>
@@ -2279,7 +2362,7 @@
         <w:pStyle w:val="Heading1"/>
         <w:spacing w:before="230" w:after="60"/>
       </w:pPr>
-      <w:bookmarkStart w:id="2" w:name="_Toc242820286"/>
+      <w:bookmarkStart w:id="2" w:name="_Toc242820885"/>
       <w:r>
         <w:rPr>
           <w:b/>
@@ -3141,7 +3224,7 @@
         </w:rPr>
         <w:lastRenderedPageBreak/>
         <w:drawing>
-          <wp:inline distT="0" distB="0" distL="0" distR="0" wp14:anchorId="7050FCE6" wp14:editId="6E02EE8D">
+          <wp:inline distT="0" distB="0" distL="0" distR="0" wp14:anchorId="381C194B" wp14:editId="290325CB">
             <wp:extent cx="4608576" cy="1959712"/>
             <wp:effectExtent l="0" t="0" r="0" b="0"/>
             <wp:docPr id="4" name="Picture 4"/>
@@ -3230,7 +3313,7 @@
         <w:pStyle w:val="Heading1"/>
         <w:spacing w:before="230" w:after="60"/>
       </w:pPr>
-      <w:bookmarkStart w:id="3" w:name="_Toc242820287"/>
+      <w:bookmarkStart w:id="3" w:name="_Toc242820886"/>
       <w:r>
         <w:rPr>
           <w:b/>
@@ -3853,7 +3936,7 @@
           <w:noProof/>
         </w:rPr>
         <w:drawing>
-          <wp:inline distT="0" distB="0" distL="0" distR="0" wp14:anchorId="01867FC0" wp14:editId="1FDFAB37">
+          <wp:inline distT="0" distB="0" distL="0" distR="0" wp14:anchorId="78CDA486" wp14:editId="042DA956">
             <wp:extent cx="4464558" cy="1772431"/>
             <wp:effectExtent l="0" t="0" r="0" b="0"/>
             <wp:docPr id="5" name="Picture 5"/>
@@ -3968,7 +4051,7 @@
         <w:pStyle w:val="Heading1"/>
         <w:spacing w:before="230" w:after="60"/>
       </w:pPr>
-      <w:bookmarkStart w:id="4" w:name="_Toc242820288"/>
+      <w:bookmarkStart w:id="4" w:name="_Toc242820887"/>
       <w:r>
         <w:rPr>
           <w:b/>
@@ -4774,7 +4857,7 @@
         <w:pStyle w:val="Heading1"/>
         <w:spacing w:before="230" w:after="60"/>
       </w:pPr>
-      <w:bookmarkStart w:id="5" w:name="_Toc242820289"/>
+      <w:bookmarkStart w:id="5" w:name="_Toc242820888"/>
       <w:r>
         <w:rPr>
           <w:b/>
@@ -5396,10 +5479,81 @@
     </w:p>
     <w:p>
       <w:pPr>
+        <w:pStyle w:val="Heading2"/>
+        <w:spacing w:before="150" w:after="70"/>
+      </w:pPr>
+      <w:bookmarkStart w:id="6" w:name="_Toc242820889"/>
+      <w:r>
+        <w:rPr>
+          <w:b/>
+          <w:bCs/>
+          <w:color w:val="2E5496"/>
+          <w:sz w:val="21"/>
+          <w:szCs w:val="21"/>
+        </w:rPr>
+        <w:t>6.1 Reproducibilidad</w:t>
+      </w:r>
+      <w:bookmarkEnd w:id="6"/>
+    </w:p>
+    <w:p>
+      <w:pPr>
+        <w:spacing w:after="100" w:line="252" w:lineRule="auto"/>
+        <w:jc w:val="both"/>
+      </w:pPr>
+      <w:r>
+        <w:t xml:space="preserve">Todas las cifras de este informe se generan al ejecutar </w:t>
+      </w:r>
+      <w:r>
+        <w:rPr>
+          <w:rFonts w:ascii="Consolas" w:eastAsia="Consolas" w:hAnsi="Consolas" w:cs="Consolas"/>
+          <w:sz w:val="17"/>
+          <w:szCs w:val="17"/>
+        </w:rPr>
+        <w:t>S2/Sumativa2_Validacion_Remuestreo.ipynb</w:t>
+      </w:r>
+      <w:r>
+        <w:t xml:space="preserve">, que corre de principio a fin sin errores en poco más de un minuto y deja sus salidas en </w:t>
+      </w:r>
+      <w:r>
+        <w:rPr>
+          <w:rFonts w:ascii="Consolas" w:eastAsia="Consolas" w:hAnsi="Consolas" w:cs="Consolas"/>
+          <w:sz w:val="17"/>
+          <w:szCs w:val="17"/>
+        </w:rPr>
+        <w:t>S2/resultados/</w:t>
+      </w:r>
+      <w:r>
+        <w:t xml:space="preserve">. Cada procedimiento emplea 10.000 repeticiones y la semilla fijada en 42, de modo que los resultados son reproducibles hasta la última cifra. El repositorio contiene las carpetas </w:t>
+      </w:r>
+      <w:r>
+        <w:rPr>
+          <w:rFonts w:ascii="Consolas" w:eastAsia="Consolas" w:hAnsi="Consolas" w:cs="Consolas"/>
+          <w:sz w:val="17"/>
+          <w:szCs w:val="17"/>
+        </w:rPr>
+        <w:t>S1</w:t>
+      </w:r>
+      <w:r>
+        <w:t xml:space="preserve"> y </w:t>
+      </w:r>
+      <w:r>
+        <w:rPr>
+          <w:rFonts w:ascii="Consolas" w:eastAsia="Consolas" w:hAnsi="Consolas" w:cs="Consolas"/>
+          <w:sz w:val="17"/>
+          <w:szCs w:val="17"/>
+        </w:rPr>
+        <w:t>S2</w:t>
+      </w:r>
+      <w:r>
+        <w:t xml:space="preserve"> con los entregables de cada fase, el conjunto analítico versionado y los scripts que lo construyeron a partir de las bases del SIES.</w:t>
+      </w:r>
+    </w:p>
+    <w:p>
+      <w:pPr>
         <w:pStyle w:val="Heading1"/>
         <w:spacing w:before="230" w:after="60"/>
       </w:pPr>
-      <w:bookmarkStart w:id="6" w:name="_Toc242820290"/>
+      <w:bookmarkStart w:id="7" w:name="_Toc242820890"/>
       <w:r>
         <w:rPr>
           <w:b/>
@@ -5410,7 +5564,7 @@
         </w:rPr>
         <w:t>7. Bibliografía</w:t>
       </w:r>
-      <w:bookmarkEnd w:id="6"/>
+      <w:bookmarkEnd w:id="7"/>
     </w:p>
     <w:p>
       <w:pPr>
@@ -5718,10 +5872,10 @@
 <file path=word/numbering.xml><?xml version="1.0" encoding="utf-8"?>
 <w:numbering xmlns:wpc="http://schemas.microsoft.com/office/word/2010/wordprocessingCanvas" xmlns:cx="http://schemas.microsoft.com/office/drawing/2014/chartex" xmlns:cx1="http://schemas.microsoft.com/office/drawing/2015/9/8/chartex" xmlns:cx2="http://schemas.microsoft.com/office/drawing/2015/10/21/chartex" xmlns:cx3="http://schemas.microsoft.com/office/drawing/2016/5/9/chartex" xmlns:cx4="http://schemas.microsoft.com/office/drawing/2016/5/10/chartex" xmlns:cx5="http://schemas.microsoft.com/office/drawing/2016/5/11/chartex" xmlns:cx6="http://schemas.microsoft.com/office/drawing/2016/5/12/chartex" xmlns:cx7="http://schemas.microsoft.com/office/drawing/2016/5/13/chartex" xmlns:cx8="http://schemas.microsoft.com/office/drawing/2016/5/14/chartex" xmlns:mc="http://schemas.openxmlformats.org/markup-compatibility/2006" xmlns:aink="http://schemas.microsoft.com/office/drawing/2016/ink" xmlns:am3d="http://schemas.microsoft.com/office/drawing/2017/model3d" xmlns:o="urn:schemas-microsoft-com:office:office" xmlns:oel="http://schemas.microsoft.com/office/2019/extlst" xmlns:r="http://schemas.openxmlformats.org/officeDocument/2006/relationships" xmlns:m="http://schemas.openxmlformats.org/officeDocument/2006/math" xmlns:v="urn:schemas-microsoft-com:vml" xmlns:wp14="http://schemas.microsoft.com/office/word/2010/wordprocessingDrawing" xmlns:wp="http://schemas.openxmlformats.org/drawingml/2006/wordprocessingDrawing" xmlns:w10="urn:schemas-microsoft-com:office:word" xmlns:w="http://schemas.openxmlformats.org/wordprocessingml/2006/main" xmlns:w14="http://schemas.microsoft.com/office/word/2010/wordml" xmlns:w15="http://schemas.microsoft.com/office/word/2012/wordml" xmlns:w16cex="http://schemas.microsoft.com/office/word/2018/wordml/cex" xmlns:w16cid="http://schemas.microsoft.com/office/word/2016/wordml/cid" xmlns:w16="http://schemas.microsoft.com/office/word/2018/wordml" xmlns:w16sdtdh="http://schemas.microsoft.com/office/word/2020/wordml/sdtdatahash" xmlns:w16se="http://schemas.microsoft.com/office/word/2015/wordml/symex" xmlns:wpg="http://schemas.microsoft.com/office/word/2010/wordprocessingGroup" xmlns:wpi="http://schemas.microsoft.com/office/word/2010/wordprocessingInk" xmlns:wne="http://schemas.microsoft.com/office/word/2006/wordml" xmlns:wps="http://schemas.microsoft.com/office/word/2010/wordprocessingShape" mc:Ignorable="w14 w15 w16se w16cid w16 w16cex w16sdtdh wp14">
   <w:abstractNum w:abstractNumId="0" w15:restartNumberingAfterBreak="0">
-    <w:nsid w:val="2FE9400B"/>
+    <w:nsid w:val="6C6A7B9D"/>
     <w:multiLevelType w:val="hybridMultilevel"/>
-    <w:tmpl w:val="55BA28F8"/>
-    <w:lvl w:ilvl="0" w:tplc="1E02BADE" w:tentative="1">
+    <w:tmpl w:val="20140B12"/>
+    <w:lvl w:ilvl="0" w:tplc="FBEE68E6" w:tentative="1">
       <w:start w:val="1"/>
       <w:numFmt w:val="bullet"/>
       <w:lvlText w:val="●"/>
@@ -5730,7 +5884,7 @@
         <w:ind w:left="720" w:hanging="360"/>
       </w:pPr>
     </w:lvl>
-    <w:lvl w:ilvl="1" w:tplc="4ED829CC" w:tentative="1">
+    <w:lvl w:ilvl="1" w:tplc="DAC8ED46" w:tentative="1">
       <w:start w:val="1"/>
       <w:numFmt w:val="bullet"/>
       <w:lvlText w:val="○"/>
@@ -5739,7 +5893,7 @@
         <w:ind w:left="1440" w:hanging="360"/>
       </w:pPr>
     </w:lvl>
-    <w:lvl w:ilvl="2" w:tplc="E84ADC3A" w:tentative="1">
+    <w:lvl w:ilvl="2" w:tplc="5FB4F97A" w:tentative="1">
       <w:start w:val="1"/>
       <w:numFmt w:val="bullet"/>
       <w:lvlText w:val="■"/>
@@ -5748,7 +5902,7 @@
         <w:ind w:left="2160" w:hanging="360"/>
       </w:pPr>
     </w:lvl>
-    <w:lvl w:ilvl="3" w:tplc="35A4515E" w:tentative="1">
+    <w:lvl w:ilvl="3" w:tplc="50BE150E" w:tentative="1">
       <w:start w:val="1"/>
       <w:numFmt w:val="bullet"/>
       <w:lvlText w:val="●"/>
@@ -5757,7 +5911,7 @@
         <w:ind w:left="2880" w:hanging="360"/>
       </w:pPr>
     </w:lvl>
-    <w:lvl w:ilvl="4" w:tplc="E5964614" w:tentative="1">
+    <w:lvl w:ilvl="4" w:tplc="068A2FF6" w:tentative="1">
       <w:start w:val="1"/>
       <w:numFmt w:val="bullet"/>
       <w:lvlText w:val="○"/>
@@ -5766,7 +5920,7 @@
         <w:ind w:left="3600" w:hanging="360"/>
       </w:pPr>
     </w:lvl>
-    <w:lvl w:ilvl="5" w:tplc="C630BB6A" w:tentative="1">
+    <w:lvl w:ilvl="5" w:tplc="72EAE92E" w:tentative="1">
       <w:start w:val="1"/>
       <w:numFmt w:val="bullet"/>
       <w:lvlText w:val="■"/>
@@ -5775,7 +5929,7 @@
         <w:ind w:left="4320" w:hanging="360"/>
       </w:pPr>
     </w:lvl>
-    <w:lvl w:ilvl="6" w:tplc="6C1A90F2" w:tentative="1">
+    <w:lvl w:ilvl="6" w:tplc="2F38C1A4" w:tentative="1">
       <w:start w:val="1"/>
       <w:numFmt w:val="bullet"/>
       <w:lvlText w:val="●"/>
@@ -5784,7 +5938,7 @@
         <w:ind w:left="5040" w:hanging="360"/>
       </w:pPr>
     </w:lvl>
-    <w:lvl w:ilvl="7" w:tplc="311C5E04" w:tentative="1">
+    <w:lvl w:ilvl="7" w:tplc="43EE896E" w:tentative="1">
       <w:start w:val="1"/>
       <w:numFmt w:val="bullet"/>
       <w:lvlText w:val="●"/>
@@ -5793,7 +5947,7 @@
         <w:ind w:left="5760" w:hanging="360"/>
       </w:pPr>
     </w:lvl>
-    <w:lvl w:ilvl="8" w:tplc="2C30725C" w:tentative="1">
+    <w:lvl w:ilvl="8" w:tplc="D084D2C2" w:tentative="1">
       <w:start w:val="1"/>
       <w:numFmt w:val="bullet"/>
       <w:lvlText w:val="●"/>
@@ -5803,7 +5957,7 @@
       </w:pPr>
     </w:lvl>
   </w:abstractNum>
-  <w:num w:numId="1" w16cid:durableId="1728721032">
+  <w:num w:numId="1" w16cid:durableId="50227589">
     <w:abstractNumId w:val="0"/>
     <w:lvlOverride w:ilvl="0">
       <w:startOverride w:val="1"/>
@@ -6225,7 +6379,6 @@
     <w:basedOn w:val="Normal"/>
     <w:next w:val="Normal"/>
     <w:uiPriority w:val="9"/>
-    <w:semiHidden/>
     <w:unhideWhenUsed/>
     <w:qFormat/>
     <w:pPr>
@@ -6426,9 +6579,22 @@
     <w:autoRedefine/>
     <w:uiPriority w:val="39"/>
     <w:unhideWhenUsed/>
-    <w:rsid w:val="00D469B9"/>
+    <w:rsid w:val="00597EFB"/>
     <w:pPr>
       <w:spacing w:after="100"/>
+    </w:pPr>
+  </w:style>
+  <w:style w:type="paragraph" w:styleId="TOC2">
+    <w:name w:val="toc 2"/>
+    <w:basedOn w:val="Normal"/>
+    <w:next w:val="Normal"/>
+    <w:autoRedefine/>
+    <w:uiPriority w:val="39"/>
+    <w:unhideWhenUsed/>
+    <w:rsid w:val="00597EFB"/>
+    <w:pPr>
+      <w:spacing w:after="100"/>
+      <w:ind w:left="200"/>
     </w:pPr>
   </w:style>
 </w:styles>

--- a/S2/informe/Sumativa2_Informe_Maria_Fassler_Sebastian_Antunez.docx
+++ b/S2/informe/Sumativa2_Informe_Maria_Fassler_Sebastian_Antunez.docx
@@ -61,7 +61,6 @@
           <w:rFonts w:ascii="Arial" w:eastAsia="Arial" w:hAnsi="Arial" w:cs="Arial"/>
           <w:b/>
           <w:bCs/>
-          <w:color w:val="000000"/>
           <w:sz w:val="21"/>
           <w:szCs w:val="21"/>
         </w:rPr>
@@ -76,7 +75,6 @@
       <w:r>
         <w:rPr>
           <w:rFonts w:ascii="Arial" w:eastAsia="Arial" w:hAnsi="Arial" w:cs="Arial"/>
-          <w:color w:val="555555"/>
         </w:rPr>
         <w:t>MCDI501: Estadística Computacional para la Toma de Decisiones</w:t>
       </w:r>
@@ -90,226 +88,300 @@
       <w:pPr>
         <w:spacing w:line="300" w:lineRule="auto"/>
         <w:jc w:val="center"/>
-      </w:pPr>
-      <w:r>
         <w:rPr>
           <w:rFonts w:ascii="Arial" w:eastAsia="Arial" w:hAnsi="Arial" w:cs="Arial"/>
           <w:b/>
           <w:bCs/>
-          <w:color w:val="1F3864"/>
           <w:sz w:val="28"/>
           <w:szCs w:val="28"/>
         </w:rPr>
-        <w:t>Evaluación Sumativa 2</w:t>
-      </w:r>
+      </w:pPr>
     </w:p>
     <w:p>
       <w:pPr>
         <w:spacing w:line="300" w:lineRule="auto"/>
         <w:jc w:val="center"/>
-      </w:pPr>
-      <w:r>
-        <w:rPr>
-          <w:rFonts w:ascii="Arial" w:eastAsia="Arial" w:hAnsi="Arial" w:cs="Arial"/>
-          <w:color w:val="2E5496"/>
-          <w:sz w:val="22"/>
-          <w:szCs w:val="22"/>
-        </w:rPr>
-        <w:t>Validación, simulación y métodos de remuestreo</w:t>
-      </w:r>
-    </w:p>
-    <w:p>
-      <w:pPr>
-        <w:spacing w:line="300" w:lineRule="auto"/>
-        <w:jc w:val="center"/>
-      </w:pPr>
-      <w:r>
-        <w:rPr>
-          <w:rFonts w:ascii="Arial" w:eastAsia="Arial" w:hAnsi="Arial" w:cs="Arial"/>
-          <w:color w:val="555555"/>
-          <w:sz w:val="19"/>
-          <w:szCs w:val="19"/>
-        </w:rPr>
-        <w:t>Informe técnico grupal · 20 %</w:t>
-      </w:r>
-    </w:p>
-    <w:p>
-      <w:pPr>
-        <w:spacing w:before="120" w:line="280" w:lineRule="auto"/>
-        <w:jc w:val="center"/>
-      </w:pPr>
-      <w:r>
         <w:rPr>
           <w:rFonts w:ascii="Arial" w:eastAsia="Arial" w:hAnsi="Arial" w:cs="Arial"/>
           <w:b/>
           <w:bCs/>
-          <w:color w:val="2E5496"/>
-        </w:rPr>
-        <w:t>Título del proyecto</w:t>
-      </w:r>
-    </w:p>
-    <w:p>
-      <w:pPr>
-        <w:spacing w:line="280" w:lineRule="auto"/>
+          <w:sz w:val="28"/>
+          <w:szCs w:val="28"/>
+        </w:rPr>
+      </w:pPr>
+    </w:p>
+    <w:p>
+      <w:pPr>
+        <w:spacing w:line="300" w:lineRule="auto"/>
         <w:jc w:val="center"/>
-      </w:pPr>
-      <w:r>
-        <w:rPr>
-          <w:rFonts w:ascii="Arial" w:eastAsia="Arial" w:hAnsi="Arial" w:cs="Arial"/>
-          <w:sz w:val="21"/>
-          <w:szCs w:val="21"/>
-        </w:rPr>
-        <w:t>Análisis de la deserción en la educación superior chilena</w:t>
-      </w:r>
-    </w:p>
-    <w:p>
-      <w:pPr>
-        <w:spacing w:before="120" w:line="280" w:lineRule="auto"/>
-        <w:jc w:val="center"/>
-      </w:pPr>
-      <w:r>
         <w:rPr>
           <w:rFonts w:ascii="Arial" w:eastAsia="Arial" w:hAnsi="Arial" w:cs="Arial"/>
           <w:b/>
           <w:bCs/>
-          <w:color w:val="2E5496"/>
-        </w:rPr>
-        <w:t>Integrantes</w:t>
-      </w:r>
-    </w:p>
-    <w:p>
-      <w:pPr>
-        <w:spacing w:line="280" w:lineRule="auto"/>
+          <w:sz w:val="28"/>
+          <w:szCs w:val="28"/>
+        </w:rPr>
+      </w:pPr>
+    </w:p>
+    <w:p>
+      <w:pPr>
+        <w:spacing w:line="300" w:lineRule="auto"/>
         <w:jc w:val="center"/>
-      </w:pPr>
-      <w:r>
-        <w:rPr>
-          <w:rFonts w:ascii="Arial" w:eastAsia="Arial" w:hAnsi="Arial" w:cs="Arial"/>
-          <w:sz w:val="21"/>
-          <w:szCs w:val="21"/>
-        </w:rPr>
-        <w:t>María Fassler Neumann · Sebastian Antunez Noguera — Grupo 4</w:t>
-      </w:r>
-    </w:p>
-    <w:p>
-      <w:pPr>
-        <w:spacing w:before="120" w:line="280" w:lineRule="auto"/>
-        <w:jc w:val="center"/>
-      </w:pPr>
-      <w:r>
         <w:rPr>
           <w:rFonts w:ascii="Arial" w:eastAsia="Arial" w:hAnsi="Arial" w:cs="Arial"/>
           <w:b/>
           <w:bCs/>
-          <w:color w:val="2E5496"/>
-        </w:rPr>
-        <w:t>Conjunto de datos</w:t>
+          <w:sz w:val="28"/>
+          <w:szCs w:val="28"/>
+        </w:rPr>
+      </w:pPr>
+    </w:p>
+    <w:p>
+      <w:pPr>
+        <w:spacing w:line="300" w:lineRule="auto"/>
+        <w:jc w:val="center"/>
+        <w:rPr>
+          <w:rFonts w:asciiTheme="minorHAnsi" w:hAnsiTheme="minorHAnsi" w:cstheme="minorHAnsi"/>
+        </w:rPr>
+      </w:pPr>
+      <w:r>
+        <w:rPr>
+          <w:rFonts w:asciiTheme="minorHAnsi" w:eastAsia="Arial" w:hAnsiTheme="minorHAnsi" w:cstheme="minorHAnsi"/>
+          <w:b/>
+          <w:bCs/>
+          <w:sz w:val="28"/>
+          <w:szCs w:val="28"/>
+        </w:rPr>
+        <w:t>Evaluación Sumativa 2</w:t>
+      </w:r>
+    </w:p>
+    <w:p>
+      <w:pPr>
+        <w:spacing w:line="300" w:lineRule="auto"/>
+        <w:jc w:val="center"/>
+        <w:rPr>
+          <w:rFonts w:asciiTheme="minorHAnsi" w:hAnsiTheme="minorHAnsi" w:cstheme="minorHAnsi"/>
+        </w:rPr>
+      </w:pPr>
+      <w:r>
+        <w:rPr>
+          <w:rFonts w:asciiTheme="minorHAnsi" w:eastAsia="Arial" w:hAnsiTheme="minorHAnsi" w:cstheme="minorHAnsi"/>
+          <w:sz w:val="22"/>
+          <w:szCs w:val="22"/>
+        </w:rPr>
+        <w:t>Validación, simulación y métodos de remuestreo</w:t>
+      </w:r>
+    </w:p>
+    <w:p>
+      <w:pPr>
+        <w:spacing w:before="120" w:line="280" w:lineRule="auto"/>
+        <w:jc w:val="center"/>
+        <w:rPr>
+          <w:rFonts w:asciiTheme="minorHAnsi" w:hAnsiTheme="minorHAnsi" w:cstheme="minorHAnsi"/>
+        </w:rPr>
+      </w:pPr>
+      <w:r>
+        <w:rPr>
+          <w:rFonts w:asciiTheme="minorHAnsi" w:eastAsia="Arial" w:hAnsiTheme="minorHAnsi" w:cstheme="minorHAnsi"/>
+          <w:b/>
+          <w:bCs/>
+        </w:rPr>
+        <w:t>Título del proyecto</w:t>
       </w:r>
     </w:p>
     <w:p>
       <w:pPr>
         <w:spacing w:line="280" w:lineRule="auto"/>
         <w:jc w:val="center"/>
-      </w:pPr>
-      <w:r>
-        <w:rPr>
-          <w:rFonts w:ascii="Arial" w:eastAsia="Arial" w:hAnsi="Arial" w:cs="Arial"/>
+        <w:rPr>
+          <w:rFonts w:asciiTheme="minorHAnsi" w:hAnsiTheme="minorHAnsi" w:cstheme="minorHAnsi"/>
+        </w:rPr>
+      </w:pPr>
+      <w:r>
+        <w:rPr>
+          <w:rFonts w:asciiTheme="minorHAnsi" w:eastAsia="Arial" w:hAnsiTheme="minorHAnsi" w:cstheme="minorHAnsi"/>
           <w:sz w:val="21"/>
           <w:szCs w:val="21"/>
         </w:rPr>
-        <w:t>SIES: matrícula 2007–2026 y titulados 2007–2025 (Mineduc, datos abiertos)</w:t>
+        <w:t>Análisis de la deserción en la educación superior chilena</w:t>
       </w:r>
     </w:p>
     <w:p>
       <w:pPr>
         <w:spacing w:before="120" w:line="280" w:lineRule="auto"/>
         <w:jc w:val="center"/>
-      </w:pPr>
-      <w:r>
-        <w:rPr>
-          <w:rFonts w:ascii="Arial" w:eastAsia="Arial" w:hAnsi="Arial" w:cs="Arial"/>
+        <w:rPr>
+          <w:rFonts w:asciiTheme="minorHAnsi" w:hAnsiTheme="minorHAnsi" w:cstheme="minorHAnsi"/>
+        </w:rPr>
+      </w:pPr>
+      <w:r>
+        <w:rPr>
+          <w:rFonts w:asciiTheme="minorHAnsi" w:eastAsia="Arial" w:hAnsiTheme="minorHAnsi" w:cstheme="minorHAnsi"/>
           <w:b/>
           <w:bCs/>
-          <w:color w:val="2E5496"/>
-        </w:rPr>
-        <w:t>Docente</w:t>
+        </w:rPr>
+        <w:t>Integrantes</w:t>
       </w:r>
     </w:p>
     <w:p>
       <w:pPr>
         <w:spacing w:line="280" w:lineRule="auto"/>
         <w:jc w:val="center"/>
-      </w:pPr>
-      <w:r>
-        <w:rPr>
-          <w:rFonts w:ascii="Arial" w:eastAsia="Arial" w:hAnsi="Arial" w:cs="Arial"/>
+        <w:rPr>
+          <w:rFonts w:asciiTheme="minorHAnsi" w:hAnsiTheme="minorHAnsi" w:cstheme="minorHAnsi"/>
+        </w:rPr>
+      </w:pPr>
+      <w:r>
+        <w:rPr>
+          <w:rFonts w:asciiTheme="minorHAnsi" w:eastAsia="Arial" w:hAnsiTheme="minorHAnsi" w:cstheme="minorHAnsi"/>
           <w:sz w:val="21"/>
           <w:szCs w:val="21"/>
         </w:rPr>
-        <w:t>Jean Paul Maidana</w:t>
+        <w:t>María Fassler Neumann · Sebastian Antunez Noguera — Grupo 4</w:t>
       </w:r>
     </w:p>
     <w:p>
       <w:pPr>
         <w:spacing w:before="120" w:line="280" w:lineRule="auto"/>
         <w:jc w:val="center"/>
-      </w:pPr>
-      <w:r>
-        <w:rPr>
-          <w:rFonts w:ascii="Arial" w:eastAsia="Arial" w:hAnsi="Arial" w:cs="Arial"/>
+        <w:rPr>
+          <w:rFonts w:asciiTheme="minorHAnsi" w:hAnsiTheme="minorHAnsi" w:cstheme="minorHAnsi"/>
+        </w:rPr>
+      </w:pPr>
+      <w:r>
+        <w:rPr>
+          <w:rFonts w:asciiTheme="minorHAnsi" w:eastAsia="Arial" w:hAnsiTheme="minorHAnsi" w:cstheme="minorHAnsi"/>
           <w:b/>
           <w:bCs/>
-          <w:color w:val="2E5496"/>
-        </w:rPr>
-        <w:t>Fecha</w:t>
+        </w:rPr>
+        <w:t>Conjunto de datos</w:t>
       </w:r>
     </w:p>
     <w:p>
       <w:pPr>
         <w:spacing w:line="280" w:lineRule="auto"/>
         <w:jc w:val="center"/>
-      </w:pPr>
-      <w:r>
-        <w:rPr>
-          <w:rFonts w:ascii="Arial" w:eastAsia="Arial" w:hAnsi="Arial" w:cs="Arial"/>
+        <w:rPr>
+          <w:rFonts w:asciiTheme="minorHAnsi" w:hAnsiTheme="minorHAnsi" w:cstheme="minorHAnsi"/>
+        </w:rPr>
+      </w:pPr>
+      <w:r>
+        <w:rPr>
+          <w:rFonts w:asciiTheme="minorHAnsi" w:eastAsia="Arial" w:hAnsiTheme="minorHAnsi" w:cstheme="minorHAnsi"/>
           <w:sz w:val="21"/>
           <w:szCs w:val="21"/>
         </w:rPr>
-        <w:t>13 de octubre de 2026</w:t>
+        <w:t>SIES: matrícula 2007–2026 y titulados 2007–2025 (Mineduc, datos abiertos)</w:t>
       </w:r>
     </w:p>
     <w:p>
       <w:pPr>
         <w:spacing w:before="120" w:line="280" w:lineRule="auto"/>
         <w:jc w:val="center"/>
-      </w:pPr>
-      <w:r>
-        <w:rPr>
-          <w:rFonts w:ascii="Arial" w:eastAsia="Arial" w:hAnsi="Arial" w:cs="Arial"/>
+        <w:rPr>
+          <w:rFonts w:asciiTheme="minorHAnsi" w:hAnsiTheme="minorHAnsi" w:cstheme="minorHAnsi"/>
+        </w:rPr>
+      </w:pPr>
+      <w:r>
+        <w:rPr>
+          <w:rFonts w:asciiTheme="minorHAnsi" w:eastAsia="Arial" w:hAnsiTheme="minorHAnsi" w:cstheme="minorHAnsi"/>
           <w:b/>
           <w:bCs/>
-          <w:color w:val="2E5496"/>
-        </w:rPr>
-        <w:t>Repositorio GitHub</w:t>
+        </w:rPr>
+        <w:t>Docente</w:t>
       </w:r>
     </w:p>
     <w:p>
       <w:pPr>
         <w:spacing w:line="280" w:lineRule="auto"/>
         <w:jc w:val="center"/>
-      </w:pPr>
-      <w:r>
-        <w:rPr>
-          <w:rFonts w:ascii="Arial" w:eastAsia="Arial" w:hAnsi="Arial" w:cs="Arial"/>
+        <w:rPr>
+          <w:rFonts w:asciiTheme="minorHAnsi" w:hAnsiTheme="minorHAnsi" w:cstheme="minorHAnsi"/>
+        </w:rPr>
+      </w:pPr>
+      <w:r>
+        <w:rPr>
+          <w:rFonts w:asciiTheme="minorHAnsi" w:eastAsia="Arial" w:hAnsiTheme="minorHAnsi" w:cstheme="minorHAnsi"/>
           <w:sz w:val="21"/>
           <w:szCs w:val="21"/>
         </w:rPr>
+        <w:t>Jean Paul Maidana</w:t>
+      </w:r>
+    </w:p>
+    <w:p>
+      <w:pPr>
+        <w:spacing w:before="120" w:line="280" w:lineRule="auto"/>
+        <w:jc w:val="center"/>
+        <w:rPr>
+          <w:rFonts w:asciiTheme="minorHAnsi" w:hAnsiTheme="minorHAnsi" w:cstheme="minorHAnsi"/>
+        </w:rPr>
+      </w:pPr>
+      <w:r>
+        <w:rPr>
+          <w:rFonts w:asciiTheme="minorHAnsi" w:eastAsia="Arial" w:hAnsiTheme="minorHAnsi" w:cstheme="minorHAnsi"/>
+          <w:b/>
+          <w:bCs/>
+        </w:rPr>
+        <w:t>Fecha</w:t>
+      </w:r>
+    </w:p>
+    <w:p>
+      <w:pPr>
+        <w:spacing w:line="280" w:lineRule="auto"/>
+        <w:jc w:val="center"/>
+        <w:rPr>
+          <w:rFonts w:asciiTheme="minorHAnsi" w:hAnsiTheme="minorHAnsi" w:cstheme="minorHAnsi"/>
+        </w:rPr>
+      </w:pPr>
+      <w:r>
+        <w:rPr>
+          <w:rFonts w:asciiTheme="minorHAnsi" w:eastAsia="Arial" w:hAnsiTheme="minorHAnsi" w:cstheme="minorHAnsi"/>
+          <w:sz w:val="21"/>
+          <w:szCs w:val="21"/>
+        </w:rPr>
+        <w:t>13 de octubre de 2026</w:t>
+      </w:r>
+    </w:p>
+    <w:p>
+      <w:pPr>
+        <w:spacing w:before="120" w:line="280" w:lineRule="auto"/>
+        <w:jc w:val="center"/>
+        <w:rPr>
+          <w:rFonts w:asciiTheme="minorHAnsi" w:hAnsiTheme="minorHAnsi" w:cstheme="minorHAnsi"/>
+        </w:rPr>
+      </w:pPr>
+      <w:r>
+        <w:rPr>
+          <w:rFonts w:asciiTheme="minorHAnsi" w:eastAsia="Arial" w:hAnsiTheme="minorHAnsi" w:cstheme="minorHAnsi"/>
+          <w:b/>
+          <w:bCs/>
+        </w:rPr>
+        <w:t>Repositorio GitHub</w:t>
+      </w:r>
+    </w:p>
+    <w:p>
+      <w:pPr>
+        <w:spacing w:line="280" w:lineRule="auto"/>
+        <w:jc w:val="center"/>
+        <w:rPr>
+          <w:rFonts w:asciiTheme="minorHAnsi" w:hAnsiTheme="minorHAnsi" w:cstheme="minorHAnsi"/>
+        </w:rPr>
+      </w:pPr>
+      <w:r>
+        <w:rPr>
+          <w:rFonts w:asciiTheme="minorHAnsi" w:eastAsia="Arial" w:hAnsiTheme="minorHAnsi" w:cstheme="minorHAnsi"/>
+          <w:sz w:val="21"/>
+          <w:szCs w:val="21"/>
+        </w:rPr>
         <w:t>https://github.com/santunez75/analisis-desercion</w:t>
       </w:r>
     </w:p>
     <w:p>
       <w:pPr>
         <w:spacing w:line="280" w:lineRule="auto"/>
+        <w:rPr>
+          <w:rFonts w:asciiTheme="minorHAnsi" w:hAnsiTheme="minorHAnsi" w:cstheme="minorHAnsi"/>
+        </w:rPr>
       </w:pPr>
     </w:p>
     <w:p>
@@ -325,456 +397,128 @@
       </w:pPr>
       <w:r>
         <w:rPr>
-          <w:rFonts w:ascii="Arial" w:eastAsia="Arial" w:hAnsi="Arial" w:cs="Arial"/>
-          <w:color w:val="555555"/>
+          <w:rFonts w:asciiTheme="minorHAnsi" w:eastAsia="Arial" w:hAnsiTheme="minorHAnsi" w:cstheme="minorHAnsi"/>
         </w:rPr>
         <w:t>Santiago, Chile</w:t>
       </w:r>
     </w:p>
     <w:p>
       <w:pPr>
-        <w:spacing w:after="110"/>
-      </w:pPr>
-      <w:r>
-        <w:rPr>
+        <w:spacing w:before="120" w:after="100"/>
+        <w:rPr>
+          <w:rFonts w:asciiTheme="minorHAnsi" w:hAnsiTheme="minorHAnsi" w:cstheme="minorHAnsi"/>
+        </w:rPr>
+      </w:pPr>
+      <w:r>
+        <w:rPr>
+          <w:rFonts w:asciiTheme="minorHAnsi" w:hAnsiTheme="minorHAnsi" w:cstheme="minorHAnsi"/>
           <w:b/>
           <w:bCs/>
-          <w:color w:val="1F3864"/>
           <w:sz w:val="24"/>
           <w:szCs w:val="24"/>
         </w:rPr>
         <w:lastRenderedPageBreak/>
-        <w:t>Información de la evaluación</w:t>
-      </w:r>
-    </w:p>
-    <w:tbl>
-      <w:tblPr>
-        <w:tblW w:w="5000" w:type="pct"/>
-        <w:tblBorders>
-          <w:top w:val="single" w:sz="2" w:space="0" w:color="BFCDD8"/>
-          <w:left w:val="single" w:sz="2" w:space="0" w:color="BFCDD8"/>
-          <w:bottom w:val="single" w:sz="2" w:space="0" w:color="BFCDD8"/>
-          <w:right w:val="single" w:sz="2" w:space="0" w:color="BFCDD8"/>
-          <w:insideH w:val="single" w:sz="2" w:space="0" w:color="BFCDD8"/>
-          <w:insideV w:val="single" w:sz="2" w:space="0" w:color="BFCDD8"/>
-        </w:tblBorders>
-        <w:tblLook w:val="04A0" w:firstRow="1" w:lastRow="0" w:firstColumn="1" w:lastColumn="0" w:noHBand="0" w:noVBand="1"/>
-      </w:tblPr>
-      <w:tblGrid>
-        <w:gridCol w:w="2593"/>
-        <w:gridCol w:w="7375"/>
-      </w:tblGrid>
-      <w:tr>
-        <w:trPr>
-          <w:tblHeader/>
-        </w:trPr>
-        <w:tc>
-          <w:tcPr>
-            <w:tcW w:w="2600" w:type="dxa"/>
-            <w:shd w:val="clear" w:color="auto" w:fill="F2F5F7"/>
-            <w:tcMar>
-              <w:top w:w="50" w:type="dxa"/>
-              <w:left w:w="80" w:type="dxa"/>
-              <w:bottom w:w="50" w:type="dxa"/>
-              <w:right w:w="80" w:type="dxa"/>
-            </w:tcMar>
-          </w:tcPr>
-          <w:p>
-            <w:pPr>
-              <w:spacing w:line="230" w:lineRule="auto"/>
-            </w:pPr>
-            <w:r>
-              <w:rPr>
-                <w:b/>
-                <w:bCs/>
-                <w:sz w:val="16"/>
-                <w:szCs w:val="16"/>
-              </w:rPr>
-              <w:t>Campo</w:t>
-            </w:r>
-          </w:p>
-        </w:tc>
-        <w:tc>
-          <w:tcPr>
-            <w:tcW w:w="7400" w:type="dxa"/>
-            <w:shd w:val="clear" w:color="auto" w:fill="F2F5F7"/>
-            <w:tcMar>
-              <w:top w:w="50" w:type="dxa"/>
-              <w:left w:w="80" w:type="dxa"/>
-              <w:bottom w:w="50" w:type="dxa"/>
-              <w:right w:w="80" w:type="dxa"/>
-            </w:tcMar>
-          </w:tcPr>
-          <w:p>
-            <w:pPr>
-              <w:spacing w:line="230" w:lineRule="auto"/>
-            </w:pPr>
-            <w:r>
-              <w:rPr>
-                <w:b/>
-                <w:bCs/>
-                <w:sz w:val="16"/>
-                <w:szCs w:val="16"/>
-              </w:rPr>
-              <w:t>Detalle</w:t>
-            </w:r>
-          </w:p>
-        </w:tc>
-      </w:tr>
-      <w:tr>
-        <w:tc>
-          <w:tcPr>
-            <w:tcW w:w="2600" w:type="dxa"/>
-            <w:tcMar>
-              <w:top w:w="50" w:type="dxa"/>
-              <w:left w:w="80" w:type="dxa"/>
-              <w:bottom w:w="50" w:type="dxa"/>
-              <w:right w:w="80" w:type="dxa"/>
-            </w:tcMar>
-          </w:tcPr>
-          <w:p>
-            <w:pPr>
-              <w:spacing w:line="230" w:lineRule="auto"/>
-            </w:pPr>
-            <w:r>
-              <w:rPr>
-                <w:sz w:val="16"/>
-                <w:szCs w:val="16"/>
-              </w:rPr>
-              <w:t>Fase del proyecto</w:t>
-            </w:r>
-          </w:p>
-        </w:tc>
-        <w:tc>
-          <w:tcPr>
-            <w:tcW w:w="7400" w:type="dxa"/>
-            <w:tcMar>
-              <w:top w:w="50" w:type="dxa"/>
-              <w:left w:w="80" w:type="dxa"/>
-              <w:bottom w:w="50" w:type="dxa"/>
-              <w:right w:w="80" w:type="dxa"/>
-            </w:tcMar>
-          </w:tcPr>
-          <w:p>
-            <w:pPr>
-              <w:spacing w:line="230" w:lineRule="auto"/>
-            </w:pPr>
-            <w:r>
-              <w:rPr>
-                <w:sz w:val="16"/>
-                <w:szCs w:val="16"/>
-              </w:rPr>
-              <w:t>Fase 3: desarrollo del proyecto</w:t>
-            </w:r>
-          </w:p>
-        </w:tc>
-      </w:tr>
-      <w:tr>
-        <w:tc>
-          <w:tcPr>
-            <w:tcW w:w="2600" w:type="dxa"/>
-            <w:tcMar>
-              <w:top w:w="50" w:type="dxa"/>
-              <w:left w:w="80" w:type="dxa"/>
-              <w:bottom w:w="50" w:type="dxa"/>
-              <w:right w:w="80" w:type="dxa"/>
-            </w:tcMar>
-          </w:tcPr>
-          <w:p>
-            <w:pPr>
-              <w:spacing w:line="230" w:lineRule="auto"/>
-            </w:pPr>
-            <w:r>
-              <w:rPr>
-                <w:sz w:val="16"/>
-                <w:szCs w:val="16"/>
-              </w:rPr>
-              <w:t>Ponderación</w:t>
-            </w:r>
-          </w:p>
-        </w:tc>
-        <w:tc>
-          <w:tcPr>
-            <w:tcW w:w="7400" w:type="dxa"/>
-            <w:tcMar>
-              <w:top w:w="50" w:type="dxa"/>
-              <w:left w:w="80" w:type="dxa"/>
-              <w:bottom w:w="50" w:type="dxa"/>
-              <w:right w:w="80" w:type="dxa"/>
-            </w:tcMar>
-          </w:tcPr>
-          <w:p>
-            <w:pPr>
-              <w:spacing w:line="230" w:lineRule="auto"/>
-            </w:pPr>
-            <w:r>
-              <w:rPr>
-                <w:sz w:val="16"/>
-                <w:szCs w:val="16"/>
-              </w:rPr>
-              <w:t>20 % de la nota final</w:t>
-            </w:r>
-          </w:p>
-        </w:tc>
-      </w:tr>
-      <w:tr>
-        <w:tc>
-          <w:tcPr>
-            <w:tcW w:w="2600" w:type="dxa"/>
-            <w:tcMar>
-              <w:top w:w="50" w:type="dxa"/>
-              <w:left w:w="80" w:type="dxa"/>
-              <w:bottom w:w="50" w:type="dxa"/>
-              <w:right w:w="80" w:type="dxa"/>
-            </w:tcMar>
-          </w:tcPr>
-          <w:p>
-            <w:pPr>
-              <w:spacing w:line="230" w:lineRule="auto"/>
-            </w:pPr>
-            <w:r>
-              <w:rPr>
-                <w:sz w:val="16"/>
-                <w:szCs w:val="16"/>
-              </w:rPr>
-              <w:t>Entregables</w:t>
-            </w:r>
-          </w:p>
-        </w:tc>
-        <w:tc>
-          <w:tcPr>
-            <w:tcW w:w="7400" w:type="dxa"/>
-            <w:tcMar>
-              <w:top w:w="50" w:type="dxa"/>
-              <w:left w:w="80" w:type="dxa"/>
-              <w:bottom w:w="50" w:type="dxa"/>
-              <w:right w:w="80" w:type="dxa"/>
-            </w:tcMar>
-          </w:tcPr>
-          <w:p>
-            <w:pPr>
-              <w:spacing w:line="230" w:lineRule="auto"/>
-            </w:pPr>
-            <w:r>
-              <w:rPr>
-                <w:sz w:val="16"/>
-                <w:szCs w:val="16"/>
-              </w:rPr>
-              <w:t>Informe PDF (máx. 7 págs.) · Notebook .ipynb · Repositorio con S1, S2 y resultados validados</w:t>
-            </w:r>
-          </w:p>
-        </w:tc>
-      </w:tr>
-      <w:tr>
-        <w:tc>
-          <w:tcPr>
-            <w:tcW w:w="2600" w:type="dxa"/>
-            <w:tcMar>
-              <w:top w:w="50" w:type="dxa"/>
-              <w:left w:w="80" w:type="dxa"/>
-              <w:bottom w:w="50" w:type="dxa"/>
-              <w:right w:w="80" w:type="dxa"/>
-            </w:tcMar>
-          </w:tcPr>
-          <w:p>
-            <w:pPr>
-              <w:spacing w:line="230" w:lineRule="auto"/>
-            </w:pPr>
-            <w:r>
-              <w:rPr>
-                <w:sz w:val="16"/>
-                <w:szCs w:val="16"/>
-              </w:rPr>
-              <w:t>Resultado de aprendizaje</w:t>
-            </w:r>
-          </w:p>
-        </w:tc>
-        <w:tc>
-          <w:tcPr>
-            <w:tcW w:w="7400" w:type="dxa"/>
-            <w:tcMar>
-              <w:top w:w="50" w:type="dxa"/>
-              <w:left w:w="80" w:type="dxa"/>
-              <w:bottom w:w="50" w:type="dxa"/>
-              <w:right w:w="80" w:type="dxa"/>
-            </w:tcMar>
-          </w:tcPr>
-          <w:p>
-            <w:pPr>
-              <w:spacing w:line="230" w:lineRule="auto"/>
-            </w:pPr>
-            <w:r>
-              <w:rPr>
-                <w:sz w:val="16"/>
-                <w:szCs w:val="16"/>
-              </w:rPr>
-              <w:t>RA2: implementar métodos computacionales de simulación y remuestreo para apoyar la toma de decisiones</w:t>
-            </w:r>
-          </w:p>
-        </w:tc>
-      </w:tr>
-      <w:tr>
-        <w:tc>
-          <w:tcPr>
-            <w:tcW w:w="2600" w:type="dxa"/>
-            <w:tcMar>
-              <w:top w:w="50" w:type="dxa"/>
-              <w:left w:w="80" w:type="dxa"/>
-              <w:bottom w:w="50" w:type="dxa"/>
-              <w:right w:w="80" w:type="dxa"/>
-            </w:tcMar>
-          </w:tcPr>
-          <w:p>
-            <w:pPr>
-              <w:spacing w:line="230" w:lineRule="auto"/>
-            </w:pPr>
-            <w:r>
-              <w:rPr>
-                <w:sz w:val="16"/>
-                <w:szCs w:val="16"/>
-              </w:rPr>
-              <w:t>Indicadores</w:t>
-            </w:r>
-          </w:p>
-        </w:tc>
-        <w:tc>
-          <w:tcPr>
-            <w:tcW w:w="7400" w:type="dxa"/>
-            <w:tcMar>
-              <w:top w:w="50" w:type="dxa"/>
-              <w:left w:w="80" w:type="dxa"/>
-              <w:bottom w:w="50" w:type="dxa"/>
-              <w:right w:w="80" w:type="dxa"/>
-            </w:tcMar>
-          </w:tcPr>
-          <w:p>
-            <w:pPr>
-              <w:spacing w:line="230" w:lineRule="auto"/>
-            </w:pPr>
-            <w:r>
-              <w:rPr>
-                <w:sz w:val="16"/>
-                <w:szCs w:val="16"/>
-              </w:rPr>
-              <w:t>ID2.1, ID2.2, ID2.3</w:t>
-            </w:r>
-          </w:p>
-        </w:tc>
-      </w:tr>
-      <w:tr>
-        <w:tc>
-          <w:tcPr>
-            <w:tcW w:w="2600" w:type="dxa"/>
-            <w:tcMar>
-              <w:top w:w="50" w:type="dxa"/>
-              <w:left w:w="80" w:type="dxa"/>
-              <w:bottom w:w="50" w:type="dxa"/>
-              <w:right w:w="80" w:type="dxa"/>
-            </w:tcMar>
-          </w:tcPr>
-          <w:p>
-            <w:pPr>
-              <w:spacing w:line="230" w:lineRule="auto"/>
-            </w:pPr>
-            <w:r>
-              <w:rPr>
-                <w:sz w:val="16"/>
-                <w:szCs w:val="16"/>
-              </w:rPr>
-              <w:t>Prerrequisito</w:t>
-            </w:r>
-          </w:p>
-        </w:tc>
-        <w:tc>
-          <w:tcPr>
-            <w:tcW w:w="7400" w:type="dxa"/>
-            <w:tcMar>
-              <w:top w:w="50" w:type="dxa"/>
-              <w:left w:w="80" w:type="dxa"/>
-              <w:bottom w:w="50" w:type="dxa"/>
-              <w:right w:w="80" w:type="dxa"/>
-            </w:tcMar>
-          </w:tcPr>
-          <w:p>
-            <w:pPr>
-              <w:spacing w:line="230" w:lineRule="auto"/>
-            </w:pPr>
-            <w:r>
-              <w:rPr>
-                <w:sz w:val="16"/>
-                <w:szCs w:val="16"/>
-              </w:rPr>
-              <w:t>Evaluación Sumativa 1</w:t>
-            </w:r>
-          </w:p>
-        </w:tc>
-      </w:tr>
-    </w:tbl>
-    <w:p>
-      <w:pPr>
-        <w:spacing w:after="140"/>
-      </w:pPr>
-    </w:p>
-    <w:p>
-      <w:pPr>
-        <w:spacing w:before="120" w:after="100"/>
-      </w:pPr>
-      <w:r>
-        <w:rPr>
+        <w:t>Conexión con evaluaciones anteriores</w:t>
+      </w:r>
+    </w:p>
+    <w:p>
+      <w:pPr>
+        <w:spacing w:after="100" w:line="252" w:lineRule="auto"/>
+        <w:jc w:val="both"/>
+        <w:rPr>
+          <w:rFonts w:asciiTheme="minorHAnsi" w:hAnsiTheme="minorHAnsi" w:cstheme="minorHAnsi"/>
+        </w:rPr>
+      </w:pPr>
+      <w:r>
+        <w:rPr>
+          <w:rFonts w:asciiTheme="minorHAnsi" w:hAnsiTheme="minorHAnsi" w:cstheme="minorHAnsi"/>
+        </w:rPr>
+        <w:t>Todo el trabajo se construye sobre los resultados propios de la Sumativa 1</w:t>
+      </w:r>
+      <w:r>
+        <w:rPr>
+          <w:rFonts w:asciiTheme="minorHAnsi" w:hAnsiTheme="minorHAnsi" w:cstheme="minorHAnsi"/>
+        </w:rPr>
+        <w:t xml:space="preserve">, donde </w:t>
+      </w:r>
+      <w:r>
+        <w:rPr>
+          <w:rFonts w:asciiTheme="minorHAnsi" w:hAnsiTheme="minorHAnsi" w:cstheme="minorHAnsi"/>
+        </w:rPr>
+        <w:t>las tres medias estimadas y la proporción de programas sobre el umbral, con sus intervalos clásicos</w:t>
+      </w:r>
+      <w:r>
+        <w:rPr>
+          <w:rFonts w:asciiTheme="minorHAnsi" w:hAnsiTheme="minorHAnsi" w:cstheme="minorHAnsi"/>
+        </w:rPr>
+        <w:t>. L</w:t>
+      </w:r>
+      <w:r>
+        <w:rPr>
+          <w:rFonts w:asciiTheme="minorHAnsi" w:hAnsiTheme="minorHAnsi" w:cstheme="minorHAnsi"/>
+        </w:rPr>
+        <w:t>a prueba t de Welch sobre la acreditación institucional</w:t>
+      </w:r>
+      <w:r>
+        <w:rPr>
+          <w:rFonts w:asciiTheme="minorHAnsi" w:hAnsiTheme="minorHAnsi" w:cstheme="minorHAnsi"/>
+        </w:rPr>
+        <w:t xml:space="preserve"> </w:t>
+      </w:r>
+      <w:r>
+        <w:rPr>
+          <w:rFonts w:asciiTheme="minorHAnsi" w:hAnsiTheme="minorHAnsi" w:cstheme="minorHAnsi"/>
+        </w:rPr>
+        <w:t>y las correlaciones del análisis bivariado. Cada apartado valida o pone a prueba uno de esos resultados, y la simulación del apartado 4 emplea parámetros estimados allí.</w:t>
+      </w:r>
+    </w:p>
+    <w:p>
+      <w:pPr>
+        <w:spacing w:after="100" w:line="252" w:lineRule="auto"/>
+        <w:jc w:val="both"/>
+        <w:rPr>
+          <w:rFonts w:asciiTheme="minorHAnsi" w:hAnsiTheme="minorHAnsi" w:cstheme="minorHAnsi"/>
+        </w:rPr>
+      </w:pPr>
+      <w:r>
+        <w:rPr>
+          <w:rFonts w:asciiTheme="minorHAnsi" w:hAnsiTheme="minorHAnsi" w:cstheme="minorHAnsi"/>
+        </w:rPr>
+        <w:t>El conjunto analítico reúne 9.678 programas de pregrado, construidos a partir de las bases abiertas del SIES. La unidad de análisis es el programa y la variable respuesta es el abandono aparente, definido como el complemento de la razón entre titulados e ingreso de la cohorte correspondiente.</w:t>
+      </w:r>
+    </w:p>
+    <w:p>
+      <w:pPr>
+        <w:spacing w:after="100" w:line="252" w:lineRule="auto"/>
+        <w:jc w:val="both"/>
+        <w:rPr>
+          <w:rFonts w:asciiTheme="minorHAnsi" w:hAnsiTheme="minorHAnsi" w:cstheme="minorHAnsi"/>
+        </w:rPr>
+      </w:pPr>
+    </w:p>
+    <w:p>
+      <w:pPr>
+        <w:spacing w:before="200" w:after="120"/>
+        <w:rPr>
+          <w:rFonts w:asciiTheme="minorHAnsi" w:hAnsiTheme="minorHAnsi" w:cstheme="minorHAnsi"/>
+        </w:rPr>
+      </w:pPr>
+      <w:r>
+        <w:rPr>
+          <w:rFonts w:asciiTheme="minorHAnsi" w:hAnsiTheme="minorHAnsi" w:cstheme="minorHAnsi"/>
           <w:b/>
           <w:bCs/>
-          <w:color w:val="1F3864"/>
           <w:sz w:val="24"/>
           <w:szCs w:val="24"/>
         </w:rPr>
-        <w:t>Conexión con evaluaciones anteriores</w:t>
-      </w:r>
-    </w:p>
-    <w:p>
-      <w:pPr>
-        <w:spacing w:after="100" w:line="252" w:lineRule="auto"/>
-        <w:jc w:val="both"/>
-      </w:pPr>
-      <w:r>
-        <w:t>Todo el trabajo se construye sobre los resultados propios de la Sumativa 1: las tres medias estimadas y la proporción de programas sobre el umbral, con sus intervalos clásicos; la prueba t de Welch sobre la acreditación institucional; y las correlaciones del análisis bivariado. Cada apartado valida o pone a prueba uno de esos resultados, y la simulación del apartado 4 emplea exclusivamente parámetros estimados allí.</w:t>
-      </w:r>
-    </w:p>
-    <w:p>
-      <w:pPr>
-        <w:spacing w:after="100" w:line="252" w:lineRule="auto"/>
-        <w:jc w:val="both"/>
-      </w:pPr>
-      <w:r>
-        <w:t xml:space="preserve">El conjunto analítico reúne </w:t>
-      </w:r>
-      <w:r>
-        <w:rPr>
-          <w:b/>
-          <w:bCs/>
-        </w:rPr>
-        <w:t>9.678 programas</w:t>
-      </w:r>
-      <w:r>
-        <w:t xml:space="preserve"> de pregrado, construidos a partir de las bases abiertas del SIES. La unidad de análisis es el programa y la variable respuesta es el abandono aparente, definido como el complemento de la razón entre titulados e ingreso de la cohorte correspondiente.</w:t>
-      </w:r>
-    </w:p>
-    <w:p>
-      <w:pPr>
-        <w:spacing w:before="200" w:after="120"/>
-      </w:pPr>
-      <w:r>
-        <w:rPr>
-          <w:b/>
-          <w:bCs/>
-          <w:color w:val="1F3864"/>
-          <w:sz w:val="24"/>
-          <w:szCs w:val="24"/>
-        </w:rPr>
         <w:t>Índice</w:t>
       </w:r>
     </w:p>
     <w:sdt>
       <w:sdtPr>
+        <w:rPr>
+          <w:rFonts w:asciiTheme="minorHAnsi" w:hAnsiTheme="minorHAnsi" w:cstheme="minorHAnsi"/>
+        </w:rPr>
         <w:alias w:val="Indice"/>
         <w:id w:val="-446858611"/>
       </w:sdtPr>
@@ -787,22 +531,37 @@
               <w:tab w:val="right" w:leader="dot" w:pos="9964"/>
             </w:tabs>
             <w:rPr>
+              <w:rFonts w:asciiTheme="minorHAnsi" w:eastAsiaTheme="minorEastAsia" w:hAnsiTheme="minorHAnsi" w:cstheme="minorBidi"/>
               <w:noProof/>
+              <w:kern w:val="2"/>
+              <w:sz w:val="24"/>
+              <w:szCs w:val="24"/>
+              <w14:ligatures w14:val="standardContextual"/>
             </w:rPr>
           </w:pPr>
           <w:r>
+            <w:rPr>
+              <w:rFonts w:asciiTheme="minorHAnsi" w:hAnsiTheme="minorHAnsi" w:cstheme="minorHAnsi"/>
+            </w:rPr>
             <w:fldChar w:fldCharType="begin"/>
           </w:r>
           <w:r>
+            <w:rPr>
+              <w:rFonts w:asciiTheme="minorHAnsi" w:hAnsiTheme="minorHAnsi" w:cstheme="minorHAnsi"/>
+            </w:rPr>
             <w:instrText>TOC \h \o "1-2"</w:instrText>
           </w:r>
           <w:r>
+            <w:rPr>
+              <w:rFonts w:asciiTheme="minorHAnsi" w:hAnsiTheme="minorHAnsi" w:cstheme="minorHAnsi"/>
+            </w:rPr>
             <w:fldChar w:fldCharType="separate"/>
           </w:r>
-          <w:hyperlink w:anchor="_Toc242820883" w:history="1">
+          <w:hyperlink w:anchor="_Toc243059331" w:history="1">
             <w:r>
               <w:rPr>
                 <w:rStyle w:val="Hyperlink"/>
+                <w:rFonts w:cstheme="minorHAnsi"/>
                 <w:b/>
                 <w:bCs/>
                 <w:noProof/>
@@ -825,7 +584,7 @@
               <w:rPr>
                 <w:noProof/>
               </w:rPr>
-              <w:instrText xml:space="preserve"> PAGEREF _Toc242820883 \h </w:instrText>
+              <w:instrText xml:space="preserve"> PAGEREF _Toc243059331 \h </w:instrText>
             </w:r>
             <w:r>
               <w:rPr>
@@ -859,13 +618,19 @@
               <w:tab w:val="right" w:leader="dot" w:pos="9964"/>
             </w:tabs>
             <w:rPr>
+              <w:rFonts w:asciiTheme="minorHAnsi" w:eastAsiaTheme="minorEastAsia" w:hAnsiTheme="minorHAnsi" w:cstheme="minorBidi"/>
               <w:noProof/>
+              <w:kern w:val="2"/>
+              <w:sz w:val="24"/>
+              <w:szCs w:val="24"/>
+              <w14:ligatures w14:val="standardContextual"/>
             </w:rPr>
           </w:pPr>
-          <w:hyperlink w:anchor="_Toc242820884" w:history="1">
+          <w:hyperlink w:anchor="_Toc243059332" w:history="1">
             <w:r>
               <w:rPr>
                 <w:rStyle w:val="Hyperlink"/>
+                <w:rFonts w:cstheme="minorHAnsi"/>
                 <w:b/>
                 <w:bCs/>
                 <w:noProof/>
@@ -888,7 +653,7 @@
               <w:rPr>
                 <w:noProof/>
               </w:rPr>
-              <w:instrText xml:space="preserve"> PAGEREF _Toc242820884 \h </w:instrText>
+              <w:instrText xml:space="preserve"> PAGEREF _Toc243059332 \h </w:instrText>
             </w:r>
             <w:r>
               <w:rPr>
@@ -922,13 +687,19 @@
               <w:tab w:val="right" w:leader="dot" w:pos="9964"/>
             </w:tabs>
             <w:rPr>
+              <w:rFonts w:asciiTheme="minorHAnsi" w:eastAsiaTheme="minorEastAsia" w:hAnsiTheme="minorHAnsi" w:cstheme="minorBidi"/>
               <w:noProof/>
+              <w:kern w:val="2"/>
+              <w:sz w:val="24"/>
+              <w:szCs w:val="24"/>
+              <w14:ligatures w14:val="standardContextual"/>
             </w:rPr>
           </w:pPr>
-          <w:hyperlink w:anchor="_Toc242820885" w:history="1">
+          <w:hyperlink w:anchor="_Toc243059333" w:history="1">
             <w:r>
               <w:rPr>
                 <w:rStyle w:val="Hyperlink"/>
+                <w:rFonts w:cstheme="minorHAnsi"/>
                 <w:b/>
                 <w:bCs/>
                 <w:noProof/>
@@ -951,7 +722,7 @@
               <w:rPr>
                 <w:noProof/>
               </w:rPr>
-              <w:instrText xml:space="preserve"> PAGEREF _Toc242820885 \h </w:instrText>
+              <w:instrText xml:space="preserve"> PAGEREF _Toc243059333 \h </w:instrText>
             </w:r>
             <w:r>
               <w:rPr>
@@ -985,13 +756,19 @@
               <w:tab w:val="right" w:leader="dot" w:pos="9964"/>
             </w:tabs>
             <w:rPr>
+              <w:rFonts w:asciiTheme="minorHAnsi" w:eastAsiaTheme="minorEastAsia" w:hAnsiTheme="minorHAnsi" w:cstheme="minorBidi"/>
               <w:noProof/>
+              <w:kern w:val="2"/>
+              <w:sz w:val="24"/>
+              <w:szCs w:val="24"/>
+              <w14:ligatures w14:val="standardContextual"/>
             </w:rPr>
           </w:pPr>
-          <w:hyperlink w:anchor="_Toc242820886" w:history="1">
+          <w:hyperlink w:anchor="_Toc243059334" w:history="1">
             <w:r>
               <w:rPr>
                 <w:rStyle w:val="Hyperlink"/>
+                <w:rFonts w:cstheme="minorHAnsi"/>
                 <w:b/>
                 <w:bCs/>
                 <w:noProof/>
@@ -1014,7 +791,7 @@
               <w:rPr>
                 <w:noProof/>
               </w:rPr>
-              <w:instrText xml:space="preserve"> PAGEREF _Toc242820886 \h </w:instrText>
+              <w:instrText xml:space="preserve"> PAGEREF _Toc243059334 \h </w:instrText>
             </w:r>
             <w:r>
               <w:rPr>
@@ -1048,13 +825,19 @@
               <w:tab w:val="right" w:leader="dot" w:pos="9964"/>
             </w:tabs>
             <w:rPr>
+              <w:rFonts w:asciiTheme="minorHAnsi" w:eastAsiaTheme="minorEastAsia" w:hAnsiTheme="minorHAnsi" w:cstheme="minorBidi"/>
               <w:noProof/>
+              <w:kern w:val="2"/>
+              <w:sz w:val="24"/>
+              <w:szCs w:val="24"/>
+              <w14:ligatures w14:val="standardContextual"/>
             </w:rPr>
           </w:pPr>
-          <w:hyperlink w:anchor="_Toc242820887" w:history="1">
+          <w:hyperlink w:anchor="_Toc243059335" w:history="1">
             <w:r>
               <w:rPr>
                 <w:rStyle w:val="Hyperlink"/>
+                <w:rFonts w:cstheme="minorHAnsi"/>
                 <w:b/>
                 <w:bCs/>
                 <w:noProof/>
@@ -1063,8 +846,18 @@
             </w:r>
             <w:r>
               <w:rPr>
+                <w:rStyle w:val="Hyperlink"/>
+                <w:rFonts w:cstheme="minorHAnsi"/>
+                <w:i/>
+                <w:iCs/>
                 <w:noProof/>
               </w:rPr>
+              <w:t>.</w:t>
+            </w:r>
+            <w:r>
+              <w:rPr>
+                <w:noProof/>
+              </w:rPr>
               <w:tab/>
             </w:r>
             <w:r>
@@ -1077,7 +870,7 @@
               <w:rPr>
                 <w:noProof/>
               </w:rPr>
-              <w:instrText xml:space="preserve"> PAGEREF _Toc242820887 \h </w:instrText>
+              <w:instrText xml:space="preserve"> PAGEREF _Toc243059335 \h </w:instrText>
             </w:r>
             <w:r>
               <w:rPr>
@@ -1111,13 +904,19 @@
               <w:tab w:val="right" w:leader="dot" w:pos="9964"/>
             </w:tabs>
             <w:rPr>
+              <w:rFonts w:asciiTheme="minorHAnsi" w:eastAsiaTheme="minorEastAsia" w:hAnsiTheme="minorHAnsi" w:cstheme="minorBidi"/>
               <w:noProof/>
+              <w:kern w:val="2"/>
+              <w:sz w:val="24"/>
+              <w:szCs w:val="24"/>
+              <w14:ligatures w14:val="standardContextual"/>
             </w:rPr>
           </w:pPr>
-          <w:hyperlink w:anchor="_Toc242820888" w:history="1">
+          <w:hyperlink w:anchor="_Toc243059336" w:history="1">
             <w:r>
               <w:rPr>
                 <w:rStyle w:val="Hyperlink"/>
+                <w:rFonts w:cstheme="minorHAnsi"/>
                 <w:b/>
                 <w:bCs/>
                 <w:noProof/>
@@ -1140,7 +939,7 @@
               <w:rPr>
                 <w:noProof/>
               </w:rPr>
-              <w:instrText xml:space="preserve"> PAGEREF _Toc242820888 \h </w:instrText>
+              <w:instrText xml:space="preserve"> PAGEREF _Toc243059336 \h </w:instrText>
             </w:r>
             <w:r>
               <w:rPr>
@@ -1174,13 +973,19 @@
               <w:tab w:val="right" w:leader="dot" w:pos="9964"/>
             </w:tabs>
             <w:rPr>
+              <w:rFonts w:asciiTheme="minorHAnsi" w:eastAsiaTheme="minorEastAsia" w:hAnsiTheme="minorHAnsi" w:cstheme="minorBidi"/>
               <w:noProof/>
+              <w:kern w:val="2"/>
+              <w:sz w:val="24"/>
+              <w:szCs w:val="24"/>
+              <w14:ligatures w14:val="standardContextual"/>
             </w:rPr>
           </w:pPr>
-          <w:hyperlink w:anchor="_Toc242820889" w:history="1">
+          <w:hyperlink w:anchor="_Toc243059337" w:history="1">
             <w:r>
               <w:rPr>
                 <w:rStyle w:val="Hyperlink"/>
+                <w:rFonts w:cstheme="minorHAnsi"/>
                 <w:b/>
                 <w:bCs/>
                 <w:noProof/>
@@ -1203,7 +1008,7 @@
               <w:rPr>
                 <w:noProof/>
               </w:rPr>
-              <w:instrText xml:space="preserve"> PAGEREF _Toc242820889 \h </w:instrText>
+              <w:instrText xml:space="preserve"> PAGEREF _Toc243059337 \h </w:instrText>
             </w:r>
             <w:r>
               <w:rPr>
@@ -1237,13 +1042,19 @@
               <w:tab w:val="right" w:leader="dot" w:pos="9964"/>
             </w:tabs>
             <w:rPr>
+              <w:rFonts w:asciiTheme="minorHAnsi" w:eastAsiaTheme="minorEastAsia" w:hAnsiTheme="minorHAnsi" w:cstheme="minorBidi"/>
               <w:noProof/>
+              <w:kern w:val="2"/>
+              <w:sz w:val="24"/>
+              <w:szCs w:val="24"/>
+              <w14:ligatures w14:val="standardContextual"/>
             </w:rPr>
           </w:pPr>
-          <w:hyperlink w:anchor="_Toc242820890" w:history="1">
+          <w:hyperlink w:anchor="_Toc243059338" w:history="1">
             <w:r>
               <w:rPr>
                 <w:rStyle w:val="Hyperlink"/>
+                <w:rFonts w:cstheme="minorHAnsi"/>
                 <w:b/>
                 <w:bCs/>
                 <w:noProof/>
@@ -1266,7 +1077,7 @@
               <w:rPr>
                 <w:noProof/>
               </w:rPr>
-              <w:instrText xml:space="preserve"> PAGEREF _Toc242820890 \h </w:instrText>
+              <w:instrText xml:space="preserve"> PAGEREF _Toc243059338 \h </w:instrText>
             </w:r>
             <w:r>
               <w:rPr>
@@ -1294,7 +1105,15 @@
           </w:hyperlink>
         </w:p>
         <w:p>
+          <w:pPr>
+            <w:rPr>
+              <w:rFonts w:asciiTheme="minorHAnsi" w:hAnsiTheme="minorHAnsi" w:cstheme="minorHAnsi"/>
+            </w:rPr>
+          </w:pPr>
           <w:r>
+            <w:rPr>
+              <w:rFonts w:asciiTheme="minorHAnsi" w:hAnsiTheme="minorHAnsi" w:cstheme="minorHAnsi"/>
+            </w:rPr>
             <w:fldChar w:fldCharType="end"/>
           </w:r>
         </w:p>
@@ -1302,6 +1121,9 @@
     </w:sdt>
     <w:p>
       <w:pPr>
+        <w:rPr>
+          <w:rFonts w:asciiTheme="minorHAnsi" w:hAnsiTheme="minorHAnsi" w:cstheme="minorHAnsi"/>
+        </w:rPr>
         <w:sectPr>
           <w:footerReference w:type="default" r:id="rId8"/>
           <w:pgSz w:w="12240" w:h="15840"/>
@@ -1315,13 +1137,18 @@
       <w:pPr>
         <w:pStyle w:val="Heading1"/>
         <w:spacing w:before="230" w:after="60"/>
-      </w:pPr>
-      <w:bookmarkStart w:id="0" w:name="_Toc242820883"/>
-      <w:r>
-        <w:rPr>
+        <w:rPr>
+          <w:rFonts w:asciiTheme="minorHAnsi" w:hAnsiTheme="minorHAnsi" w:cstheme="minorHAnsi"/>
+          <w:color w:val="auto"/>
+        </w:rPr>
+      </w:pPr>
+      <w:bookmarkStart w:id="0" w:name="_Toc243059331"/>
+      <w:r>
+        <w:rPr>
+          <w:rFonts w:asciiTheme="minorHAnsi" w:hAnsiTheme="minorHAnsi" w:cstheme="minorHAnsi"/>
           <w:b/>
           <w:bCs/>
-          <w:color w:val="1F3864"/>
+          <w:color w:val="auto"/>
           <w:sz w:val="25"/>
           <w:szCs w:val="25"/>
         </w:rPr>
@@ -1332,37 +1159,162 @@
     </w:p>
     <w:p>
       <w:pPr>
-        <w:spacing w:after="110" w:line="230" w:lineRule="auto"/>
-        <w:jc w:val="both"/>
-      </w:pPr>
-      <w:r>
-        <w:rPr>
-          <w:i/>
-          <w:iCs/>
-          <w:color w:val="666666"/>
-          <w:sz w:val="15"/>
-          <w:szCs w:val="15"/>
-        </w:rPr>
-        <w:t>(18 pts) Para al menos 3 parámetros estimados en S1: bootstrap no paramétrico (≥10.000 remuestras), IC por método percentil y BCa, comparación sistemática con el IC clásico y visualización de la distribución bootstrap. Analicen discrepancias y la confiabilidad de cada método según sus supuestos.</w:t>
-      </w:r>
-    </w:p>
-    <w:p>
-      <w:pPr>
         <w:spacing w:after="100" w:line="252" w:lineRule="auto"/>
         <w:jc w:val="both"/>
-      </w:pPr>
-      <w:r>
-        <w:t>Aplicamos bootstrap no paramétrico (Efron y Tibshirani, 1993) con 10.000 remuestras a cuatro parámetros de la Sumativa 1: las tres medias estimadas —abandono, edad de la matrícula y proporción de mujeres— y la proporción de programas que superan el umbral del 50 %, cuyo intervalo se había construido por el método de Wilson. Para cada uno calculamos el intervalo percentil y el BCa, que corrige sesgo y aceleración (Efron, 1987), y los comparamos con el clásico de S1.</w:t>
+        <w:rPr>
+          <w:rFonts w:asciiTheme="minorHAnsi" w:hAnsiTheme="minorHAnsi" w:cstheme="minorHAnsi"/>
+        </w:rPr>
+      </w:pPr>
+      <w:r>
+        <w:rPr>
+          <w:rFonts w:asciiTheme="minorHAnsi" w:hAnsiTheme="minorHAnsi" w:cstheme="minorHAnsi"/>
+        </w:rPr>
+        <w:t xml:space="preserve">Aplicamos bootstrap no paramétrico (Efron y Tibshirani, 1993) con 10.000 remuestras a cuatro parámetros de la </w:t>
+      </w:r>
+      <w:r>
+        <w:rPr>
+          <w:rFonts w:asciiTheme="minorHAnsi" w:hAnsiTheme="minorHAnsi" w:cstheme="minorHAnsi"/>
+        </w:rPr>
+        <w:t>s</w:t>
+      </w:r>
+      <w:r>
+        <w:rPr>
+          <w:rFonts w:asciiTheme="minorHAnsi" w:hAnsiTheme="minorHAnsi" w:cstheme="minorHAnsi"/>
+        </w:rPr>
+        <w:t>umativa 1</w:t>
+      </w:r>
+      <w:r>
+        <w:rPr>
+          <w:rFonts w:asciiTheme="minorHAnsi" w:hAnsiTheme="minorHAnsi" w:cstheme="minorHAnsi"/>
+        </w:rPr>
+        <w:t>. L</w:t>
+      </w:r>
+      <w:r>
+        <w:rPr>
+          <w:rFonts w:asciiTheme="minorHAnsi" w:hAnsiTheme="minorHAnsi" w:cstheme="minorHAnsi"/>
+        </w:rPr>
+        <w:t>as tres medias estimadas</w:t>
+      </w:r>
+      <w:r>
+        <w:rPr>
+          <w:rFonts w:asciiTheme="minorHAnsi" w:hAnsiTheme="minorHAnsi" w:cstheme="minorHAnsi"/>
+        </w:rPr>
+        <w:t xml:space="preserve"> que son </w:t>
+      </w:r>
+      <w:r>
+        <w:rPr>
+          <w:rFonts w:asciiTheme="minorHAnsi" w:hAnsiTheme="minorHAnsi" w:cstheme="minorHAnsi"/>
+        </w:rPr>
+        <w:t xml:space="preserve">abandono, </w:t>
+      </w:r>
+      <w:r>
+        <w:rPr>
+          <w:rFonts w:asciiTheme="minorHAnsi" w:hAnsiTheme="minorHAnsi" w:cstheme="minorHAnsi"/>
+        </w:rPr>
+        <w:t>tiempo</w:t>
+      </w:r>
+      <w:r>
+        <w:rPr>
+          <w:rFonts w:asciiTheme="minorHAnsi" w:hAnsiTheme="minorHAnsi" w:cstheme="minorHAnsi"/>
+        </w:rPr>
+        <w:t xml:space="preserve"> de matrícula y proporción de mujeres</w:t>
+      </w:r>
+      <w:r>
+        <w:rPr>
+          <w:rFonts w:asciiTheme="minorHAnsi" w:hAnsiTheme="minorHAnsi" w:cstheme="minorHAnsi"/>
+        </w:rPr>
+        <w:t xml:space="preserve">, más </w:t>
+      </w:r>
+      <w:r>
+        <w:rPr>
+          <w:rFonts w:asciiTheme="minorHAnsi" w:hAnsiTheme="minorHAnsi" w:cstheme="minorHAnsi"/>
+        </w:rPr>
+        <w:t xml:space="preserve">la proporción de programas que superan el umbral del 50 %, cuyo intervalo se había construido </w:t>
+      </w:r>
+      <w:r>
+        <w:rPr>
+          <w:rFonts w:asciiTheme="minorHAnsi" w:hAnsiTheme="minorHAnsi" w:cstheme="minorHAnsi"/>
+        </w:rPr>
+        <w:t>con</w:t>
+      </w:r>
+      <w:r>
+        <w:rPr>
+          <w:rFonts w:asciiTheme="minorHAnsi" w:hAnsiTheme="minorHAnsi" w:cstheme="minorHAnsi"/>
+        </w:rPr>
+        <w:t xml:space="preserve"> el método de Wilson. Para cada uno calculamos el intervalo percentil y el BCa, que corrige </w:t>
+      </w:r>
+      <w:r>
+        <w:rPr>
+          <w:rFonts w:asciiTheme="minorHAnsi" w:hAnsiTheme="minorHAnsi" w:cstheme="minorHAnsi"/>
+        </w:rPr>
+        <w:t xml:space="preserve">el </w:t>
+      </w:r>
+      <w:r>
+        <w:rPr>
+          <w:rFonts w:asciiTheme="minorHAnsi" w:hAnsiTheme="minorHAnsi" w:cstheme="minorHAnsi"/>
+        </w:rPr>
+        <w:t>sesgo y aceleración (Efron, 1987)</w:t>
+      </w:r>
+      <w:r>
+        <w:rPr>
+          <w:rFonts w:asciiTheme="minorHAnsi" w:hAnsiTheme="minorHAnsi" w:cstheme="minorHAnsi"/>
+        </w:rPr>
+        <w:t xml:space="preserve"> </w:t>
+      </w:r>
+      <w:r>
+        <w:rPr>
+          <w:rFonts w:asciiTheme="minorHAnsi" w:hAnsiTheme="minorHAnsi" w:cstheme="minorHAnsi"/>
+        </w:rPr>
+        <w:t>y los comparamos con el clásico de S1.</w:t>
       </w:r>
     </w:p>
     <w:p>
       <w:pPr>
         <w:spacing w:after="100" w:line="252" w:lineRule="auto"/>
         <w:jc w:val="both"/>
-      </w:pPr>
-      <w:r>
-        <w:t>Los tres métodos descansan en supuestos distintos: el clásico asume que la distribución de la media muestral es aproximadamente normal, el percentil supone que la distribución bootstrap está centrada y es simétrica, y el BCa relaja ese supuesto corrigiendo el sesgo (z₀) y la asimetría (a).</w:t>
-      </w:r>
+        <w:rPr>
+          <w:rFonts w:asciiTheme="minorHAnsi" w:hAnsiTheme="minorHAnsi" w:cstheme="minorHAnsi"/>
+        </w:rPr>
+      </w:pPr>
+      <w:r>
+        <w:rPr>
+          <w:rFonts w:asciiTheme="minorHAnsi" w:hAnsiTheme="minorHAnsi" w:cstheme="minorHAnsi"/>
+        </w:rPr>
+        <w:t>Los tres métodos descansan en supuestos distintos</w:t>
+      </w:r>
+      <w:r>
+        <w:rPr>
+          <w:rFonts w:asciiTheme="minorHAnsi" w:hAnsiTheme="minorHAnsi" w:cstheme="minorHAnsi"/>
+        </w:rPr>
+        <w:t xml:space="preserve">, </w:t>
+      </w:r>
+      <w:r>
+        <w:rPr>
+          <w:rFonts w:asciiTheme="minorHAnsi" w:hAnsiTheme="minorHAnsi" w:cstheme="minorHAnsi"/>
+        </w:rPr>
+        <w:t>el clásico asume que la distribución de la media muestral es aproximadamente normal, el percentil supone que la distribución bootstrap está</w:t>
+      </w:r>
+      <w:r>
+        <w:rPr>
+          <w:rFonts w:asciiTheme="minorHAnsi" w:hAnsiTheme="minorHAnsi" w:cstheme="minorHAnsi"/>
+        </w:rPr>
+        <w:t xml:space="preserve"> </w:t>
+      </w:r>
+      <w:r>
+        <w:rPr>
+          <w:rFonts w:asciiTheme="minorHAnsi" w:hAnsiTheme="minorHAnsi" w:cstheme="minorHAnsi"/>
+        </w:rPr>
+        <w:t>centrada y es simétrica, y el BCa relaja ese supuesto corrigiendo el sesgo (z₀) y la asimetría (a).</w:t>
+      </w:r>
+    </w:p>
+    <w:p>
+      <w:pPr>
+        <w:spacing w:after="100" w:line="252" w:lineRule="auto"/>
+        <w:jc w:val="both"/>
+        <w:rPr>
+          <w:rFonts w:asciiTheme="minorHAnsi" w:hAnsiTheme="minorHAnsi" w:cstheme="minorHAnsi"/>
+        </w:rPr>
+      </w:pPr>
     </w:p>
     <w:tbl>
       <w:tblPr>
@@ -1402,9 +1354,13 @@
           <w:p>
             <w:pPr>
               <w:spacing w:line="230" w:lineRule="auto"/>
-            </w:pPr>
-            <w:r>
-              <w:rPr>
+              <w:rPr>
+                <w:rFonts w:asciiTheme="minorHAnsi" w:hAnsiTheme="minorHAnsi" w:cstheme="minorHAnsi"/>
+              </w:rPr>
+            </w:pPr>
+            <w:r>
+              <w:rPr>
+                <w:rFonts w:asciiTheme="minorHAnsi" w:hAnsiTheme="minorHAnsi" w:cstheme="minorHAnsi"/>
                 <w:b/>
                 <w:bCs/>
                 <w:sz w:val="16"/>
@@ -1429,9 +1385,13 @@
             <w:pPr>
               <w:spacing w:line="230" w:lineRule="auto"/>
               <w:jc w:val="center"/>
-            </w:pPr>
-            <w:r>
-              <w:rPr>
+              <w:rPr>
+                <w:rFonts w:asciiTheme="minorHAnsi" w:hAnsiTheme="minorHAnsi" w:cstheme="minorHAnsi"/>
+              </w:rPr>
+            </w:pPr>
+            <w:r>
+              <w:rPr>
+                <w:rFonts w:asciiTheme="minorHAnsi" w:hAnsiTheme="minorHAnsi" w:cstheme="minorHAnsi"/>
                 <w:b/>
                 <w:bCs/>
                 <w:sz w:val="16"/>
@@ -1456,9 +1416,13 @@
             <w:pPr>
               <w:spacing w:line="230" w:lineRule="auto"/>
               <w:jc w:val="center"/>
-            </w:pPr>
-            <w:r>
-              <w:rPr>
+              <w:rPr>
+                <w:rFonts w:asciiTheme="minorHAnsi" w:hAnsiTheme="minorHAnsi" w:cstheme="minorHAnsi"/>
+              </w:rPr>
+            </w:pPr>
+            <w:r>
+              <w:rPr>
+                <w:rFonts w:asciiTheme="minorHAnsi" w:hAnsiTheme="minorHAnsi" w:cstheme="minorHAnsi"/>
                 <w:b/>
                 <w:bCs/>
                 <w:sz w:val="16"/>
@@ -1483,9 +1447,13 @@
             <w:pPr>
               <w:spacing w:line="230" w:lineRule="auto"/>
               <w:jc w:val="center"/>
-            </w:pPr>
-            <w:r>
-              <w:rPr>
+              <w:rPr>
+                <w:rFonts w:asciiTheme="minorHAnsi" w:hAnsiTheme="minorHAnsi" w:cstheme="minorHAnsi"/>
+              </w:rPr>
+            </w:pPr>
+            <w:r>
+              <w:rPr>
+                <w:rFonts w:asciiTheme="minorHAnsi" w:hAnsiTheme="minorHAnsi" w:cstheme="minorHAnsi"/>
                 <w:b/>
                 <w:bCs/>
                 <w:sz w:val="16"/>
@@ -1510,9 +1478,13 @@
             <w:pPr>
               <w:spacing w:line="230" w:lineRule="auto"/>
               <w:jc w:val="center"/>
-            </w:pPr>
-            <w:r>
-              <w:rPr>
+              <w:rPr>
+                <w:rFonts w:asciiTheme="minorHAnsi" w:hAnsiTheme="minorHAnsi" w:cstheme="minorHAnsi"/>
+              </w:rPr>
+            </w:pPr>
+            <w:r>
+              <w:rPr>
+                <w:rFonts w:asciiTheme="minorHAnsi" w:hAnsiTheme="minorHAnsi" w:cstheme="minorHAnsi"/>
                 <w:b/>
                 <w:bCs/>
                 <w:sz w:val="16"/>
@@ -1537,9 +1509,13 @@
           <w:p>
             <w:pPr>
               <w:spacing w:line="230" w:lineRule="auto"/>
-            </w:pPr>
-            <w:r>
-              <w:rPr>
+              <w:rPr>
+                <w:rFonts w:asciiTheme="minorHAnsi" w:hAnsiTheme="minorHAnsi" w:cstheme="minorHAnsi"/>
+              </w:rPr>
+            </w:pPr>
+            <w:r>
+              <w:rPr>
+                <w:rFonts w:asciiTheme="minorHAnsi" w:hAnsiTheme="minorHAnsi" w:cstheme="minorHAnsi"/>
                 <w:sz w:val="16"/>
                 <w:szCs w:val="16"/>
               </w:rPr>
@@ -1561,9 +1537,13 @@
             <w:pPr>
               <w:spacing w:line="230" w:lineRule="auto"/>
               <w:jc w:val="center"/>
-            </w:pPr>
-            <w:r>
-              <w:rPr>
+              <w:rPr>
+                <w:rFonts w:asciiTheme="minorHAnsi" w:hAnsiTheme="minorHAnsi" w:cstheme="minorHAnsi"/>
+              </w:rPr>
+            </w:pPr>
+            <w:r>
+              <w:rPr>
+                <w:rFonts w:asciiTheme="minorHAnsi" w:hAnsiTheme="minorHAnsi" w:cstheme="minorHAnsi"/>
                 <w:sz w:val="16"/>
                 <w:szCs w:val="16"/>
               </w:rPr>
@@ -1585,9 +1565,13 @@
             <w:pPr>
               <w:spacing w:line="230" w:lineRule="auto"/>
               <w:jc w:val="center"/>
-            </w:pPr>
-            <w:r>
-              <w:rPr>
+              <w:rPr>
+                <w:rFonts w:asciiTheme="minorHAnsi" w:hAnsiTheme="minorHAnsi" w:cstheme="minorHAnsi"/>
+              </w:rPr>
+            </w:pPr>
+            <w:r>
+              <w:rPr>
+                <w:rFonts w:asciiTheme="minorHAnsi" w:hAnsiTheme="minorHAnsi" w:cstheme="minorHAnsi"/>
                 <w:sz w:val="16"/>
                 <w:szCs w:val="16"/>
               </w:rPr>
@@ -1609,9 +1593,13 @@
             <w:pPr>
               <w:spacing w:line="230" w:lineRule="auto"/>
               <w:jc w:val="center"/>
-            </w:pPr>
-            <w:r>
-              <w:rPr>
+              <w:rPr>
+                <w:rFonts w:asciiTheme="minorHAnsi" w:hAnsiTheme="minorHAnsi" w:cstheme="minorHAnsi"/>
+              </w:rPr>
+            </w:pPr>
+            <w:r>
+              <w:rPr>
+                <w:rFonts w:asciiTheme="minorHAnsi" w:hAnsiTheme="minorHAnsi" w:cstheme="minorHAnsi"/>
                 <w:sz w:val="16"/>
                 <w:szCs w:val="16"/>
               </w:rPr>
@@ -1633,9 +1621,13 @@
             <w:pPr>
               <w:spacing w:line="230" w:lineRule="auto"/>
               <w:jc w:val="center"/>
-            </w:pPr>
-            <w:r>
-              <w:rPr>
+              <w:rPr>
+                <w:rFonts w:asciiTheme="minorHAnsi" w:hAnsiTheme="minorHAnsi" w:cstheme="minorHAnsi"/>
+              </w:rPr>
+            </w:pPr>
+            <w:r>
+              <w:rPr>
+                <w:rFonts w:asciiTheme="minorHAnsi" w:hAnsiTheme="minorHAnsi" w:cstheme="minorHAnsi"/>
                 <w:sz w:val="16"/>
                 <w:szCs w:val="16"/>
               </w:rPr>
@@ -1658,13 +1650,17 @@
           <w:p>
             <w:pPr>
               <w:spacing w:line="230" w:lineRule="auto"/>
-            </w:pPr>
-            <w:r>
-              <w:rPr>
-                <w:sz w:val="16"/>
-                <w:szCs w:val="16"/>
-              </w:rPr>
-              <w:t>Edad media (años)</w:t>
+              <w:rPr>
+                <w:rFonts w:asciiTheme="minorHAnsi" w:hAnsiTheme="minorHAnsi" w:cstheme="minorHAnsi"/>
+              </w:rPr>
+            </w:pPr>
+            <w:r>
+              <w:rPr>
+                <w:rFonts w:asciiTheme="minorHAnsi" w:hAnsiTheme="minorHAnsi" w:cstheme="minorHAnsi"/>
+                <w:sz w:val="16"/>
+                <w:szCs w:val="16"/>
+              </w:rPr>
+              <w:t>Edad media de los estudiantes</w:t>
             </w:r>
           </w:p>
         </w:tc>
@@ -1682,9 +1678,13 @@
             <w:pPr>
               <w:spacing w:line="230" w:lineRule="auto"/>
               <w:jc w:val="center"/>
-            </w:pPr>
-            <w:r>
-              <w:rPr>
+              <w:rPr>
+                <w:rFonts w:asciiTheme="minorHAnsi" w:hAnsiTheme="minorHAnsi" w:cstheme="minorHAnsi"/>
+              </w:rPr>
+            </w:pPr>
+            <w:r>
+              <w:rPr>
+                <w:rFonts w:asciiTheme="minorHAnsi" w:hAnsiTheme="minorHAnsi" w:cstheme="minorHAnsi"/>
                 <w:sz w:val="16"/>
                 <w:szCs w:val="16"/>
               </w:rPr>
@@ -1706,9 +1706,13 @@
             <w:pPr>
               <w:spacing w:line="230" w:lineRule="auto"/>
               <w:jc w:val="center"/>
-            </w:pPr>
-            <w:r>
-              <w:rPr>
+              <w:rPr>
+                <w:rFonts w:asciiTheme="minorHAnsi" w:hAnsiTheme="minorHAnsi" w:cstheme="minorHAnsi"/>
+              </w:rPr>
+            </w:pPr>
+            <w:r>
+              <w:rPr>
+                <w:rFonts w:asciiTheme="minorHAnsi" w:hAnsiTheme="minorHAnsi" w:cstheme="minorHAnsi"/>
                 <w:sz w:val="16"/>
                 <w:szCs w:val="16"/>
               </w:rPr>
@@ -1730,9 +1734,13 @@
             <w:pPr>
               <w:spacing w:line="230" w:lineRule="auto"/>
               <w:jc w:val="center"/>
-            </w:pPr>
-            <w:r>
-              <w:rPr>
+              <w:rPr>
+                <w:rFonts w:asciiTheme="minorHAnsi" w:hAnsiTheme="minorHAnsi" w:cstheme="minorHAnsi"/>
+              </w:rPr>
+            </w:pPr>
+            <w:r>
+              <w:rPr>
+                <w:rFonts w:asciiTheme="minorHAnsi" w:hAnsiTheme="minorHAnsi" w:cstheme="minorHAnsi"/>
                 <w:sz w:val="16"/>
                 <w:szCs w:val="16"/>
               </w:rPr>
@@ -1754,20 +1762,17 @@
             <w:pPr>
               <w:spacing w:line="230" w:lineRule="auto"/>
               <w:jc w:val="center"/>
-            </w:pPr>
-            <w:r>
-              <w:rPr>
-                <w:sz w:val="16"/>
-                <w:szCs w:val="16"/>
-              </w:rPr>
-              <w:t>−</w:t>
-            </w:r>
-            <w:r>
-              <w:rPr>
-                <w:sz w:val="16"/>
-                <w:szCs w:val="16"/>
-              </w:rPr>
-              <w:t>0,75 %</w:t>
+              <w:rPr>
+                <w:rFonts w:asciiTheme="minorHAnsi" w:hAnsiTheme="minorHAnsi" w:cstheme="minorHAnsi"/>
+              </w:rPr>
+            </w:pPr>
+            <w:r>
+              <w:rPr>
+                <w:rFonts w:asciiTheme="minorHAnsi" w:hAnsiTheme="minorHAnsi" w:cstheme="minorHAnsi"/>
+                <w:sz w:val="16"/>
+                <w:szCs w:val="16"/>
+              </w:rPr>
+              <w:t>−0,75 %</w:t>
             </w:r>
           </w:p>
         </w:tc>
@@ -1786,9 +1791,13 @@
           <w:p>
             <w:pPr>
               <w:spacing w:line="230" w:lineRule="auto"/>
-            </w:pPr>
-            <w:r>
-              <w:rPr>
+              <w:rPr>
+                <w:rFonts w:asciiTheme="minorHAnsi" w:hAnsiTheme="minorHAnsi" w:cstheme="minorHAnsi"/>
+              </w:rPr>
+            </w:pPr>
+            <w:r>
+              <w:rPr>
+                <w:rFonts w:asciiTheme="minorHAnsi" w:hAnsiTheme="minorHAnsi" w:cstheme="minorHAnsi"/>
                 <w:sz w:val="16"/>
                 <w:szCs w:val="16"/>
               </w:rPr>
@@ -1810,9 +1819,13 @@
             <w:pPr>
               <w:spacing w:line="230" w:lineRule="auto"/>
               <w:jc w:val="center"/>
-            </w:pPr>
-            <w:r>
-              <w:rPr>
+              <w:rPr>
+                <w:rFonts w:asciiTheme="minorHAnsi" w:hAnsiTheme="minorHAnsi" w:cstheme="minorHAnsi"/>
+              </w:rPr>
+            </w:pPr>
+            <w:r>
+              <w:rPr>
+                <w:rFonts w:asciiTheme="minorHAnsi" w:hAnsiTheme="minorHAnsi" w:cstheme="minorHAnsi"/>
                 <w:sz w:val="16"/>
                 <w:szCs w:val="16"/>
               </w:rPr>
@@ -1834,9 +1847,13 @@
             <w:pPr>
               <w:spacing w:line="230" w:lineRule="auto"/>
               <w:jc w:val="center"/>
-            </w:pPr>
-            <w:r>
-              <w:rPr>
+              <w:rPr>
+                <w:rFonts w:asciiTheme="minorHAnsi" w:hAnsiTheme="minorHAnsi" w:cstheme="minorHAnsi"/>
+              </w:rPr>
+            </w:pPr>
+            <w:r>
+              <w:rPr>
+                <w:rFonts w:asciiTheme="minorHAnsi" w:hAnsiTheme="minorHAnsi" w:cstheme="minorHAnsi"/>
                 <w:sz w:val="16"/>
                 <w:szCs w:val="16"/>
               </w:rPr>
@@ -1858,9 +1875,13 @@
             <w:pPr>
               <w:spacing w:line="230" w:lineRule="auto"/>
               <w:jc w:val="center"/>
-            </w:pPr>
-            <w:r>
-              <w:rPr>
+              <w:rPr>
+                <w:rFonts w:asciiTheme="minorHAnsi" w:hAnsiTheme="minorHAnsi" w:cstheme="minorHAnsi"/>
+              </w:rPr>
+            </w:pPr>
+            <w:r>
+              <w:rPr>
+                <w:rFonts w:asciiTheme="minorHAnsi" w:hAnsiTheme="minorHAnsi" w:cstheme="minorHAnsi"/>
                 <w:sz w:val="16"/>
                 <w:szCs w:val="16"/>
               </w:rPr>
@@ -1882,20 +1903,17 @@
             <w:pPr>
               <w:spacing w:line="230" w:lineRule="auto"/>
               <w:jc w:val="center"/>
-            </w:pPr>
-            <w:r>
-              <w:rPr>
-                <w:sz w:val="16"/>
-                <w:szCs w:val="16"/>
-              </w:rPr>
-              <w:t>−</w:t>
-            </w:r>
-            <w:r>
-              <w:rPr>
-                <w:sz w:val="16"/>
-                <w:szCs w:val="16"/>
-              </w:rPr>
-              <w:t>0,59 %</w:t>
+              <w:rPr>
+                <w:rFonts w:asciiTheme="minorHAnsi" w:hAnsiTheme="minorHAnsi" w:cstheme="minorHAnsi"/>
+              </w:rPr>
+            </w:pPr>
+            <w:r>
+              <w:rPr>
+                <w:rFonts w:asciiTheme="minorHAnsi" w:hAnsiTheme="minorHAnsi" w:cstheme="minorHAnsi"/>
+                <w:sz w:val="16"/>
+                <w:szCs w:val="16"/>
+              </w:rPr>
+              <w:t>−0,59 %</w:t>
             </w:r>
           </w:p>
         </w:tc>
@@ -1914,9 +1932,13 @@
           <w:p>
             <w:pPr>
               <w:spacing w:line="230" w:lineRule="auto"/>
-            </w:pPr>
-            <w:r>
-              <w:rPr>
+              <w:rPr>
+                <w:rFonts w:asciiTheme="minorHAnsi" w:hAnsiTheme="minorHAnsi" w:cstheme="minorHAnsi"/>
+              </w:rPr>
+            </w:pPr>
+            <w:r>
+              <w:rPr>
+                <w:rFonts w:asciiTheme="minorHAnsi" w:hAnsiTheme="minorHAnsi" w:cstheme="minorHAnsi"/>
                 <w:sz w:val="16"/>
                 <w:szCs w:val="16"/>
               </w:rPr>
@@ -1938,9 +1960,13 @@
             <w:pPr>
               <w:spacing w:line="230" w:lineRule="auto"/>
               <w:jc w:val="center"/>
-            </w:pPr>
-            <w:r>
-              <w:rPr>
+              <w:rPr>
+                <w:rFonts w:asciiTheme="minorHAnsi" w:hAnsiTheme="minorHAnsi" w:cstheme="minorHAnsi"/>
+              </w:rPr>
+            </w:pPr>
+            <w:r>
+              <w:rPr>
+                <w:rFonts w:asciiTheme="minorHAnsi" w:hAnsiTheme="minorHAnsi" w:cstheme="minorHAnsi"/>
                 <w:sz w:val="16"/>
                 <w:szCs w:val="16"/>
               </w:rPr>
@@ -1962,9 +1988,13 @@
             <w:pPr>
               <w:spacing w:line="230" w:lineRule="auto"/>
               <w:jc w:val="center"/>
-            </w:pPr>
-            <w:r>
-              <w:rPr>
+              <w:rPr>
+                <w:rFonts w:asciiTheme="minorHAnsi" w:hAnsiTheme="minorHAnsi" w:cstheme="minorHAnsi"/>
+              </w:rPr>
+            </w:pPr>
+            <w:r>
+              <w:rPr>
+                <w:rFonts w:asciiTheme="minorHAnsi" w:hAnsiTheme="minorHAnsi" w:cstheme="minorHAnsi"/>
                 <w:sz w:val="16"/>
                 <w:szCs w:val="16"/>
               </w:rPr>
@@ -1986,9 +2016,13 @@
             <w:pPr>
               <w:spacing w:line="230" w:lineRule="auto"/>
               <w:jc w:val="center"/>
-            </w:pPr>
-            <w:r>
-              <w:rPr>
+              <w:rPr>
+                <w:rFonts w:asciiTheme="minorHAnsi" w:hAnsiTheme="minorHAnsi" w:cstheme="minorHAnsi"/>
+              </w:rPr>
+            </w:pPr>
+            <w:r>
+              <w:rPr>
+                <w:rFonts w:asciiTheme="minorHAnsi" w:hAnsiTheme="minorHAnsi" w:cstheme="minorHAnsi"/>
                 <w:sz w:val="16"/>
                 <w:szCs w:val="16"/>
               </w:rPr>
@@ -2010,20 +2044,17 @@
             <w:pPr>
               <w:spacing w:line="230" w:lineRule="auto"/>
               <w:jc w:val="center"/>
-            </w:pPr>
-            <w:r>
-              <w:rPr>
-                <w:sz w:val="16"/>
-                <w:szCs w:val="16"/>
-              </w:rPr>
-              <w:t>−</w:t>
-            </w:r>
-            <w:r>
-              <w:rPr>
-                <w:sz w:val="16"/>
-                <w:szCs w:val="16"/>
-              </w:rPr>
-              <w:t>0,86 %</w:t>
+              <w:rPr>
+                <w:rFonts w:asciiTheme="minorHAnsi" w:hAnsiTheme="minorHAnsi" w:cstheme="minorHAnsi"/>
+              </w:rPr>
+            </w:pPr>
+            <w:r>
+              <w:rPr>
+                <w:rFonts w:asciiTheme="minorHAnsi" w:hAnsiTheme="minorHAnsi" w:cstheme="minorHAnsi"/>
+                <w:sz w:val="16"/>
+                <w:szCs w:val="16"/>
+              </w:rPr>
+              <w:t>−0,86 %</w:t>
             </w:r>
           </w:p>
         </w:tc>
@@ -2033,12 +2064,15 @@
       <w:pPr>
         <w:spacing w:before="50" w:after="130"/>
         <w:jc w:val="center"/>
-      </w:pPr>
-      <w:r>
-        <w:rPr>
+        <w:rPr>
+          <w:rFonts w:asciiTheme="minorHAnsi" w:hAnsiTheme="minorHAnsi" w:cstheme="minorHAnsi"/>
+        </w:rPr>
+      </w:pPr>
+      <w:r>
+        <w:rPr>
+          <w:rFonts w:asciiTheme="minorHAnsi" w:hAnsiTheme="minorHAnsi" w:cstheme="minorHAnsi"/>
           <w:i/>
           <w:iCs/>
-          <w:color w:val="555555"/>
           <w:sz w:val="15"/>
           <w:szCs w:val="15"/>
         </w:rPr>
@@ -2049,9 +2083,13 @@
       <w:pPr>
         <w:spacing w:before="110" w:after="40"/>
         <w:jc w:val="center"/>
-      </w:pPr>
-      <w:r>
-        <w:rPr>
+        <w:rPr>
+          <w:rFonts w:asciiTheme="minorHAnsi" w:hAnsiTheme="minorHAnsi" w:cstheme="minorHAnsi"/>
+        </w:rPr>
+      </w:pPr>
+      <w:r>
+        <w:rPr>
+          <w:rFonts w:asciiTheme="minorHAnsi" w:hAnsiTheme="minorHAnsi" w:cstheme="minorHAnsi"/>
           <w:noProof/>
         </w:rPr>
         <w:drawing>
@@ -2098,12 +2136,15 @@
       <w:pPr>
         <w:spacing w:after="130"/>
         <w:jc w:val="center"/>
-      </w:pPr>
-      <w:r>
-        <w:rPr>
+        <w:rPr>
+          <w:rFonts w:asciiTheme="minorHAnsi" w:hAnsiTheme="minorHAnsi" w:cstheme="minorHAnsi"/>
+        </w:rPr>
+      </w:pPr>
+      <w:r>
+        <w:rPr>
+          <w:rFonts w:asciiTheme="minorHAnsi" w:hAnsiTheme="minorHAnsi" w:cstheme="minorHAnsi"/>
           <w:i/>
           <w:iCs/>
-          <w:color w:val="555555"/>
           <w:sz w:val="15"/>
           <w:szCs w:val="15"/>
         </w:rPr>
@@ -2114,123 +2155,266 @@
       <w:pPr>
         <w:spacing w:after="100" w:line="252" w:lineRule="auto"/>
         <w:jc w:val="both"/>
-      </w:pPr>
-      <w:r>
-        <w:rPr>
+        <w:rPr>
+          <w:rFonts w:asciiTheme="minorHAnsi" w:hAnsiTheme="minorHAnsi" w:cstheme="minorHAnsi"/>
+        </w:rPr>
+      </w:pPr>
+      <w:r>
+        <w:rPr>
+          <w:rFonts w:asciiTheme="minorHAnsi" w:hAnsiTheme="minorHAnsi" w:cstheme="minorHAnsi"/>
+        </w:rPr>
+        <w:t>Los factores de corrección son próximos a cero en los cuatro casos</w:t>
+      </w:r>
+      <w:r>
+        <w:rPr>
+          <w:rFonts w:asciiTheme="minorHAnsi" w:hAnsiTheme="minorHAnsi" w:cstheme="minorHAnsi"/>
+        </w:rPr>
+        <w:t>, donde</w:t>
+      </w:r>
+      <w:r>
+        <w:rPr>
+          <w:rFonts w:asciiTheme="minorHAnsi" w:hAnsiTheme="minorHAnsi" w:cstheme="minorHAnsi"/>
+        </w:rPr>
+        <w:t xml:space="preserve"> z₀ varía entre −0,015 y +0,017, y a entre −0,0003 y +0,0020. En </w:t>
+      </w:r>
+      <w:r>
+        <w:rPr>
+          <w:rFonts w:asciiTheme="minorHAnsi" w:hAnsiTheme="minorHAnsi" w:cstheme="minorHAnsi"/>
+        </w:rPr>
+        <w:t>consecuencia,</w:t>
+      </w:r>
+      <w:r>
+        <w:rPr>
+          <w:rFonts w:asciiTheme="minorHAnsi" w:hAnsiTheme="minorHAnsi" w:cstheme="minorHAnsi"/>
+        </w:rPr>
+        <w:t xml:space="preserve"> el BCa apenas se desplaza respecto del percentil</w:t>
+      </w:r>
+      <w:r>
+        <w:rPr>
+          <w:rFonts w:asciiTheme="minorHAnsi" w:hAnsiTheme="minorHAnsi" w:cstheme="minorHAnsi"/>
+        </w:rPr>
+        <w:t xml:space="preserve">, </w:t>
+      </w:r>
+      <w:r>
+        <w:rPr>
+          <w:rFonts w:asciiTheme="minorHAnsi" w:hAnsiTheme="minorHAnsi" w:cstheme="minorHAnsi"/>
+        </w:rPr>
+        <w:t xml:space="preserve">como máximo 0,0016 en la edad de los estudiantes y los tres intervalos se superponen, con discrepancias de amplitud inferiores al 0,9 %. Que </w:t>
+      </w:r>
+      <w:r>
+        <w:rPr>
+          <w:rFonts w:asciiTheme="minorHAnsi" w:hAnsiTheme="minorHAnsi" w:cstheme="minorHAnsi"/>
+        </w:rPr>
+        <w:t xml:space="preserve">el </w:t>
+      </w:r>
+      <w:r>
+        <w:rPr>
+          <w:rFonts w:asciiTheme="minorHAnsi" w:hAnsiTheme="minorHAnsi" w:cstheme="minorHAnsi"/>
+        </w:rPr>
+        <w:t xml:space="preserve">percentil y BCa coincidan indica además que los estimadores son </w:t>
+      </w:r>
+      <w:r>
+        <w:rPr>
+          <w:rFonts w:asciiTheme="minorHAnsi" w:hAnsiTheme="minorHAnsi" w:cstheme="minorHAnsi"/>
+        </w:rPr>
+        <w:t xml:space="preserve">no </w:t>
+      </w:r>
+      <w:r>
+        <w:rPr>
+          <w:rFonts w:asciiTheme="minorHAnsi" w:hAnsiTheme="minorHAnsi" w:cstheme="minorHAnsi"/>
+        </w:rPr>
+        <w:t>sesgados en la práctica y que su distribución no está torcida.</w:t>
+      </w:r>
+    </w:p>
+    <w:p>
+      <w:pPr>
+        <w:spacing w:after="100" w:line="252" w:lineRule="auto"/>
+        <w:jc w:val="both"/>
+        <w:rPr>
+          <w:rFonts w:asciiTheme="minorHAnsi" w:hAnsiTheme="minorHAnsi" w:cstheme="minorHAnsi"/>
+        </w:rPr>
+      </w:pPr>
+      <w:r>
+        <w:rPr>
+          <w:rFonts w:asciiTheme="minorHAnsi" w:hAnsiTheme="minorHAnsi" w:cstheme="minorHAnsi"/>
+        </w:rPr>
+        <w:t>S</w:t>
+      </w:r>
+      <w:r>
+        <w:rPr>
+          <w:rFonts w:asciiTheme="minorHAnsi" w:hAnsiTheme="minorHAnsi" w:cstheme="minorHAnsi"/>
+        </w:rPr>
+        <w:t xml:space="preserve">ignifica que el supuesto que la Sumativa 1 invocó sin comprobar se sostiene con </w:t>
+      </w:r>
+      <w:r>
+        <w:rPr>
+          <w:rFonts w:asciiTheme="minorHAnsi" w:hAnsiTheme="minorHAnsi" w:cstheme="minorHAnsi"/>
+        </w:rPr>
+        <w:t xml:space="preserve">las </w:t>
+      </w:r>
+      <w:r>
+        <w:rPr>
+          <w:rFonts w:asciiTheme="minorHAnsi" w:hAnsiTheme="minorHAnsi" w:cstheme="minorHAnsi"/>
+        </w:rPr>
+        <w:t>9.678 observaciones</w:t>
+      </w:r>
+      <w:r>
+        <w:rPr>
+          <w:rFonts w:asciiTheme="minorHAnsi" w:hAnsiTheme="minorHAnsi" w:cstheme="minorHAnsi"/>
+        </w:rPr>
+        <w:t>. La</w:t>
+      </w:r>
+      <w:r>
+        <w:rPr>
+          <w:rFonts w:asciiTheme="minorHAnsi" w:hAnsiTheme="minorHAnsi" w:cstheme="minorHAnsi"/>
+        </w:rPr>
+        <w:t xml:space="preserve"> distribución bootstrap de cada media resulta simétrica y campaniforme pese a que la variable de origen no lo sea, y el estimador no presenta sesgo apreciable. Cuando la variable es asimétrica o la cola es larga, z₀ y </w:t>
+      </w:r>
+      <w:r>
+        <w:rPr>
+          <w:rFonts w:asciiTheme="minorHAnsi" w:hAnsiTheme="minorHAnsi" w:cstheme="minorHAnsi"/>
+        </w:rPr>
+        <w:t>“</w:t>
+      </w:r>
+      <w:r>
+        <w:rPr>
+          <w:rFonts w:asciiTheme="minorHAnsi" w:hAnsiTheme="minorHAnsi" w:cstheme="minorHAnsi"/>
+        </w:rPr>
+        <w:t>a</w:t>
+      </w:r>
+      <w:r>
+        <w:rPr>
+          <w:rFonts w:asciiTheme="minorHAnsi" w:hAnsiTheme="minorHAnsi" w:cstheme="minorHAnsi"/>
+        </w:rPr>
+        <w:t>”</w:t>
+      </w:r>
+      <w:r>
+        <w:rPr>
+          <w:rFonts w:asciiTheme="minorHAnsi" w:hAnsiTheme="minorHAnsi" w:cstheme="minorHAnsi"/>
+        </w:rPr>
+        <w:t xml:space="preserve"> crecen y el BCa se vuelve el más confiable</w:t>
+      </w:r>
+      <w:r>
+        <w:rPr>
+          <w:rFonts w:asciiTheme="minorHAnsi" w:hAnsiTheme="minorHAnsi" w:cstheme="minorHAnsi"/>
+        </w:rPr>
+        <w:t>. A</w:t>
+      </w:r>
+      <w:r>
+        <w:rPr>
+          <w:rFonts w:asciiTheme="minorHAnsi" w:hAnsiTheme="minorHAnsi" w:cstheme="minorHAnsi"/>
+        </w:rPr>
+        <w:t xml:space="preserve">quí los tres coinciden y el </w:t>
+      </w:r>
+      <w:r>
+        <w:rPr>
+          <w:rFonts w:asciiTheme="minorHAnsi" w:hAnsiTheme="minorHAnsi" w:cstheme="minorHAnsi"/>
+        </w:rPr>
+        <w:t>clásico basto</w:t>
+      </w:r>
+      <w:r>
+        <w:rPr>
+          <w:rFonts w:asciiTheme="minorHAnsi" w:hAnsiTheme="minorHAnsi" w:cstheme="minorHAnsi"/>
+        </w:rPr>
+        <w:t>.</w:t>
+      </w:r>
+    </w:p>
+    <w:p>
+      <w:pPr>
+        <w:spacing w:after="100" w:line="252" w:lineRule="auto"/>
+        <w:jc w:val="both"/>
+        <w:rPr>
+          <w:rFonts w:asciiTheme="minorHAnsi" w:hAnsiTheme="minorHAnsi" w:cstheme="minorHAnsi"/>
+        </w:rPr>
+      </w:pPr>
+      <w:r>
+        <w:rPr>
+          <w:rFonts w:asciiTheme="minorHAnsi" w:hAnsiTheme="minorHAnsi" w:cstheme="minorHAnsi"/>
+        </w:rPr>
+        <w:t xml:space="preserve">El </w:t>
+      </w:r>
+      <w:r>
+        <w:rPr>
+          <w:rFonts w:asciiTheme="minorHAnsi" w:hAnsiTheme="minorHAnsi" w:cstheme="minorHAnsi"/>
+        </w:rPr>
+        <w:t>bootstrap valida la precisión con que se estima el promedio, no la construcción de la variable. Si el abandono aparente sobreestima el abandono real</w:t>
+      </w:r>
+      <w:r>
+        <w:rPr>
+          <w:rFonts w:asciiTheme="minorHAnsi" w:hAnsiTheme="minorHAnsi" w:cstheme="minorHAnsi"/>
+        </w:rPr>
+        <w:t xml:space="preserve">, </w:t>
+      </w:r>
+      <w:r>
+        <w:rPr>
+          <w:rFonts w:asciiTheme="minorHAnsi" w:hAnsiTheme="minorHAnsi" w:cstheme="minorHAnsi"/>
+        </w:rPr>
+        <w:t>y la Sumativa 1 argumentó que lo hace, el bootstrap reproducirá fielmente ese sesgo, porque remuestrea los mismos datos que lo contienen.</w:t>
+      </w:r>
+    </w:p>
+    <w:p>
+      <w:pPr>
+        <w:pStyle w:val="Heading1"/>
+        <w:spacing w:before="230" w:after="60"/>
+        <w:rPr>
+          <w:rFonts w:asciiTheme="minorHAnsi" w:hAnsiTheme="minorHAnsi" w:cstheme="minorHAnsi"/>
+          <w:color w:val="auto"/>
+        </w:rPr>
+      </w:pPr>
+      <w:bookmarkStart w:id="1" w:name="_Toc243059332"/>
+      <w:r>
+        <w:rPr>
+          <w:rFonts w:asciiTheme="minorHAnsi" w:hAnsiTheme="minorHAnsi" w:cstheme="minorHAnsi"/>
           <w:b/>
           <w:bCs/>
-        </w:rPr>
-        <w:t>Los factores de corrección son próximos a cero en los cuatro casos</w:t>
-      </w:r>
-      <w:r>
-        <w:t xml:space="preserve">: z₀ varía entre −0,015 y +0,017, y a entre −0,0003 y +0,0020. En consecuencia el BCa apenas se desplaza respecto del percentil —como máximo 0,0016 en la edad media— y los tres intervalos se superponen, con discrepancias de amplitud inferiores al 0,9 %. Que percentil y BCa coincidan indica además que </w:t>
-      </w:r>
-      <w:r>
-        <w:rPr>
-          <w:b/>
-          <w:bCs/>
-        </w:rPr>
-        <w:t>los estimadores son insesgados en la práctica</w:t>
-      </w:r>
-      <w:r>
-        <w:t xml:space="preserve"> y que su distribución no está torcida.</w:t>
-      </w:r>
+          <w:color w:val="auto"/>
+          <w:sz w:val="25"/>
+          <w:szCs w:val="25"/>
+        </w:rPr>
+        <w:t>2. Validación de pruebas de hipótesis mediante permutación</w:t>
+      </w:r>
+      <w:bookmarkEnd w:id="1"/>
     </w:p>
     <w:p>
       <w:pPr>
         <w:spacing w:after="100" w:line="252" w:lineRule="auto"/>
         <w:jc w:val="both"/>
-      </w:pPr>
-      <w:r>
-        <w:t xml:space="preserve">Ese acuerdo significa que </w:t>
-      </w:r>
-      <w:r>
-        <w:rPr>
-          <w:b/>
-          <w:bCs/>
-        </w:rPr>
-        <w:t>el supuesto que la Sumativa 1 invocó sin comprobar se sostiene</w:t>
-      </w:r>
-      <w:r>
-        <w:t>: con 9.678 observaciones la distribución bootstrap de cada media resulta simétrica y campaniforme pese a que la variable de origen no lo sea, y el estimador no presenta sesgo apreciable. Cuando la variable es asimétrica o la cola es larga, z₀ y a crecen y el BCa se vuelve el más confiable; aquí los tres coinciden y el clásico basta.</w:t>
+        <w:rPr>
+          <w:rFonts w:asciiTheme="minorHAnsi" w:hAnsiTheme="minorHAnsi" w:cstheme="minorHAnsi"/>
+        </w:rPr>
+      </w:pPr>
+      <w:r>
+        <w:rPr>
+          <w:rFonts w:asciiTheme="minorHAnsi" w:hAnsiTheme="minorHAnsi" w:cstheme="minorHAnsi"/>
+        </w:rPr>
+        <w:lastRenderedPageBreak/>
+        <w:t>Validamos la t de Welch sobre la acreditación institucional, que en S1 comparó el abandono de los programas de instituciones nunca acreditadas (n = 757) con el de las siempre acreditadas (n = 7.672). Es el contraste que más pesa en las conclusiones</w:t>
+      </w:r>
+      <w:r>
+        <w:rPr>
+          <w:rFonts w:asciiTheme="minorHAnsi" w:hAnsiTheme="minorHAnsi" w:cstheme="minorHAnsi"/>
+        </w:rPr>
+        <w:t xml:space="preserve"> pues</w:t>
+      </w:r>
+      <w:r>
+        <w:rPr>
+          <w:rFonts w:asciiTheme="minorHAnsi" w:hAnsiTheme="minorHAnsi" w:cstheme="minorHAnsi"/>
+        </w:rPr>
+        <w:t xml:space="preserve"> fue el único con tamaño del efecto grande (d = 0,80) y el que sostiene la recomendación de focalización.</w:t>
       </w:r>
     </w:p>
     <w:p>
       <w:pPr>
         <w:spacing w:after="100" w:line="252" w:lineRule="auto"/>
         <w:jc w:val="both"/>
-      </w:pPr>
-      <w:r>
-        <w:rPr>
-          <w:i/>
-          <w:iCs/>
-        </w:rPr>
-        <w:t>Una advertencia que el acuerdo no debe ocultar.</w:t>
-      </w:r>
-      <w:r>
-        <w:t xml:space="preserve"> El bootstrap valida la precisión con que se estima el promedio, no la construcción de la variable. Si el abandono aparente sobreestima el abandono real —y la Sumativa 1 argumentó que lo hace—, el bootstrap reproducirá fielmente ese sesgo, porque remuestrea los mismos datos que lo contienen.</w:t>
-      </w:r>
-    </w:p>
-    <w:p>
-      <w:pPr>
-        <w:pStyle w:val="Heading1"/>
-        <w:spacing w:before="230" w:after="60"/>
-      </w:pPr>
-      <w:bookmarkStart w:id="1" w:name="_Toc242820884"/>
-      <w:r>
-        <w:rPr>
-          <w:b/>
-          <w:bCs/>
-          <w:color w:val="1F3864"/>
-          <w:sz w:val="25"/>
-          <w:szCs w:val="25"/>
-        </w:rPr>
-        <w:t>2. Validación de pruebas de hipótesis mediante permutación</w:t>
-      </w:r>
-      <w:bookmarkEnd w:id="1"/>
-    </w:p>
-    <w:p>
-      <w:pPr>
-        <w:spacing w:after="110" w:line="230" w:lineRule="auto"/>
-        <w:jc w:val="both"/>
-      </w:pPr>
-      <w:r>
-        <w:rPr>
-          <w:i/>
-          <w:iCs/>
-          <w:color w:val="666666"/>
-          <w:sz w:val="15"/>
-          <w:szCs w:val="15"/>
-        </w:rPr>
-        <w:lastRenderedPageBreak/>
-        <w:t>(15 pts) Seleccionen al menos una prueba de S1; implementen un test de permutación (≥10.000 permutaciones); comparen el valor p de permutación con el paramétrico original y discutan la concordancia entre ambos enfoques.</w:t>
-      </w:r>
-    </w:p>
-    <w:p>
-      <w:pPr>
-        <w:spacing w:after="100" w:line="252" w:lineRule="auto"/>
-        <w:jc w:val="both"/>
-      </w:pPr>
-      <w:r>
-        <w:t xml:space="preserve">Validamos la </w:t>
-      </w:r>
-      <w:r>
-        <w:rPr>
-          <w:b/>
-          <w:bCs/>
-        </w:rPr>
-        <w:t>t de Welch sobre la acreditación institucional</w:t>
-      </w:r>
-      <w:r>
-        <w:t>, que en S1 comparó el abandono de los programas de instituciones nunca acreditadas (n = 757) con el de las siempre acreditadas (n = 7.672). Es el contraste que más pesa en las conclusiones: fue el único con tamaño del efecto grande (d = 0,80) y el que sostiene la recomendación de focalización.</w:t>
-      </w:r>
-    </w:p>
-    <w:p>
-      <w:pPr>
-        <w:spacing w:after="100" w:line="252" w:lineRule="auto"/>
-        <w:jc w:val="both"/>
-      </w:pPr>
-      <w:r>
+        <w:rPr>
+          <w:rFonts w:asciiTheme="minorHAnsi" w:hAnsiTheme="minorHAnsi" w:cstheme="minorHAnsi"/>
+        </w:rPr>
+      </w:pPr>
+      <w:r>
+        <w:rPr>
+          <w:rFonts w:asciiTheme="minorHAnsi" w:hAnsiTheme="minorHAnsi" w:cstheme="minorHAnsi"/>
+        </w:rPr>
         <w:t>Si la acreditación fuese irrelevante, las etiquetas de grupo serían intercambiables. El test de permutación (Good, 2005) reasigna esas etiquetas al azar 10.000 veces y construye así la distribución del estadístico bajo la hipótesis nula, sin suponer normalidad ni aproximar grados de libertad.</w:t>
       </w:r>
     </w:p>
@@ -2238,9 +2422,13 @@
       <w:pPr>
         <w:spacing w:before="110" w:after="40"/>
         <w:jc w:val="center"/>
-      </w:pPr>
-      <w:r>
-        <w:rPr>
+        <w:rPr>
+          <w:rFonts w:asciiTheme="minorHAnsi" w:hAnsiTheme="minorHAnsi" w:cstheme="minorHAnsi"/>
+        </w:rPr>
+      </w:pPr>
+      <w:r>
+        <w:rPr>
+          <w:rFonts w:asciiTheme="minorHAnsi" w:hAnsiTheme="minorHAnsi" w:cstheme="minorHAnsi"/>
           <w:noProof/>
         </w:rPr>
         <w:drawing>
@@ -2287,12 +2475,15 @@
       <w:pPr>
         <w:spacing w:after="130"/>
         <w:jc w:val="center"/>
-      </w:pPr>
-      <w:r>
-        <w:rPr>
+        <w:rPr>
+          <w:rFonts w:asciiTheme="minorHAnsi" w:hAnsiTheme="minorHAnsi" w:cstheme="minorHAnsi"/>
+        </w:rPr>
+      </w:pPr>
+      <w:r>
+        <w:rPr>
+          <w:rFonts w:asciiTheme="minorHAnsi" w:hAnsiTheme="minorHAnsi" w:cstheme="minorHAnsi"/>
           <w:i/>
           <w:iCs/>
-          <w:color w:val="555555"/>
           <w:sz w:val="15"/>
           <w:szCs w:val="15"/>
         </w:rPr>
@@ -2303,112 +2494,114 @@
       <w:pPr>
         <w:spacing w:after="100" w:line="252" w:lineRule="auto"/>
         <w:jc w:val="both"/>
-      </w:pPr>
-      <w:r>
-        <w:t xml:space="preserve">La diferencia observada es de </w:t>
-      </w:r>
-      <w:r>
-        <w:rPr>
+        <w:rPr>
+          <w:rFonts w:asciiTheme="minorHAnsi" w:hAnsiTheme="minorHAnsi" w:cstheme="minorHAnsi"/>
+        </w:rPr>
+      </w:pPr>
+      <w:r>
+        <w:rPr>
+          <w:rFonts w:asciiTheme="minorHAnsi" w:hAnsiTheme="minorHAnsi" w:cstheme="minorHAnsi"/>
+        </w:rPr>
+        <w:t>La diferencia observada es de +0,1757, mientras que la distribución nula se concentra en cero con una desviación típica de 0,0085 y un máximo absoluto de 0,0386</w:t>
+      </w:r>
+      <w:r>
+        <w:rPr>
+          <w:rFonts w:asciiTheme="minorHAnsi" w:hAnsiTheme="minorHAnsi" w:cstheme="minorHAnsi"/>
+        </w:rPr>
+        <w:t>. N</w:t>
+      </w:r>
+      <w:r>
+        <w:rPr>
+          <w:rFonts w:asciiTheme="minorHAnsi" w:hAnsiTheme="minorHAnsi" w:cstheme="minorHAnsi"/>
+        </w:rPr>
+        <w:t>inguna de las 10.000 permutaciones se acerca al valor observado, de modo que el valor p de permutación es 0,0002, el mínimo que el procedimiento puede devolver en un contraste bilateral. La distancia es de más de veinte desviaciones típicas de la distribución nula.</w:t>
+      </w:r>
+    </w:p>
+    <w:p>
+      <w:pPr>
+        <w:spacing w:after="100" w:line="252" w:lineRule="auto"/>
+        <w:jc w:val="both"/>
+        <w:rPr>
+          <w:rFonts w:asciiTheme="minorHAnsi" w:hAnsiTheme="minorHAnsi" w:cstheme="minorHAnsi"/>
+        </w:rPr>
+      </w:pPr>
+      <w:r>
+        <w:rPr>
+          <w:rFonts w:asciiTheme="minorHAnsi" w:hAnsiTheme="minorHAnsi" w:cstheme="minorHAnsi"/>
+        </w:rPr>
+        <w:t>Coincide con el resultado paramétrico de S1 en la decisión, pero ambos valores no son comparables en magnitud. El paramétrico, de 1,2 × 10⁻⁷⁷, extrapola a la cola de una distribución teórica y aparenta una precisión que no tiene, porque ninguna observación respalda esa región. El de permutación solo afirma lo que observó. Para este caso resulta más apropiado, por dos razones</w:t>
+      </w:r>
+      <w:r>
+        <w:rPr>
+          <w:rFonts w:asciiTheme="minorHAnsi" w:hAnsiTheme="minorHAnsi" w:cstheme="minorHAnsi"/>
+        </w:rPr>
+        <w:t xml:space="preserve">, </w:t>
+      </w:r>
+      <w:r>
+        <w:rPr>
+          <w:rFonts w:asciiTheme="minorHAnsi" w:hAnsiTheme="minorHAnsi" w:cstheme="minorHAnsi"/>
+        </w:rPr>
+        <w:t>no exige supuestos distribucionales y los grupos son muy desiguales en tamaño, situación en que las aproximaciones asintóticas se comportan peor.</w:t>
+      </w:r>
+    </w:p>
+    <w:p>
+      <w:pPr>
+        <w:pStyle w:val="Heading1"/>
+        <w:spacing w:before="230" w:after="60"/>
+        <w:rPr>
+          <w:rFonts w:asciiTheme="minorHAnsi" w:hAnsiTheme="minorHAnsi" w:cstheme="minorHAnsi"/>
+          <w:color w:val="auto"/>
+        </w:rPr>
+      </w:pPr>
+      <w:bookmarkStart w:id="2" w:name="_Toc243059333"/>
+      <w:r>
+        <w:rPr>
+          <w:rFonts w:asciiTheme="minorHAnsi" w:hAnsiTheme="minorHAnsi" w:cstheme="minorHAnsi"/>
           <w:b/>
           <w:bCs/>
-        </w:rPr>
-        <w:t>+0,1757</w:t>
-      </w:r>
-      <w:r>
-        <w:t xml:space="preserve">, mientras que la distribución nula se concentra en cero con una desviación típica de 0,0085 y un máximo absoluto de 0,0386: </w:t>
-      </w:r>
-      <w:r>
-        <w:rPr>
-          <w:b/>
-          <w:bCs/>
-        </w:rPr>
-        <w:t>ninguna de las 10.000 permutaciones se acerca al valor observado</w:t>
-      </w:r>
-      <w:r>
-        <w:t xml:space="preserve">, de modo que el valor p de permutación es 0,0002, el mínimo que el procedimiento puede devolver en un contraste bilateral. La distancia es de </w:t>
-      </w:r>
-      <w:r>
-        <w:rPr>
-          <w:b/>
-          <w:bCs/>
-        </w:rPr>
-        <w:t>más de veinte desviaciones típicas</w:t>
-      </w:r>
-      <w:r>
-        <w:t xml:space="preserve"> de la distribución nula.</w:t>
-      </w:r>
+          <w:color w:val="auto"/>
+          <w:sz w:val="25"/>
+          <w:szCs w:val="25"/>
+        </w:rPr>
+        <w:t>3. Evaluación de estabilidad de correlaciones</w:t>
+      </w:r>
+      <w:bookmarkEnd w:id="2"/>
     </w:p>
     <w:p>
       <w:pPr>
         <w:spacing w:after="100" w:line="252" w:lineRule="auto"/>
         <w:jc w:val="both"/>
-      </w:pPr>
-      <w:r>
-        <w:t xml:space="preserve">Coincide con el resultado paramétrico de S1 en la decisión, pero </w:t>
-      </w:r>
-      <w:r>
-        <w:rPr>
-          <w:b/>
-          <w:bCs/>
-        </w:rPr>
-        <w:t>ambos valores no son comparables en magnitud</w:t>
-      </w:r>
-      <w:r>
-        <w:t>. El paramétrico, de 1,2 × 10⁻⁷⁷, extrapola a la cola de una distribución teórica y aparenta una precisión que no tiene, porque ninguna observación respalda esa región. El de permutación solo afirma lo que observó. Para este caso resulta más apropiado, por dos razones: no exige supuestos distribucionales y los grupos son muy desiguales en tamaño, situación en que las aproximaciones asintóticas se comportan peor.</w:t>
-      </w:r>
-    </w:p>
-    <w:p>
-      <w:pPr>
-        <w:pStyle w:val="Heading1"/>
-        <w:spacing w:before="230" w:after="60"/>
-      </w:pPr>
-      <w:bookmarkStart w:id="2" w:name="_Toc242820885"/>
-      <w:r>
-        <w:rPr>
-          <w:b/>
-          <w:bCs/>
-          <w:color w:val="1F3864"/>
-          <w:sz w:val="25"/>
-          <w:szCs w:val="25"/>
-        </w:rPr>
-        <w:t>3. Evaluación de estabilidad de correlaciones</w:t>
-      </w:r>
-      <w:bookmarkEnd w:id="2"/>
-    </w:p>
-    <w:p>
-      <w:pPr>
-        <w:spacing w:after="110" w:line="230" w:lineRule="auto"/>
-        <w:jc w:val="both"/>
-      </w:pPr>
-      <w:r>
-        <w:rPr>
-          <w:i/>
-          <w:iCs/>
-          <w:color w:val="666666"/>
-          <w:sz w:val="15"/>
-          <w:szCs w:val="15"/>
-        </w:rPr>
-        <w:t>(6 pts) Seleccionen 3 a 5 correlaciones relevantes de S1 y evalúen su estabilidad mediante IC bootstrap al 95 %, identificando correlaciones robustas e inestables.</w:t>
+        <w:rPr>
+          <w:rFonts w:asciiTheme="minorHAnsi" w:hAnsiTheme="minorHAnsi" w:cstheme="minorHAnsi"/>
+        </w:rPr>
+      </w:pPr>
+      <w:r>
+        <w:rPr>
+          <w:rFonts w:asciiTheme="minorHAnsi" w:hAnsiTheme="minorHAnsi" w:cstheme="minorHAnsi"/>
+        </w:rPr>
+        <w:t>Evaluamos cinco correlaciones de S1 con intervalos bootstrap al 95 %, remuestreando pares completos de observaciones para preservar la dependencia entre las dos variables. En S1 las nueve correlaciones reportadas resultaron significativas al 5 % por efecto del tamaño muestral</w:t>
+      </w:r>
+      <w:r>
+        <w:rPr>
+          <w:rFonts w:asciiTheme="minorHAnsi" w:hAnsiTheme="minorHAnsi" w:cstheme="minorHAnsi"/>
+        </w:rPr>
+        <w:t>,</w:t>
+      </w:r>
+      <w:r>
+        <w:rPr>
+          <w:rFonts w:asciiTheme="minorHAnsi" w:hAnsiTheme="minorHAnsi" w:cstheme="minorHAnsi"/>
+        </w:rPr>
+        <w:t xml:space="preserve"> la significación, sin embargo, no informa sobre la estabilidad.</w:t>
       </w:r>
     </w:p>
     <w:p>
       <w:pPr>
         <w:spacing w:after="100" w:line="252" w:lineRule="auto"/>
         <w:jc w:val="both"/>
-      </w:pPr>
-      <w:r>
-        <w:t xml:space="preserve">Evaluamos cinco correlaciones de S1 con intervalos bootstrap al 95 %, remuestreando </w:t>
-      </w:r>
-      <w:r>
-        <w:rPr>
-          <w:b/>
-          <w:bCs/>
-        </w:rPr>
-        <w:t>pares completos de observaciones</w:t>
-      </w:r>
-      <w:r>
-        <w:t xml:space="preserve"> para preservar la dependencia entre las dos variables. En S1 las nueve correlaciones reportadas resultaron significativas al 5 % por efecto del tamaño muestral; la significación, sin embargo, no informa sobre la estabilidad.</w:t>
-      </w:r>
+        <w:rPr>
+          <w:rFonts w:asciiTheme="minorHAnsi" w:hAnsiTheme="minorHAnsi" w:cstheme="minorHAnsi"/>
+        </w:rPr>
+      </w:pPr>
     </w:p>
     <w:tbl>
       <w:tblPr>
@@ -2448,9 +2641,13 @@
           <w:p>
             <w:pPr>
               <w:spacing w:line="230" w:lineRule="auto"/>
-            </w:pPr>
-            <w:r>
-              <w:rPr>
+              <w:rPr>
+                <w:rFonts w:asciiTheme="minorHAnsi" w:hAnsiTheme="minorHAnsi" w:cstheme="minorHAnsi"/>
+              </w:rPr>
+            </w:pPr>
+            <w:r>
+              <w:rPr>
+                <w:rFonts w:asciiTheme="minorHAnsi" w:hAnsiTheme="minorHAnsi" w:cstheme="minorHAnsi"/>
                 <w:b/>
                 <w:bCs/>
                 <w:sz w:val="16"/>
@@ -2475,9 +2672,13 @@
             <w:pPr>
               <w:spacing w:line="230" w:lineRule="auto"/>
               <w:jc w:val="center"/>
-            </w:pPr>
-            <w:r>
-              <w:rPr>
+              <w:rPr>
+                <w:rFonts w:asciiTheme="minorHAnsi" w:hAnsiTheme="minorHAnsi" w:cstheme="minorHAnsi"/>
+              </w:rPr>
+            </w:pPr>
+            <w:r>
+              <w:rPr>
+                <w:rFonts w:asciiTheme="minorHAnsi" w:hAnsiTheme="minorHAnsi" w:cstheme="minorHAnsi"/>
                 <w:b/>
                 <w:bCs/>
                 <w:sz w:val="16"/>
@@ -2502,9 +2703,13 @@
             <w:pPr>
               <w:spacing w:line="230" w:lineRule="auto"/>
               <w:jc w:val="center"/>
-            </w:pPr>
-            <w:r>
-              <w:rPr>
+              <w:rPr>
+                <w:rFonts w:asciiTheme="minorHAnsi" w:hAnsiTheme="minorHAnsi" w:cstheme="minorHAnsi"/>
+              </w:rPr>
+            </w:pPr>
+            <w:r>
+              <w:rPr>
+                <w:rFonts w:asciiTheme="minorHAnsi" w:hAnsiTheme="minorHAnsi" w:cstheme="minorHAnsi"/>
                 <w:b/>
                 <w:bCs/>
                 <w:sz w:val="16"/>
@@ -2529,9 +2734,13 @@
             <w:pPr>
               <w:spacing w:line="230" w:lineRule="auto"/>
               <w:jc w:val="center"/>
-            </w:pPr>
-            <w:r>
-              <w:rPr>
+              <w:rPr>
+                <w:rFonts w:asciiTheme="minorHAnsi" w:hAnsiTheme="minorHAnsi" w:cstheme="minorHAnsi"/>
+              </w:rPr>
+            </w:pPr>
+            <w:r>
+              <w:rPr>
+                <w:rFonts w:asciiTheme="minorHAnsi" w:hAnsiTheme="minorHAnsi" w:cstheme="minorHAnsi"/>
                 <w:b/>
                 <w:bCs/>
                 <w:sz w:val="16"/>
@@ -2555,9 +2764,13 @@
           <w:p>
             <w:pPr>
               <w:spacing w:line="230" w:lineRule="auto"/>
-            </w:pPr>
-            <w:r>
-              <w:rPr>
+              <w:rPr>
+                <w:rFonts w:asciiTheme="minorHAnsi" w:hAnsiTheme="minorHAnsi" w:cstheme="minorHAnsi"/>
+              </w:rPr>
+            </w:pPr>
+            <w:r>
+              <w:rPr>
+                <w:rFonts w:asciiTheme="minorHAnsi" w:hAnsiTheme="minorHAnsi" w:cstheme="minorHAnsi"/>
                 <w:b/>
                 <w:bCs/>
                 <w:sz w:val="16"/>
@@ -2582,9 +2795,13 @@
           <w:p>
             <w:pPr>
               <w:spacing w:line="230" w:lineRule="auto"/>
-            </w:pPr>
-            <w:r>
-              <w:rPr>
+              <w:rPr>
+                <w:rFonts w:asciiTheme="minorHAnsi" w:hAnsiTheme="minorHAnsi" w:cstheme="minorHAnsi"/>
+              </w:rPr>
+            </w:pPr>
+            <w:r>
+              <w:rPr>
+                <w:rFonts w:asciiTheme="minorHAnsi" w:hAnsiTheme="minorHAnsi" w:cstheme="minorHAnsi"/>
                 <w:sz w:val="16"/>
                 <w:szCs w:val="16"/>
               </w:rPr>
@@ -2606,20 +2823,17 @@
             <w:pPr>
               <w:spacing w:line="230" w:lineRule="auto"/>
               <w:jc w:val="center"/>
-            </w:pPr>
-            <w:r>
-              <w:rPr>
-                <w:sz w:val="16"/>
-                <w:szCs w:val="16"/>
-              </w:rPr>
-              <w:t>−</w:t>
-            </w:r>
-            <w:r>
-              <w:rPr>
-                <w:sz w:val="16"/>
-                <w:szCs w:val="16"/>
-              </w:rPr>
-              <w:t>0,311</w:t>
+              <w:rPr>
+                <w:rFonts w:asciiTheme="minorHAnsi" w:hAnsiTheme="minorHAnsi" w:cstheme="minorHAnsi"/>
+              </w:rPr>
+            </w:pPr>
+            <w:r>
+              <w:rPr>
+                <w:rFonts w:asciiTheme="minorHAnsi" w:hAnsiTheme="minorHAnsi" w:cstheme="minorHAnsi"/>
+                <w:sz w:val="16"/>
+                <w:szCs w:val="16"/>
+              </w:rPr>
+              <w:t>−0,311</w:t>
             </w:r>
           </w:p>
         </w:tc>
@@ -2637,9 +2851,13 @@
             <w:pPr>
               <w:spacing w:line="230" w:lineRule="auto"/>
               <w:jc w:val="center"/>
-            </w:pPr>
-            <w:r>
-              <w:rPr>
+              <w:rPr>
+                <w:rFonts w:asciiTheme="minorHAnsi" w:hAnsiTheme="minorHAnsi" w:cstheme="minorHAnsi"/>
+              </w:rPr>
+            </w:pPr>
+            <w:r>
+              <w:rPr>
+                <w:rFonts w:asciiTheme="minorHAnsi" w:hAnsiTheme="minorHAnsi" w:cstheme="minorHAnsi"/>
                 <w:sz w:val="16"/>
                 <w:szCs w:val="16"/>
               </w:rPr>
@@ -2661,9 +2879,13 @@
             <w:pPr>
               <w:spacing w:line="230" w:lineRule="auto"/>
               <w:jc w:val="center"/>
-            </w:pPr>
-            <w:r>
-              <w:rPr>
+              <w:rPr>
+                <w:rFonts w:asciiTheme="minorHAnsi" w:hAnsiTheme="minorHAnsi" w:cstheme="minorHAnsi"/>
+              </w:rPr>
+            </w:pPr>
+            <w:r>
+              <w:rPr>
+                <w:rFonts w:asciiTheme="minorHAnsi" w:hAnsiTheme="minorHAnsi" w:cstheme="minorHAnsi"/>
                 <w:sz w:val="16"/>
                 <w:szCs w:val="16"/>
               </w:rPr>
@@ -2684,9 +2906,13 @@
           <w:p>
             <w:pPr>
               <w:spacing w:line="230" w:lineRule="auto"/>
-            </w:pPr>
-            <w:r>
-              <w:rPr>
+              <w:rPr>
+                <w:rFonts w:asciiTheme="minorHAnsi" w:hAnsiTheme="minorHAnsi" w:cstheme="minorHAnsi"/>
+              </w:rPr>
+            </w:pPr>
+            <w:r>
+              <w:rPr>
+                <w:rFonts w:asciiTheme="minorHAnsi" w:hAnsiTheme="minorHAnsi" w:cstheme="minorHAnsi"/>
                 <w:sz w:val="16"/>
                 <w:szCs w:val="16"/>
               </w:rPr>
@@ -2709,9 +2935,13 @@
           <w:p>
             <w:pPr>
               <w:spacing w:line="230" w:lineRule="auto"/>
-            </w:pPr>
-            <w:r>
-              <w:rPr>
+              <w:rPr>
+                <w:rFonts w:asciiTheme="minorHAnsi" w:hAnsiTheme="minorHAnsi" w:cstheme="minorHAnsi"/>
+              </w:rPr>
+            </w:pPr>
+            <w:r>
+              <w:rPr>
+                <w:rFonts w:asciiTheme="minorHAnsi" w:hAnsiTheme="minorHAnsi" w:cstheme="minorHAnsi"/>
                 <w:sz w:val="16"/>
                 <w:szCs w:val="16"/>
               </w:rPr>
@@ -2733,20 +2963,17 @@
             <w:pPr>
               <w:spacing w:line="230" w:lineRule="auto"/>
               <w:jc w:val="center"/>
-            </w:pPr>
-            <w:r>
-              <w:rPr>
-                <w:sz w:val="16"/>
-                <w:szCs w:val="16"/>
-              </w:rPr>
-              <w:t>−</w:t>
-            </w:r>
-            <w:r>
-              <w:rPr>
-                <w:sz w:val="16"/>
-                <w:szCs w:val="16"/>
-              </w:rPr>
-              <w:t>0,259</w:t>
+              <w:rPr>
+                <w:rFonts w:asciiTheme="minorHAnsi" w:hAnsiTheme="minorHAnsi" w:cstheme="minorHAnsi"/>
+              </w:rPr>
+            </w:pPr>
+            <w:r>
+              <w:rPr>
+                <w:rFonts w:asciiTheme="minorHAnsi" w:hAnsiTheme="minorHAnsi" w:cstheme="minorHAnsi"/>
+                <w:sz w:val="16"/>
+                <w:szCs w:val="16"/>
+              </w:rPr>
+              <w:t>−0,259</w:t>
             </w:r>
           </w:p>
         </w:tc>
@@ -2764,9 +2991,13 @@
             <w:pPr>
               <w:spacing w:line="230" w:lineRule="auto"/>
               <w:jc w:val="center"/>
-            </w:pPr>
-            <w:r>
-              <w:rPr>
+              <w:rPr>
+                <w:rFonts w:asciiTheme="minorHAnsi" w:hAnsiTheme="minorHAnsi" w:cstheme="minorHAnsi"/>
+              </w:rPr>
+            </w:pPr>
+            <w:r>
+              <w:rPr>
+                <w:rFonts w:asciiTheme="minorHAnsi" w:hAnsiTheme="minorHAnsi" w:cstheme="minorHAnsi"/>
                 <w:sz w:val="16"/>
                 <w:szCs w:val="16"/>
               </w:rPr>
@@ -2788,9 +3019,13 @@
             <w:pPr>
               <w:spacing w:line="230" w:lineRule="auto"/>
               <w:jc w:val="center"/>
-            </w:pPr>
-            <w:r>
-              <w:rPr>
+              <w:rPr>
+                <w:rFonts w:asciiTheme="minorHAnsi" w:hAnsiTheme="minorHAnsi" w:cstheme="minorHAnsi"/>
+              </w:rPr>
+            </w:pPr>
+            <w:r>
+              <w:rPr>
+                <w:rFonts w:asciiTheme="minorHAnsi" w:hAnsiTheme="minorHAnsi" w:cstheme="minorHAnsi"/>
                 <w:sz w:val="16"/>
                 <w:szCs w:val="16"/>
               </w:rPr>
@@ -2811,9 +3046,13 @@
           <w:p>
             <w:pPr>
               <w:spacing w:line="230" w:lineRule="auto"/>
-            </w:pPr>
-            <w:r>
-              <w:rPr>
+              <w:rPr>
+                <w:rFonts w:asciiTheme="minorHAnsi" w:hAnsiTheme="minorHAnsi" w:cstheme="minorHAnsi"/>
+              </w:rPr>
+            </w:pPr>
+            <w:r>
+              <w:rPr>
+                <w:rFonts w:asciiTheme="minorHAnsi" w:hAnsiTheme="minorHAnsi" w:cstheme="minorHAnsi"/>
                 <w:sz w:val="16"/>
                 <w:szCs w:val="16"/>
               </w:rPr>
@@ -2836,9 +3075,13 @@
           <w:p>
             <w:pPr>
               <w:spacing w:line="230" w:lineRule="auto"/>
-            </w:pPr>
-            <w:r>
-              <w:rPr>
+              <w:rPr>
+                <w:rFonts w:asciiTheme="minorHAnsi" w:hAnsiTheme="minorHAnsi" w:cstheme="minorHAnsi"/>
+              </w:rPr>
+            </w:pPr>
+            <w:r>
+              <w:rPr>
+                <w:rFonts w:asciiTheme="minorHAnsi" w:hAnsiTheme="minorHAnsi" w:cstheme="minorHAnsi"/>
                 <w:sz w:val="16"/>
                 <w:szCs w:val="16"/>
               </w:rPr>
@@ -2860,20 +3103,17 @@
             <w:pPr>
               <w:spacing w:line="230" w:lineRule="auto"/>
               <w:jc w:val="center"/>
-            </w:pPr>
-            <w:r>
-              <w:rPr>
-                <w:sz w:val="16"/>
-                <w:szCs w:val="16"/>
-              </w:rPr>
-              <w:t>−</w:t>
-            </w:r>
-            <w:r>
-              <w:rPr>
-                <w:sz w:val="16"/>
-                <w:szCs w:val="16"/>
-              </w:rPr>
-              <w:t>0,247</w:t>
+              <w:rPr>
+                <w:rFonts w:asciiTheme="minorHAnsi" w:hAnsiTheme="minorHAnsi" w:cstheme="minorHAnsi"/>
+              </w:rPr>
+            </w:pPr>
+            <w:r>
+              <w:rPr>
+                <w:rFonts w:asciiTheme="minorHAnsi" w:hAnsiTheme="minorHAnsi" w:cstheme="minorHAnsi"/>
+                <w:sz w:val="16"/>
+                <w:szCs w:val="16"/>
+              </w:rPr>
+              <w:t>−0,247</w:t>
             </w:r>
           </w:p>
         </w:tc>
@@ -2891,9 +3131,13 @@
             <w:pPr>
               <w:spacing w:line="230" w:lineRule="auto"/>
               <w:jc w:val="center"/>
-            </w:pPr>
-            <w:r>
-              <w:rPr>
+              <w:rPr>
+                <w:rFonts w:asciiTheme="minorHAnsi" w:hAnsiTheme="minorHAnsi" w:cstheme="minorHAnsi"/>
+              </w:rPr>
+            </w:pPr>
+            <w:r>
+              <w:rPr>
+                <w:rFonts w:asciiTheme="minorHAnsi" w:hAnsiTheme="minorHAnsi" w:cstheme="minorHAnsi"/>
                 <w:sz w:val="16"/>
                 <w:szCs w:val="16"/>
               </w:rPr>
@@ -2915,9 +3159,13 @@
             <w:pPr>
               <w:spacing w:line="230" w:lineRule="auto"/>
               <w:jc w:val="center"/>
-            </w:pPr>
-            <w:r>
-              <w:rPr>
+              <w:rPr>
+                <w:rFonts w:asciiTheme="minorHAnsi" w:hAnsiTheme="minorHAnsi" w:cstheme="minorHAnsi"/>
+              </w:rPr>
+            </w:pPr>
+            <w:r>
+              <w:rPr>
+                <w:rFonts w:asciiTheme="minorHAnsi" w:hAnsiTheme="minorHAnsi" w:cstheme="minorHAnsi"/>
                 <w:sz w:val="16"/>
                 <w:szCs w:val="16"/>
               </w:rPr>
@@ -2938,9 +3186,13 @@
           <w:p>
             <w:pPr>
               <w:spacing w:line="230" w:lineRule="auto"/>
-            </w:pPr>
-            <w:r>
-              <w:rPr>
+              <w:rPr>
+                <w:rFonts w:asciiTheme="minorHAnsi" w:hAnsiTheme="minorHAnsi" w:cstheme="minorHAnsi"/>
+              </w:rPr>
+            </w:pPr>
+            <w:r>
+              <w:rPr>
+                <w:rFonts w:asciiTheme="minorHAnsi" w:hAnsiTheme="minorHAnsi" w:cstheme="minorHAnsi"/>
                 <w:sz w:val="16"/>
                 <w:szCs w:val="16"/>
               </w:rPr>
@@ -2963,9 +3215,13 @@
           <w:p>
             <w:pPr>
               <w:spacing w:line="230" w:lineRule="auto"/>
-            </w:pPr>
-            <w:r>
-              <w:rPr>
+              <w:rPr>
+                <w:rFonts w:asciiTheme="minorHAnsi" w:hAnsiTheme="minorHAnsi" w:cstheme="minorHAnsi"/>
+              </w:rPr>
+            </w:pPr>
+            <w:r>
+              <w:rPr>
+                <w:rFonts w:asciiTheme="minorHAnsi" w:hAnsiTheme="minorHAnsi" w:cstheme="minorHAnsi"/>
                 <w:sz w:val="16"/>
                 <w:szCs w:val="16"/>
               </w:rPr>
@@ -2987,20 +3243,17 @@
             <w:pPr>
               <w:spacing w:line="230" w:lineRule="auto"/>
               <w:jc w:val="center"/>
-            </w:pPr>
-            <w:r>
-              <w:rPr>
-                <w:sz w:val="16"/>
-                <w:szCs w:val="16"/>
-              </w:rPr>
-              <w:t>−</w:t>
-            </w:r>
-            <w:r>
-              <w:rPr>
-                <w:sz w:val="16"/>
-                <w:szCs w:val="16"/>
-              </w:rPr>
-              <w:t>0,165</w:t>
+              <w:rPr>
+                <w:rFonts w:asciiTheme="minorHAnsi" w:hAnsiTheme="minorHAnsi" w:cstheme="minorHAnsi"/>
+              </w:rPr>
+            </w:pPr>
+            <w:r>
+              <w:rPr>
+                <w:rFonts w:asciiTheme="minorHAnsi" w:hAnsiTheme="minorHAnsi" w:cstheme="minorHAnsi"/>
+                <w:sz w:val="16"/>
+                <w:szCs w:val="16"/>
+              </w:rPr>
+              <w:t>−0,165</w:t>
             </w:r>
           </w:p>
         </w:tc>
@@ -3018,9 +3271,13 @@
             <w:pPr>
               <w:spacing w:line="230" w:lineRule="auto"/>
               <w:jc w:val="center"/>
-            </w:pPr>
-            <w:r>
-              <w:rPr>
+              <w:rPr>
+                <w:rFonts w:asciiTheme="minorHAnsi" w:hAnsiTheme="minorHAnsi" w:cstheme="minorHAnsi"/>
+              </w:rPr>
+            </w:pPr>
+            <w:r>
+              <w:rPr>
+                <w:rFonts w:asciiTheme="minorHAnsi" w:hAnsiTheme="minorHAnsi" w:cstheme="minorHAnsi"/>
                 <w:sz w:val="16"/>
                 <w:szCs w:val="16"/>
               </w:rPr>
@@ -3042,9 +3299,13 @@
             <w:pPr>
               <w:spacing w:line="230" w:lineRule="auto"/>
               <w:jc w:val="center"/>
-            </w:pPr>
-            <w:r>
-              <w:rPr>
+              <w:rPr>
+                <w:rFonts w:asciiTheme="minorHAnsi" w:hAnsiTheme="minorHAnsi" w:cstheme="minorHAnsi"/>
+              </w:rPr>
+            </w:pPr>
+            <w:r>
+              <w:rPr>
+                <w:rFonts w:asciiTheme="minorHAnsi" w:hAnsiTheme="minorHAnsi" w:cstheme="minorHAnsi"/>
                 <w:sz w:val="16"/>
                 <w:szCs w:val="16"/>
               </w:rPr>
@@ -3065,9 +3326,13 @@
           <w:p>
             <w:pPr>
               <w:spacing w:line="230" w:lineRule="auto"/>
-            </w:pPr>
-            <w:r>
-              <w:rPr>
+              <w:rPr>
+                <w:rFonts w:asciiTheme="minorHAnsi" w:hAnsiTheme="minorHAnsi" w:cstheme="minorHAnsi"/>
+              </w:rPr>
+            </w:pPr>
+            <w:r>
+              <w:rPr>
+                <w:rFonts w:asciiTheme="minorHAnsi" w:hAnsiTheme="minorHAnsi" w:cstheme="minorHAnsi"/>
                 <w:sz w:val="16"/>
                 <w:szCs w:val="16"/>
               </w:rPr>
@@ -3090,9 +3355,13 @@
           <w:p>
             <w:pPr>
               <w:spacing w:line="230" w:lineRule="auto"/>
-            </w:pPr>
-            <w:r>
-              <w:rPr>
+              <w:rPr>
+                <w:rFonts w:asciiTheme="minorHAnsi" w:hAnsiTheme="minorHAnsi" w:cstheme="minorHAnsi"/>
+              </w:rPr>
+            </w:pPr>
+            <w:r>
+              <w:rPr>
+                <w:rFonts w:asciiTheme="minorHAnsi" w:hAnsiTheme="minorHAnsi" w:cstheme="minorHAnsi"/>
                 <w:sz w:val="16"/>
                 <w:szCs w:val="16"/>
               </w:rPr>
@@ -3114,9 +3383,13 @@
             <w:pPr>
               <w:spacing w:line="230" w:lineRule="auto"/>
               <w:jc w:val="center"/>
-            </w:pPr>
-            <w:r>
-              <w:rPr>
+              <w:rPr>
+                <w:rFonts w:asciiTheme="minorHAnsi" w:hAnsiTheme="minorHAnsi" w:cstheme="minorHAnsi"/>
+              </w:rPr>
+            </w:pPr>
+            <w:r>
+              <w:rPr>
+                <w:rFonts w:asciiTheme="minorHAnsi" w:hAnsiTheme="minorHAnsi" w:cstheme="minorHAnsi"/>
                 <w:sz w:val="16"/>
                 <w:szCs w:val="16"/>
               </w:rPr>
@@ -3138,9 +3411,13 @@
             <w:pPr>
               <w:spacing w:line="230" w:lineRule="auto"/>
               <w:jc w:val="center"/>
-            </w:pPr>
-            <w:r>
-              <w:rPr>
+              <w:rPr>
+                <w:rFonts w:asciiTheme="minorHAnsi" w:hAnsiTheme="minorHAnsi" w:cstheme="minorHAnsi"/>
+              </w:rPr>
+            </w:pPr>
+            <w:r>
+              <w:rPr>
+                <w:rFonts w:asciiTheme="minorHAnsi" w:hAnsiTheme="minorHAnsi" w:cstheme="minorHAnsi"/>
                 <w:sz w:val="16"/>
                 <w:szCs w:val="16"/>
               </w:rPr>
@@ -3162,9 +3439,13 @@
             <w:pPr>
               <w:spacing w:line="230" w:lineRule="auto"/>
               <w:jc w:val="center"/>
-            </w:pPr>
-            <w:r>
-              <w:rPr>
+              <w:rPr>
+                <w:rFonts w:asciiTheme="minorHAnsi" w:hAnsiTheme="minorHAnsi" w:cstheme="minorHAnsi"/>
+              </w:rPr>
+            </w:pPr>
+            <w:r>
+              <w:rPr>
+                <w:rFonts w:asciiTheme="minorHAnsi" w:hAnsiTheme="minorHAnsi" w:cstheme="minorHAnsi"/>
                 <w:sz w:val="16"/>
                 <w:szCs w:val="16"/>
               </w:rPr>
@@ -3185,9 +3466,13 @@
           <w:p>
             <w:pPr>
               <w:spacing w:line="230" w:lineRule="auto"/>
-            </w:pPr>
-            <w:r>
-              <w:rPr>
+              <w:rPr>
+                <w:rFonts w:asciiTheme="minorHAnsi" w:hAnsiTheme="minorHAnsi" w:cstheme="minorHAnsi"/>
+              </w:rPr>
+            </w:pPr>
+            <w:r>
+              <w:rPr>
+                <w:rFonts w:asciiTheme="minorHAnsi" w:hAnsiTheme="minorHAnsi" w:cstheme="minorHAnsi"/>
                 <w:sz w:val="16"/>
                 <w:szCs w:val="16"/>
               </w:rPr>
@@ -3201,12 +3486,15 @@
       <w:pPr>
         <w:spacing w:before="50" w:after="130"/>
         <w:jc w:val="center"/>
-      </w:pPr>
-      <w:r>
-        <w:rPr>
+        <w:rPr>
+          <w:rFonts w:asciiTheme="minorHAnsi" w:hAnsiTheme="minorHAnsi" w:cstheme="minorHAnsi"/>
+        </w:rPr>
+      </w:pPr>
+      <w:r>
+        <w:rPr>
+          <w:rFonts w:asciiTheme="minorHAnsi" w:hAnsiTheme="minorHAnsi" w:cstheme="minorHAnsi"/>
           <w:i/>
           <w:iCs/>
-          <w:color w:val="555555"/>
           <w:sz w:val="15"/>
           <w:szCs w:val="15"/>
         </w:rPr>
@@ -3217,9 +3505,13 @@
       <w:pPr>
         <w:spacing w:before="110" w:after="40"/>
         <w:jc w:val="center"/>
-      </w:pPr>
-      <w:r>
-        <w:rPr>
+        <w:rPr>
+          <w:rFonts w:asciiTheme="minorHAnsi" w:hAnsiTheme="minorHAnsi" w:cstheme="minorHAnsi"/>
+        </w:rPr>
+      </w:pPr>
+      <w:r>
+        <w:rPr>
+          <w:rFonts w:asciiTheme="minorHAnsi" w:hAnsiTheme="minorHAnsi" w:cstheme="minorHAnsi"/>
           <w:noProof/>
         </w:rPr>
         <w:lastRenderedPageBreak/>
@@ -3267,12 +3559,15 @@
       <w:pPr>
         <w:spacing w:after="130"/>
         <w:jc w:val="center"/>
-      </w:pPr>
-      <w:r>
-        <w:rPr>
+        <w:rPr>
+          <w:rFonts w:asciiTheme="minorHAnsi" w:hAnsiTheme="minorHAnsi" w:cstheme="minorHAnsi"/>
+        </w:rPr>
+      </w:pPr>
+      <w:r>
+        <w:rPr>
+          <w:rFonts w:asciiTheme="minorHAnsi" w:hAnsiTheme="minorHAnsi" w:cstheme="minorHAnsi"/>
           <w:i/>
           <w:iCs/>
-          <w:color w:val="555555"/>
           <w:sz w:val="15"/>
           <w:szCs w:val="15"/>
         </w:rPr>
@@ -3283,42 +3578,45 @@
       <w:pPr>
         <w:spacing w:after="100" w:line="252" w:lineRule="auto"/>
         <w:jc w:val="both"/>
-      </w:pPr>
-      <w:r>
-        <w:rPr>
+        <w:rPr>
+          <w:rFonts w:asciiTheme="minorHAnsi" w:hAnsiTheme="minorHAnsi" w:cstheme="minorHAnsi"/>
+        </w:rPr>
+      </w:pPr>
+      <w:r>
+        <w:rPr>
+          <w:rFonts w:asciiTheme="minorHAnsi" w:hAnsiTheme="minorHAnsi" w:cstheme="minorHAnsi"/>
+        </w:rPr>
+        <w:t>Ningún intervalo incluye el cero, de modo que el signo de las cinco está determinado por los datos y no por el azar del muestreo. Pero estabilidad y relevancia son cosas distintas</w:t>
+      </w:r>
+      <w:r>
+        <w:rPr>
+          <w:rFonts w:asciiTheme="minorHAnsi" w:hAnsiTheme="minorHAnsi" w:cstheme="minorHAnsi"/>
+        </w:rPr>
+        <w:t xml:space="preserve">, </w:t>
+      </w:r>
+      <w:r>
+        <w:rPr>
+          <w:rFonts w:asciiTheme="minorHAnsi" w:hAnsiTheme="minorHAnsi" w:cstheme="minorHAnsi"/>
+        </w:rPr>
+        <w:t>las tres correlaciones fuertes tienen intervalos estrechos frente a su propia magnitud, mientras que la del egreso municipal vale apenas +0,050 y su intervalo ocupa cuatro quintas partes de ese valor. Es estadísticamente distinta de cero y prácticamente irrelevante, exactamente la situación que S1 anticipó al advertir que con 9.678 observaciones todo resulta significativo.</w:t>
+      </w:r>
+    </w:p>
+    <w:p>
+      <w:pPr>
+        <w:pStyle w:val="Heading1"/>
+        <w:spacing w:before="230" w:after="60"/>
+        <w:rPr>
+          <w:rFonts w:asciiTheme="minorHAnsi" w:hAnsiTheme="minorHAnsi" w:cstheme="minorHAnsi"/>
+          <w:color w:val="auto"/>
+        </w:rPr>
+      </w:pPr>
+      <w:bookmarkStart w:id="3" w:name="_Toc243059334"/>
+      <w:r>
+        <w:rPr>
+          <w:rFonts w:asciiTheme="minorHAnsi" w:hAnsiTheme="minorHAnsi" w:cstheme="minorHAnsi"/>
           <w:b/>
           <w:bCs/>
-        </w:rPr>
-        <w:t>Ningún intervalo incluye el cero</w:t>
-      </w:r>
-      <w:r>
-        <w:t xml:space="preserve">, de modo que el signo de las cinco está determinado por los datos y no por el azar del muestreo. Pero estabilidad y relevancia son cosas distintas: las tres correlaciones fuertes tienen intervalos estrechos frente a su propia magnitud, mientras que la del egreso municipal vale apenas +0,050 y su intervalo ocupa cuatro quintas partes de ese valor. Es </w:t>
-      </w:r>
-      <w:r>
-        <w:rPr>
-          <w:b/>
-          <w:bCs/>
-        </w:rPr>
-        <w:t>estadísticamente distinta de cero y prácticamente irrelevante</w:t>
-      </w:r>
-      <w:r>
-        <w:t>, exactamente la situación que S1 anticipó al advertir que con 9.678 observaciones todo resulta si</w:t>
-      </w:r>
-      <w:r>
-        <w:t>gnificativo.</w:t>
-      </w:r>
-    </w:p>
-    <w:p>
-      <w:pPr>
-        <w:pStyle w:val="Heading1"/>
-        <w:spacing w:before="230" w:after="60"/>
-      </w:pPr>
-      <w:bookmarkStart w:id="3" w:name="_Toc242820886"/>
-      <w:r>
-        <w:rPr>
-          <w:b/>
-          <w:bCs/>
-          <w:color w:val="1F3864"/>
+          <w:color w:val="auto"/>
           <w:sz w:val="25"/>
           <w:szCs w:val="25"/>
         </w:rPr>
@@ -3328,32 +3626,51 @@
     </w:p>
     <w:p>
       <w:pPr>
-        <w:spacing w:after="110" w:line="230" w:lineRule="auto"/>
-        <w:jc w:val="both"/>
-      </w:pPr>
-      <w:r>
-        <w:rPr>
-          <w:i/>
-          <w:iCs/>
-          <w:color w:val="666666"/>
-          <w:sz w:val="15"/>
-          <w:szCs w:val="15"/>
-        </w:rPr>
-        <w:t>(24 pts) Diseñen una simulación relevante para el problema, usando exclusivamente parámetros estimados en S1; implementen con ≥10.000 iteraciones, evalúen convergencia, calculen estadísticos relevantes e interpreten los escenarios simulados en relación con el fenómeno real.</w:t>
-      </w:r>
-    </w:p>
-    <w:p>
-      <w:pPr>
         <w:spacing w:after="100" w:line="252" w:lineRule="auto"/>
         <w:jc w:val="both"/>
-      </w:pPr>
-      <w:r>
-        <w:t xml:space="preserve">S1 terminó con una recomendación que no pudo cuantificar: focalizar por el nivel de abandono medido en cada programa y no por categorías administrativas. La simulación (Robert y Casella, 2004) responde esa pregunta en los términos en que una autoridad la formularía: </w:t>
-      </w:r>
-      <w:r>
-        <w:rPr>
-          <w:b/>
-          <w:bCs/>
+        <w:rPr>
+          <w:rFonts w:asciiTheme="minorHAnsi" w:hAnsiTheme="minorHAnsi" w:cstheme="minorHAnsi"/>
+        </w:rPr>
+      </w:pPr>
+      <w:r>
+        <w:rPr>
+          <w:rFonts w:asciiTheme="minorHAnsi" w:hAnsiTheme="minorHAnsi" w:cstheme="minorHAnsi"/>
+        </w:rPr>
+        <w:t>S1 terminó con una recomendación que no pudo cuantificar</w:t>
+      </w:r>
+      <w:r>
+        <w:rPr>
+          <w:rFonts w:asciiTheme="minorHAnsi" w:hAnsiTheme="minorHAnsi" w:cstheme="minorHAnsi"/>
+        </w:rPr>
+        <w:t xml:space="preserve"> “F</w:t>
+      </w:r>
+      <w:r>
+        <w:rPr>
+          <w:rFonts w:asciiTheme="minorHAnsi" w:hAnsiTheme="minorHAnsi" w:cstheme="minorHAnsi"/>
+        </w:rPr>
+        <w:t>ocalizar por el nivel de abandono medido en cada programa y no por categorías administrativas</w:t>
+      </w:r>
+      <w:r>
+        <w:rPr>
+          <w:rFonts w:asciiTheme="minorHAnsi" w:hAnsiTheme="minorHAnsi" w:cstheme="minorHAnsi"/>
+        </w:rPr>
+        <w:t>”</w:t>
+      </w:r>
+      <w:r>
+        <w:rPr>
+          <w:rFonts w:asciiTheme="minorHAnsi" w:hAnsiTheme="minorHAnsi" w:cstheme="minorHAnsi"/>
+        </w:rPr>
+        <w:t>. La simulación (Robert y Casella, 2004) responde esa pregunta en los términos en que una autoridad la formularía</w:t>
+      </w:r>
+      <w:r>
+        <w:rPr>
+          <w:rFonts w:asciiTheme="minorHAnsi" w:hAnsiTheme="minorHAnsi" w:cstheme="minorHAnsi"/>
+        </w:rPr>
+        <w:t xml:space="preserve">, </w:t>
+      </w:r>
+      <w:r>
+        <w:rPr>
+          <w:rFonts w:asciiTheme="minorHAnsi" w:hAnsiTheme="minorHAnsi" w:cstheme="minorHAnsi"/>
         </w:rPr>
         <w:t>si solo puedo intervenir en una fracción de los programas, ¿cuántos estudiantes más alcanzo eligiéndolos por su abandono observado en lugar de por la acreditación de su institución?</w:t>
       </w:r>
@@ -3362,30 +3679,97 @@
       <w:pPr>
         <w:spacing w:after="100" w:line="252" w:lineRule="auto"/>
         <w:jc w:val="both"/>
-      </w:pPr>
-      <w:r>
-        <w:t xml:space="preserve">Simulamos 10.000 sistemas de 8.429 programas —los de estado de acreditación inequívoco— con parámetros exclusivamente de S1: abandono medio 0,6636 (DE 0,2243) en los de instituciones nunca acreditadas y 0,4879 (DE 0,2178) en los de siempre acreditadas, con una proporción del 9 % de los primeros, y la distribución empírica del ingreso. Sobre cada sistema comparamos dos estrategias con el mismo presupuesto, el 10 % de los programas: la </w:t>
-      </w:r>
-      <w:r>
-        <w:rPr>
-          <w:b/>
-          <w:bCs/>
-        </w:rPr>
-        <w:t>A</w:t>
-      </w:r>
-      <w:r>
-        <w:t xml:space="preserve"> prioriza los de instituciones no acreditadas; la </w:t>
-      </w:r>
-      <w:r>
-        <w:rPr>
-          <w:b/>
-          <w:bCs/>
-        </w:rPr>
-        <w:t>B</w:t>
-      </w:r>
-      <w:r>
-        <w:t xml:space="preserve"> elige los de mayor abandono. El modelo supone que la intervención recupera una fracción ε de quienes habrían abandonado, de modo que intervenir rinde más donde el abandono es mayor; ε es un supuesto de política y no un parámetro estimado, y el apartado 5 muestra que la comparación es independiente de él.</w:t>
-      </w:r>
+        <w:rPr>
+          <w:rFonts w:asciiTheme="minorHAnsi" w:hAnsiTheme="minorHAnsi" w:cstheme="minorHAnsi"/>
+        </w:rPr>
+      </w:pPr>
+      <w:r>
+        <w:rPr>
+          <w:rFonts w:asciiTheme="minorHAnsi" w:hAnsiTheme="minorHAnsi" w:cstheme="minorHAnsi"/>
+        </w:rPr>
+        <w:t>Simulamos 10.000 sistemas de 8.429 programas</w:t>
+      </w:r>
+      <w:r>
+        <w:rPr>
+          <w:rFonts w:asciiTheme="minorHAnsi" w:hAnsiTheme="minorHAnsi" w:cstheme="minorHAnsi"/>
+        </w:rPr>
+        <w:t xml:space="preserve">, </w:t>
+      </w:r>
+      <w:r>
+        <w:rPr>
+          <w:rFonts w:asciiTheme="minorHAnsi" w:hAnsiTheme="minorHAnsi" w:cstheme="minorHAnsi"/>
+        </w:rPr>
+        <w:t>los de estado de acreditación inequívoco</w:t>
+      </w:r>
+      <w:r>
+        <w:rPr>
+          <w:rFonts w:asciiTheme="minorHAnsi" w:hAnsiTheme="minorHAnsi" w:cstheme="minorHAnsi"/>
+        </w:rPr>
+        <w:t xml:space="preserve">, </w:t>
+      </w:r>
+      <w:r>
+        <w:rPr>
+          <w:rFonts w:asciiTheme="minorHAnsi" w:hAnsiTheme="minorHAnsi" w:cstheme="minorHAnsi"/>
+        </w:rPr>
+        <w:t>con parámetros exclusivamente de S1</w:t>
+      </w:r>
+      <w:r>
+        <w:rPr>
+          <w:rFonts w:asciiTheme="minorHAnsi" w:hAnsiTheme="minorHAnsi" w:cstheme="minorHAnsi"/>
+        </w:rPr>
+        <w:t xml:space="preserve">, </w:t>
+      </w:r>
+      <w:r>
+        <w:rPr>
+          <w:rFonts w:asciiTheme="minorHAnsi" w:hAnsiTheme="minorHAnsi" w:cstheme="minorHAnsi"/>
+        </w:rPr>
+        <w:t>abandono medio 0,6636 (DE 0,2243) en los de instituciones nunca acreditadas y 0,4879 (DE 0,2178) en los acreditad</w:t>
+      </w:r>
+      <w:r>
+        <w:rPr>
+          <w:rFonts w:asciiTheme="minorHAnsi" w:hAnsiTheme="minorHAnsi" w:cstheme="minorHAnsi"/>
+        </w:rPr>
+        <w:t>o</w:t>
+      </w:r>
+      <w:r>
+        <w:rPr>
+          <w:rFonts w:asciiTheme="minorHAnsi" w:hAnsiTheme="minorHAnsi" w:cstheme="minorHAnsi"/>
+        </w:rPr>
+        <w:t>s, con una proporción del 9 % de los primeros, y la distribución empírica del ingreso. Sobre cada sistema comparamos dos estrategias con el mismo presupuesto, el 10 % de los programas</w:t>
+      </w:r>
+      <w:r>
+        <w:rPr>
+          <w:rFonts w:asciiTheme="minorHAnsi" w:hAnsiTheme="minorHAnsi" w:cstheme="minorHAnsi"/>
+        </w:rPr>
+        <w:t>. L</w:t>
+      </w:r>
+      <w:r>
+        <w:rPr>
+          <w:rFonts w:asciiTheme="minorHAnsi" w:hAnsiTheme="minorHAnsi" w:cstheme="minorHAnsi"/>
+        </w:rPr>
+        <w:t>a A prioriza los de instituciones no acreditadas</w:t>
+      </w:r>
+      <w:r>
+        <w:rPr>
+          <w:rFonts w:asciiTheme="minorHAnsi" w:hAnsiTheme="minorHAnsi" w:cstheme="minorHAnsi"/>
+        </w:rPr>
+        <w:t>,</w:t>
+      </w:r>
+      <w:r>
+        <w:rPr>
+          <w:rFonts w:asciiTheme="minorHAnsi" w:hAnsiTheme="minorHAnsi" w:cstheme="minorHAnsi"/>
+        </w:rPr>
+        <w:t xml:space="preserve"> la B elige los de mayor abandono. El modelo supone que la intervención recupera una fracción ε de quienes habrían abandonado, de modo que intervenir rinde más donde el abandono es mayor ε es un supuesto de política y no un parámetro estimado, y el apartado 5 muestra que la comparación es independiente de él.</w:t>
+      </w:r>
+    </w:p>
+    <w:p>
+      <w:pPr>
+        <w:spacing w:after="100" w:line="252" w:lineRule="auto"/>
+        <w:jc w:val="both"/>
+        <w:rPr>
+          <w:rFonts w:asciiTheme="minorHAnsi" w:hAnsiTheme="minorHAnsi" w:cstheme="minorHAnsi"/>
+        </w:rPr>
+      </w:pPr>
     </w:p>
     <w:tbl>
       <w:tblPr>
@@ -3425,9 +3809,13 @@
           <w:p>
             <w:pPr>
               <w:spacing w:line="230" w:lineRule="auto"/>
-            </w:pPr>
-            <w:r>
-              <w:rPr>
+              <w:rPr>
+                <w:rFonts w:asciiTheme="minorHAnsi" w:hAnsiTheme="minorHAnsi" w:cstheme="minorHAnsi"/>
+              </w:rPr>
+            </w:pPr>
+            <w:r>
+              <w:rPr>
+                <w:rFonts w:asciiTheme="minorHAnsi" w:hAnsiTheme="minorHAnsi" w:cstheme="minorHAnsi"/>
                 <w:b/>
                 <w:bCs/>
                 <w:sz w:val="16"/>
@@ -3452,9 +3840,13 @@
             <w:pPr>
               <w:spacing w:line="230" w:lineRule="auto"/>
               <w:jc w:val="center"/>
-            </w:pPr>
-            <w:r>
-              <w:rPr>
+              <w:rPr>
+                <w:rFonts w:asciiTheme="minorHAnsi" w:hAnsiTheme="minorHAnsi" w:cstheme="minorHAnsi"/>
+              </w:rPr>
+            </w:pPr>
+            <w:r>
+              <w:rPr>
+                <w:rFonts w:asciiTheme="minorHAnsi" w:hAnsiTheme="minorHAnsi" w:cstheme="minorHAnsi"/>
                 <w:b/>
                 <w:bCs/>
                 <w:sz w:val="16"/>
@@ -3479,9 +3871,13 @@
             <w:pPr>
               <w:spacing w:line="230" w:lineRule="auto"/>
               <w:jc w:val="center"/>
-            </w:pPr>
-            <w:r>
-              <w:rPr>
+              <w:rPr>
+                <w:rFonts w:asciiTheme="minorHAnsi" w:hAnsiTheme="minorHAnsi" w:cstheme="minorHAnsi"/>
+              </w:rPr>
+            </w:pPr>
+            <w:r>
+              <w:rPr>
+                <w:rFonts w:asciiTheme="minorHAnsi" w:hAnsiTheme="minorHAnsi" w:cstheme="minorHAnsi"/>
                 <w:b/>
                 <w:bCs/>
                 <w:sz w:val="16"/>
@@ -3506,9 +3902,13 @@
             <w:pPr>
               <w:spacing w:line="230" w:lineRule="auto"/>
               <w:jc w:val="center"/>
-            </w:pPr>
-            <w:r>
-              <w:rPr>
+              <w:rPr>
+                <w:rFonts w:asciiTheme="minorHAnsi" w:hAnsiTheme="minorHAnsi" w:cstheme="minorHAnsi"/>
+              </w:rPr>
+            </w:pPr>
+            <w:r>
+              <w:rPr>
+                <w:rFonts w:asciiTheme="minorHAnsi" w:hAnsiTheme="minorHAnsi" w:cstheme="minorHAnsi"/>
                 <w:b/>
                 <w:bCs/>
                 <w:sz w:val="16"/>
@@ -3533,9 +3933,13 @@
             <w:pPr>
               <w:spacing w:line="230" w:lineRule="auto"/>
               <w:jc w:val="center"/>
-            </w:pPr>
-            <w:r>
-              <w:rPr>
+              <w:rPr>
+                <w:rFonts w:asciiTheme="minorHAnsi" w:hAnsiTheme="minorHAnsi" w:cstheme="minorHAnsi"/>
+              </w:rPr>
+            </w:pPr>
+            <w:r>
+              <w:rPr>
+                <w:rFonts w:asciiTheme="minorHAnsi" w:hAnsiTheme="minorHAnsi" w:cstheme="minorHAnsi"/>
                 <w:b/>
                 <w:bCs/>
                 <w:sz w:val="16"/>
@@ -3560,9 +3964,13 @@
           <w:p>
             <w:pPr>
               <w:spacing w:line="230" w:lineRule="auto"/>
-            </w:pPr>
-            <w:r>
-              <w:rPr>
+              <w:rPr>
+                <w:rFonts w:asciiTheme="minorHAnsi" w:hAnsiTheme="minorHAnsi" w:cstheme="minorHAnsi"/>
+              </w:rPr>
+            </w:pPr>
+            <w:r>
+              <w:rPr>
+                <w:rFonts w:asciiTheme="minorHAnsi" w:hAnsiTheme="minorHAnsi" w:cstheme="minorHAnsi"/>
                 <w:sz w:val="16"/>
                 <w:szCs w:val="16"/>
               </w:rPr>
@@ -3584,9 +3992,13 @@
             <w:pPr>
               <w:spacing w:line="230" w:lineRule="auto"/>
               <w:jc w:val="center"/>
-            </w:pPr>
-            <w:r>
-              <w:rPr>
+              <w:rPr>
+                <w:rFonts w:asciiTheme="minorHAnsi" w:hAnsiTheme="minorHAnsi" w:cstheme="minorHAnsi"/>
+              </w:rPr>
+            </w:pPr>
+            <w:r>
+              <w:rPr>
+                <w:rFonts w:asciiTheme="minorHAnsi" w:hAnsiTheme="minorHAnsi" w:cstheme="minorHAnsi"/>
                 <w:sz w:val="16"/>
                 <w:szCs w:val="16"/>
               </w:rPr>
@@ -3608,9 +4020,13 @@
             <w:pPr>
               <w:spacing w:line="230" w:lineRule="auto"/>
               <w:jc w:val="center"/>
-            </w:pPr>
-            <w:r>
-              <w:rPr>
+              <w:rPr>
+                <w:rFonts w:asciiTheme="minorHAnsi" w:hAnsiTheme="minorHAnsi" w:cstheme="minorHAnsi"/>
+              </w:rPr>
+            </w:pPr>
+            <w:r>
+              <w:rPr>
+                <w:rFonts w:asciiTheme="minorHAnsi" w:hAnsiTheme="minorHAnsi" w:cstheme="minorHAnsi"/>
                 <w:sz w:val="16"/>
                 <w:szCs w:val="16"/>
               </w:rPr>
@@ -3632,9 +4048,13 @@
             <w:pPr>
               <w:spacing w:line="230" w:lineRule="auto"/>
               <w:jc w:val="center"/>
-            </w:pPr>
-            <w:r>
-              <w:rPr>
+              <w:rPr>
+                <w:rFonts w:asciiTheme="minorHAnsi" w:hAnsiTheme="minorHAnsi" w:cstheme="minorHAnsi"/>
+              </w:rPr>
+            </w:pPr>
+            <w:r>
+              <w:rPr>
+                <w:rFonts w:asciiTheme="minorHAnsi" w:hAnsiTheme="minorHAnsi" w:cstheme="minorHAnsi"/>
                 <w:sz w:val="16"/>
                 <w:szCs w:val="16"/>
               </w:rPr>
@@ -3656,9 +4076,13 @@
             <w:pPr>
               <w:spacing w:line="230" w:lineRule="auto"/>
               <w:jc w:val="center"/>
-            </w:pPr>
-            <w:r>
-              <w:rPr>
+              <w:rPr>
+                <w:rFonts w:asciiTheme="minorHAnsi" w:hAnsiTheme="minorHAnsi" w:cstheme="minorHAnsi"/>
+              </w:rPr>
+            </w:pPr>
+            <w:r>
+              <w:rPr>
+                <w:rFonts w:asciiTheme="minorHAnsi" w:hAnsiTheme="minorHAnsi" w:cstheme="minorHAnsi"/>
                 <w:sz w:val="16"/>
                 <w:szCs w:val="16"/>
               </w:rPr>
@@ -3681,9 +4105,13 @@
           <w:p>
             <w:pPr>
               <w:spacing w:line="230" w:lineRule="auto"/>
-            </w:pPr>
-            <w:r>
-              <w:rPr>
+              <w:rPr>
+                <w:rFonts w:asciiTheme="minorHAnsi" w:hAnsiTheme="minorHAnsi" w:cstheme="minorHAnsi"/>
+              </w:rPr>
+            </w:pPr>
+            <w:r>
+              <w:rPr>
+                <w:rFonts w:asciiTheme="minorHAnsi" w:hAnsiTheme="minorHAnsi" w:cstheme="minorHAnsi"/>
                 <w:sz w:val="16"/>
                 <w:szCs w:val="16"/>
               </w:rPr>
@@ -3705,9 +4133,13 @@
             <w:pPr>
               <w:spacing w:line="230" w:lineRule="auto"/>
               <w:jc w:val="center"/>
-            </w:pPr>
-            <w:r>
-              <w:rPr>
+              <w:rPr>
+                <w:rFonts w:asciiTheme="minorHAnsi" w:hAnsiTheme="minorHAnsi" w:cstheme="minorHAnsi"/>
+              </w:rPr>
+            </w:pPr>
+            <w:r>
+              <w:rPr>
+                <w:rFonts w:asciiTheme="minorHAnsi" w:hAnsiTheme="minorHAnsi" w:cstheme="minorHAnsi"/>
                 <w:sz w:val="16"/>
                 <w:szCs w:val="16"/>
               </w:rPr>
@@ -3729,9 +4161,13 @@
             <w:pPr>
               <w:spacing w:line="230" w:lineRule="auto"/>
               <w:jc w:val="center"/>
-            </w:pPr>
-            <w:r>
-              <w:rPr>
+              <w:rPr>
+                <w:rFonts w:asciiTheme="minorHAnsi" w:hAnsiTheme="minorHAnsi" w:cstheme="minorHAnsi"/>
+              </w:rPr>
+            </w:pPr>
+            <w:r>
+              <w:rPr>
+                <w:rFonts w:asciiTheme="minorHAnsi" w:hAnsiTheme="minorHAnsi" w:cstheme="minorHAnsi"/>
                 <w:sz w:val="16"/>
                 <w:szCs w:val="16"/>
               </w:rPr>
@@ -3753,9 +4189,13 @@
             <w:pPr>
               <w:spacing w:line="230" w:lineRule="auto"/>
               <w:jc w:val="center"/>
-            </w:pPr>
-            <w:r>
-              <w:rPr>
+              <w:rPr>
+                <w:rFonts w:asciiTheme="minorHAnsi" w:hAnsiTheme="minorHAnsi" w:cstheme="minorHAnsi"/>
+              </w:rPr>
+            </w:pPr>
+            <w:r>
+              <w:rPr>
+                <w:rFonts w:asciiTheme="minorHAnsi" w:hAnsiTheme="minorHAnsi" w:cstheme="minorHAnsi"/>
                 <w:sz w:val="16"/>
                 <w:szCs w:val="16"/>
               </w:rPr>
@@ -3777,9 +4217,13 @@
             <w:pPr>
               <w:spacing w:line="230" w:lineRule="auto"/>
               <w:jc w:val="center"/>
-            </w:pPr>
-            <w:r>
-              <w:rPr>
+              <w:rPr>
+                <w:rFonts w:asciiTheme="minorHAnsi" w:hAnsiTheme="minorHAnsi" w:cstheme="minorHAnsi"/>
+              </w:rPr>
+            </w:pPr>
+            <w:r>
+              <w:rPr>
+                <w:rFonts w:asciiTheme="minorHAnsi" w:hAnsiTheme="minorHAnsi" w:cstheme="minorHAnsi"/>
                 <w:sz w:val="16"/>
                 <w:szCs w:val="16"/>
               </w:rPr>
@@ -3802,9 +4246,13 @@
           <w:p>
             <w:pPr>
               <w:spacing w:line="230" w:lineRule="auto"/>
-            </w:pPr>
-            <w:r>
-              <w:rPr>
+              <w:rPr>
+                <w:rFonts w:asciiTheme="minorHAnsi" w:hAnsiTheme="minorHAnsi" w:cstheme="minorHAnsi"/>
+              </w:rPr>
+            </w:pPr>
+            <w:r>
+              <w:rPr>
+                <w:rFonts w:asciiTheme="minorHAnsi" w:hAnsiTheme="minorHAnsi" w:cstheme="minorHAnsi"/>
                 <w:sz w:val="16"/>
                 <w:szCs w:val="16"/>
               </w:rPr>
@@ -3826,9 +4274,13 @@
             <w:pPr>
               <w:spacing w:line="230" w:lineRule="auto"/>
               <w:jc w:val="center"/>
-            </w:pPr>
-            <w:r>
-              <w:rPr>
+              <w:rPr>
+                <w:rFonts w:asciiTheme="minorHAnsi" w:hAnsiTheme="minorHAnsi" w:cstheme="minorHAnsi"/>
+              </w:rPr>
+            </w:pPr>
+            <w:r>
+              <w:rPr>
+                <w:rFonts w:asciiTheme="minorHAnsi" w:hAnsiTheme="minorHAnsi" w:cstheme="minorHAnsi"/>
                 <w:sz w:val="16"/>
                 <w:szCs w:val="16"/>
               </w:rPr>
@@ -3850,9 +4302,13 @@
             <w:pPr>
               <w:spacing w:line="230" w:lineRule="auto"/>
               <w:jc w:val="center"/>
-            </w:pPr>
-            <w:r>
-              <w:rPr>
+              <w:rPr>
+                <w:rFonts w:asciiTheme="minorHAnsi" w:hAnsiTheme="minorHAnsi" w:cstheme="minorHAnsi"/>
+              </w:rPr>
+            </w:pPr>
+            <w:r>
+              <w:rPr>
+                <w:rFonts w:asciiTheme="minorHAnsi" w:hAnsiTheme="minorHAnsi" w:cstheme="minorHAnsi"/>
                 <w:sz w:val="16"/>
                 <w:szCs w:val="16"/>
               </w:rPr>
@@ -3874,9 +4330,13 @@
             <w:pPr>
               <w:spacing w:line="230" w:lineRule="auto"/>
               <w:jc w:val="center"/>
-            </w:pPr>
-            <w:r>
-              <w:rPr>
+              <w:rPr>
+                <w:rFonts w:asciiTheme="minorHAnsi" w:hAnsiTheme="minorHAnsi" w:cstheme="minorHAnsi"/>
+              </w:rPr>
+            </w:pPr>
+            <w:r>
+              <w:rPr>
+                <w:rFonts w:asciiTheme="minorHAnsi" w:hAnsiTheme="minorHAnsi" w:cstheme="minorHAnsi"/>
                 <w:sz w:val="16"/>
                 <w:szCs w:val="16"/>
               </w:rPr>
@@ -3898,9 +4358,13 @@
             <w:pPr>
               <w:spacing w:line="230" w:lineRule="auto"/>
               <w:jc w:val="center"/>
-            </w:pPr>
-            <w:r>
-              <w:rPr>
+              <w:rPr>
+                <w:rFonts w:asciiTheme="minorHAnsi" w:hAnsiTheme="minorHAnsi" w:cstheme="minorHAnsi"/>
+              </w:rPr>
+            </w:pPr>
+            <w:r>
+              <w:rPr>
+                <w:rFonts w:asciiTheme="minorHAnsi" w:hAnsiTheme="minorHAnsi" w:cstheme="minorHAnsi"/>
                 <w:sz w:val="16"/>
                 <w:szCs w:val="16"/>
               </w:rPr>
@@ -3914,12 +4378,15 @@
       <w:pPr>
         <w:spacing w:before="50" w:after="130"/>
         <w:jc w:val="center"/>
-      </w:pPr>
-      <w:r>
-        <w:rPr>
+        <w:rPr>
+          <w:rFonts w:asciiTheme="minorHAnsi" w:hAnsiTheme="minorHAnsi" w:cstheme="minorHAnsi"/>
+        </w:rPr>
+      </w:pPr>
+      <w:r>
+        <w:rPr>
+          <w:rFonts w:asciiTheme="minorHAnsi" w:hAnsiTheme="minorHAnsi" w:cstheme="minorHAnsi"/>
           <w:i/>
           <w:iCs/>
-          <w:color w:val="555555"/>
           <w:sz w:val="15"/>
           <w:szCs w:val="15"/>
         </w:rPr>
@@ -3930,9 +4397,13 @@
       <w:pPr>
         <w:spacing w:before="110" w:after="40"/>
         <w:jc w:val="center"/>
-      </w:pPr>
-      <w:r>
-        <w:rPr>
+        <w:rPr>
+          <w:rFonts w:asciiTheme="minorHAnsi" w:hAnsiTheme="minorHAnsi" w:cstheme="minorHAnsi"/>
+        </w:rPr>
+      </w:pPr>
+      <w:r>
+        <w:rPr>
+          <w:rFonts w:asciiTheme="minorHAnsi" w:hAnsiTheme="minorHAnsi" w:cstheme="minorHAnsi"/>
           <w:noProof/>
         </w:rPr>
         <w:drawing>
@@ -3979,12 +4450,15 @@
       <w:pPr>
         <w:spacing w:after="130"/>
         <w:jc w:val="center"/>
-      </w:pPr>
-      <w:r>
-        <w:rPr>
+        <w:rPr>
+          <w:rFonts w:asciiTheme="minorHAnsi" w:hAnsiTheme="minorHAnsi" w:cstheme="minorHAnsi"/>
+        </w:rPr>
+      </w:pPr>
+      <w:r>
+        <w:rPr>
+          <w:rFonts w:asciiTheme="minorHAnsi" w:hAnsiTheme="minorHAnsi" w:cstheme="minorHAnsi"/>
           <w:i/>
           <w:iCs/>
-          <w:color w:val="555555"/>
           <w:sz w:val="15"/>
           <w:szCs w:val="15"/>
         </w:rPr>
@@ -3995,156 +4469,137 @@
       <w:pPr>
         <w:spacing w:after="100" w:line="252" w:lineRule="auto"/>
         <w:jc w:val="both"/>
-      </w:pPr>
-      <w:r>
-        <w:rPr>
+        <w:rPr>
+          <w:rFonts w:asciiTheme="minorHAnsi" w:hAnsiTheme="minorHAnsi" w:cstheme="minorHAnsi"/>
+        </w:rPr>
+      </w:pPr>
+      <w:r>
+        <w:rPr>
+          <w:rFonts w:asciiTheme="minorHAnsi" w:hAnsiTheme="minorHAnsi" w:cstheme="minorHAnsi"/>
+        </w:rPr>
+        <w:lastRenderedPageBreak/>
+        <w:t>Focalizar por el abandono observado alcanza a un 38,9 % más de estudiantes, con una diferencia media de 8.462. La estrategia B supera a la A en las 10.000 iteraciones y el percentil 2,5 de la ventaja, 6.306 estudiantes, queda muy lejos del cero.</w:t>
+      </w:r>
+    </w:p>
+    <w:p>
+      <w:pPr>
+        <w:spacing w:after="100" w:line="252" w:lineRule="auto"/>
+        <w:jc w:val="both"/>
+        <w:rPr>
+          <w:rFonts w:asciiTheme="minorHAnsi" w:hAnsiTheme="minorHAnsi" w:cstheme="minorHAnsi"/>
+        </w:rPr>
+      </w:pPr>
+      <w:r>
+        <w:rPr>
+          <w:rFonts w:asciiTheme="minorHAnsi" w:hAnsiTheme="minorHAnsi" w:cstheme="minorHAnsi"/>
+        </w:rPr>
+        <w:t>La media converge antes de las mil iteraciones y el error estándar de Monte Carlo al final del recorrido es de 11 estudiantes, un 0,25 % de la magnitud estimada; bastarían 644 iteraciones para una precisión del 1 %. Verificar convergencia permite separar la incertidumbre del fenómeno, que es grande, de la que introduce el método, que aquí es despreciable.</w:t>
+      </w:r>
+    </w:p>
+    <w:p>
+      <w:pPr>
+        <w:spacing w:after="100" w:line="252" w:lineRule="auto"/>
+        <w:jc w:val="both"/>
+        <w:rPr>
+          <w:rFonts w:asciiTheme="minorHAnsi" w:hAnsiTheme="minorHAnsi" w:cstheme="minorHAnsi"/>
+        </w:rPr>
+      </w:pPr>
+      <w:r>
+        <w:rPr>
+          <w:rFonts w:asciiTheme="minorHAnsi" w:hAnsiTheme="minorHAnsi" w:cstheme="minorHAnsi"/>
+        </w:rPr>
+        <w:t>Para la gestión, el resultado cuantifica la recomendación que S1 dejó enunciada: que la acreditación distinga grupos con un efecto grande no la convierte en buen criterio de focalización, porque los programas de instituciones no acreditadas son demasiado pocos para absorber el presupuesto y la mayor parte de los programas con abandono alto queda fuera de esa categoría.</w:t>
+      </w:r>
+    </w:p>
+    <w:p>
+      <w:pPr>
+        <w:pStyle w:val="Heading1"/>
+        <w:spacing w:before="230" w:after="60"/>
+        <w:rPr>
+          <w:rFonts w:asciiTheme="minorHAnsi" w:hAnsiTheme="minorHAnsi" w:cstheme="minorHAnsi"/>
+          <w:color w:val="auto"/>
+        </w:rPr>
+      </w:pPr>
+      <w:bookmarkStart w:id="4" w:name="_Toc243059335"/>
+      <w:r>
+        <w:rPr>
+          <w:rFonts w:asciiTheme="minorHAnsi" w:hAnsiTheme="minorHAnsi" w:cstheme="minorHAnsi"/>
           <w:b/>
           <w:bCs/>
-        </w:rPr>
-        <w:lastRenderedPageBreak/>
-        <w:t>Focalizar por el abandono observado alcanza a un 38,9 % más de estudiantes</w:t>
-      </w:r>
-      <w:r>
-        <w:t xml:space="preserve">, con una diferencia media de 8.462. La estrategia B supera a la A </w:t>
-      </w:r>
-      <w:r>
-        <w:rPr>
-          <w:b/>
-          <w:bCs/>
-        </w:rPr>
-        <w:t>en las 10.000 iteraciones</w:t>
-      </w:r>
-      <w:r>
-        <w:t xml:space="preserve"> y el percentil 2,5 de la ventaja, 6.306 estudiantes, queda muy lejos del cero.</w:t>
-      </w:r>
+          <w:color w:val="auto"/>
+          <w:sz w:val="25"/>
+          <w:szCs w:val="25"/>
+        </w:rPr>
+        <w:t>5. Análisis de robustez</w:t>
+      </w:r>
+      <w:r>
+        <w:rPr>
+          <w:rFonts w:asciiTheme="minorHAnsi" w:hAnsiTheme="minorHAnsi" w:cstheme="minorHAnsi"/>
+          <w:i/>
+          <w:iCs/>
+          <w:color w:val="auto"/>
+          <w:sz w:val="15"/>
+          <w:szCs w:val="15"/>
+        </w:rPr>
+        <w:t>.</w:t>
+      </w:r>
+      <w:bookmarkEnd w:id="4"/>
     </w:p>
     <w:p>
       <w:pPr>
         <w:spacing w:after="100" w:line="252" w:lineRule="auto"/>
         <w:jc w:val="both"/>
-      </w:pPr>
-      <w:r>
-        <w:t>La media converge antes de las mil iteraciones y el error estándar de Monte Carlo al final del recorrido es de 11 estudiantes, un 0,25 % de la magnitud estimada; bastarían 644 iteraciones para una precisión del 1 %. Verificar convergencia permite separar la incertidumbre del fenómeno, que es grande, de la que introduce el método, que aquí es despreciable.</w:t>
+        <w:rPr>
+          <w:rFonts w:asciiTheme="minorHAnsi" w:hAnsiTheme="minorHAnsi" w:cstheme="minorHAnsi"/>
+        </w:rPr>
+      </w:pPr>
+      <w:r>
+        <w:rPr>
+          <w:rFonts w:asciiTheme="minorHAnsi" w:hAnsiTheme="minorHAnsi" w:cstheme="minorHAnsi"/>
+        </w:rPr>
+        <w:t>El jackknife sobre los 9.678 programas arroja un error estándar de 0,002276, idéntico al clásico e igual al bootstrap hasta la quinta cifra, y un sesgo estimado nulo. Ninguna observación individual desplaza la media más de 5,4 × 10⁻⁵: no hay programas influyentes, a diferencia de lo que ocurre con variables de cola larga.</w:t>
       </w:r>
     </w:p>
     <w:p>
       <w:pPr>
         <w:spacing w:after="100" w:line="252" w:lineRule="auto"/>
         <w:jc w:val="both"/>
-      </w:pPr>
-      <w:r>
-        <w:t xml:space="preserve">Para la gestión, el resultado </w:t>
-      </w:r>
-      <w:r>
-        <w:rPr>
-          <w:b/>
-          <w:bCs/>
-        </w:rPr>
-        <w:t>cuantifica la recomendación que S1 dejó enunciada</w:t>
-      </w:r>
-      <w:r>
-        <w:t>: que la acreditación distinga grupos con un efecto grande no la convierte en buen criterio de focalización, porque los programas de instituciones no acreditadas son demasiado pocos para absorber el presupuesto y la mayor parte de los programas con abandono alto queda fuera de esa categoría.</w:t>
-      </w:r>
-    </w:p>
-    <w:p>
-      <w:pPr>
-        <w:pStyle w:val="Heading1"/>
-        <w:spacing w:before="230" w:after="60"/>
-      </w:pPr>
-      <w:bookmarkStart w:id="4" w:name="_Toc242820887"/>
-      <w:r>
-        <w:rPr>
-          <w:b/>
-          <w:bCs/>
-          <w:color w:val="1F3864"/>
-          <w:sz w:val="25"/>
-          <w:szCs w:val="25"/>
-        </w:rPr>
-        <w:t>5. Análisis de robustez</w:t>
-      </w:r>
-      <w:bookmarkEnd w:id="4"/>
-    </w:p>
-    <w:p>
-      <w:pPr>
-        <w:spacing w:after="110" w:line="230" w:lineRule="auto"/>
-        <w:jc w:val="both"/>
-      </w:pPr>
-      <w:r>
-        <w:rPr>
-          <w:i/>
-          <w:iCs/>
-          <w:color w:val="666666"/>
-          <w:sz w:val="15"/>
-          <w:szCs w:val="15"/>
-        </w:rPr>
-        <w:t>(15 pts) Evalúen la sensibilidad de los resultados de S1 frente a outliers y supuestos estadísticos (jackknife, bootstrap o simulaciones con distribuciones alternativas); distingan conclusiones confiables de aquellas que requieren cautela.</w:t>
+        <w:rPr>
+          <w:rFonts w:asciiTheme="minorHAnsi" w:hAnsiTheme="minorHAnsi" w:cstheme="minorHAnsi"/>
+        </w:rPr>
+      </w:pPr>
+      <w:r>
+        <w:rPr>
+          <w:rFonts w:asciiTheme="minorHAnsi" w:hAnsiTheme="minorHAnsi" w:cstheme="minorHAnsi"/>
+        </w:rPr>
+        <w:t>La exclusión de los 465 programas censurados en 0 y en 1, identificados en S1, desplaza la media del abandono de 0,518 a 0,527 y reduce su desviación típica de 0,224 a 0,199. La correlación con la acreditación de carrera apenas se mueve, de −0,311 a −0,310, y el contraste de Welch mantiene su decisión. Son cambios pequeños, pero recuerdan que la censura de la variable no es inocua.</w:t>
       </w:r>
     </w:p>
     <w:p>
       <w:pPr>
         <w:spacing w:after="100" w:line="252" w:lineRule="auto"/>
         <w:jc w:val="both"/>
-      </w:pPr>
-      <w:r>
-        <w:t xml:space="preserve">El </w:t>
-      </w:r>
-      <w:r>
-        <w:rPr>
-          <w:b/>
-          <w:bCs/>
-        </w:rPr>
-        <w:t>jackknife</w:t>
-      </w:r>
-      <w:r>
-        <w:t xml:space="preserve"> sobre los 9.678 programas arroja un error estándar de 0,002276, idéntico al clásico e igual al bootstrap hasta la quinta cifra, y un sesgo estimado nulo. Ninguna observación individual desplaza la media más de 5,4 × 10⁻⁵: </w:t>
-      </w:r>
-      <w:r>
-        <w:rPr>
-          <w:b/>
-          <w:bCs/>
-        </w:rPr>
-        <w:t>no hay programas influyentes</w:t>
-      </w:r>
-      <w:r>
-        <w:t>, a diferencia de lo que ocurre con variables de cola larga.</w:t>
-      </w:r>
-    </w:p>
-    <w:p>
-      <w:pPr>
-        <w:spacing w:after="100" w:line="252" w:lineRule="auto"/>
-        <w:jc w:val="both"/>
-      </w:pPr>
-      <w:r>
-        <w:t xml:space="preserve">La exclusión de los </w:t>
-      </w:r>
-      <w:r>
-        <w:rPr>
-          <w:b/>
-          <w:bCs/>
-        </w:rPr>
-        <w:t>465 programas censurados</w:t>
-      </w:r>
-      <w:r>
-        <w:t xml:space="preserve"> en 0 y en 1, identificados en S1, desplaza la media del abandono de 0,518 a 0,527 y reduce su desviación típica de 0,224 a 0,199. La correlación con la acreditación de carrera apenas se mueve, de −0,311 a −0,310, y el contraste de Welch mantiene su decisión. Son cambios pequeños, pero recuerdan que la censura de la variable no es inocua.</w:t>
-      </w:r>
-    </w:p>
-    <w:p>
-      <w:pPr>
-        <w:spacing w:after="100" w:line="252" w:lineRule="auto"/>
-        <w:jc w:val="both"/>
-      </w:pPr>
-      <w:r>
-        <w:t xml:space="preserve">Sobre la simulación, la comparación entre estrategias es </w:t>
-      </w:r>
-      <w:r>
-        <w:rPr>
-          <w:b/>
-          <w:bCs/>
-        </w:rPr>
-        <w:t>algebraicamente independiente de ε</w:t>
-      </w:r>
-      <w:r>
-        <w:t>, porque ese factor multiplica por igual a ambas y se cancela en el cociente: la conclusión no descansa sobre el supuesto que peor se conoce. Los ejes que sí podrían moverla son el presupuesto y la proporción de instituciones no acreditadas.</w:t>
+        <w:rPr>
+          <w:rFonts w:asciiTheme="minorHAnsi" w:hAnsiTheme="minorHAnsi" w:cstheme="minorHAnsi"/>
+        </w:rPr>
+      </w:pPr>
+      <w:r>
+        <w:rPr>
+          <w:rFonts w:asciiTheme="minorHAnsi" w:hAnsiTheme="minorHAnsi" w:cstheme="minorHAnsi"/>
+        </w:rPr>
+        <w:t>Sobre la simulación, la comparación entre estrategias es algebraicamente independiente de ε, porque ese factor multiplica por igual a ambas y se cancela en el cociente</w:t>
+      </w:r>
+      <w:r>
+        <w:rPr>
+          <w:rFonts w:asciiTheme="minorHAnsi" w:hAnsiTheme="minorHAnsi" w:cstheme="minorHAnsi"/>
+        </w:rPr>
+        <w:t>. L</w:t>
+      </w:r>
+      <w:r>
+        <w:rPr>
+          <w:rFonts w:asciiTheme="minorHAnsi" w:hAnsiTheme="minorHAnsi" w:cstheme="minorHAnsi"/>
+        </w:rPr>
+        <w:t>a conclusión no descansa sobre el supuesto que peor se conoce. Los ejes que sí podrían moverla son el presupuesto y la proporción de instituciones no acreditadas.</w:t>
       </w:r>
     </w:p>
     <w:tbl>
@@ -4185,9 +4640,13 @@
           <w:p>
             <w:pPr>
               <w:spacing w:line="230" w:lineRule="auto"/>
-            </w:pPr>
-            <w:r>
-              <w:rPr>
+              <w:rPr>
+                <w:rFonts w:asciiTheme="minorHAnsi" w:hAnsiTheme="minorHAnsi" w:cstheme="minorHAnsi"/>
+              </w:rPr>
+            </w:pPr>
+            <w:r>
+              <w:rPr>
+                <w:rFonts w:asciiTheme="minorHAnsi" w:hAnsiTheme="minorHAnsi" w:cstheme="minorHAnsi"/>
                 <w:b/>
                 <w:bCs/>
                 <w:sz w:val="16"/>
@@ -4212,9 +4671,13 @@
             <w:pPr>
               <w:spacing w:line="230" w:lineRule="auto"/>
               <w:jc w:val="center"/>
-            </w:pPr>
-            <w:r>
-              <w:rPr>
+              <w:rPr>
+                <w:rFonts w:asciiTheme="minorHAnsi" w:hAnsiTheme="minorHAnsi" w:cstheme="minorHAnsi"/>
+              </w:rPr>
+            </w:pPr>
+            <w:r>
+              <w:rPr>
+                <w:rFonts w:asciiTheme="minorHAnsi" w:hAnsiTheme="minorHAnsi" w:cstheme="minorHAnsi"/>
                 <w:b/>
                 <w:bCs/>
                 <w:sz w:val="16"/>
@@ -4239,9 +4702,13 @@
             <w:pPr>
               <w:spacing w:line="230" w:lineRule="auto"/>
               <w:jc w:val="center"/>
-            </w:pPr>
-            <w:r>
-              <w:rPr>
+              <w:rPr>
+                <w:rFonts w:asciiTheme="minorHAnsi" w:hAnsiTheme="minorHAnsi" w:cstheme="minorHAnsi"/>
+              </w:rPr>
+            </w:pPr>
+            <w:r>
+              <w:rPr>
+                <w:rFonts w:asciiTheme="minorHAnsi" w:hAnsiTheme="minorHAnsi" w:cstheme="minorHAnsi"/>
                 <w:b/>
                 <w:bCs/>
                 <w:sz w:val="16"/>
@@ -4266,9 +4733,13 @@
             <w:pPr>
               <w:spacing w:line="230" w:lineRule="auto"/>
               <w:jc w:val="center"/>
-            </w:pPr>
-            <w:r>
-              <w:rPr>
+              <w:rPr>
+                <w:rFonts w:asciiTheme="minorHAnsi" w:hAnsiTheme="minorHAnsi" w:cstheme="minorHAnsi"/>
+              </w:rPr>
+            </w:pPr>
+            <w:r>
+              <w:rPr>
+                <w:rFonts w:asciiTheme="minorHAnsi" w:hAnsiTheme="minorHAnsi" w:cstheme="minorHAnsi"/>
                 <w:b/>
                 <w:bCs/>
                 <w:sz w:val="16"/>
@@ -4293,9 +4764,13 @@
             <w:pPr>
               <w:spacing w:line="230" w:lineRule="auto"/>
               <w:jc w:val="center"/>
-            </w:pPr>
-            <w:r>
-              <w:rPr>
+              <w:rPr>
+                <w:rFonts w:asciiTheme="minorHAnsi" w:hAnsiTheme="minorHAnsi" w:cstheme="minorHAnsi"/>
+              </w:rPr>
+            </w:pPr>
+            <w:r>
+              <w:rPr>
+                <w:rFonts w:asciiTheme="minorHAnsi" w:hAnsiTheme="minorHAnsi" w:cstheme="minorHAnsi"/>
                 <w:b/>
                 <w:bCs/>
                 <w:sz w:val="16"/>
@@ -4320,9 +4795,13 @@
           <w:p>
             <w:pPr>
               <w:spacing w:line="230" w:lineRule="auto"/>
-            </w:pPr>
-            <w:r>
-              <w:rPr>
+              <w:rPr>
+                <w:rFonts w:asciiTheme="minorHAnsi" w:hAnsiTheme="minorHAnsi" w:cstheme="minorHAnsi"/>
+              </w:rPr>
+            </w:pPr>
+            <w:r>
+              <w:rPr>
+                <w:rFonts w:asciiTheme="minorHAnsi" w:hAnsiTheme="minorHAnsi" w:cstheme="minorHAnsi"/>
                 <w:sz w:val="16"/>
                 <w:szCs w:val="16"/>
               </w:rPr>
@@ -4344,9 +4823,13 @@
             <w:pPr>
               <w:spacing w:line="230" w:lineRule="auto"/>
               <w:jc w:val="center"/>
-            </w:pPr>
-            <w:r>
-              <w:rPr>
+              <w:rPr>
+                <w:rFonts w:asciiTheme="minorHAnsi" w:hAnsiTheme="minorHAnsi" w:cstheme="minorHAnsi"/>
+              </w:rPr>
+            </w:pPr>
+            <w:r>
+              <w:rPr>
+                <w:rFonts w:asciiTheme="minorHAnsi" w:hAnsiTheme="minorHAnsi" w:cstheme="minorHAnsi"/>
                 <w:sz w:val="16"/>
                 <w:szCs w:val="16"/>
               </w:rPr>
@@ -4368,9 +4851,13 @@
             <w:pPr>
               <w:spacing w:line="230" w:lineRule="auto"/>
               <w:jc w:val="center"/>
-            </w:pPr>
-            <w:r>
-              <w:rPr>
+              <w:rPr>
+                <w:rFonts w:asciiTheme="minorHAnsi" w:hAnsiTheme="minorHAnsi" w:cstheme="minorHAnsi"/>
+              </w:rPr>
+            </w:pPr>
+            <w:r>
+              <w:rPr>
+                <w:rFonts w:asciiTheme="minorHAnsi" w:hAnsiTheme="minorHAnsi" w:cstheme="minorHAnsi"/>
                 <w:sz w:val="16"/>
                 <w:szCs w:val="16"/>
               </w:rPr>
@@ -4392,9 +4879,13 @@
             <w:pPr>
               <w:spacing w:line="230" w:lineRule="auto"/>
               <w:jc w:val="center"/>
-            </w:pPr>
-            <w:r>
-              <w:rPr>
+              <w:rPr>
+                <w:rFonts w:asciiTheme="minorHAnsi" w:hAnsiTheme="minorHAnsi" w:cstheme="minorHAnsi"/>
+              </w:rPr>
+            </w:pPr>
+            <w:r>
+              <w:rPr>
+                <w:rFonts w:asciiTheme="minorHAnsi" w:hAnsiTheme="minorHAnsi" w:cstheme="minorHAnsi"/>
                 <w:sz w:val="16"/>
                 <w:szCs w:val="16"/>
               </w:rPr>
@@ -4416,9 +4907,13 @@
             <w:pPr>
               <w:spacing w:line="230" w:lineRule="auto"/>
               <w:jc w:val="center"/>
-            </w:pPr>
-            <w:r>
-              <w:rPr>
+              <w:rPr>
+                <w:rFonts w:asciiTheme="minorHAnsi" w:hAnsiTheme="minorHAnsi" w:cstheme="minorHAnsi"/>
+              </w:rPr>
+            </w:pPr>
+            <w:r>
+              <w:rPr>
+                <w:rFonts w:asciiTheme="minorHAnsi" w:hAnsiTheme="minorHAnsi" w:cstheme="minorHAnsi"/>
                 <w:sz w:val="16"/>
                 <w:szCs w:val="16"/>
               </w:rPr>
@@ -4441,9 +4936,13 @@
           <w:p>
             <w:pPr>
               <w:spacing w:line="230" w:lineRule="auto"/>
-            </w:pPr>
-            <w:r>
-              <w:rPr>
+              <w:rPr>
+                <w:rFonts w:asciiTheme="minorHAnsi" w:hAnsiTheme="minorHAnsi" w:cstheme="minorHAnsi"/>
+              </w:rPr>
+            </w:pPr>
+            <w:r>
+              <w:rPr>
+                <w:rFonts w:asciiTheme="minorHAnsi" w:hAnsiTheme="minorHAnsi" w:cstheme="minorHAnsi"/>
                 <w:sz w:val="16"/>
                 <w:szCs w:val="16"/>
               </w:rPr>
@@ -4465,9 +4964,13 @@
             <w:pPr>
               <w:spacing w:line="230" w:lineRule="auto"/>
               <w:jc w:val="center"/>
-            </w:pPr>
-            <w:r>
-              <w:rPr>
+              <w:rPr>
+                <w:rFonts w:asciiTheme="minorHAnsi" w:hAnsiTheme="minorHAnsi" w:cstheme="minorHAnsi"/>
+              </w:rPr>
+            </w:pPr>
+            <w:r>
+              <w:rPr>
+                <w:rFonts w:asciiTheme="minorHAnsi" w:hAnsiTheme="minorHAnsi" w:cstheme="minorHAnsi"/>
                 <w:sz w:val="16"/>
                 <w:szCs w:val="16"/>
               </w:rPr>
@@ -4489,9 +4992,13 @@
             <w:pPr>
               <w:spacing w:line="230" w:lineRule="auto"/>
               <w:jc w:val="center"/>
-            </w:pPr>
-            <w:r>
-              <w:rPr>
+              <w:rPr>
+                <w:rFonts w:asciiTheme="minorHAnsi" w:hAnsiTheme="minorHAnsi" w:cstheme="minorHAnsi"/>
+              </w:rPr>
+            </w:pPr>
+            <w:r>
+              <w:rPr>
+                <w:rFonts w:asciiTheme="minorHAnsi" w:hAnsiTheme="minorHAnsi" w:cstheme="minorHAnsi"/>
                 <w:sz w:val="16"/>
                 <w:szCs w:val="16"/>
               </w:rPr>
@@ -4513,9 +5020,13 @@
             <w:pPr>
               <w:spacing w:line="230" w:lineRule="auto"/>
               <w:jc w:val="center"/>
-            </w:pPr>
-            <w:r>
-              <w:rPr>
+              <w:rPr>
+                <w:rFonts w:asciiTheme="minorHAnsi" w:hAnsiTheme="minorHAnsi" w:cstheme="minorHAnsi"/>
+              </w:rPr>
+            </w:pPr>
+            <w:r>
+              <w:rPr>
+                <w:rFonts w:asciiTheme="minorHAnsi" w:hAnsiTheme="minorHAnsi" w:cstheme="minorHAnsi"/>
                 <w:sz w:val="16"/>
                 <w:szCs w:val="16"/>
               </w:rPr>
@@ -4537,9 +5048,13 @@
             <w:pPr>
               <w:spacing w:line="230" w:lineRule="auto"/>
               <w:jc w:val="center"/>
-            </w:pPr>
-            <w:r>
-              <w:rPr>
+              <w:rPr>
+                <w:rFonts w:asciiTheme="minorHAnsi" w:hAnsiTheme="minorHAnsi" w:cstheme="minorHAnsi"/>
+              </w:rPr>
+            </w:pPr>
+            <w:r>
+              <w:rPr>
+                <w:rFonts w:asciiTheme="minorHAnsi" w:hAnsiTheme="minorHAnsi" w:cstheme="minorHAnsi"/>
                 <w:sz w:val="16"/>
                 <w:szCs w:val="16"/>
               </w:rPr>
@@ -4562,9 +5077,13 @@
           <w:p>
             <w:pPr>
               <w:spacing w:line="230" w:lineRule="auto"/>
-            </w:pPr>
-            <w:r>
-              <w:rPr>
+              <w:rPr>
+                <w:rFonts w:asciiTheme="minorHAnsi" w:hAnsiTheme="minorHAnsi" w:cstheme="minorHAnsi"/>
+              </w:rPr>
+            </w:pPr>
+            <w:r>
+              <w:rPr>
+                <w:rFonts w:asciiTheme="minorHAnsi" w:hAnsiTheme="minorHAnsi" w:cstheme="minorHAnsi"/>
                 <w:sz w:val="16"/>
                 <w:szCs w:val="16"/>
               </w:rPr>
@@ -4586,9 +5105,13 @@
             <w:pPr>
               <w:spacing w:line="230" w:lineRule="auto"/>
               <w:jc w:val="center"/>
-            </w:pPr>
-            <w:r>
-              <w:rPr>
+              <w:rPr>
+                <w:rFonts w:asciiTheme="minorHAnsi" w:hAnsiTheme="minorHAnsi" w:cstheme="minorHAnsi"/>
+              </w:rPr>
+            </w:pPr>
+            <w:r>
+              <w:rPr>
+                <w:rFonts w:asciiTheme="minorHAnsi" w:hAnsiTheme="minorHAnsi" w:cstheme="minorHAnsi"/>
                 <w:sz w:val="16"/>
                 <w:szCs w:val="16"/>
               </w:rPr>
@@ -4610,9 +5133,13 @@
             <w:pPr>
               <w:spacing w:line="230" w:lineRule="auto"/>
               <w:jc w:val="center"/>
-            </w:pPr>
-            <w:r>
-              <w:rPr>
+              <w:rPr>
+                <w:rFonts w:asciiTheme="minorHAnsi" w:hAnsiTheme="minorHAnsi" w:cstheme="minorHAnsi"/>
+              </w:rPr>
+            </w:pPr>
+            <w:r>
+              <w:rPr>
+                <w:rFonts w:asciiTheme="minorHAnsi" w:hAnsiTheme="minorHAnsi" w:cstheme="minorHAnsi"/>
                 <w:sz w:val="16"/>
                 <w:szCs w:val="16"/>
               </w:rPr>
@@ -4634,9 +5161,13 @@
             <w:pPr>
               <w:spacing w:line="230" w:lineRule="auto"/>
               <w:jc w:val="center"/>
-            </w:pPr>
-            <w:r>
-              <w:rPr>
+              <w:rPr>
+                <w:rFonts w:asciiTheme="minorHAnsi" w:hAnsiTheme="minorHAnsi" w:cstheme="minorHAnsi"/>
+              </w:rPr>
+            </w:pPr>
+            <w:r>
+              <w:rPr>
+                <w:rFonts w:asciiTheme="minorHAnsi" w:hAnsiTheme="minorHAnsi" w:cstheme="minorHAnsi"/>
                 <w:sz w:val="16"/>
                 <w:szCs w:val="16"/>
               </w:rPr>
@@ -4658,9 +5189,13 @@
             <w:pPr>
               <w:spacing w:line="230" w:lineRule="auto"/>
               <w:jc w:val="center"/>
-            </w:pPr>
-            <w:r>
-              <w:rPr>
+              <w:rPr>
+                <w:rFonts w:asciiTheme="minorHAnsi" w:hAnsiTheme="minorHAnsi" w:cstheme="minorHAnsi"/>
+              </w:rPr>
+            </w:pPr>
+            <w:r>
+              <w:rPr>
+                <w:rFonts w:asciiTheme="minorHAnsi" w:hAnsiTheme="minorHAnsi" w:cstheme="minorHAnsi"/>
                 <w:sz w:val="16"/>
                 <w:szCs w:val="16"/>
               </w:rPr>
@@ -4683,9 +5218,13 @@
           <w:p>
             <w:pPr>
               <w:spacing w:line="230" w:lineRule="auto"/>
-            </w:pPr>
-            <w:r>
-              <w:rPr>
+              <w:rPr>
+                <w:rFonts w:asciiTheme="minorHAnsi" w:hAnsiTheme="minorHAnsi" w:cstheme="minorHAnsi"/>
+              </w:rPr>
+            </w:pPr>
+            <w:r>
+              <w:rPr>
+                <w:rFonts w:asciiTheme="minorHAnsi" w:hAnsiTheme="minorHAnsi" w:cstheme="minorHAnsi"/>
                 <w:sz w:val="16"/>
                 <w:szCs w:val="16"/>
               </w:rPr>
@@ -4707,9 +5246,13 @@
             <w:pPr>
               <w:spacing w:line="230" w:lineRule="auto"/>
               <w:jc w:val="center"/>
-            </w:pPr>
-            <w:r>
-              <w:rPr>
+              <w:rPr>
+                <w:rFonts w:asciiTheme="minorHAnsi" w:hAnsiTheme="minorHAnsi" w:cstheme="minorHAnsi"/>
+              </w:rPr>
+            </w:pPr>
+            <w:r>
+              <w:rPr>
+                <w:rFonts w:asciiTheme="minorHAnsi" w:hAnsiTheme="minorHAnsi" w:cstheme="minorHAnsi"/>
                 <w:sz w:val="16"/>
                 <w:szCs w:val="16"/>
               </w:rPr>
@@ -4731,9 +5274,13 @@
             <w:pPr>
               <w:spacing w:line="230" w:lineRule="auto"/>
               <w:jc w:val="center"/>
-            </w:pPr>
-            <w:r>
-              <w:rPr>
+              <w:rPr>
+                <w:rFonts w:asciiTheme="minorHAnsi" w:hAnsiTheme="minorHAnsi" w:cstheme="minorHAnsi"/>
+              </w:rPr>
+            </w:pPr>
+            <w:r>
+              <w:rPr>
+                <w:rFonts w:asciiTheme="minorHAnsi" w:hAnsiTheme="minorHAnsi" w:cstheme="minorHAnsi"/>
                 <w:sz w:val="16"/>
                 <w:szCs w:val="16"/>
               </w:rPr>
@@ -4755,9 +5302,13 @@
             <w:pPr>
               <w:spacing w:line="230" w:lineRule="auto"/>
               <w:jc w:val="center"/>
-            </w:pPr>
-            <w:r>
-              <w:rPr>
+              <w:rPr>
+                <w:rFonts w:asciiTheme="minorHAnsi" w:hAnsiTheme="minorHAnsi" w:cstheme="minorHAnsi"/>
+              </w:rPr>
+            </w:pPr>
+            <w:r>
+              <w:rPr>
+                <w:rFonts w:asciiTheme="minorHAnsi" w:hAnsiTheme="minorHAnsi" w:cstheme="minorHAnsi"/>
                 <w:sz w:val="16"/>
                 <w:szCs w:val="16"/>
               </w:rPr>
@@ -4779,9 +5330,13 @@
             <w:pPr>
               <w:spacing w:line="230" w:lineRule="auto"/>
               <w:jc w:val="center"/>
-            </w:pPr>
-            <w:r>
-              <w:rPr>
+              <w:rPr>
+                <w:rFonts w:asciiTheme="minorHAnsi" w:hAnsiTheme="minorHAnsi" w:cstheme="minorHAnsi"/>
+              </w:rPr>
+            </w:pPr>
+            <w:r>
+              <w:rPr>
+                <w:rFonts w:asciiTheme="minorHAnsi" w:hAnsiTheme="minorHAnsi" w:cstheme="minorHAnsi"/>
                 <w:sz w:val="16"/>
                 <w:szCs w:val="16"/>
               </w:rPr>
@@ -4795,12 +5350,15 @@
       <w:pPr>
         <w:spacing w:before="50" w:after="130"/>
         <w:jc w:val="center"/>
-      </w:pPr>
-      <w:r>
-        <w:rPr>
+        <w:rPr>
+          <w:rFonts w:asciiTheme="minorHAnsi" w:hAnsiTheme="minorHAnsi" w:cstheme="minorHAnsi"/>
+        </w:rPr>
+      </w:pPr>
+      <w:r>
+        <w:rPr>
+          <w:rFonts w:asciiTheme="minorHAnsi" w:hAnsiTheme="minorHAnsi" w:cstheme="minorHAnsi"/>
           <w:i/>
           <w:iCs/>
-          <w:color w:val="555555"/>
           <w:sz w:val="15"/>
           <w:szCs w:val="15"/>
         </w:rPr>
@@ -4811,98 +5369,117 @@
       <w:pPr>
         <w:spacing w:after="100" w:line="252" w:lineRule="auto"/>
         <w:jc w:val="both"/>
-      </w:pPr>
-      <w:r>
-        <w:rPr>
+        <w:rPr>
+          <w:rFonts w:asciiTheme="minorHAnsi" w:hAnsiTheme="minorHAnsi" w:cstheme="minorHAnsi"/>
+        </w:rPr>
+      </w:pPr>
+      <w:r>
+        <w:rPr>
+          <w:rFonts w:asciiTheme="minorHAnsi" w:hAnsiTheme="minorHAnsi" w:cstheme="minorHAnsi"/>
+        </w:rPr>
+        <w:t>La ventaja se mantiene entre el 28 y el 51 % en los dieciséis escenarios. Ni multiplicando por cinco la proporción de programas no acreditados la estrategia por acreditación llega a competir. Sustituir además la distribución generadora, de normal truncada a Beta ajustada por momentos a las mismas medias y desviaciones, reduce la ventaja de 8.462 a 7.958 estudiantes un 6 %</w:t>
+      </w:r>
+      <w:r>
+        <w:rPr>
+          <w:rFonts w:asciiTheme="minorHAnsi" w:hAnsiTheme="minorHAnsi" w:cstheme="minorHAnsi"/>
+        </w:rPr>
+        <w:t xml:space="preserve"> </w:t>
+      </w:r>
+      <w:r>
+        <w:rPr>
+          <w:rFonts w:asciiTheme="minorHAnsi" w:hAnsiTheme="minorHAnsi" w:cstheme="minorHAnsi"/>
+        </w:rPr>
+        <w:t>y B sigue ganando en el 100 % de las iteraciones</w:t>
+      </w:r>
+      <w:r>
+        <w:rPr>
+          <w:rFonts w:asciiTheme="minorHAnsi" w:hAnsiTheme="minorHAnsi" w:cstheme="minorHAnsi"/>
+        </w:rPr>
+        <w:t>. E</w:t>
+      </w:r>
+      <w:r>
+        <w:rPr>
+          <w:rFonts w:asciiTheme="minorHAnsi" w:hAnsiTheme="minorHAnsi" w:cstheme="minorHAnsi"/>
+        </w:rPr>
+        <w:t>l resultado no es un artefacto de la forma supuesta.</w:t>
+      </w:r>
+    </w:p>
+    <w:p>
+      <w:pPr>
+        <w:spacing w:after="100" w:line="252" w:lineRule="auto"/>
+        <w:jc w:val="both"/>
+        <w:rPr>
+          <w:rFonts w:asciiTheme="minorHAnsi" w:hAnsiTheme="minorHAnsi" w:cstheme="minorHAnsi"/>
+        </w:rPr>
+      </w:pPr>
+      <w:r>
+        <w:rPr>
+          <w:rFonts w:asciiTheme="minorHAnsi" w:hAnsiTheme="minorHAnsi" w:cstheme="minorHAnsi"/>
+        </w:rPr>
+        <w:t>En síntesis, son confiables las cuatro estimaciones puntuales con sus intervalos, el contraste sobre la acreditación, las tres correlaciones fuertes y la ventaja de focalizar por abandono. Requieren cautela la media del abandono frente a la censura de la variable y la correlación con el egreso municipal, cuyo signo está definido pero cuya magnitud es irrelevante. Y todo lo anterior valida el procedimiento, no el dato</w:t>
+      </w:r>
+      <w:r>
+        <w:rPr>
+          <w:rFonts w:asciiTheme="minorHAnsi" w:hAnsiTheme="minorHAnsi" w:cstheme="minorHAnsi"/>
+        </w:rPr>
+        <w:t xml:space="preserve">, </w:t>
+      </w:r>
+      <w:r>
+        <w:rPr>
+          <w:rFonts w:asciiTheme="minorHAnsi" w:hAnsiTheme="minorHAnsi" w:cstheme="minorHAnsi"/>
+        </w:rPr>
+        <w:t>ningún método de remuestreo corrige un sesgo de construcción, porque remuestrea los mismos datos que lo contienen.</w:t>
+      </w:r>
+    </w:p>
+    <w:p>
+      <w:pPr>
+        <w:pStyle w:val="Heading1"/>
+        <w:spacing w:before="230" w:after="60"/>
+        <w:rPr>
+          <w:rFonts w:asciiTheme="minorHAnsi" w:hAnsiTheme="minorHAnsi" w:cstheme="minorHAnsi"/>
+          <w:color w:val="auto"/>
+        </w:rPr>
+      </w:pPr>
+      <w:bookmarkStart w:id="5" w:name="_Toc243059336"/>
+      <w:r>
+        <w:rPr>
+          <w:rFonts w:asciiTheme="minorHAnsi" w:hAnsiTheme="minorHAnsi" w:cstheme="minorHAnsi"/>
           <w:b/>
           <w:bCs/>
-        </w:rPr>
-        <w:t>La ventaja se mantiene entre el 28 y el 51 % en los dieciséis escenarios.</w:t>
-      </w:r>
-      <w:r>
-        <w:t xml:space="preserve"> Ni multiplicando por cinco la proporción de programas no acreditados la estrategia por acreditación llega a competir. Sustituir además la distribución generadora, de normal truncada a </w:t>
-      </w:r>
-      <w:r>
-        <w:rPr>
-          <w:b/>
-          <w:bCs/>
-        </w:rPr>
-        <w:t>Beta</w:t>
-      </w:r>
-      <w:r>
-        <w:t xml:space="preserve"> ajustada por momentos a las mismas medias y desviaciones, reduce la ventaja de 8.462 a 7.958 estudiantes —un 6 %— y B sigue ganando en el 100 % de las iteraciones: el resultado no es un artefacto de la forma supuesta.</w:t>
-      </w:r>
+          <w:color w:val="auto"/>
+          <w:sz w:val="25"/>
+          <w:szCs w:val="25"/>
+        </w:rPr>
+        <w:t>6. Preparación para la Sumativa 3</w:t>
+      </w:r>
+      <w:bookmarkEnd w:id="5"/>
     </w:p>
     <w:p>
       <w:pPr>
         <w:spacing w:after="100" w:line="252" w:lineRule="auto"/>
         <w:jc w:val="both"/>
-      </w:pPr>
-      <w:r>
-        <w:rPr>
-          <w:b/>
-          <w:bCs/>
-        </w:rPr>
-        <w:t>En síntesis</w:t>
-      </w:r>
-      <w:r>
-        <w:t xml:space="preserve">, son confiables las cuatro estimaciones puntuales con sus intervalos, el contraste sobre la acreditación, las tres correlaciones fuertes y la ventaja de focalizar por abandono. Requieren cautela la media del abandono frente a la censura de la variable y la correlación con el egreso municipal, cuyo signo está definido pero cuya magnitud es irrelevante. Y todo lo anterior valida el procedimiento, no el dato: ningún método de remuestreo corrige un sesgo de construcción, porque remuestrea los mismos datos que </w:t>
-      </w:r>
-      <w:r>
-        <w:t>lo contienen.</w:t>
-      </w:r>
-    </w:p>
-    <w:p>
-      <w:pPr>
-        <w:pStyle w:val="Heading1"/>
-        <w:spacing w:before="230" w:after="60"/>
-      </w:pPr>
-      <w:bookmarkStart w:id="5" w:name="_Toc242820888"/>
-      <w:r>
-        <w:rPr>
-          <w:b/>
-          <w:bCs/>
-          <w:color w:val="1F3864"/>
-          <w:sz w:val="25"/>
-          <w:szCs w:val="25"/>
-        </w:rPr>
-        <w:t>6. Preparación para la Sumativa 3</w:t>
-      </w:r>
-      <w:bookmarkEnd w:id="5"/>
-    </w:p>
-    <w:p>
-      <w:pPr>
-        <w:spacing w:after="110" w:line="230" w:lineRule="auto"/>
-        <w:jc w:val="both"/>
-      </w:pPr>
-      <w:r>
-        <w:rPr>
-          <w:i/>
-          <w:iCs/>
-          <w:color w:val="666666"/>
-          <w:sz w:val="15"/>
-          <w:szCs w:val="15"/>
-        </w:rPr>
-        <w:t>(9 pts) Documenten un reporte de resultados validados: parámetros robustos, correlaciones estables, observaciones influyentes identificadas y recomendaciones metodológicas para S3.</w:t>
-      </w:r>
-    </w:p>
-    <w:p>
-      <w:pPr>
-        <w:spacing w:after="100" w:line="252" w:lineRule="auto"/>
-        <w:jc w:val="both"/>
-      </w:pPr>
-      <w:r>
+        <w:rPr>
+          <w:rFonts w:asciiTheme="minorHAnsi" w:hAnsiTheme="minorHAnsi" w:cstheme="minorHAnsi"/>
+        </w:rPr>
+      </w:pPr>
+      <w:r>
+        <w:rPr>
+          <w:rFonts w:asciiTheme="minorHAnsi" w:hAnsiTheme="minorHAnsi" w:cstheme="minorHAnsi"/>
+        </w:rPr>
         <w:t xml:space="preserve">El archivo </w:t>
       </w:r>
       <w:r>
         <w:rPr>
-          <w:rFonts w:ascii="Consolas" w:eastAsia="Consolas" w:hAnsi="Consolas" w:cs="Consolas"/>
+          <w:rFonts w:asciiTheme="minorHAnsi" w:eastAsia="Consolas" w:hAnsiTheme="minorHAnsi" w:cstheme="minorHAnsi"/>
           <w:sz w:val="17"/>
           <w:szCs w:val="17"/>
         </w:rPr>
         <w:t>resultados_validados.csv</w:t>
       </w:r>
       <w:r>
+        <w:rPr>
+          <w:rFonts w:asciiTheme="minorHAnsi" w:hAnsiTheme="minorHAnsi" w:cstheme="minorHAnsi"/>
+        </w:rPr>
         <w:t>, en la raíz del repositorio, recoge en forma legible por máquina el veredicto de cada resultado, con sus intervalos clásico y bootstrap. La Tabla 5 lo resume.</w:t>
       </w:r>
     </w:p>
@@ -4942,9 +5519,13 @@
           <w:p>
             <w:pPr>
               <w:spacing w:line="230" w:lineRule="auto"/>
-            </w:pPr>
-            <w:r>
-              <w:rPr>
+              <w:rPr>
+                <w:rFonts w:asciiTheme="minorHAnsi" w:hAnsiTheme="minorHAnsi" w:cstheme="minorHAnsi"/>
+              </w:rPr>
+            </w:pPr>
+            <w:r>
+              <w:rPr>
+                <w:rFonts w:asciiTheme="minorHAnsi" w:hAnsiTheme="minorHAnsi" w:cstheme="minorHAnsi"/>
                 <w:b/>
                 <w:bCs/>
                 <w:sz w:val="16"/>
@@ -4968,9 +5549,13 @@
           <w:p>
             <w:pPr>
               <w:spacing w:line="230" w:lineRule="auto"/>
-            </w:pPr>
-            <w:r>
-              <w:rPr>
+              <w:rPr>
+                <w:rFonts w:asciiTheme="minorHAnsi" w:hAnsiTheme="minorHAnsi" w:cstheme="minorHAnsi"/>
+              </w:rPr>
+            </w:pPr>
+            <w:r>
+              <w:rPr>
+                <w:rFonts w:asciiTheme="minorHAnsi" w:hAnsiTheme="minorHAnsi" w:cstheme="minorHAnsi"/>
                 <w:b/>
                 <w:bCs/>
                 <w:sz w:val="16"/>
@@ -4995,9 +5580,13 @@
             <w:pPr>
               <w:spacing w:line="230" w:lineRule="auto"/>
               <w:jc w:val="center"/>
-            </w:pPr>
-            <w:r>
-              <w:rPr>
+              <w:rPr>
+                <w:rFonts w:asciiTheme="minorHAnsi" w:hAnsiTheme="minorHAnsi" w:cstheme="minorHAnsi"/>
+              </w:rPr>
+            </w:pPr>
+            <w:r>
+              <w:rPr>
+                <w:rFonts w:asciiTheme="minorHAnsi" w:hAnsiTheme="minorHAnsi" w:cstheme="minorHAnsi"/>
                 <w:b/>
                 <w:bCs/>
                 <w:sz w:val="16"/>
@@ -5022,9 +5611,13 @@
           <w:p>
             <w:pPr>
               <w:spacing w:line="230" w:lineRule="auto"/>
-            </w:pPr>
-            <w:r>
-              <w:rPr>
+              <w:rPr>
+                <w:rFonts w:asciiTheme="minorHAnsi" w:hAnsiTheme="minorHAnsi" w:cstheme="minorHAnsi"/>
+              </w:rPr>
+            </w:pPr>
+            <w:r>
+              <w:rPr>
+                <w:rFonts w:asciiTheme="minorHAnsi" w:hAnsiTheme="minorHAnsi" w:cstheme="minorHAnsi"/>
                 <w:sz w:val="16"/>
                 <w:szCs w:val="16"/>
               </w:rPr>
@@ -5045,9 +5638,13 @@
           <w:p>
             <w:pPr>
               <w:spacing w:line="230" w:lineRule="auto"/>
-            </w:pPr>
-            <w:r>
-              <w:rPr>
+              <w:rPr>
+                <w:rFonts w:asciiTheme="minorHAnsi" w:hAnsiTheme="minorHAnsi" w:cstheme="minorHAnsi"/>
+              </w:rPr>
+            </w:pPr>
+            <w:r>
+              <w:rPr>
+                <w:rFonts w:asciiTheme="minorHAnsi" w:hAnsiTheme="minorHAnsi" w:cstheme="minorHAnsi"/>
                 <w:sz w:val="16"/>
                 <w:szCs w:val="16"/>
               </w:rPr>
@@ -5069,9 +5666,13 @@
             <w:pPr>
               <w:spacing w:line="230" w:lineRule="auto"/>
               <w:jc w:val="center"/>
-            </w:pPr>
-            <w:r>
-              <w:rPr>
+              <w:rPr>
+                <w:rFonts w:asciiTheme="minorHAnsi" w:hAnsiTheme="minorHAnsi" w:cstheme="minorHAnsi"/>
+              </w:rPr>
+            </w:pPr>
+            <w:r>
+              <w:rPr>
+                <w:rFonts w:asciiTheme="minorHAnsi" w:hAnsiTheme="minorHAnsi" w:cstheme="minorHAnsi"/>
                 <w:sz w:val="16"/>
                 <w:szCs w:val="16"/>
               </w:rPr>
@@ -5094,9 +5695,13 @@
           <w:p>
             <w:pPr>
               <w:spacing w:line="230" w:lineRule="auto"/>
-            </w:pPr>
-            <w:r>
-              <w:rPr>
+              <w:rPr>
+                <w:rFonts w:asciiTheme="minorHAnsi" w:hAnsiTheme="minorHAnsi" w:cstheme="minorHAnsi"/>
+              </w:rPr>
+            </w:pPr>
+            <w:r>
+              <w:rPr>
+                <w:rFonts w:asciiTheme="minorHAnsi" w:hAnsiTheme="minorHAnsi" w:cstheme="minorHAnsi"/>
                 <w:sz w:val="16"/>
                 <w:szCs w:val="16"/>
               </w:rPr>
@@ -5117,9 +5722,13 @@
           <w:p>
             <w:pPr>
               <w:spacing w:line="230" w:lineRule="auto"/>
-            </w:pPr>
-            <w:r>
-              <w:rPr>
+              <w:rPr>
+                <w:rFonts w:asciiTheme="minorHAnsi" w:hAnsiTheme="minorHAnsi" w:cstheme="minorHAnsi"/>
+              </w:rPr>
+            </w:pPr>
+            <w:r>
+              <w:rPr>
+                <w:rFonts w:asciiTheme="minorHAnsi" w:hAnsiTheme="minorHAnsi" w:cstheme="minorHAnsi"/>
                 <w:sz w:val="16"/>
                 <w:szCs w:val="16"/>
               </w:rPr>
@@ -5141,9 +5750,13 @@
             <w:pPr>
               <w:spacing w:line="230" w:lineRule="auto"/>
               <w:jc w:val="center"/>
-            </w:pPr>
-            <w:r>
-              <w:rPr>
+              <w:rPr>
+                <w:rFonts w:asciiTheme="minorHAnsi" w:hAnsiTheme="minorHAnsi" w:cstheme="minorHAnsi"/>
+              </w:rPr>
+            </w:pPr>
+            <w:r>
+              <w:rPr>
+                <w:rFonts w:asciiTheme="minorHAnsi" w:hAnsiTheme="minorHAnsi" w:cstheme="minorHAnsi"/>
                 <w:sz w:val="16"/>
                 <w:szCs w:val="16"/>
               </w:rPr>
@@ -5166,9 +5779,13 @@
           <w:p>
             <w:pPr>
               <w:spacing w:line="230" w:lineRule="auto"/>
-            </w:pPr>
-            <w:r>
-              <w:rPr>
+              <w:rPr>
+                <w:rFonts w:asciiTheme="minorHAnsi" w:hAnsiTheme="minorHAnsi" w:cstheme="minorHAnsi"/>
+              </w:rPr>
+            </w:pPr>
+            <w:r>
+              <w:rPr>
+                <w:rFonts w:asciiTheme="minorHAnsi" w:hAnsiTheme="minorHAnsi" w:cstheme="minorHAnsi"/>
                 <w:sz w:val="16"/>
                 <w:szCs w:val="16"/>
               </w:rPr>
@@ -5189,9 +5806,13 @@
           <w:p>
             <w:pPr>
               <w:spacing w:line="230" w:lineRule="auto"/>
-            </w:pPr>
-            <w:r>
-              <w:rPr>
+              <w:rPr>
+                <w:rFonts w:asciiTheme="minorHAnsi" w:hAnsiTheme="minorHAnsi" w:cstheme="minorHAnsi"/>
+              </w:rPr>
+            </w:pPr>
+            <w:r>
+              <w:rPr>
+                <w:rFonts w:asciiTheme="minorHAnsi" w:hAnsiTheme="minorHAnsi" w:cstheme="minorHAnsi"/>
                 <w:sz w:val="16"/>
                 <w:szCs w:val="16"/>
               </w:rPr>
@@ -5213,9 +5834,13 @@
             <w:pPr>
               <w:spacing w:line="230" w:lineRule="auto"/>
               <w:jc w:val="center"/>
-            </w:pPr>
-            <w:r>
-              <w:rPr>
+              <w:rPr>
+                <w:rFonts w:asciiTheme="minorHAnsi" w:hAnsiTheme="minorHAnsi" w:cstheme="minorHAnsi"/>
+              </w:rPr>
+            </w:pPr>
+            <w:r>
+              <w:rPr>
+                <w:rFonts w:asciiTheme="minorHAnsi" w:hAnsiTheme="minorHAnsi" w:cstheme="minorHAnsi"/>
                 <w:sz w:val="16"/>
                 <w:szCs w:val="16"/>
               </w:rPr>
@@ -5238,13 +5863,16 @@
           <w:p>
             <w:pPr>
               <w:spacing w:line="230" w:lineRule="auto"/>
-            </w:pPr>
-            <w:r>
-              <w:rPr>
-                <w:sz w:val="16"/>
-                <w:szCs w:val="16"/>
-              </w:rPr>
-              <w:lastRenderedPageBreak/>
+              <w:rPr>
+                <w:rFonts w:asciiTheme="minorHAnsi" w:hAnsiTheme="minorHAnsi" w:cstheme="minorHAnsi"/>
+              </w:rPr>
+            </w:pPr>
+            <w:r>
+              <w:rPr>
+                <w:rFonts w:asciiTheme="minorHAnsi" w:hAnsiTheme="minorHAnsi" w:cstheme="minorHAnsi"/>
+                <w:sz w:val="16"/>
+                <w:szCs w:val="16"/>
+              </w:rPr>
               <w:t>Correlación con egreso municipal</w:t>
             </w:r>
           </w:p>
@@ -5262,9 +5890,13 @@
           <w:p>
             <w:pPr>
               <w:spacing w:line="230" w:lineRule="auto"/>
-            </w:pPr>
-            <w:r>
-              <w:rPr>
+              <w:rPr>
+                <w:rFonts w:asciiTheme="minorHAnsi" w:hAnsiTheme="minorHAnsi" w:cstheme="minorHAnsi"/>
+              </w:rPr>
+            </w:pPr>
+            <w:r>
+              <w:rPr>
+                <w:rFonts w:asciiTheme="minorHAnsi" w:hAnsiTheme="minorHAnsi" w:cstheme="minorHAnsi"/>
                 <w:sz w:val="16"/>
                 <w:szCs w:val="16"/>
               </w:rPr>
@@ -5286,9 +5918,13 @@
             <w:pPr>
               <w:spacing w:line="230" w:lineRule="auto"/>
               <w:jc w:val="center"/>
-            </w:pPr>
-            <w:r>
-              <w:rPr>
+              <w:rPr>
+                <w:rFonts w:asciiTheme="minorHAnsi" w:hAnsiTheme="minorHAnsi" w:cstheme="minorHAnsi"/>
+              </w:rPr>
+            </w:pPr>
+            <w:r>
+              <w:rPr>
+                <w:rFonts w:asciiTheme="minorHAnsi" w:hAnsiTheme="minorHAnsi" w:cstheme="minorHAnsi"/>
                 <w:sz w:val="16"/>
                 <w:szCs w:val="16"/>
               </w:rPr>
@@ -5311,9 +5947,13 @@
           <w:p>
             <w:pPr>
               <w:spacing w:line="230" w:lineRule="auto"/>
-            </w:pPr>
-            <w:r>
-              <w:rPr>
+              <w:rPr>
+                <w:rFonts w:asciiTheme="minorHAnsi" w:hAnsiTheme="minorHAnsi" w:cstheme="minorHAnsi"/>
+              </w:rPr>
+            </w:pPr>
+            <w:r>
+              <w:rPr>
+                <w:rFonts w:asciiTheme="minorHAnsi" w:hAnsiTheme="minorHAnsi" w:cstheme="minorHAnsi"/>
                 <w:sz w:val="16"/>
                 <w:szCs w:val="16"/>
               </w:rPr>
@@ -5334,9 +5974,13 @@
           <w:p>
             <w:pPr>
               <w:spacing w:line="230" w:lineRule="auto"/>
-            </w:pPr>
-            <w:r>
-              <w:rPr>
+              <w:rPr>
+                <w:rFonts w:asciiTheme="minorHAnsi" w:hAnsiTheme="minorHAnsi" w:cstheme="minorHAnsi"/>
+              </w:rPr>
+            </w:pPr>
+            <w:r>
+              <w:rPr>
+                <w:rFonts w:asciiTheme="minorHAnsi" w:hAnsiTheme="minorHAnsi" w:cstheme="minorHAnsi"/>
                 <w:sz w:val="16"/>
                 <w:szCs w:val="16"/>
               </w:rPr>
@@ -5358,9 +6002,13 @@
             <w:pPr>
               <w:spacing w:line="230" w:lineRule="auto"/>
               <w:jc w:val="center"/>
-            </w:pPr>
-            <w:r>
-              <w:rPr>
+              <w:rPr>
+                <w:rFonts w:asciiTheme="minorHAnsi" w:hAnsiTheme="minorHAnsi" w:cstheme="minorHAnsi"/>
+              </w:rPr>
+            </w:pPr>
+            <w:r>
+              <w:rPr>
+                <w:rFonts w:asciiTheme="minorHAnsi" w:hAnsiTheme="minorHAnsi" w:cstheme="minorHAnsi"/>
                 <w:sz w:val="16"/>
                 <w:szCs w:val="16"/>
               </w:rPr>
@@ -5383,9 +6031,13 @@
           <w:p>
             <w:pPr>
               <w:spacing w:line="230" w:lineRule="auto"/>
-            </w:pPr>
-            <w:r>
-              <w:rPr>
+              <w:rPr>
+                <w:rFonts w:asciiTheme="minorHAnsi" w:hAnsiTheme="minorHAnsi" w:cstheme="minorHAnsi"/>
+              </w:rPr>
+            </w:pPr>
+            <w:r>
+              <w:rPr>
+                <w:rFonts w:asciiTheme="minorHAnsi" w:hAnsiTheme="minorHAnsi" w:cstheme="minorHAnsi"/>
                 <w:sz w:val="16"/>
                 <w:szCs w:val="16"/>
               </w:rPr>
@@ -5406,9 +6058,13 @@
           <w:p>
             <w:pPr>
               <w:spacing w:line="230" w:lineRule="auto"/>
-            </w:pPr>
-            <w:r>
-              <w:rPr>
+              <w:rPr>
+                <w:rFonts w:asciiTheme="minorHAnsi" w:hAnsiTheme="minorHAnsi" w:cstheme="minorHAnsi"/>
+              </w:rPr>
+            </w:pPr>
+            <w:r>
+              <w:rPr>
+                <w:rFonts w:asciiTheme="minorHAnsi" w:hAnsiTheme="minorHAnsi" w:cstheme="minorHAnsi"/>
                 <w:sz w:val="16"/>
                 <w:szCs w:val="16"/>
               </w:rPr>
@@ -5430,9 +6086,13 @@
             <w:pPr>
               <w:spacing w:line="230" w:lineRule="auto"/>
               <w:jc w:val="center"/>
-            </w:pPr>
-            <w:r>
-              <w:rPr>
+              <w:rPr>
+                <w:rFonts w:asciiTheme="minorHAnsi" w:hAnsiTheme="minorHAnsi" w:cstheme="minorHAnsi"/>
+              </w:rPr>
+            </w:pPr>
+            <w:r>
+              <w:rPr>
+                <w:rFonts w:asciiTheme="minorHAnsi" w:hAnsiTheme="minorHAnsi" w:cstheme="minorHAnsi"/>
                 <w:sz w:val="16"/>
                 <w:szCs w:val="16"/>
               </w:rPr>
@@ -5446,15 +6106,19 @@
       <w:pPr>
         <w:spacing w:before="50" w:after="130"/>
         <w:jc w:val="center"/>
-      </w:pPr>
-      <w:r>
-        <w:rPr>
+        <w:rPr>
+          <w:rFonts w:asciiTheme="minorHAnsi" w:hAnsiTheme="minorHAnsi" w:cstheme="minorHAnsi"/>
+        </w:rPr>
+      </w:pPr>
+      <w:r>
+        <w:rPr>
+          <w:rFonts w:asciiTheme="minorHAnsi" w:hAnsiTheme="minorHAnsi" w:cstheme="minorHAnsi"/>
           <w:i/>
           <w:iCs/>
-          <w:color w:val="555555"/>
           <w:sz w:val="15"/>
           <w:szCs w:val="15"/>
         </w:rPr>
+        <w:lastRenderedPageBreak/>
         <w:t>Tabla 5: Reporte de resultados validados para la Sumativa 3.</w:t>
       </w:r>
     </w:p>
@@ -5462,143 +6126,257 @@
       <w:pPr>
         <w:spacing w:after="100" w:line="252" w:lineRule="auto"/>
         <w:jc w:val="both"/>
-      </w:pPr>
-      <w:r>
-        <w:rPr>
+        <w:rPr>
+          <w:rFonts w:asciiTheme="minorHAnsi" w:hAnsiTheme="minorHAnsi" w:cstheme="minorHAnsi"/>
+        </w:rPr>
+      </w:pPr>
+      <w:r>
+        <w:rPr>
+          <w:rFonts w:asciiTheme="minorHAnsi" w:hAnsiTheme="minorHAnsi" w:cstheme="minorHAnsi"/>
+        </w:rPr>
+        <w:t>Recomendaciones metodológicas para S3</w:t>
+      </w:r>
+      <w:r>
+        <w:rPr>
+          <w:rFonts w:asciiTheme="minorHAnsi" w:hAnsiTheme="minorHAnsi" w:cstheme="minorHAnsi"/>
+        </w:rPr>
+        <w:t>.</w:t>
+      </w:r>
+      <w:r>
+        <w:rPr>
+          <w:rFonts w:asciiTheme="minorHAnsi" w:hAnsiTheme="minorHAnsi" w:cstheme="minorHAnsi"/>
+        </w:rPr>
+        <w:t xml:space="preserve"> </w:t>
+      </w:r>
+    </w:p>
+    <w:p>
+      <w:pPr>
+        <w:pStyle w:val="ListParagraph"/>
+        <w:numPr>
+          <w:ilvl w:val="0"/>
+          <w:numId w:val="2"/>
+        </w:numPr>
+        <w:spacing w:after="100" w:line="252" w:lineRule="auto"/>
+        <w:jc w:val="both"/>
+        <w:rPr>
+          <w:rFonts w:asciiTheme="minorHAnsi" w:hAnsiTheme="minorHAnsi" w:cstheme="minorHAnsi"/>
+        </w:rPr>
+      </w:pPr>
+      <w:r>
+        <w:rPr>
+          <w:rFonts w:asciiTheme="minorHAnsi" w:hAnsiTheme="minorHAnsi" w:cstheme="minorHAnsi"/>
+        </w:rPr>
+        <w:t xml:space="preserve">Reportar los intervalos BCa en lugar de los clásicos: coinciden, de modo que no hay costo, y no dependen de supuestos. </w:t>
+      </w:r>
+    </w:p>
+    <w:p>
+      <w:pPr>
+        <w:pStyle w:val="ListParagraph"/>
+        <w:numPr>
+          <w:ilvl w:val="0"/>
+          <w:numId w:val="2"/>
+        </w:numPr>
+        <w:spacing w:after="100" w:line="252" w:lineRule="auto"/>
+        <w:jc w:val="both"/>
+        <w:rPr>
+          <w:rFonts w:asciiTheme="minorHAnsi" w:hAnsiTheme="minorHAnsi" w:cstheme="minorHAnsi"/>
+        </w:rPr>
+      </w:pPr>
+      <w:r>
+        <w:rPr>
+          <w:rFonts w:asciiTheme="minorHAnsi" w:hAnsiTheme="minorHAnsi" w:cstheme="minorHAnsi"/>
+        </w:rPr>
+        <w:t xml:space="preserve">Construir el modelo multivariado sobre las tres correlaciones estables y fuertes, dejando las débiles como controles sin interpretación propia. </w:t>
+      </w:r>
+    </w:p>
+    <w:p>
+      <w:pPr>
+        <w:pStyle w:val="ListParagraph"/>
+        <w:numPr>
+          <w:ilvl w:val="0"/>
+          <w:numId w:val="2"/>
+        </w:numPr>
+        <w:spacing w:after="100" w:line="252" w:lineRule="auto"/>
+        <w:jc w:val="both"/>
+        <w:rPr>
+          <w:rFonts w:asciiTheme="minorHAnsi" w:hAnsiTheme="minorHAnsi" w:cstheme="minorHAnsi"/>
+        </w:rPr>
+      </w:pPr>
+      <w:r>
+        <w:rPr>
+          <w:rFonts w:asciiTheme="minorHAnsi" w:hAnsiTheme="minorHAnsi" w:cstheme="minorHAnsi"/>
+        </w:rPr>
+        <w:t xml:space="preserve">Agrupar los errores estándar por institución, porque los programas de una misma institución no son observaciones independientes. </w:t>
+      </w:r>
+    </w:p>
+    <w:p>
+      <w:pPr>
+        <w:pStyle w:val="ListParagraph"/>
+        <w:numPr>
+          <w:ilvl w:val="0"/>
+          <w:numId w:val="2"/>
+        </w:numPr>
+        <w:spacing w:after="100" w:line="252" w:lineRule="auto"/>
+        <w:jc w:val="both"/>
+        <w:rPr>
+          <w:rFonts w:asciiTheme="minorHAnsi" w:hAnsiTheme="minorHAnsi" w:cstheme="minorHAnsi"/>
+        </w:rPr>
+      </w:pPr>
+      <w:r>
+        <w:rPr>
+          <w:rFonts w:asciiTheme="minorHAnsi" w:hAnsiTheme="minorHAnsi" w:cstheme="minorHAnsi"/>
+        </w:rPr>
+        <w:t>Conservar los 465 programas censurados y declarar su efecto en lugar de excluirlos. Y declarar siempre como supuesto de política, no como estimación, cualquier parámetro de eficacia de una intervención.</w:t>
+      </w:r>
+    </w:p>
+    <w:p>
+      <w:pPr>
+        <w:pStyle w:val="Heading2"/>
+        <w:spacing w:before="150" w:after="70"/>
+        <w:rPr>
+          <w:rFonts w:asciiTheme="minorHAnsi" w:hAnsiTheme="minorHAnsi" w:cstheme="minorHAnsi"/>
+          <w:color w:val="auto"/>
+        </w:rPr>
+      </w:pPr>
+      <w:bookmarkStart w:id="6" w:name="_Toc243059337"/>
+      <w:r>
+        <w:rPr>
+          <w:rFonts w:asciiTheme="minorHAnsi" w:hAnsiTheme="minorHAnsi" w:cstheme="minorHAnsi"/>
           <w:b/>
           <w:bCs/>
-        </w:rPr>
-        <w:t>Recomendaciones metodológicas para S3.</w:t>
-      </w:r>
-      <w:r>
-        <w:t xml:space="preserve"> Reportar los intervalos BCa en lugar de los clásicos: coinciden, de modo que no hay costo, y no dependen de supuestos. Construir el modelo multivariado sobre las tres correlaciones estables y fuertes, dejando las débiles como controles sin interpretación propia. Agrupar los errores estándar por institución, porque los programas de una misma institución no son observaciones independientes. Conservar los 465 programas censurados y declarar su efecto en lugar de excluirlos. Y declarar siempre como supuesto de</w:t>
-      </w:r>
-      <w:r>
-        <w:t xml:space="preserve"> política, no como estimación, cualquier parámetro de eficacia de una intervención.</w:t>
-      </w:r>
-    </w:p>
-    <w:p>
-      <w:pPr>
-        <w:pStyle w:val="Heading2"/>
-        <w:spacing w:before="150" w:after="70"/>
-      </w:pPr>
-      <w:bookmarkStart w:id="6" w:name="_Toc242820889"/>
-      <w:r>
-        <w:rPr>
+          <w:color w:val="auto"/>
+          <w:sz w:val="21"/>
+          <w:szCs w:val="21"/>
+        </w:rPr>
+        <w:t>6.1 Reproducibilidad</w:t>
+      </w:r>
+      <w:bookmarkEnd w:id="6"/>
+    </w:p>
+    <w:p>
+      <w:pPr>
+        <w:spacing w:after="100" w:line="252" w:lineRule="auto"/>
+        <w:jc w:val="both"/>
+        <w:rPr>
+          <w:rFonts w:asciiTheme="minorHAnsi" w:hAnsiTheme="minorHAnsi" w:cstheme="minorHAnsi"/>
+        </w:rPr>
+      </w:pPr>
+      <w:r>
+        <w:rPr>
+          <w:rFonts w:asciiTheme="minorHAnsi" w:hAnsiTheme="minorHAnsi" w:cstheme="minorHAnsi"/>
+        </w:rPr>
+        <w:t xml:space="preserve">Todas las cifras de este informe se generan al ejecutar </w:t>
+      </w:r>
+      <w:r>
+        <w:rPr>
+          <w:rFonts w:asciiTheme="minorHAnsi" w:eastAsia="Consolas" w:hAnsiTheme="minorHAnsi" w:cstheme="minorHAnsi"/>
+          <w:sz w:val="17"/>
+          <w:szCs w:val="17"/>
+        </w:rPr>
+        <w:t>S2/Sumativa2_Validacion_Remuestreo.ipynb</w:t>
+      </w:r>
+      <w:r>
+        <w:rPr>
+          <w:rFonts w:asciiTheme="minorHAnsi" w:hAnsiTheme="minorHAnsi" w:cstheme="minorHAnsi"/>
+        </w:rPr>
+        <w:t xml:space="preserve">, que corre de principio a fin sin errores en poco más de un minuto y deja sus salidas en </w:t>
+      </w:r>
+      <w:r>
+        <w:rPr>
+          <w:rFonts w:asciiTheme="minorHAnsi" w:eastAsia="Consolas" w:hAnsiTheme="minorHAnsi" w:cstheme="minorHAnsi"/>
+          <w:sz w:val="17"/>
+          <w:szCs w:val="17"/>
+        </w:rPr>
+        <w:t>S2/resultados/</w:t>
+      </w:r>
+      <w:r>
+        <w:rPr>
+          <w:rFonts w:asciiTheme="minorHAnsi" w:hAnsiTheme="minorHAnsi" w:cstheme="minorHAnsi"/>
+        </w:rPr>
+        <w:t xml:space="preserve">. Cada procedimiento emplea 10.000 repeticiones y la semilla fijada en 42, de modo que los resultados son reproducibles hasta la última cifra. El repositorio contiene las carpetas </w:t>
+      </w:r>
+      <w:r>
+        <w:rPr>
+          <w:rFonts w:asciiTheme="minorHAnsi" w:eastAsia="Consolas" w:hAnsiTheme="minorHAnsi" w:cstheme="minorHAnsi"/>
+          <w:sz w:val="17"/>
+          <w:szCs w:val="17"/>
+        </w:rPr>
+        <w:t>S1</w:t>
+      </w:r>
+      <w:r>
+        <w:rPr>
+          <w:rFonts w:asciiTheme="minorHAnsi" w:hAnsiTheme="minorHAnsi" w:cstheme="minorHAnsi"/>
+        </w:rPr>
+        <w:t xml:space="preserve"> y </w:t>
+      </w:r>
+      <w:r>
+        <w:rPr>
+          <w:rFonts w:asciiTheme="minorHAnsi" w:eastAsia="Consolas" w:hAnsiTheme="minorHAnsi" w:cstheme="minorHAnsi"/>
+          <w:sz w:val="17"/>
+          <w:szCs w:val="17"/>
+        </w:rPr>
+        <w:t>S2</w:t>
+      </w:r>
+      <w:r>
+        <w:rPr>
+          <w:rFonts w:asciiTheme="minorHAnsi" w:hAnsiTheme="minorHAnsi" w:cstheme="minorHAnsi"/>
+        </w:rPr>
+        <w:t xml:space="preserve"> con los entregables de cada fase, el conjunto analítico versionado y los scripts que lo construyeron a partir de las bases del SIES.</w:t>
+      </w:r>
+    </w:p>
+    <w:p>
+      <w:pPr>
+        <w:pStyle w:val="Heading1"/>
+        <w:spacing w:before="230" w:after="60"/>
+        <w:rPr>
+          <w:rFonts w:asciiTheme="minorHAnsi" w:hAnsiTheme="minorHAnsi" w:cstheme="minorHAnsi"/>
+          <w:color w:val="auto"/>
+        </w:rPr>
+      </w:pPr>
+      <w:bookmarkStart w:id="7" w:name="_Toc243059338"/>
+      <w:r>
+        <w:rPr>
+          <w:rFonts w:asciiTheme="minorHAnsi" w:hAnsiTheme="minorHAnsi" w:cstheme="minorHAnsi"/>
           <w:b/>
           <w:bCs/>
-          <w:color w:val="2E5496"/>
-          <w:sz w:val="21"/>
-          <w:szCs w:val="21"/>
-        </w:rPr>
-        <w:t>6.1 Reproducibilidad</w:t>
-      </w:r>
-      <w:bookmarkEnd w:id="6"/>
-    </w:p>
-    <w:p>
-      <w:pPr>
-        <w:spacing w:after="100" w:line="252" w:lineRule="auto"/>
-        <w:jc w:val="both"/>
-      </w:pPr>
-      <w:r>
-        <w:t xml:space="preserve">Todas las cifras de este informe se generan al ejecutar </w:t>
-      </w:r>
-      <w:r>
-        <w:rPr>
-          <w:rFonts w:ascii="Consolas" w:eastAsia="Consolas" w:hAnsi="Consolas" w:cs="Consolas"/>
-          <w:sz w:val="17"/>
-          <w:szCs w:val="17"/>
-        </w:rPr>
-        <w:t>S2/Sumativa2_Validacion_Remuestreo.ipynb</w:t>
-      </w:r>
-      <w:r>
-        <w:t xml:space="preserve">, que corre de principio a fin sin errores en poco más de un minuto y deja sus salidas en </w:t>
-      </w:r>
-      <w:r>
-        <w:rPr>
-          <w:rFonts w:ascii="Consolas" w:eastAsia="Consolas" w:hAnsi="Consolas" w:cs="Consolas"/>
-          <w:sz w:val="17"/>
-          <w:szCs w:val="17"/>
-        </w:rPr>
-        <w:t>S2/resultados/</w:t>
-      </w:r>
-      <w:r>
-        <w:t xml:space="preserve">. Cada procedimiento emplea 10.000 repeticiones y la semilla fijada en 42, de modo que los resultados son reproducibles hasta la última cifra. El repositorio contiene las carpetas </w:t>
-      </w:r>
-      <w:r>
-        <w:rPr>
-          <w:rFonts w:ascii="Consolas" w:eastAsia="Consolas" w:hAnsi="Consolas" w:cs="Consolas"/>
-          <w:sz w:val="17"/>
-          <w:szCs w:val="17"/>
-        </w:rPr>
-        <w:t>S1</w:t>
-      </w:r>
-      <w:r>
-        <w:t xml:space="preserve"> y </w:t>
-      </w:r>
-      <w:r>
-        <w:rPr>
-          <w:rFonts w:ascii="Consolas" w:eastAsia="Consolas" w:hAnsi="Consolas" w:cs="Consolas"/>
-          <w:sz w:val="17"/>
-          <w:szCs w:val="17"/>
-        </w:rPr>
-        <w:t>S2</w:t>
-      </w:r>
-      <w:r>
-        <w:t xml:space="preserve"> con los entregables de cada fase, el conjunto analítico versionado y los scripts que lo construyeron a partir de las bases del SIES.</w:t>
-      </w:r>
-    </w:p>
-    <w:p>
-      <w:pPr>
-        <w:pStyle w:val="Heading1"/>
-        <w:spacing w:before="230" w:after="60"/>
-      </w:pPr>
-      <w:bookmarkStart w:id="7" w:name="_Toc242820890"/>
-      <w:r>
-        <w:rPr>
-          <w:b/>
-          <w:bCs/>
-          <w:color w:val="1F3864"/>
+          <w:color w:val="auto"/>
           <w:sz w:val="25"/>
           <w:szCs w:val="25"/>
         </w:rPr>
         <w:t>7. Bibliografía</w:t>
       </w:r>
       <w:bookmarkEnd w:id="7"/>
-    </w:p>
-    <w:p>
-      <w:pPr>
-        <w:spacing w:after="110" w:line="230" w:lineRule="auto"/>
-        <w:jc w:val="both"/>
-      </w:pPr>
-      <w:r>
-        <w:rPr>
-          <w:i/>
-          <w:iCs/>
-          <w:color w:val="666666"/>
-          <w:sz w:val="15"/>
-          <w:szCs w:val="15"/>
-        </w:rPr>
-        <w:t>Referencias en formato APA 7.ª edición, citadas explícitamente en el texto.</w:t>
-      </w:r>
     </w:p>
     <w:p>
       <w:pPr>
         <w:spacing w:after="90"/>
         <w:ind w:left="400" w:hanging="400"/>
         <w:jc w:val="both"/>
-      </w:pPr>
-      <w:r>
+        <w:rPr>
+          <w:rFonts w:asciiTheme="minorHAnsi" w:hAnsiTheme="minorHAnsi" w:cstheme="minorHAnsi"/>
+          <w:lang w:val="en-US"/>
+        </w:rPr>
+      </w:pPr>
+      <w:r>
+        <w:rPr>
+          <w:rFonts w:asciiTheme="minorHAnsi" w:hAnsiTheme="minorHAnsi" w:cstheme="minorHAnsi"/>
+          <w:lang w:val="en-US"/>
+        </w:rPr>
         <w:t xml:space="preserve">Efron, B. (1987). Better bootstrap confidence intervals. </w:t>
       </w:r>
       <w:r>
         <w:rPr>
+          <w:rFonts w:asciiTheme="minorHAnsi" w:hAnsiTheme="minorHAnsi" w:cstheme="minorHAnsi"/>
           <w:i/>
           <w:iCs/>
+          <w:lang w:val="en-US"/>
         </w:rPr>
         <w:t>Journal of the American Statistical Association, 82</w:t>
       </w:r>
       <w:r>
+        <w:rPr>
+          <w:rFonts w:asciiTheme="minorHAnsi" w:hAnsiTheme="minorHAnsi" w:cstheme="minorHAnsi"/>
+          <w:lang w:val="en-US"/>
+        </w:rPr>
         <w:t>(397), 171–185.</w:t>
       </w:r>
     </w:p>
@@ -5607,18 +6385,31 @@
         <w:spacing w:after="90"/>
         <w:ind w:left="400" w:hanging="400"/>
         <w:jc w:val="both"/>
-      </w:pPr>
-      <w:r>
+        <w:rPr>
+          <w:rFonts w:asciiTheme="minorHAnsi" w:hAnsiTheme="minorHAnsi" w:cstheme="minorHAnsi"/>
+          <w:lang w:val="en-US"/>
+        </w:rPr>
+      </w:pPr>
+      <w:r>
+        <w:rPr>
+          <w:rFonts w:asciiTheme="minorHAnsi" w:hAnsiTheme="minorHAnsi" w:cstheme="minorHAnsi"/>
+        </w:rPr>
         <w:t xml:space="preserve">Efron, B. y Tibshirani, R. J. (1993). </w:t>
       </w:r>
       <w:r>
         <w:rPr>
+          <w:rFonts w:asciiTheme="minorHAnsi" w:hAnsiTheme="minorHAnsi" w:cstheme="minorHAnsi"/>
           <w:i/>
           <w:iCs/>
+          <w:lang w:val="en-US"/>
         </w:rPr>
         <w:t>An introduction to the bootstrap</w:t>
       </w:r>
       <w:r>
+        <w:rPr>
+          <w:rFonts w:asciiTheme="minorHAnsi" w:hAnsiTheme="minorHAnsi" w:cstheme="minorHAnsi"/>
+          <w:lang w:val="en-US"/>
+        </w:rPr>
         <w:t>. Chapman &amp; Hall.</w:t>
       </w:r>
     </w:p>
@@ -5627,18 +6418,32 @@
         <w:spacing w:after="90"/>
         <w:ind w:left="400" w:hanging="400"/>
         <w:jc w:val="both"/>
-      </w:pPr>
-      <w:r>
+        <w:rPr>
+          <w:rFonts w:asciiTheme="minorHAnsi" w:hAnsiTheme="minorHAnsi" w:cstheme="minorHAnsi"/>
+          <w:lang w:val="en-US"/>
+        </w:rPr>
+      </w:pPr>
+      <w:r>
+        <w:rPr>
+          <w:rFonts w:asciiTheme="minorHAnsi" w:hAnsiTheme="minorHAnsi" w:cstheme="minorHAnsi"/>
+          <w:lang w:val="en-US"/>
+        </w:rPr>
         <w:t xml:space="preserve">Good, P. I. (2005). </w:t>
       </w:r>
       <w:r>
         <w:rPr>
+          <w:rFonts w:asciiTheme="minorHAnsi" w:hAnsiTheme="minorHAnsi" w:cstheme="minorHAnsi"/>
           <w:i/>
           <w:iCs/>
+          <w:lang w:val="en-US"/>
         </w:rPr>
         <w:t>Permutation, parametric, and bootstrap tests of hypotheses</w:t>
       </w:r>
       <w:r>
+        <w:rPr>
+          <w:rFonts w:asciiTheme="minorHAnsi" w:hAnsiTheme="minorHAnsi" w:cstheme="minorHAnsi"/>
+          <w:lang w:val="en-US"/>
+        </w:rPr>
         <w:t xml:space="preserve"> (3.ª ed.). Springer.</w:t>
       </w:r>
     </w:p>
@@ -5647,58 +6452,117 @@
         <w:spacing w:after="90"/>
         <w:ind w:left="400" w:hanging="400"/>
         <w:jc w:val="both"/>
-      </w:pPr>
-      <w:r>
+        <w:rPr>
+          <w:rFonts w:asciiTheme="minorHAnsi" w:hAnsiTheme="minorHAnsi" w:cstheme="minorHAnsi"/>
+        </w:rPr>
+      </w:pPr>
+      <w:r>
+        <w:rPr>
+          <w:rFonts w:asciiTheme="minorHAnsi" w:hAnsiTheme="minorHAnsi" w:cstheme="minorHAnsi"/>
+          <w:lang w:val="en-US"/>
+        </w:rPr>
         <w:t xml:space="preserve">Robert, C. P. y Casella, G. (2004). </w:t>
       </w:r>
       <w:r>
         <w:rPr>
+          <w:rFonts w:asciiTheme="minorHAnsi" w:hAnsiTheme="minorHAnsi" w:cstheme="minorHAnsi"/>
           <w:i/>
           <w:iCs/>
+          <w:lang w:val="en-US"/>
         </w:rPr>
         <w:t>Monte Carlo statistical methods</w:t>
       </w:r>
       <w:r>
-        <w:t xml:space="preserve"> (2.ª ed.). Springer.</w:t>
+        <w:rPr>
+          <w:rFonts w:asciiTheme="minorHAnsi" w:hAnsiTheme="minorHAnsi" w:cstheme="minorHAnsi"/>
+          <w:lang w:val="en-US"/>
+        </w:rPr>
+        <w:t xml:space="preserve"> (2.ª ed.). </w:t>
+      </w:r>
+      <w:r>
+        <w:rPr>
+          <w:rFonts w:asciiTheme="minorHAnsi" w:hAnsiTheme="minorHAnsi" w:cstheme="minorHAnsi"/>
+        </w:rPr>
+        <w:t>Springer.</w:t>
       </w:r>
     </w:p>
     <w:p>
       <w:pPr>
         <w:spacing w:after="90"/>
-        <w:ind w:left="400" w:hanging="400"/>
         <w:jc w:val="both"/>
-      </w:pPr>
-      <w:r>
+        <w:rPr>
+          <w:rFonts w:asciiTheme="minorHAnsi" w:hAnsiTheme="minorHAnsi" w:cstheme="minorHAnsi"/>
+        </w:rPr>
+      </w:pPr>
+      <w:r>
+        <w:rPr>
+          <w:rFonts w:asciiTheme="minorHAnsi" w:hAnsiTheme="minorHAnsi" w:cstheme="minorHAnsi"/>
+        </w:rPr>
         <w:t xml:space="preserve">Servicio de Información de Educación Superior. (2026). </w:t>
       </w:r>
       <w:r>
         <w:rPr>
+          <w:rFonts w:asciiTheme="minorHAnsi" w:hAnsiTheme="minorHAnsi" w:cstheme="minorHAnsi"/>
           <w:i/>
           <w:iCs/>
         </w:rPr>
         <w:t>Bases de matrícula 2007–2026 y titulados 2007–2025</w:t>
       </w:r>
       <w:r>
-        <w:t xml:space="preserve"> [Conjunto de datos]. Ministerio de Educación de Chile. https://datosabiertos.mineduc.cl/</w:t>
+        <w:rPr>
+          <w:rFonts w:asciiTheme="minorHAnsi" w:hAnsiTheme="minorHAnsi" w:cstheme="minorHAnsi"/>
+        </w:rPr>
+        <w:t xml:space="preserve"> [Conjunto de</w:t>
+      </w:r>
+      <w:r>
+        <w:rPr>
+          <w:rFonts w:asciiTheme="minorHAnsi" w:hAnsiTheme="minorHAnsi" w:cstheme="minorHAnsi"/>
+        </w:rPr>
+        <w:t xml:space="preserve"> </w:t>
+      </w:r>
+      <w:r>
+        <w:rPr>
+          <w:rFonts w:asciiTheme="minorHAnsi" w:hAnsiTheme="minorHAnsi" w:cstheme="minorHAnsi"/>
+        </w:rPr>
+        <w:t>datos]. Ministerio de Educación de Chile. https://datosabiertos.mineduc.cl/</w:t>
       </w:r>
     </w:p>
     <w:p>
       <w:pPr>
         <w:spacing w:after="90"/>
-        <w:ind w:left="400" w:hanging="400"/>
         <w:jc w:val="both"/>
-      </w:pPr>
-      <w:r>
-        <w:t xml:space="preserve">Virtanen, P., Gommers, R., Oliphant, T. E., Haberland, M., Reddy, T., Cournapeau, D. et al. (2020). SciPy 1.0: fundamental algorithms for scientific computing in Python. </w:t>
-      </w:r>
-      <w:r>
-        <w:rPr>
+        <w:rPr>
+          <w:rFonts w:asciiTheme="minorHAnsi" w:hAnsiTheme="minorHAnsi" w:cstheme="minorHAnsi"/>
+          <w:lang w:val="en-US"/>
+        </w:rPr>
+      </w:pPr>
+      <w:r>
+        <w:rPr>
+          <w:rFonts w:asciiTheme="minorHAnsi" w:hAnsiTheme="minorHAnsi" w:cstheme="minorHAnsi"/>
+        </w:rPr>
+        <w:t xml:space="preserve">Virtanen, P., Gommers, R., Oliphant, T. E., Haberland, M., Reddy, T., Cournapeau, D. et al. (2020). </w:t>
+      </w:r>
+      <w:r>
+        <w:rPr>
+          <w:rFonts w:asciiTheme="minorHAnsi" w:hAnsiTheme="minorHAnsi" w:cstheme="minorHAnsi"/>
+          <w:lang w:val="en-US"/>
+        </w:rPr>
+        <w:t xml:space="preserve">SciPy 1.0: fundamental algorithms for scientific computing in Python. </w:t>
+      </w:r>
+      <w:r>
+        <w:rPr>
+          <w:rFonts w:asciiTheme="minorHAnsi" w:hAnsiTheme="minorHAnsi" w:cstheme="minorHAnsi"/>
           <w:i/>
           <w:iCs/>
+          <w:lang w:val="en-US"/>
         </w:rPr>
         <w:t>Nature Methods, 17</w:t>
       </w:r>
       <w:r>
+        <w:rPr>
+          <w:rFonts w:asciiTheme="minorHAnsi" w:hAnsiTheme="minorHAnsi" w:cstheme="minorHAnsi"/>
+          <w:lang w:val="en-US"/>
+        </w:rPr>
         <w:t>(3), 261–272.</w:t>
       </w:r>
     </w:p>
@@ -5872,6 +6736,119 @@
 <file path=word/numbering.xml><?xml version="1.0" encoding="utf-8"?>
 <w:numbering xmlns:wpc="http://schemas.microsoft.com/office/word/2010/wordprocessingCanvas" xmlns:cx="http://schemas.microsoft.com/office/drawing/2014/chartex" xmlns:cx1="http://schemas.microsoft.com/office/drawing/2015/9/8/chartex" xmlns:cx2="http://schemas.microsoft.com/office/drawing/2015/10/21/chartex" xmlns:cx3="http://schemas.microsoft.com/office/drawing/2016/5/9/chartex" xmlns:cx4="http://schemas.microsoft.com/office/drawing/2016/5/10/chartex" xmlns:cx5="http://schemas.microsoft.com/office/drawing/2016/5/11/chartex" xmlns:cx6="http://schemas.microsoft.com/office/drawing/2016/5/12/chartex" xmlns:cx7="http://schemas.microsoft.com/office/drawing/2016/5/13/chartex" xmlns:cx8="http://schemas.microsoft.com/office/drawing/2016/5/14/chartex" xmlns:mc="http://schemas.openxmlformats.org/markup-compatibility/2006" xmlns:aink="http://schemas.microsoft.com/office/drawing/2016/ink" xmlns:am3d="http://schemas.microsoft.com/office/drawing/2017/model3d" xmlns:o="urn:schemas-microsoft-com:office:office" xmlns:oel="http://schemas.microsoft.com/office/2019/extlst" xmlns:r="http://schemas.openxmlformats.org/officeDocument/2006/relationships" xmlns:m="http://schemas.openxmlformats.org/officeDocument/2006/math" xmlns:v="urn:schemas-microsoft-com:vml" xmlns:wp14="http://schemas.microsoft.com/office/word/2010/wordprocessingDrawing" xmlns:wp="http://schemas.openxmlformats.org/drawingml/2006/wordprocessingDrawing" xmlns:w10="urn:schemas-microsoft-com:office:word" xmlns:w="http://schemas.openxmlformats.org/wordprocessingml/2006/main" xmlns:w14="http://schemas.microsoft.com/office/word/2010/wordml" xmlns:w15="http://schemas.microsoft.com/office/word/2012/wordml" xmlns:w16cex="http://schemas.microsoft.com/office/word/2018/wordml/cex" xmlns:w16cid="http://schemas.microsoft.com/office/word/2016/wordml/cid" xmlns:w16="http://schemas.microsoft.com/office/word/2018/wordml" xmlns:w16sdtdh="http://schemas.microsoft.com/office/word/2020/wordml/sdtdatahash" xmlns:w16se="http://schemas.microsoft.com/office/word/2015/wordml/symex" xmlns:wpg="http://schemas.microsoft.com/office/word/2010/wordprocessingGroup" xmlns:wpi="http://schemas.microsoft.com/office/word/2010/wordprocessingInk" xmlns:wne="http://schemas.microsoft.com/office/word/2006/wordml" xmlns:wps="http://schemas.microsoft.com/office/word/2010/wordprocessingShape" mc:Ignorable="w14 w15 w16se w16cid w16 w16cex w16sdtdh wp14">
   <w:abstractNum w:abstractNumId="0" w15:restartNumberingAfterBreak="0">
+    <w:nsid w:val="0FC112B5"/>
+    <w:multiLevelType w:val="hybridMultilevel"/>
+    <w:tmpl w:val="CBE82812"/>
+    <w:lvl w:ilvl="0" w:tplc="340A0001">
+      <w:start w:val="1"/>
+      <w:numFmt w:val="bullet"/>
+      <w:lvlText w:val=""/>
+      <w:lvlJc w:val="left"/>
+      <w:pPr>
+        <w:ind w:left="720" w:hanging="360"/>
+      </w:pPr>
+      <w:rPr>
+        <w:rFonts w:ascii="Symbol" w:hAnsi="Symbol" w:hint="default"/>
+      </w:rPr>
+    </w:lvl>
+    <w:lvl w:ilvl="1" w:tplc="340A0003" w:tentative="1">
+      <w:start w:val="1"/>
+      <w:numFmt w:val="bullet"/>
+      <w:lvlText w:val="o"/>
+      <w:lvlJc w:val="left"/>
+      <w:pPr>
+        <w:ind w:left="1440" w:hanging="360"/>
+      </w:pPr>
+      <w:rPr>
+        <w:rFonts w:ascii="Courier New" w:hAnsi="Courier New" w:cs="Courier New" w:hint="default"/>
+      </w:rPr>
+    </w:lvl>
+    <w:lvl w:ilvl="2" w:tplc="340A0005" w:tentative="1">
+      <w:start w:val="1"/>
+      <w:numFmt w:val="bullet"/>
+      <w:lvlText w:val=""/>
+      <w:lvlJc w:val="left"/>
+      <w:pPr>
+        <w:ind w:left="2160" w:hanging="360"/>
+      </w:pPr>
+      <w:rPr>
+        <w:rFonts w:ascii="Wingdings" w:hAnsi="Wingdings" w:hint="default"/>
+      </w:rPr>
+    </w:lvl>
+    <w:lvl w:ilvl="3" w:tplc="340A0001" w:tentative="1">
+      <w:start w:val="1"/>
+      <w:numFmt w:val="bullet"/>
+      <w:lvlText w:val=""/>
+      <w:lvlJc w:val="left"/>
+      <w:pPr>
+        <w:ind w:left="2880" w:hanging="360"/>
+      </w:pPr>
+      <w:rPr>
+        <w:rFonts w:ascii="Symbol" w:hAnsi="Symbol" w:hint="default"/>
+      </w:rPr>
+    </w:lvl>
+    <w:lvl w:ilvl="4" w:tplc="340A0003" w:tentative="1">
+      <w:start w:val="1"/>
+      <w:numFmt w:val="bullet"/>
+      <w:lvlText w:val="o"/>
+      <w:lvlJc w:val="left"/>
+      <w:pPr>
+        <w:ind w:left="3600" w:hanging="360"/>
+      </w:pPr>
+      <w:rPr>
+        <w:rFonts w:ascii="Courier New" w:hAnsi="Courier New" w:cs="Courier New" w:hint="default"/>
+      </w:rPr>
+    </w:lvl>
+    <w:lvl w:ilvl="5" w:tplc="340A0005" w:tentative="1">
+      <w:start w:val="1"/>
+      <w:numFmt w:val="bullet"/>
+      <w:lvlText w:val=""/>
+      <w:lvlJc w:val="left"/>
+      <w:pPr>
+        <w:ind w:left="4320" w:hanging="360"/>
+      </w:pPr>
+      <w:rPr>
+        <w:rFonts w:ascii="Wingdings" w:hAnsi="Wingdings" w:hint="default"/>
+      </w:rPr>
+    </w:lvl>
+    <w:lvl w:ilvl="6" w:tplc="340A0001" w:tentative="1">
+      <w:start w:val="1"/>
+      <w:numFmt w:val="bullet"/>
+      <w:lvlText w:val=""/>
+      <w:lvlJc w:val="left"/>
+      <w:pPr>
+        <w:ind w:left="5040" w:hanging="360"/>
+      </w:pPr>
+      <w:rPr>
+        <w:rFonts w:ascii="Symbol" w:hAnsi="Symbol" w:hint="default"/>
+      </w:rPr>
+    </w:lvl>
+    <w:lvl w:ilvl="7" w:tplc="340A0003" w:tentative="1">
+      <w:start w:val="1"/>
+      <w:numFmt w:val="bullet"/>
+      <w:lvlText w:val="o"/>
+      <w:lvlJc w:val="left"/>
+      <w:pPr>
+        <w:ind w:left="5760" w:hanging="360"/>
+      </w:pPr>
+      <w:rPr>
+        <w:rFonts w:ascii="Courier New" w:hAnsi="Courier New" w:cs="Courier New" w:hint="default"/>
+      </w:rPr>
+    </w:lvl>
+    <w:lvl w:ilvl="8" w:tplc="340A0005" w:tentative="1">
+      <w:start w:val="1"/>
+      <w:numFmt w:val="bullet"/>
+      <w:lvlText w:val=""/>
+      <w:lvlJc w:val="left"/>
+      <w:pPr>
+        <w:ind w:left="6480" w:hanging="360"/>
+      </w:pPr>
+      <w:rPr>
+        <w:rFonts w:ascii="Wingdings" w:hAnsi="Wingdings" w:hint="default"/>
+      </w:rPr>
+    </w:lvl>
+  </w:abstractNum>
+  <w:abstractNum w:abstractNumId="1" w15:restartNumberingAfterBreak="0">
     <w:nsid w:val="6C6A7B9D"/>
     <w:multiLevelType w:val="hybridMultilevel"/>
     <w:tmpl w:val="20140B12"/>
@@ -5958,10 +6935,13 @@
     </w:lvl>
   </w:abstractNum>
   <w:num w:numId="1" w16cid:durableId="50227589">
-    <w:abstractNumId w:val="0"/>
+    <w:abstractNumId w:val="1"/>
     <w:lvlOverride w:ilvl="0">
       <w:startOverride w:val="1"/>
     </w:lvlOverride>
+  </w:num>
+  <w:num w:numId="2" w16cid:durableId="486213892">
+    <w:abstractNumId w:val="0"/>
   </w:num>
 </w:numbering>
 </file>

--- a/S2/informe/Sumativa2_Informe_Maria_Fassler_Sebastian_Antunez.docx
+++ b/S2/informe/Sumativa2_Informe_Maria_Fassler_Sebastian_Antunez.docx
@@ -169,8 +169,18 @@
           <w:sz w:val="22"/>
           <w:szCs w:val="22"/>
         </w:rPr>
-        <w:t>Validación, simulación y métodos de remuestreo</w:t>
-      </w:r>
+        <w:t xml:space="preserve">Validación, simulación y métodos de </w:t>
+      </w:r>
+      <w:proofErr w:type="spellStart"/>
+      <w:r>
+        <w:rPr>
+          <w:rFonts w:asciiTheme="minorHAnsi" w:eastAsia="Arial" w:hAnsiTheme="minorHAnsi" w:cstheme="minorHAnsi"/>
+          <w:sz w:val="22"/>
+          <w:szCs w:val="22"/>
+        </w:rPr>
+        <w:t>remuestreo</w:t>
+      </w:r>
+      <w:proofErr w:type="spellEnd"/>
     </w:p>
     <w:p>
       <w:pPr>
@@ -237,7 +247,25 @@
           <w:sz w:val="21"/>
           <w:szCs w:val="21"/>
         </w:rPr>
-        <w:t>María Fassler Neumann · Sebastian Antunez Noguera — Grupo 4</w:t>
+        <w:t xml:space="preserve">María </w:t>
+      </w:r>
+      <w:proofErr w:type="spellStart"/>
+      <w:r>
+        <w:rPr>
+          <w:rFonts w:asciiTheme="minorHAnsi" w:eastAsia="Arial" w:hAnsiTheme="minorHAnsi" w:cstheme="minorHAnsi"/>
+          <w:sz w:val="21"/>
+          <w:szCs w:val="21"/>
+        </w:rPr>
+        <w:t>Fassler</w:t>
+      </w:r>
+      <w:proofErr w:type="spellEnd"/>
+      <w:r>
+        <w:rPr>
+          <w:rFonts w:asciiTheme="minorHAnsi" w:eastAsia="Arial" w:hAnsiTheme="minorHAnsi" w:cstheme="minorHAnsi"/>
+          <w:sz w:val="21"/>
+          <w:szCs w:val="21"/>
+        </w:rPr>
+        <w:t xml:space="preserve"> Neumann · Sebastian Antunez Noguera — Grupo 4</w:t>
       </w:r>
     </w:p>
     <w:p>
@@ -522,7 +550,6 @@
         <w:alias w:val="Indice"/>
         <w:id w:val="-446858611"/>
       </w:sdtPr>
-      <w:sdtEndPr/>
       <w:sdtContent>
         <w:p>
           <w:pPr>
@@ -670,7 +697,7 @@
               <w:rPr>
                 <w:noProof/>
               </w:rPr>
-              <w:t>3</w:t>
+              <w:t>4</w:t>
             </w:r>
             <w:r>
               <w:rPr>
@@ -1153,9 +1180,22 @@
           <w:szCs w:val="25"/>
         </w:rPr>
         <w:lastRenderedPageBreak/>
-        <w:t>1. Validación de resultados de S1 mediante bootstrap</w:t>
+        <w:t xml:space="preserve">1. Validación de resultados de S1 mediante </w:t>
+      </w:r>
+      <w:proofErr w:type="spellStart"/>
+      <w:r>
+        <w:rPr>
+          <w:rFonts w:asciiTheme="minorHAnsi" w:hAnsiTheme="minorHAnsi" w:cstheme="minorHAnsi"/>
+          <w:b/>
+          <w:bCs/>
+          <w:color w:val="auto"/>
+          <w:sz w:val="25"/>
+          <w:szCs w:val="25"/>
+        </w:rPr>
+        <w:t>bootstrap</w:t>
       </w:r>
       <w:bookmarkEnd w:id="0"/>
+      <w:proofErr w:type="spellEnd"/>
     </w:p>
     <w:p>
       <w:pPr>
@@ -1169,13 +1209,81 @@
         <w:rPr>
           <w:rFonts w:asciiTheme="minorHAnsi" w:hAnsiTheme="minorHAnsi" w:cstheme="minorHAnsi"/>
         </w:rPr>
-        <w:t xml:space="preserve">Aplicamos bootstrap no paramétrico (Efron y Tibshirani, 1993) con 10.000 remuestras a cuatro parámetros de la </w:t>
-      </w:r>
-      <w:r>
-        <w:rPr>
-          <w:rFonts w:asciiTheme="minorHAnsi" w:hAnsiTheme="minorHAnsi" w:cstheme="minorHAnsi"/>
-        </w:rPr>
-        <w:t>s</w:t>
+        <w:t xml:space="preserve">Aplicamos </w:t>
+      </w:r>
+      <w:proofErr w:type="spellStart"/>
+      <w:r>
+        <w:rPr>
+          <w:rFonts w:asciiTheme="minorHAnsi" w:hAnsiTheme="minorHAnsi" w:cstheme="minorHAnsi"/>
+        </w:rPr>
+        <w:t>bootstrap</w:t>
+      </w:r>
+      <w:proofErr w:type="spellEnd"/>
+      <w:r>
+        <w:rPr>
+          <w:rFonts w:asciiTheme="minorHAnsi" w:hAnsiTheme="minorHAnsi" w:cstheme="minorHAnsi"/>
+        </w:rPr>
+        <w:t xml:space="preserve"> no paramétrico (</w:t>
+      </w:r>
+      <w:proofErr w:type="spellStart"/>
+      <w:r>
+        <w:rPr>
+          <w:rFonts w:asciiTheme="minorHAnsi" w:hAnsiTheme="minorHAnsi" w:cstheme="minorHAnsi"/>
+        </w:rPr>
+        <w:t>Efron</w:t>
+      </w:r>
+      <w:proofErr w:type="spellEnd"/>
+      <w:r>
+        <w:rPr>
+          <w:rFonts w:asciiTheme="minorHAnsi" w:hAnsiTheme="minorHAnsi" w:cstheme="minorHAnsi"/>
+        </w:rPr>
+        <w:t xml:space="preserve"> y </w:t>
+      </w:r>
+      <w:proofErr w:type="spellStart"/>
+      <w:r>
+        <w:rPr>
+          <w:rFonts w:asciiTheme="minorHAnsi" w:hAnsiTheme="minorHAnsi" w:cstheme="minorHAnsi"/>
+        </w:rPr>
+        <w:t>Tibshirani</w:t>
+      </w:r>
+      <w:proofErr w:type="spellEnd"/>
+      <w:r>
+        <w:rPr>
+          <w:rFonts w:asciiTheme="minorHAnsi" w:hAnsiTheme="minorHAnsi" w:cstheme="minorHAnsi"/>
+        </w:rPr>
+        <w:t xml:space="preserve">, 1993) con 10.000 </w:t>
+      </w:r>
+      <w:proofErr w:type="spellStart"/>
+      <w:r>
+        <w:rPr>
+          <w:rFonts w:asciiTheme="minorHAnsi" w:hAnsiTheme="minorHAnsi" w:cstheme="minorHAnsi"/>
+        </w:rPr>
+        <w:t>remuestras</w:t>
+      </w:r>
+      <w:proofErr w:type="spellEnd"/>
+      <w:r>
+        <w:rPr>
+          <w:rFonts w:asciiTheme="minorHAnsi" w:hAnsiTheme="minorHAnsi" w:cstheme="minorHAnsi"/>
+        </w:rPr>
+        <w:t xml:space="preserve"> a cuatro </w:t>
+      </w:r>
+      <w:r>
+        <w:rPr>
+          <w:rFonts w:asciiTheme="minorHAnsi" w:hAnsiTheme="minorHAnsi" w:cstheme="minorHAnsi"/>
+        </w:rPr>
+        <w:t>estimaciones</w:t>
+      </w:r>
+      <w:r>
+        <w:rPr>
+          <w:rFonts w:asciiTheme="minorHAnsi" w:hAnsiTheme="minorHAnsi" w:cstheme="minorHAnsi"/>
+        </w:rPr>
+        <w:t xml:space="preserve"> de la </w:t>
+      </w:r>
+      <w:r>
+        <w:rPr>
+          <w:rFonts w:asciiTheme="minorHAnsi" w:hAnsiTheme="minorHAnsi" w:cstheme="minorHAnsi"/>
+        </w:rPr>
+        <w:t>S</w:t>
       </w:r>
       <w:r>
         <w:rPr>
@@ -1187,13 +1295,19 @@
         <w:rPr>
           <w:rFonts w:asciiTheme="minorHAnsi" w:hAnsiTheme="minorHAnsi" w:cstheme="minorHAnsi"/>
         </w:rPr>
-        <w:t>. L</w:t>
-      </w:r>
-      <w:r>
-        <w:rPr>
-          <w:rFonts w:asciiTheme="minorHAnsi" w:hAnsiTheme="minorHAnsi" w:cstheme="minorHAnsi"/>
-        </w:rPr>
-        <w:t>as tres medias estimadas</w:t>
+        <w:t xml:space="preserve">. </w:t>
+      </w:r>
+      <w:r>
+        <w:rPr>
+          <w:rFonts w:asciiTheme="minorHAnsi" w:hAnsiTheme="minorHAnsi" w:cstheme="minorHAnsi"/>
+        </w:rPr>
+        <w:t>Las</w:t>
+      </w:r>
+      <w:r>
+        <w:rPr>
+          <w:rFonts w:asciiTheme="minorHAnsi" w:hAnsiTheme="minorHAnsi" w:cstheme="minorHAnsi"/>
+        </w:rPr>
+        <w:t xml:space="preserve"> medias estimadas</w:t>
       </w:r>
       <w:r>
         <w:rPr>
@@ -1211,49 +1325,25 @@
         <w:rPr>
           <w:rFonts w:asciiTheme="minorHAnsi" w:hAnsiTheme="minorHAnsi" w:cstheme="minorHAnsi"/>
         </w:rPr>
-        <w:t>tiempo</w:t>
-      </w:r>
-      <w:r>
-        <w:rPr>
-          <w:rFonts w:asciiTheme="minorHAnsi" w:hAnsiTheme="minorHAnsi" w:cstheme="minorHAnsi"/>
-        </w:rPr>
-        <w:t xml:space="preserve"> de matrícula y proporción de mujeres</w:t>
-      </w:r>
-      <w:r>
-        <w:rPr>
-          <w:rFonts w:asciiTheme="minorHAnsi" w:hAnsiTheme="minorHAnsi" w:cstheme="minorHAnsi"/>
-        </w:rPr>
-        <w:t xml:space="preserve">, más </w:t>
-      </w:r>
-      <w:r>
-        <w:rPr>
-          <w:rFonts w:asciiTheme="minorHAnsi" w:hAnsiTheme="minorHAnsi" w:cstheme="minorHAnsi"/>
-        </w:rPr>
-        <w:t xml:space="preserve">la proporción de programas que superan el umbral del 50 %, cuyo intervalo se había construido </w:t>
-      </w:r>
-      <w:r>
-        <w:rPr>
-          <w:rFonts w:asciiTheme="minorHAnsi" w:hAnsiTheme="minorHAnsi" w:cstheme="minorHAnsi"/>
-        </w:rPr>
-        <w:t>con</w:t>
-      </w:r>
-      <w:r>
-        <w:rPr>
-          <w:rFonts w:asciiTheme="minorHAnsi" w:hAnsiTheme="minorHAnsi" w:cstheme="minorHAnsi"/>
-        </w:rPr>
-        <w:t xml:space="preserve"> el método de Wilson. Para cada uno calculamos el intervalo percentil y el BCa, que corrige </w:t>
-      </w:r>
-      <w:r>
-        <w:rPr>
-          <w:rFonts w:asciiTheme="minorHAnsi" w:hAnsiTheme="minorHAnsi" w:cstheme="minorHAnsi"/>
-        </w:rPr>
-        <w:t xml:space="preserve">el </w:t>
-      </w:r>
-      <w:r>
-        <w:rPr>
-          <w:rFonts w:asciiTheme="minorHAnsi" w:hAnsiTheme="minorHAnsi" w:cstheme="minorHAnsi"/>
-        </w:rPr>
-        <w:t>sesgo y aceleración (Efron, 1987)</w:t>
+        <w:t>edad de los estudiantes</w:t>
+      </w:r>
+      <w:r>
+        <w:rPr>
+          <w:rFonts w:asciiTheme="minorHAnsi" w:hAnsiTheme="minorHAnsi" w:cstheme="minorHAnsi"/>
+        </w:rPr>
+        <w:t xml:space="preserve"> y proporción de mujeres</w:t>
+      </w:r>
+      <w:r>
+        <w:rPr>
+          <w:rFonts w:asciiTheme="minorHAnsi" w:hAnsiTheme="minorHAnsi" w:cstheme="minorHAnsi"/>
+        </w:rPr>
+        <w:t xml:space="preserve">, </w:t>
+      </w:r>
+      <w:r>
+        <w:rPr>
+          <w:rFonts w:asciiTheme="minorHAnsi" w:hAnsiTheme="minorHAnsi" w:cstheme="minorHAnsi"/>
+        </w:rPr>
+        <w:t>y</w:t>
       </w:r>
       <w:r>
         <w:rPr>
@@ -1265,7 +1355,59 @@
         <w:rPr>
           <w:rFonts w:asciiTheme="minorHAnsi" w:hAnsiTheme="minorHAnsi" w:cstheme="minorHAnsi"/>
         </w:rPr>
-        <w:t>y los comparamos con el clásico de S1.</w:t>
+        <w:t xml:space="preserve">la proporción de programas </w:t>
+      </w:r>
+      <w:r>
+        <w:rPr>
+          <w:rFonts w:asciiTheme="minorHAnsi" w:hAnsiTheme="minorHAnsi" w:cstheme="minorHAnsi"/>
+        </w:rPr>
+        <w:t xml:space="preserve">cuyo abandono supera el </w:t>
+      </w:r>
+      <w:r>
+        <w:rPr>
+          <w:rFonts w:asciiTheme="minorHAnsi" w:hAnsiTheme="minorHAnsi" w:cstheme="minorHAnsi"/>
+        </w:rPr>
+        <w:t>50%</w:t>
+      </w:r>
+      <w:r>
+        <w:rPr>
+          <w:rFonts w:asciiTheme="minorHAnsi" w:hAnsiTheme="minorHAnsi" w:cstheme="minorHAnsi"/>
+        </w:rPr>
+        <w:t xml:space="preserve">. </w:t>
+      </w:r>
+      <w:r>
+        <w:rPr>
+          <w:rFonts w:asciiTheme="minorHAnsi" w:hAnsiTheme="minorHAnsi" w:cstheme="minorHAnsi"/>
+        </w:rPr>
+        <w:t xml:space="preserve">Para cada estimación calculamos un intervalo percentil y un intervalo </w:t>
+      </w:r>
+      <w:proofErr w:type="spellStart"/>
+      <w:r>
+        <w:rPr>
+          <w:rFonts w:asciiTheme="minorHAnsi" w:hAnsiTheme="minorHAnsi" w:cstheme="minorHAnsi"/>
+        </w:rPr>
+        <w:t>BCa</w:t>
+      </w:r>
+      <w:proofErr w:type="spellEnd"/>
+      <w:r>
+        <w:rPr>
+          <w:rFonts w:asciiTheme="minorHAnsi" w:hAnsiTheme="minorHAnsi" w:cstheme="minorHAnsi"/>
+        </w:rPr>
+        <w:t>, que incorpora correcciones por sesgo y aceleración (</w:t>
+      </w:r>
+      <w:proofErr w:type="spellStart"/>
+      <w:r>
+        <w:rPr>
+          <w:rFonts w:asciiTheme="minorHAnsi" w:hAnsiTheme="minorHAnsi" w:cstheme="minorHAnsi"/>
+        </w:rPr>
+        <w:t>Efron</w:t>
+      </w:r>
+      <w:proofErr w:type="spellEnd"/>
+      <w:r>
+        <w:rPr>
+          <w:rFonts w:asciiTheme="minorHAnsi" w:hAnsiTheme="minorHAnsi" w:cstheme="minorHAnsi"/>
+        </w:rPr>
+        <w:t>, 1987). Luego los comparamos con los intervalos clásicos de S1; en el caso de la proporción de programas, la referencia es el intervalo de Wilson.</w:t>
       </w:r>
     </w:p>
     <w:p>
@@ -1280,31 +1422,55 @@
         <w:rPr>
           <w:rFonts w:asciiTheme="minorHAnsi" w:hAnsiTheme="minorHAnsi" w:cstheme="minorHAnsi"/>
         </w:rPr>
-        <w:t>Los tres métodos descansan en supuestos distintos</w:t>
-      </w:r>
-      <w:r>
-        <w:rPr>
-          <w:rFonts w:asciiTheme="minorHAnsi" w:hAnsiTheme="minorHAnsi" w:cstheme="minorHAnsi"/>
-        </w:rPr>
-        <w:t xml:space="preserve">, </w:t>
-      </w:r>
-      <w:r>
-        <w:rPr>
-          <w:rFonts w:asciiTheme="minorHAnsi" w:hAnsiTheme="minorHAnsi" w:cstheme="minorHAnsi"/>
-        </w:rPr>
-        <w:t>el clásico asume que la distribución de la media muestral es aproximadamente normal, el percentil supone que la distribución bootstrap está</w:t>
-      </w:r>
-      <w:r>
-        <w:rPr>
-          <w:rFonts w:asciiTheme="minorHAnsi" w:hAnsiTheme="minorHAnsi" w:cstheme="minorHAnsi"/>
-        </w:rPr>
-        <w:t xml:space="preserve"> </w:t>
-      </w:r>
-      <w:r>
-        <w:rPr>
-          <w:rFonts w:asciiTheme="minorHAnsi" w:hAnsiTheme="minorHAnsi" w:cstheme="minorHAnsi"/>
-        </w:rPr>
-        <w:t>centrada y es simétrica, y el BCa relaja ese supuesto corrigiendo el sesgo (z₀) y la asimetría (a).</w:t>
+        <w:t xml:space="preserve">Los métodos construyen los intervalos de manera diferente. Para las medias, el intervalo clásico utiliza una aproximación normal de la distribución muestral. El percentil toma directamente los cuantiles de las estimaciones </w:t>
+      </w:r>
+      <w:proofErr w:type="spellStart"/>
+      <w:r>
+        <w:rPr>
+          <w:rFonts w:asciiTheme="minorHAnsi" w:hAnsiTheme="minorHAnsi" w:cstheme="minorHAnsi"/>
+        </w:rPr>
+        <w:t>bootstrap</w:t>
+      </w:r>
+      <w:proofErr w:type="spellEnd"/>
+      <w:r>
+        <w:rPr>
+          <w:rFonts w:asciiTheme="minorHAnsi" w:hAnsiTheme="minorHAnsi" w:cstheme="minorHAnsi"/>
+        </w:rPr>
+        <w:t xml:space="preserve">, mientras que el </w:t>
+      </w:r>
+      <w:proofErr w:type="spellStart"/>
+      <w:r>
+        <w:rPr>
+          <w:rFonts w:asciiTheme="minorHAnsi" w:hAnsiTheme="minorHAnsi" w:cstheme="minorHAnsi"/>
+        </w:rPr>
+        <w:t>BCa</w:t>
+      </w:r>
+      <w:proofErr w:type="spellEnd"/>
+      <w:r>
+        <w:rPr>
+          <w:rFonts w:asciiTheme="minorHAnsi" w:hAnsiTheme="minorHAnsi" w:cstheme="minorHAnsi"/>
+        </w:rPr>
+        <w:t xml:space="preserve"> ajusta esos cuantiles mediante los parámetros de corrección por sesgo (z₀) y aceleración (a). El </w:t>
+      </w:r>
+      <w:proofErr w:type="spellStart"/>
+      <w:r>
+        <w:rPr>
+          <w:rFonts w:asciiTheme="minorHAnsi" w:hAnsiTheme="minorHAnsi" w:cstheme="minorHAnsi"/>
+        </w:rPr>
+        <w:t>remuestreo</w:t>
+      </w:r>
+      <w:proofErr w:type="spellEnd"/>
+      <w:r>
+        <w:rPr>
+          <w:rFonts w:asciiTheme="minorHAnsi" w:hAnsiTheme="minorHAnsi" w:cstheme="minorHAnsi"/>
+        </w:rPr>
+        <w:t xml:space="preserve"> también requiere que el esquema utilizado represente adecuadamente la estructura de los datos</w:t>
+      </w:r>
+      <w:r>
+        <w:rPr>
+          <w:rFonts w:asciiTheme="minorHAnsi" w:hAnsiTheme="minorHAnsi" w:cstheme="minorHAnsi"/>
+        </w:rPr>
+        <w:t>.</w:t>
       </w:r>
     </w:p>
     <w:p>
@@ -1451,6 +1617,7 @@
                 <w:rFonts w:asciiTheme="minorHAnsi" w:hAnsiTheme="minorHAnsi" w:cstheme="minorHAnsi"/>
               </w:rPr>
             </w:pPr>
+            <w:proofErr w:type="spellStart"/>
             <w:r>
               <w:rPr>
                 <w:rFonts w:asciiTheme="minorHAnsi" w:hAnsiTheme="minorHAnsi" w:cstheme="minorHAnsi"/>
@@ -1461,6 +1628,7 @@
               </w:rPr>
               <w:t>BCa</w:t>
             </w:r>
+            <w:proofErr w:type="spellEnd"/>
           </w:p>
         </w:tc>
         <w:tc>
@@ -1482,6 +1650,7 @@
                 <w:rFonts w:asciiTheme="minorHAnsi" w:hAnsiTheme="minorHAnsi" w:cstheme="minorHAnsi"/>
               </w:rPr>
             </w:pPr>
+            <w:proofErr w:type="spellStart"/>
             <w:r>
               <w:rPr>
                 <w:rFonts w:asciiTheme="minorHAnsi" w:hAnsiTheme="minorHAnsi" w:cstheme="minorHAnsi"/>
@@ -1490,7 +1659,18 @@
                 <w:sz w:val="16"/>
                 <w:szCs w:val="16"/>
               </w:rPr>
-              <w:t>Discrep.</w:t>
+              <w:t>Discrep</w:t>
+            </w:r>
+            <w:proofErr w:type="spellEnd"/>
+            <w:r>
+              <w:rPr>
+                <w:rFonts w:asciiTheme="minorHAnsi" w:hAnsiTheme="minorHAnsi" w:cstheme="minorHAnsi"/>
+                <w:b/>
+                <w:bCs/>
+                <w:sz w:val="16"/>
+                <w:szCs w:val="16"/>
+              </w:rPr>
+              <w:t>.</w:t>
             </w:r>
           </w:p>
         </w:tc>
@@ -2076,7 +2256,29 @@
           <w:sz w:val="15"/>
           <w:szCs w:val="15"/>
         </w:rPr>
-        <w:t>Tabla 1: Intervalos de confianza al 95 %: clásico de S1, percentil y BCa.</w:t>
+        <w:t xml:space="preserve">Tabla 1: Intervalos de confianza al 95 %: clásico de S1, percentil y </w:t>
+      </w:r>
+      <w:proofErr w:type="spellStart"/>
+      <w:r>
+        <w:rPr>
+          <w:rFonts w:asciiTheme="minorHAnsi" w:hAnsiTheme="minorHAnsi" w:cstheme="minorHAnsi"/>
+          <w:i/>
+          <w:iCs/>
+          <w:sz w:val="15"/>
+          <w:szCs w:val="15"/>
+        </w:rPr>
+        <w:t>BCa</w:t>
+      </w:r>
+      <w:proofErr w:type="spellEnd"/>
+      <w:r>
+        <w:rPr>
+          <w:rFonts w:asciiTheme="minorHAnsi" w:hAnsiTheme="minorHAnsi" w:cstheme="minorHAnsi"/>
+          <w:i/>
+          <w:iCs/>
+          <w:sz w:val="15"/>
+          <w:szCs w:val="15"/>
+        </w:rPr>
+        <w:t>.</w:t>
       </w:r>
     </w:p>
     <w:p>
@@ -2148,7 +2350,73 @@
           <w:sz w:val="15"/>
           <w:szCs w:val="15"/>
         </w:rPr>
-        <w:t>Figura 1: Distribuciones bootstrap de los cuatro parámetros (10.000 remuestras). La línea negra marca la estimación puntual, la roja discontinua el IC BCa y la azul punteada el IC clásico de S1.</w:t>
+        <w:t xml:space="preserve">Figura 1: Distribuciones </w:t>
+      </w:r>
+      <w:proofErr w:type="spellStart"/>
+      <w:r>
+        <w:rPr>
+          <w:rFonts w:asciiTheme="minorHAnsi" w:hAnsiTheme="minorHAnsi" w:cstheme="minorHAnsi"/>
+          <w:i/>
+          <w:iCs/>
+          <w:sz w:val="15"/>
+          <w:szCs w:val="15"/>
+        </w:rPr>
+        <w:t>bootstrap</w:t>
+      </w:r>
+      <w:proofErr w:type="spellEnd"/>
+      <w:r>
+        <w:rPr>
+          <w:rFonts w:asciiTheme="minorHAnsi" w:hAnsiTheme="minorHAnsi" w:cstheme="minorHAnsi"/>
+          <w:i/>
+          <w:iCs/>
+          <w:sz w:val="15"/>
+          <w:szCs w:val="15"/>
+        </w:rPr>
+        <w:t xml:space="preserve"> de los cuatro parámetros (10.000 </w:t>
+      </w:r>
+      <w:proofErr w:type="spellStart"/>
+      <w:r>
+        <w:rPr>
+          <w:rFonts w:asciiTheme="minorHAnsi" w:hAnsiTheme="minorHAnsi" w:cstheme="minorHAnsi"/>
+          <w:i/>
+          <w:iCs/>
+          <w:sz w:val="15"/>
+          <w:szCs w:val="15"/>
+        </w:rPr>
+        <w:t>remuestras</w:t>
+      </w:r>
+      <w:proofErr w:type="spellEnd"/>
+      <w:r>
+        <w:rPr>
+          <w:rFonts w:asciiTheme="minorHAnsi" w:hAnsiTheme="minorHAnsi" w:cstheme="minorHAnsi"/>
+          <w:i/>
+          <w:iCs/>
+          <w:sz w:val="15"/>
+          <w:szCs w:val="15"/>
+        </w:rPr>
+        <w:t xml:space="preserve">). La línea negra marca la estimación puntual, la roja discontinua el IC </w:t>
+      </w:r>
+      <w:proofErr w:type="spellStart"/>
+      <w:r>
+        <w:rPr>
+          <w:rFonts w:asciiTheme="minorHAnsi" w:hAnsiTheme="minorHAnsi" w:cstheme="minorHAnsi"/>
+          <w:i/>
+          <w:iCs/>
+          <w:sz w:val="15"/>
+          <w:szCs w:val="15"/>
+        </w:rPr>
+        <w:t>BCa</w:t>
+      </w:r>
+      <w:proofErr w:type="spellEnd"/>
+      <w:r>
+        <w:rPr>
+          <w:rFonts w:asciiTheme="minorHAnsi" w:hAnsiTheme="minorHAnsi" w:cstheme="minorHAnsi"/>
+          <w:i/>
+          <w:iCs/>
+          <w:sz w:val="15"/>
+          <w:szCs w:val="15"/>
+        </w:rPr>
+        <w:t xml:space="preserve"> y la azul punteada el IC clásico de S1.</w:t>
       </w:r>
     </w:p>
     <w:p>
@@ -2163,67 +2431,21 @@
         <w:rPr>
           <w:rFonts w:asciiTheme="minorHAnsi" w:hAnsiTheme="minorHAnsi" w:cstheme="minorHAnsi"/>
         </w:rPr>
-        <w:t>Los factores de corrección son próximos a cero en los cuatro casos</w:t>
-      </w:r>
-      <w:r>
-        <w:rPr>
-          <w:rFonts w:asciiTheme="minorHAnsi" w:hAnsiTheme="minorHAnsi" w:cstheme="minorHAnsi"/>
-        </w:rPr>
-        <w:t>, donde</w:t>
-      </w:r>
-      <w:r>
-        <w:rPr>
-          <w:rFonts w:asciiTheme="minorHAnsi" w:hAnsiTheme="minorHAnsi" w:cstheme="minorHAnsi"/>
-        </w:rPr>
-        <w:t xml:space="preserve"> z₀ varía entre −0,015 y +0,017, y a entre −0,0003 y +0,0020. En </w:t>
-      </w:r>
-      <w:r>
-        <w:rPr>
-          <w:rFonts w:asciiTheme="minorHAnsi" w:hAnsiTheme="minorHAnsi" w:cstheme="minorHAnsi"/>
-        </w:rPr>
-        <w:t>consecuencia,</w:t>
-      </w:r>
-      <w:r>
-        <w:rPr>
-          <w:rFonts w:asciiTheme="minorHAnsi" w:hAnsiTheme="minorHAnsi" w:cstheme="minorHAnsi"/>
-        </w:rPr>
-        <w:t xml:space="preserve"> el BCa apenas se desplaza respecto del percentil</w:t>
-      </w:r>
-      <w:r>
-        <w:rPr>
-          <w:rFonts w:asciiTheme="minorHAnsi" w:hAnsiTheme="minorHAnsi" w:cstheme="minorHAnsi"/>
-        </w:rPr>
-        <w:t xml:space="preserve">, </w:t>
-      </w:r>
-      <w:r>
-        <w:rPr>
-          <w:rFonts w:asciiTheme="minorHAnsi" w:hAnsiTheme="minorHAnsi" w:cstheme="minorHAnsi"/>
-        </w:rPr>
-        <w:t xml:space="preserve">como máximo 0,0016 en la edad de los estudiantes y los tres intervalos se superponen, con discrepancias de amplitud inferiores al 0,9 %. Que </w:t>
-      </w:r>
-      <w:r>
-        <w:rPr>
-          <w:rFonts w:asciiTheme="minorHAnsi" w:hAnsiTheme="minorHAnsi" w:cstheme="minorHAnsi"/>
-        </w:rPr>
-        <w:t xml:space="preserve">el </w:t>
-      </w:r>
-      <w:r>
-        <w:rPr>
-          <w:rFonts w:asciiTheme="minorHAnsi" w:hAnsiTheme="minorHAnsi" w:cstheme="minorHAnsi"/>
-        </w:rPr>
-        <w:t xml:space="preserve">percentil y BCa coincidan indica además que los estimadores son </w:t>
-      </w:r>
-      <w:r>
-        <w:rPr>
-          <w:rFonts w:asciiTheme="minorHAnsi" w:hAnsiTheme="minorHAnsi" w:cstheme="minorHAnsi"/>
-        </w:rPr>
-        <w:t xml:space="preserve">no </w:t>
-      </w:r>
-      <w:r>
-        <w:rPr>
-          <w:rFonts w:asciiTheme="minorHAnsi" w:hAnsiTheme="minorHAnsi" w:cstheme="minorHAnsi"/>
-        </w:rPr>
-        <w:t>sesgados en la práctica y que su distribución no está torcida.</w:t>
+        <w:t xml:space="preserve">Las correcciones son pequeñas en los cuatro casos: z₀ varía entre −0,015 y +0,017, y a entre −0,0003 y +0,0020. Por eso, el </w:t>
+      </w:r>
+      <w:proofErr w:type="spellStart"/>
+      <w:r>
+        <w:rPr>
+          <w:rFonts w:asciiTheme="minorHAnsi" w:hAnsiTheme="minorHAnsi" w:cstheme="minorHAnsi"/>
+        </w:rPr>
+        <w:t>BCa</w:t>
+      </w:r>
+      <w:proofErr w:type="spellEnd"/>
+      <w:r>
+        <w:rPr>
+          <w:rFonts w:asciiTheme="minorHAnsi" w:hAnsiTheme="minorHAnsi" w:cstheme="minorHAnsi"/>
+        </w:rPr>
+        <w:t xml:space="preserve"> apenas cambia respecto del percentil; el mayor desplazamiento es de 0,0016 en la edad media. Los tres intervalos se superponen y sus discrepancias de amplitud son inferiores al 0,9 %. Esta coincidencia sugiere que las correcciones por sesgo y asimetría tienen poca incidencia en estas estimaciones.</w:t>
       </w:r>
     </w:p>
     <w:p>
@@ -2238,85 +2460,49 @@
         <w:rPr>
           <w:rFonts w:asciiTheme="minorHAnsi" w:hAnsiTheme="minorHAnsi" w:cstheme="minorHAnsi"/>
         </w:rPr>
-        <w:t>S</w:t>
-      </w:r>
-      <w:r>
-        <w:rPr>
-          <w:rFonts w:asciiTheme="minorHAnsi" w:hAnsiTheme="minorHAnsi" w:cstheme="minorHAnsi"/>
-        </w:rPr>
-        <w:t xml:space="preserve">ignifica que el supuesto que la Sumativa 1 invocó sin comprobar se sostiene con </w:t>
-      </w:r>
-      <w:r>
-        <w:rPr>
-          <w:rFonts w:asciiTheme="minorHAnsi" w:hAnsiTheme="minorHAnsi" w:cstheme="minorHAnsi"/>
-        </w:rPr>
-        <w:t xml:space="preserve">las </w:t>
-      </w:r>
-      <w:r>
-        <w:rPr>
-          <w:rFonts w:asciiTheme="minorHAnsi" w:hAnsiTheme="minorHAnsi" w:cstheme="minorHAnsi"/>
-        </w:rPr>
-        <w:t>9.678 observaciones</w:t>
-      </w:r>
-      <w:r>
-        <w:rPr>
-          <w:rFonts w:asciiTheme="minorHAnsi" w:hAnsiTheme="minorHAnsi" w:cstheme="minorHAnsi"/>
-        </w:rPr>
-        <w:t>. La</w:t>
-      </w:r>
-      <w:r>
-        <w:rPr>
-          <w:rFonts w:asciiTheme="minorHAnsi" w:hAnsiTheme="minorHAnsi" w:cstheme="minorHAnsi"/>
-        </w:rPr>
-        <w:t xml:space="preserve"> distribución bootstrap de cada media resulta simétrica y campaniforme pese a que la variable de origen no lo sea, y el estimador no presenta sesgo apreciable. Cuando la variable es asimétrica o la cola es larga, z₀ y </w:t>
-      </w:r>
-      <w:r>
-        <w:rPr>
-          <w:rFonts w:asciiTheme="minorHAnsi" w:hAnsiTheme="minorHAnsi" w:cstheme="minorHAnsi"/>
-        </w:rPr>
-        <w:t>“</w:t>
-      </w:r>
-      <w:r>
-        <w:rPr>
-          <w:rFonts w:asciiTheme="minorHAnsi" w:hAnsiTheme="minorHAnsi" w:cstheme="minorHAnsi"/>
-        </w:rPr>
-        <w:t>a</w:t>
-      </w:r>
-      <w:r>
-        <w:rPr>
-          <w:rFonts w:asciiTheme="minorHAnsi" w:hAnsiTheme="minorHAnsi" w:cstheme="minorHAnsi"/>
-        </w:rPr>
-        <w:t>”</w:t>
-      </w:r>
-      <w:r>
-        <w:rPr>
-          <w:rFonts w:asciiTheme="minorHAnsi" w:hAnsiTheme="minorHAnsi" w:cstheme="minorHAnsi"/>
-        </w:rPr>
-        <w:t xml:space="preserve"> crecen y el BCa se vuelve el más confiable</w:t>
-      </w:r>
-      <w:r>
-        <w:rPr>
-          <w:rFonts w:asciiTheme="minorHAnsi" w:hAnsiTheme="minorHAnsi" w:cstheme="minorHAnsi"/>
-        </w:rPr>
-        <w:t>. A</w:t>
-      </w:r>
-      <w:r>
-        <w:rPr>
-          <w:rFonts w:asciiTheme="minorHAnsi" w:hAnsiTheme="minorHAnsi" w:cstheme="minorHAnsi"/>
-        </w:rPr>
-        <w:t xml:space="preserve">quí los tres coinciden y el </w:t>
-      </w:r>
-      <w:r>
-        <w:rPr>
-          <w:rFonts w:asciiTheme="minorHAnsi" w:hAnsiTheme="minorHAnsi" w:cstheme="minorHAnsi"/>
-        </w:rPr>
-        <w:t>clásico basto</w:t>
-      </w:r>
-      <w:r>
-        <w:rPr>
-          <w:rFonts w:asciiTheme="minorHAnsi" w:hAnsiTheme="minorHAnsi" w:cstheme="minorHAnsi"/>
-        </w:rPr>
-        <w:t>.</w:t>
+        <w:t xml:space="preserve">Las distribuciones </w:t>
+      </w:r>
+      <w:proofErr w:type="spellStart"/>
+      <w:r>
+        <w:rPr>
+          <w:rFonts w:asciiTheme="minorHAnsi" w:hAnsiTheme="minorHAnsi" w:cstheme="minorHAnsi"/>
+        </w:rPr>
+        <w:t>bootstrap</w:t>
+      </w:r>
+      <w:proofErr w:type="spellEnd"/>
+      <w:r>
+        <w:rPr>
+          <w:rFonts w:asciiTheme="minorHAnsi" w:hAnsiTheme="minorHAnsi" w:cstheme="minorHAnsi"/>
+        </w:rPr>
+        <w:t xml:space="preserve"> de las medias son aproximadamente simétricas y campaniformes, aunque las variables originales no necesariamente lo sean. Para estas estimaciones y bajo el esquema de </w:t>
+      </w:r>
+      <w:proofErr w:type="spellStart"/>
+      <w:r>
+        <w:rPr>
+          <w:rFonts w:asciiTheme="minorHAnsi" w:hAnsiTheme="minorHAnsi" w:cstheme="minorHAnsi"/>
+        </w:rPr>
+        <w:t>remuestreo</w:t>
+      </w:r>
+      <w:proofErr w:type="spellEnd"/>
+      <w:r>
+        <w:rPr>
+          <w:rFonts w:asciiTheme="minorHAnsi" w:hAnsiTheme="minorHAnsi" w:cstheme="minorHAnsi"/>
+        </w:rPr>
+        <w:t xml:space="preserve"> empleado, los intervalos clásicos ofrecen resultados muy similares a los de </w:t>
+      </w:r>
+      <w:proofErr w:type="spellStart"/>
+      <w:r>
+        <w:rPr>
+          <w:rFonts w:asciiTheme="minorHAnsi" w:hAnsiTheme="minorHAnsi" w:cstheme="minorHAnsi"/>
+        </w:rPr>
+        <w:t>bootstrap</w:t>
+      </w:r>
+      <w:proofErr w:type="spellEnd"/>
+      <w:r>
+        <w:rPr>
+          <w:rFonts w:asciiTheme="minorHAnsi" w:hAnsiTheme="minorHAnsi" w:cstheme="minorHAnsi"/>
+        </w:rPr>
+        <w:t>. Esto respalda su uso en este análisis, sin implicar que ambos métodos coincidan en cualquier conjunto de datos.</w:t>
       </w:r>
     </w:p>
     <w:p>
@@ -2331,26 +2517,45 @@
         <w:rPr>
           <w:rFonts w:asciiTheme="minorHAnsi" w:hAnsiTheme="minorHAnsi" w:cstheme="minorHAnsi"/>
         </w:rPr>
-        <w:t xml:space="preserve">El </w:t>
-      </w:r>
-      <w:r>
-        <w:rPr>
-          <w:rFonts w:asciiTheme="minorHAnsi" w:hAnsiTheme="minorHAnsi" w:cstheme="minorHAnsi"/>
-        </w:rPr>
-        <w:t>bootstrap valida la precisión con que se estima el promedio, no la construcción de la variable. Si el abandono aparente sobreestima el abandono real</w:t>
-      </w:r>
-      <w:r>
-        <w:rPr>
-          <w:rFonts w:asciiTheme="minorHAnsi" w:hAnsiTheme="minorHAnsi" w:cstheme="minorHAnsi"/>
-        </w:rPr>
-        <w:t xml:space="preserve">, </w:t>
-      </w:r>
-      <w:r>
-        <w:rPr>
-          <w:rFonts w:asciiTheme="minorHAnsi" w:hAnsiTheme="minorHAnsi" w:cstheme="minorHAnsi"/>
-        </w:rPr>
-        <w:t>y la Sumativa 1 argumentó que lo hace, el bootstrap reproducirá fielmente ese sesgo, porque remuestrea los mismos datos que lo contienen.</w:t>
-      </w:r>
+        <w:t xml:space="preserve">Esta validación tiene un límite: el </w:t>
+      </w:r>
+      <w:proofErr w:type="spellStart"/>
+      <w:r>
+        <w:rPr>
+          <w:rFonts w:asciiTheme="minorHAnsi" w:hAnsiTheme="minorHAnsi" w:cstheme="minorHAnsi"/>
+        </w:rPr>
+        <w:t>bootstrap</w:t>
+      </w:r>
+      <w:proofErr w:type="spellEnd"/>
+      <w:r>
+        <w:rPr>
+          <w:rFonts w:asciiTheme="minorHAnsi" w:hAnsiTheme="minorHAnsi" w:cstheme="minorHAnsi"/>
+        </w:rPr>
+        <w:t xml:space="preserve"> evalúa la incertidumbre de las estimaciones, pero no corrige la construcción de la variable. Si el abandono aparente sobreestima el abandono real, como se discutió en S1, el </w:t>
+      </w:r>
+      <w:proofErr w:type="spellStart"/>
+      <w:r>
+        <w:rPr>
+          <w:rFonts w:asciiTheme="minorHAnsi" w:hAnsiTheme="minorHAnsi" w:cstheme="minorHAnsi"/>
+        </w:rPr>
+        <w:t>remuestreo</w:t>
+      </w:r>
+      <w:proofErr w:type="spellEnd"/>
+      <w:r>
+        <w:rPr>
+          <w:rFonts w:asciiTheme="minorHAnsi" w:hAnsiTheme="minorHAnsi" w:cstheme="minorHAnsi"/>
+        </w:rPr>
+        <w:t xml:space="preserve"> conserva ese problema porque utiliza los mismos datos.</w:t>
+      </w:r>
+    </w:p>
+    <w:p>
+      <w:pPr>
+        <w:spacing w:after="100" w:line="252" w:lineRule="auto"/>
+        <w:jc w:val="both"/>
+        <w:rPr>
+          <w:rFonts w:asciiTheme="minorHAnsi" w:hAnsiTheme="minorHAnsi" w:cstheme="minorHAnsi"/>
+        </w:rPr>
+      </w:pPr>
     </w:p>
     <w:p>
       <w:pPr>
@@ -2371,6 +2576,7 @@
           <w:sz w:val="25"/>
           <w:szCs w:val="25"/>
         </w:rPr>
+        <w:lastRenderedPageBreak/>
         <w:t>2. Validación de pruebas de hipótesis mediante permutación</w:t>
       </w:r>
       <w:bookmarkEnd w:id="1"/>
@@ -2387,20 +2593,7 @@
         <w:rPr>
           <w:rFonts w:asciiTheme="minorHAnsi" w:hAnsiTheme="minorHAnsi" w:cstheme="minorHAnsi"/>
         </w:rPr>
-        <w:lastRenderedPageBreak/>
-        <w:t>Validamos la t de Welch sobre la acreditación institucional, que en S1 comparó el abandono de los programas de instituciones nunca acreditadas (n = 757) con el de las siempre acreditadas (n = 7.672). Es el contraste que más pesa en las conclusiones</w:t>
-      </w:r>
-      <w:r>
-        <w:rPr>
-          <w:rFonts w:asciiTheme="minorHAnsi" w:hAnsiTheme="minorHAnsi" w:cstheme="minorHAnsi"/>
-        </w:rPr>
-        <w:t xml:space="preserve"> pues</w:t>
-      </w:r>
-      <w:r>
-        <w:rPr>
-          <w:rFonts w:asciiTheme="minorHAnsi" w:hAnsiTheme="minorHAnsi" w:cstheme="minorHAnsi"/>
-        </w:rPr>
-        <w:t xml:space="preserve"> fue el único con tamaño del efecto grande (d = 0,80) y el que sostiene la recomendación de focalización.</w:t>
+        <w:t>Revisamos la prueba t de Welch de S1, que comparó el abandono de los programas de instituciones nunca acreditadas (n = 757) con el de instituciones siempre acreditadas (n = 7.672). Elegimos este contraste porque presentó un tamaño del efecto grande (d = 0,80) y tuvo un papel importante en la discusión sobre focalización.</w:t>
       </w:r>
     </w:p>
     <w:p>
@@ -2415,7 +2608,7 @@
         <w:rPr>
           <w:rFonts w:asciiTheme="minorHAnsi" w:hAnsiTheme="minorHAnsi" w:cstheme="minorHAnsi"/>
         </w:rPr>
-        <w:t>Si la acreditación fuese irrelevante, las etiquetas de grupo serían intercambiables. El test de permutación (Good, 2005) reasigna esas etiquetas al azar 10.000 veces y construye así la distribución del estadístico bajo la hipótesis nula, sin suponer normalidad ni aproximar grados de libertad.</w:t>
+        <w:t>La prueba de permutación (Good, 2005) reasigna al azar las etiquetas de acreditación 10.000 veces y calcula en cada repetición la diferencia de medias. Así construye una distribución de referencia bajo la hipótesis nula. El procedimiento no requiere normalidad, pero su validez depende de que las etiquetas sean intercambiables bajo esa hipótesis; la igualdad de medias, por sí sola, no garantiza esa condición.</w:t>
       </w:r>
     </w:p>
     <w:p>
@@ -2498,23 +2691,12 @@
           <w:rFonts w:asciiTheme="minorHAnsi" w:hAnsiTheme="minorHAnsi" w:cstheme="minorHAnsi"/>
         </w:rPr>
       </w:pPr>
-      <w:r>
-        <w:rPr>
-          <w:rFonts w:asciiTheme="minorHAnsi" w:hAnsiTheme="minorHAnsi" w:cstheme="minorHAnsi"/>
-        </w:rPr>
-        <w:t>La diferencia observada es de +0,1757, mientras que la distribución nula se concentra en cero con una desviación típica de 0,0085 y un máximo absoluto de 0,0386</w:t>
-      </w:r>
-      <w:r>
-        <w:rPr>
-          <w:rFonts w:asciiTheme="minorHAnsi" w:hAnsiTheme="minorHAnsi" w:cstheme="minorHAnsi"/>
-        </w:rPr>
-        <w:t>. N</w:t>
-      </w:r>
-      <w:r>
-        <w:rPr>
-          <w:rFonts w:asciiTheme="minorHAnsi" w:hAnsiTheme="minorHAnsi" w:cstheme="minorHAnsi"/>
-        </w:rPr>
-        <w:t>inguna de las 10.000 permutaciones se acerca al valor observado, de modo que el valor p de permutación es 0,0002, el mínimo que el procedimiento puede devolver en un contraste bilateral. La distancia es de más de veinte desviaciones típicas de la distribución nula.</w:t>
+      <w:bookmarkStart w:id="2" w:name="_Toc243059333"/>
+      <w:r>
+        <w:rPr>
+          <w:rFonts w:asciiTheme="minorHAnsi" w:hAnsiTheme="minorHAnsi" w:cstheme="minorHAnsi"/>
+        </w:rPr>
+        <w:t>La diferencia observada es de +0,1757. En cambio, la distribución de permutación se concentra cerca de cero, con una desviación típica de 0,0085 y un máximo absoluto de 0,0386. Ninguna de las 10.000 permutaciones alcanza una diferencia tan extrema como la observada, situada a más de veinte desviaciones típicas del centro de esa distribución. El valor p bilateral reportado por el procedimiento es 0,0002; su resolución depende del número de permutaciones y de la forma de calcular las dos colas.</w:t>
       </w:r>
     </w:p>
     <w:p>
@@ -2529,19 +2711,19 @@
         <w:rPr>
           <w:rFonts w:asciiTheme="minorHAnsi" w:hAnsiTheme="minorHAnsi" w:cstheme="minorHAnsi"/>
         </w:rPr>
-        <w:t>Coincide con el resultado paramétrico de S1 en la decisión, pero ambos valores no son comparables en magnitud. El paramétrico, de 1,2 × 10⁻⁷⁷, extrapola a la cola de una distribución teórica y aparenta una precisión que no tiene, porque ninguna observación respalda esa región. El de permutación solo afirma lo que observó. Para este caso resulta más apropiado, por dos razones</w:t>
-      </w:r>
-      <w:r>
-        <w:rPr>
-          <w:rFonts w:asciiTheme="minorHAnsi" w:hAnsiTheme="minorHAnsi" w:cstheme="minorHAnsi"/>
-        </w:rPr>
-        <w:t xml:space="preserve">, </w:t>
-      </w:r>
-      <w:r>
-        <w:rPr>
-          <w:rFonts w:asciiTheme="minorHAnsi" w:hAnsiTheme="minorHAnsi" w:cstheme="minorHAnsi"/>
-        </w:rPr>
-        <w:t>no exige supuestos distribucionales y los grupos son muy desiguales en tamaño, situación en que las aproximaciones asintóticas se comportan peor.</w:t>
+        <w:t>La decisión coincide con la prueba paramétrica de S1</w:t>
+      </w:r>
+      <w:r>
+        <w:rPr>
+          <w:rFonts w:asciiTheme="minorHAnsi" w:hAnsiTheme="minorHAnsi" w:cstheme="minorHAnsi"/>
+        </w:rPr>
+        <w:t>: L</w:t>
+      </w:r>
+      <w:r>
+        <w:rPr>
+          <w:rFonts w:asciiTheme="minorHAnsi" w:hAnsiTheme="minorHAnsi" w:cstheme="minorHAnsi"/>
+        </w:rPr>
+        <w:t>os datos muestran una diferencia entre ambos grupos. Los valores p deben interpretarse dentro de cada método. El de Welch, 1,2 × 10⁻⁷⁷, proviene de una distribución teórica; el de permutación tiene una resolución limitada por las 10.000 reasignaciones. La coincidencia refuerza la conclusión del contraste, aunque no elimina la necesidad de revisar la intercambiabilidad de los grupos, especialmente ante diferencias de tamaño o varianza.</w:t>
       </w:r>
     </w:p>
     <w:p>
@@ -2553,7 +2735,6 @@
           <w:color w:val="auto"/>
         </w:rPr>
       </w:pPr>
-      <w:bookmarkStart w:id="2" w:name="_Toc243059333"/>
       <w:r>
         <w:rPr>
           <w:rFonts w:asciiTheme="minorHAnsi" w:hAnsiTheme="minorHAnsi" w:cstheme="minorHAnsi"/>
@@ -2579,19 +2760,35 @@
         <w:rPr>
           <w:rFonts w:asciiTheme="minorHAnsi" w:hAnsiTheme="minorHAnsi" w:cstheme="minorHAnsi"/>
         </w:rPr>
-        <w:t>Evaluamos cinco correlaciones de S1 con intervalos bootstrap al 95 %, remuestreando pares completos de observaciones para preservar la dependencia entre las dos variables. En S1 las nueve correlaciones reportadas resultaron significativas al 5 % por efecto del tamaño muestral</w:t>
-      </w:r>
-      <w:r>
-        <w:rPr>
-          <w:rFonts w:asciiTheme="minorHAnsi" w:hAnsiTheme="minorHAnsi" w:cstheme="minorHAnsi"/>
-        </w:rPr>
-        <w:t>,</w:t>
-      </w:r>
-      <w:r>
-        <w:rPr>
-          <w:rFonts w:asciiTheme="minorHAnsi" w:hAnsiTheme="minorHAnsi" w:cstheme="minorHAnsi"/>
-        </w:rPr>
-        <w:t xml:space="preserve"> la significación, sin embargo, no informa sobre la estabilidad.</w:t>
+        <w:t xml:space="preserve">Evaluamos cinco correlaciones de S1 mediante intervalos </w:t>
+      </w:r>
+      <w:proofErr w:type="spellStart"/>
+      <w:r>
+        <w:rPr>
+          <w:rFonts w:asciiTheme="minorHAnsi" w:hAnsiTheme="minorHAnsi" w:cstheme="minorHAnsi"/>
+        </w:rPr>
+        <w:t>bootstrap</w:t>
+      </w:r>
+      <w:proofErr w:type="spellEnd"/>
+      <w:r>
+        <w:rPr>
+          <w:rFonts w:asciiTheme="minorHAnsi" w:hAnsiTheme="minorHAnsi" w:cstheme="minorHAnsi"/>
+        </w:rPr>
+        <w:t xml:space="preserve"> al 95 %. </w:t>
+      </w:r>
+      <w:proofErr w:type="spellStart"/>
+      <w:r>
+        <w:rPr>
+          <w:rFonts w:asciiTheme="minorHAnsi" w:hAnsiTheme="minorHAnsi" w:cstheme="minorHAnsi"/>
+        </w:rPr>
+        <w:t>Remuestreamos</w:t>
+      </w:r>
+      <w:proofErr w:type="spellEnd"/>
+      <w:r>
+        <w:rPr>
+          <w:rFonts w:asciiTheme="minorHAnsi" w:hAnsiTheme="minorHAnsi" w:cstheme="minorHAnsi"/>
+        </w:rPr>
+        <w:t xml:space="preserve"> pares completos de observaciones para conservar la relación entre las variables. En S1, las nueve correlaciones reportadas fueron significativas al 5 %. Como el tamaño muestral puede facilitar la detección de asociaciones pequeñas, aquí examinamos también su magnitud y la amplitud de sus intervalos.</w:t>
       </w:r>
     </w:p>
     <w:p>
@@ -2715,7 +2912,29 @@
                 <w:sz w:val="16"/>
                 <w:szCs w:val="16"/>
               </w:rPr>
-              <w:t>IC bootstrap 95 %</w:t>
+              <w:t xml:space="preserve">IC </w:t>
+            </w:r>
+            <w:proofErr w:type="spellStart"/>
+            <w:r>
+              <w:rPr>
+                <w:rFonts w:asciiTheme="minorHAnsi" w:hAnsiTheme="minorHAnsi" w:cstheme="minorHAnsi"/>
+                <w:b/>
+                <w:bCs/>
+                <w:sz w:val="16"/>
+                <w:szCs w:val="16"/>
+              </w:rPr>
+              <w:t>bootstrap</w:t>
+            </w:r>
+            <w:proofErr w:type="spellEnd"/>
+            <w:r>
+              <w:rPr>
+                <w:rFonts w:asciiTheme="minorHAnsi" w:hAnsiTheme="minorHAnsi" w:cstheme="minorHAnsi"/>
+                <w:b/>
+                <w:bCs/>
+                <w:sz w:val="16"/>
+                <w:szCs w:val="16"/>
+              </w:rPr>
+              <w:t xml:space="preserve"> 95 %</w:t>
             </w:r>
           </w:p>
         </w:tc>
@@ -3498,7 +3717,29 @@
           <w:sz w:val="15"/>
           <w:szCs w:val="15"/>
         </w:rPr>
-        <w:t>Tabla 2: Estabilidad de cinco correlaciones de S1 según su intervalo bootstrap.</w:t>
+        <w:t xml:space="preserve">Tabla 2: Estabilidad de cinco correlaciones de S1 según su intervalo </w:t>
+      </w:r>
+      <w:proofErr w:type="spellStart"/>
+      <w:r>
+        <w:rPr>
+          <w:rFonts w:asciiTheme="minorHAnsi" w:hAnsiTheme="minorHAnsi" w:cstheme="minorHAnsi"/>
+          <w:i/>
+          <w:iCs/>
+          <w:sz w:val="15"/>
+          <w:szCs w:val="15"/>
+        </w:rPr>
+        <w:t>bootstrap</w:t>
+      </w:r>
+      <w:proofErr w:type="spellEnd"/>
+      <w:r>
+        <w:rPr>
+          <w:rFonts w:asciiTheme="minorHAnsi" w:hAnsiTheme="minorHAnsi" w:cstheme="minorHAnsi"/>
+          <w:i/>
+          <w:iCs/>
+          <w:sz w:val="15"/>
+          <w:szCs w:val="15"/>
+        </w:rPr>
+        <w:t>.</w:t>
       </w:r>
     </w:p>
     <w:p>
@@ -3571,7 +3812,29 @@
           <w:sz w:val="15"/>
           <w:szCs w:val="15"/>
         </w:rPr>
-        <w:t>Figura 3: Intervalos bootstrap al 95 % de las cinco correlaciones y sus distribuciones completas. Ninguna cruza el cero.</w:t>
+        <w:t xml:space="preserve">Figura 3: Intervalos </w:t>
+      </w:r>
+      <w:proofErr w:type="spellStart"/>
+      <w:r>
+        <w:rPr>
+          <w:rFonts w:asciiTheme="minorHAnsi" w:hAnsiTheme="minorHAnsi" w:cstheme="minorHAnsi"/>
+          <w:i/>
+          <w:iCs/>
+          <w:sz w:val="15"/>
+          <w:szCs w:val="15"/>
+        </w:rPr>
+        <w:t>bootstrap</w:t>
+      </w:r>
+      <w:proofErr w:type="spellEnd"/>
+      <w:r>
+        <w:rPr>
+          <w:rFonts w:asciiTheme="minorHAnsi" w:hAnsiTheme="minorHAnsi" w:cstheme="minorHAnsi"/>
+          <w:i/>
+          <w:iCs/>
+          <w:sz w:val="15"/>
+          <w:szCs w:val="15"/>
+        </w:rPr>
+        <w:t xml:space="preserve"> al 95 % de las cinco correlaciones y sus distribuciones completas. Ninguna cruza el cero.</w:t>
       </w:r>
     </w:p>
     <w:p>
@@ -3586,19 +3849,21 @@
         <w:rPr>
           <w:rFonts w:asciiTheme="minorHAnsi" w:hAnsiTheme="minorHAnsi" w:cstheme="minorHAnsi"/>
         </w:rPr>
-        <w:t>Ningún intervalo incluye el cero, de modo que el signo de las cinco está determinado por los datos y no por el azar del muestreo. Pero estabilidad y relevancia son cosas distintas</w:t>
-      </w:r>
-      <w:r>
-        <w:rPr>
-          <w:rFonts w:asciiTheme="minorHAnsi" w:hAnsiTheme="minorHAnsi" w:cstheme="minorHAnsi"/>
-        </w:rPr>
-        <w:t xml:space="preserve">, </w:t>
-      </w:r>
-      <w:r>
-        <w:rPr>
-          <w:rFonts w:asciiTheme="minorHAnsi" w:hAnsiTheme="minorHAnsi" w:cstheme="minorHAnsi"/>
-        </w:rPr>
-        <w:t>las tres correlaciones fuertes tienen intervalos estrechos frente a su propia magnitud, mientras que la del egreso municipal vale apenas +0,050 y su intervalo ocupa cuatro quintas partes de ese valor. Es estadísticamente distinta de cero y prácticamente irrelevante, exactamente la situación que S1 anticipó al advertir que con 9.678 observaciones todo resulta significativo.</w:t>
+        <w:t xml:space="preserve">Ninguno de los cinco intervalos incluye el cero, lo que respalda la estabilidad del signo bajo el </w:t>
+      </w:r>
+      <w:proofErr w:type="spellStart"/>
+      <w:r>
+        <w:rPr>
+          <w:rFonts w:asciiTheme="minorHAnsi" w:hAnsiTheme="minorHAnsi" w:cstheme="minorHAnsi"/>
+        </w:rPr>
+        <w:t>remuestreo</w:t>
+      </w:r>
+      <w:proofErr w:type="spellEnd"/>
+      <w:r>
+        <w:rPr>
+          <w:rFonts w:asciiTheme="minorHAnsi" w:hAnsiTheme="minorHAnsi" w:cstheme="minorHAnsi"/>
+        </w:rPr>
+        <w:t xml:space="preserve"> utilizado. Sin embargo, una asociación estable no necesariamente es relevante en términos prácticos. Las tres correlaciones de mayor magnitud tienen intervalos estrechos en relación con su estimación. En cambio, la correlación con el egreso de enseñanza municipal es de apenas +0,050, y la amplitud de su intervalo equivale a cerca del 79 % de ese valor. Aunque es estadísticamente distinta de cero, su magnitud es pequeña.</w:t>
       </w:r>
     </w:p>
     <w:p>
@@ -3636,43 +3901,7 @@
         <w:rPr>
           <w:rFonts w:asciiTheme="minorHAnsi" w:hAnsiTheme="minorHAnsi" w:cstheme="minorHAnsi"/>
         </w:rPr>
-        <w:t>S1 terminó con una recomendación que no pudo cuantificar</w:t>
-      </w:r>
-      <w:r>
-        <w:rPr>
-          <w:rFonts w:asciiTheme="minorHAnsi" w:hAnsiTheme="minorHAnsi" w:cstheme="minorHAnsi"/>
-        </w:rPr>
-        <w:t xml:space="preserve"> “F</w:t>
-      </w:r>
-      <w:r>
-        <w:rPr>
-          <w:rFonts w:asciiTheme="minorHAnsi" w:hAnsiTheme="minorHAnsi" w:cstheme="minorHAnsi"/>
-        </w:rPr>
-        <w:t>ocalizar por el nivel de abandono medido en cada programa y no por categorías administrativas</w:t>
-      </w:r>
-      <w:r>
-        <w:rPr>
-          <w:rFonts w:asciiTheme="minorHAnsi" w:hAnsiTheme="minorHAnsi" w:cstheme="minorHAnsi"/>
-        </w:rPr>
-        <w:t>”</w:t>
-      </w:r>
-      <w:r>
-        <w:rPr>
-          <w:rFonts w:asciiTheme="minorHAnsi" w:hAnsiTheme="minorHAnsi" w:cstheme="minorHAnsi"/>
-        </w:rPr>
-        <w:t>. La simulación (Robert y Casella, 2004) responde esa pregunta en los términos en que una autoridad la formularía</w:t>
-      </w:r>
-      <w:r>
-        <w:rPr>
-          <w:rFonts w:asciiTheme="minorHAnsi" w:hAnsiTheme="minorHAnsi" w:cstheme="minorHAnsi"/>
-        </w:rPr>
-        <w:t xml:space="preserve">, </w:t>
-      </w:r>
-      <w:r>
-        <w:rPr>
-          <w:rFonts w:asciiTheme="minorHAnsi" w:hAnsiTheme="minorHAnsi" w:cstheme="minorHAnsi"/>
-        </w:rPr>
-        <w:t>si solo puedo intervenir en una fracción de los programas, ¿cuántos estudiantes más alcanzo eligiéndolos por su abandono observado en lugar de por la acreditación de su institución?</w:t>
+        <w:t>En S1 propusimos focalizar las intervenciones según el abandono medido en cada programa, pero no cuantificamos la ventaja de esa decisión. La simulación Monte Carlo (Robert y Casella, 2004) aborda esa pregunta: si solo se puede intervenir en una parte de los programas, ¿cuántos estudiantes adicionales se retendrían al priorizar el abandono observado en vez de la acreditación institucional?</w:t>
       </w:r>
     </w:p>
     <w:p>
@@ -3687,79 +3916,7 @@
         <w:rPr>
           <w:rFonts w:asciiTheme="minorHAnsi" w:hAnsiTheme="minorHAnsi" w:cstheme="minorHAnsi"/>
         </w:rPr>
-        <w:t>Simulamos 10.000 sistemas de 8.429 programas</w:t>
-      </w:r>
-      <w:r>
-        <w:rPr>
-          <w:rFonts w:asciiTheme="minorHAnsi" w:hAnsiTheme="minorHAnsi" w:cstheme="minorHAnsi"/>
-        </w:rPr>
-        <w:t xml:space="preserve">, </w:t>
-      </w:r>
-      <w:r>
-        <w:rPr>
-          <w:rFonts w:asciiTheme="minorHAnsi" w:hAnsiTheme="minorHAnsi" w:cstheme="minorHAnsi"/>
-        </w:rPr>
-        <w:t>los de estado de acreditación inequívoco</w:t>
-      </w:r>
-      <w:r>
-        <w:rPr>
-          <w:rFonts w:asciiTheme="minorHAnsi" w:hAnsiTheme="minorHAnsi" w:cstheme="minorHAnsi"/>
-        </w:rPr>
-        <w:t xml:space="preserve">, </w:t>
-      </w:r>
-      <w:r>
-        <w:rPr>
-          <w:rFonts w:asciiTheme="minorHAnsi" w:hAnsiTheme="minorHAnsi" w:cstheme="minorHAnsi"/>
-        </w:rPr>
-        <w:t>con parámetros exclusivamente de S1</w:t>
-      </w:r>
-      <w:r>
-        <w:rPr>
-          <w:rFonts w:asciiTheme="minorHAnsi" w:hAnsiTheme="minorHAnsi" w:cstheme="minorHAnsi"/>
-        </w:rPr>
-        <w:t xml:space="preserve">, </w:t>
-      </w:r>
-      <w:r>
-        <w:rPr>
-          <w:rFonts w:asciiTheme="minorHAnsi" w:hAnsiTheme="minorHAnsi" w:cstheme="minorHAnsi"/>
-        </w:rPr>
-        <w:t>abandono medio 0,6636 (DE 0,2243) en los de instituciones nunca acreditadas y 0,4879 (DE 0,2178) en los acreditad</w:t>
-      </w:r>
-      <w:r>
-        <w:rPr>
-          <w:rFonts w:asciiTheme="minorHAnsi" w:hAnsiTheme="minorHAnsi" w:cstheme="minorHAnsi"/>
-        </w:rPr>
-        <w:t>o</w:t>
-      </w:r>
-      <w:r>
-        <w:rPr>
-          <w:rFonts w:asciiTheme="minorHAnsi" w:hAnsiTheme="minorHAnsi" w:cstheme="minorHAnsi"/>
-        </w:rPr>
-        <w:t>s, con una proporción del 9 % de los primeros, y la distribución empírica del ingreso. Sobre cada sistema comparamos dos estrategias con el mismo presupuesto, el 10 % de los programas</w:t>
-      </w:r>
-      <w:r>
-        <w:rPr>
-          <w:rFonts w:asciiTheme="minorHAnsi" w:hAnsiTheme="minorHAnsi" w:cstheme="minorHAnsi"/>
-        </w:rPr>
-        <w:t>. L</w:t>
-      </w:r>
-      <w:r>
-        <w:rPr>
-          <w:rFonts w:asciiTheme="minorHAnsi" w:hAnsiTheme="minorHAnsi" w:cstheme="minorHAnsi"/>
-        </w:rPr>
-        <w:t>a A prioriza los de instituciones no acreditadas</w:t>
-      </w:r>
-      <w:r>
-        <w:rPr>
-          <w:rFonts w:asciiTheme="minorHAnsi" w:hAnsiTheme="minorHAnsi" w:cstheme="minorHAnsi"/>
-        </w:rPr>
-        <w:t>,</w:t>
-      </w:r>
-      <w:r>
-        <w:rPr>
-          <w:rFonts w:asciiTheme="minorHAnsi" w:hAnsiTheme="minorHAnsi" w:cstheme="minorHAnsi"/>
-        </w:rPr>
-        <w:t xml:space="preserve"> la B elige los de mayor abandono. El modelo supone que la intervención recupera una fracción ε de quienes habrían abandonado, de modo que intervenir rinde más donde el abandono es mayor ε es un supuesto de política y no un parámetro estimado, y el apartado 5 muestra que la comparación es independiente de él.</w:t>
+        <w:t>Simulamos 10.000 sistemas de 8.429 programas con estado de acreditación inequívoco. Usamos los parámetros de S1: abandono medio de 0,6636 (DE 0,2243) en programas de instituciones nunca acreditadas y de 0,4879 (DE 0,2178) en los de instituciones siempre acreditadas, una proporción del 9 % de los primeros y la distribución empírica del ingreso. En cada sistema comparamos dos estrategias que intervienen el 10 % de los programas: A prioriza los de instituciones no acreditadas y B selecciona los de mayor abandono. Suponemos que la intervención retiene una fracción ε de quienes habrían abandonado. Esta eficacia es un supuesto de política, no una estimación de los datos. El apartado 5 examina por qué la ventaja relativa no depende de ε cuando su valor es común y positivo para ambas estrategias.</w:t>
       </w:r>
     </w:p>
     <w:p>
@@ -4473,12 +4630,13 @@
           <w:rFonts w:asciiTheme="minorHAnsi" w:hAnsiTheme="minorHAnsi" w:cstheme="minorHAnsi"/>
         </w:rPr>
       </w:pPr>
+      <w:bookmarkStart w:id="4" w:name="_Toc243059335"/>
       <w:r>
         <w:rPr>
           <w:rFonts w:asciiTheme="minorHAnsi" w:hAnsiTheme="minorHAnsi" w:cstheme="minorHAnsi"/>
         </w:rPr>
         <w:lastRenderedPageBreak/>
-        <w:t>Focalizar por el abandono observado alcanza a un 38,9 % más de estudiantes, con una diferencia media de 8.462. La estrategia B supera a la A en las 10.000 iteraciones y el percentil 2,5 de la ventaja, 6.306 estudiantes, queda muy lejos del cero.</w:t>
+        <w:t>Bajo los supuestos de la simulación, focalizar por abandono observado permite retener un 38,9 % más de estudiantes, con una diferencia media de 8.462. La estrategia B supera a la A en las 10.000 iteraciones, y el percentil 2,5 de la ventaja es de 6.306 estudiantes. Estos resultados describen los sistemas simulados y no constituyen, por sí solos, una estimación del efecto real de implementar la intervención.</w:t>
       </w:r>
     </w:p>
     <w:p>
@@ -4493,7 +4651,7 @@
         <w:rPr>
           <w:rFonts w:asciiTheme="minorHAnsi" w:hAnsiTheme="minorHAnsi" w:cstheme="minorHAnsi"/>
         </w:rPr>
-        <w:t>La media converge antes de las mil iteraciones y el error estándar de Monte Carlo al final del recorrido es de 11 estudiantes, un 0,25 % de la magnitud estimada; bastarían 644 iteraciones para una precisión del 1 %. Verificar convergencia permite separar la incertidumbre del fenómeno, que es grande, de la que introduce el método, que aquí es despreciable.</w:t>
+        <w:t>La media se estabiliza antes de las mil iteraciones. Al completar las 10.000, el error estándar de Monte Carlo es de aproximadamente 11 estudiantes, cerca del 0,13 % de la ventaja media estimada. Este error mide la precisión numérica de la simulación; es distinto de la variación entre los sistemas simulados y de la incertidumbre sobre los supuestos del modelo.</w:t>
       </w:r>
     </w:p>
     <w:p>
@@ -4508,7 +4666,7 @@
         <w:rPr>
           <w:rFonts w:asciiTheme="minorHAnsi" w:hAnsiTheme="minorHAnsi" w:cstheme="minorHAnsi"/>
         </w:rPr>
-        <w:t>Para la gestión, el resultado cuantifica la recomendación que S1 dejó enunciada: que la acreditación distinga grupos con un efecto grande no la convierte en buen criterio de focalización, porque los programas de instituciones no acreditadas son demasiado pocos para absorber el presupuesto y la mayor parte de los programas con abandono alto queda fuera de esa categoría.</w:t>
+        <w:t>El resultado aporta una medida concreta a la recomendación de S1. Aunque la acreditación distingue grupos con diferencias importantes, eso no garantiza que sea el mejor criterio para asignar intervenciones. En el escenario simulado, los programas de instituciones no acreditadas son pocos en relación con el presupuesto disponible, y muchos programas con alto abandono pertenecen a instituciones acreditadas.</w:t>
       </w:r>
     </w:p>
     <w:p>
@@ -4520,7 +4678,6 @@
           <w:color w:val="auto"/>
         </w:rPr>
       </w:pPr>
-      <w:bookmarkStart w:id="4" w:name="_Toc243059335"/>
       <w:r>
         <w:rPr>
           <w:rFonts w:asciiTheme="minorHAnsi" w:hAnsiTheme="minorHAnsi" w:cstheme="minorHAnsi"/>
@@ -4557,7 +4714,35 @@
         <w:rPr>
           <w:rFonts w:asciiTheme="minorHAnsi" w:hAnsiTheme="minorHAnsi" w:cstheme="minorHAnsi"/>
         </w:rPr>
-        <w:t>El jackknife sobre los 9.678 programas arroja un error estándar de 0,002276, idéntico al clásico e igual al bootstrap hasta la quinta cifra, y un sesgo estimado nulo. Ninguna observación individual desplaza la media más de 5,4 × 10⁻⁵: no hay programas influyentes, a diferencia de lo que ocurre con variables de cola larga.</w:t>
+        <w:t xml:space="preserve">El </w:t>
+      </w:r>
+      <w:proofErr w:type="spellStart"/>
+      <w:r>
+        <w:rPr>
+          <w:rFonts w:asciiTheme="minorHAnsi" w:hAnsiTheme="minorHAnsi" w:cstheme="minorHAnsi"/>
+        </w:rPr>
+        <w:t>jackknife</w:t>
+      </w:r>
+      <w:proofErr w:type="spellEnd"/>
+      <w:r>
+        <w:rPr>
+          <w:rFonts w:asciiTheme="minorHAnsi" w:hAnsiTheme="minorHAnsi" w:cstheme="minorHAnsi"/>
+        </w:rPr>
+        <w:t xml:space="preserve"> aplicado a los 9.678 programas entrega un error estándar de 0,002276, prácticamente igual al clásico y al </w:t>
+      </w:r>
+      <w:proofErr w:type="spellStart"/>
+      <w:r>
+        <w:rPr>
+          <w:rFonts w:asciiTheme="minorHAnsi" w:hAnsiTheme="minorHAnsi" w:cstheme="minorHAnsi"/>
+        </w:rPr>
+        <w:t>bootstrap</w:t>
+      </w:r>
+      <w:proofErr w:type="spellEnd"/>
+      <w:r>
+        <w:rPr>
+          <w:rFonts w:asciiTheme="minorHAnsi" w:hAnsiTheme="minorHAnsi" w:cstheme="minorHAnsi"/>
+        </w:rPr>
+        <w:t>, y un sesgo estimado nulo. Al retirar un programa a la vez, la media cambia como máximo 5,4 × 10⁻⁵. Por tanto, ninguna observación individual tiene una influencia importante sobre esta media. Esto no descarta efectos conjuntos asociados a grupos de programas o instituciones.</w:t>
       </w:r>
     </w:p>
     <w:p>
@@ -4572,7 +4757,7 @@
         <w:rPr>
           <w:rFonts w:asciiTheme="minorHAnsi" w:hAnsiTheme="minorHAnsi" w:cstheme="minorHAnsi"/>
         </w:rPr>
-        <w:t>La exclusión de los 465 programas censurados en 0 y en 1, identificados en S1, desplaza la media del abandono de 0,518 a 0,527 y reduce su desviación típica de 0,224 a 0,199. La correlación con la acreditación de carrera apenas se mueve, de −0,311 a −0,310, y el contraste de Welch mantiene su decisión. Son cambios pequeños, pero recuerdan que la censura de la variable no es inocua.</w:t>
+        <w:t>Al excluir los 465 programas censurados en 0 y 1, identificados en S1, la media del abandono pasa de 0,518 a 0,527 y su desviación típica baja de 0,224 a 0,199. La correlación con la acreditación de carrera apenas cambia, de −0,311 a −0,310, y la prueba de Welch mantiene su decisión. Las conclusiones principales se conservan, aunque la diferencia en la media muestra que el tratamiento de estos casos sí afecta la estimación.</w:t>
       </w:r>
     </w:p>
     <w:p>
@@ -4587,19 +4772,7 @@
         <w:rPr>
           <w:rFonts w:asciiTheme="minorHAnsi" w:hAnsiTheme="minorHAnsi" w:cstheme="minorHAnsi"/>
         </w:rPr>
-        <w:t>Sobre la simulación, la comparación entre estrategias es algebraicamente independiente de ε, porque ese factor multiplica por igual a ambas y se cancela en el cociente</w:t>
-      </w:r>
-      <w:r>
-        <w:rPr>
-          <w:rFonts w:asciiTheme="minorHAnsi" w:hAnsiTheme="minorHAnsi" w:cstheme="minorHAnsi"/>
-        </w:rPr>
-        <w:t>. L</w:t>
-      </w:r>
-      <w:r>
-        <w:rPr>
-          <w:rFonts w:asciiTheme="minorHAnsi" w:hAnsiTheme="minorHAnsi" w:cstheme="minorHAnsi"/>
-        </w:rPr>
-        <w:t>a conclusión no descansa sobre el supuesto que peor se conoce. Los ejes que sí podrían moverla son el presupuesto y la proporción de instituciones no acreditadas.</w:t>
+        <w:t>En la simulación, la ventaja relativa es independiente de ε cuando este factor es común y positivo para ambas estrategias, pues se cancela al calcular el cociente. La cantidad absoluta de estudiantes retenidos sí depende de su valor. Esta propiedad dejaría de sostenerse si la eficacia variara entre programas o estrategias. También examinamos el presupuesto disponible y la proporción de programas de instituciones no acreditadas.</w:t>
       </w:r>
     </w:p>
     <w:tbl>
@@ -5373,6 +5546,7 @@
           <w:rFonts w:asciiTheme="minorHAnsi" w:hAnsiTheme="minorHAnsi" w:cstheme="minorHAnsi"/>
         </w:rPr>
       </w:pPr>
+      <w:bookmarkStart w:id="5" w:name="_Hlk243060557"/>
       <w:r>
         <w:rPr>
           <w:rFonts w:asciiTheme="minorHAnsi" w:hAnsiTheme="minorHAnsi" w:cstheme="minorHAnsi"/>
@@ -5428,7 +5602,35 @@
         <w:rPr>
           <w:rFonts w:asciiTheme="minorHAnsi" w:hAnsiTheme="minorHAnsi" w:cstheme="minorHAnsi"/>
         </w:rPr>
-        <w:t>ningún método de remuestreo corrige un sesgo de construcción, porque remuestrea los mismos datos que lo contienen.</w:t>
+        <w:t xml:space="preserve">ningún método de </w:t>
+      </w:r>
+      <w:proofErr w:type="spellStart"/>
+      <w:r>
+        <w:rPr>
+          <w:rFonts w:asciiTheme="minorHAnsi" w:hAnsiTheme="minorHAnsi" w:cstheme="minorHAnsi"/>
+        </w:rPr>
+        <w:t>remuestreo</w:t>
+      </w:r>
+      <w:proofErr w:type="spellEnd"/>
+      <w:r>
+        <w:rPr>
+          <w:rFonts w:asciiTheme="minorHAnsi" w:hAnsiTheme="minorHAnsi" w:cstheme="minorHAnsi"/>
+        </w:rPr>
+        <w:t xml:space="preserve"> corrige un sesgo de construcción, porque </w:t>
+      </w:r>
+      <w:proofErr w:type="spellStart"/>
+      <w:r>
+        <w:rPr>
+          <w:rFonts w:asciiTheme="minorHAnsi" w:hAnsiTheme="minorHAnsi" w:cstheme="minorHAnsi"/>
+        </w:rPr>
+        <w:t>remuestrea</w:t>
+      </w:r>
+      <w:proofErr w:type="spellEnd"/>
+      <w:r>
+        <w:rPr>
+          <w:rFonts w:asciiTheme="minorHAnsi" w:hAnsiTheme="minorHAnsi" w:cstheme="minorHAnsi"/>
+        </w:rPr>
+        <w:t xml:space="preserve"> los mismos datos que lo contienen.</w:t>
       </w:r>
     </w:p>
     <w:p>
@@ -5440,7 +5642,8 @@
           <w:color w:val="auto"/>
         </w:rPr>
       </w:pPr>
-      <w:bookmarkStart w:id="5" w:name="_Toc243059336"/>
+      <w:bookmarkStart w:id="6" w:name="_Toc243059336"/>
+      <w:bookmarkEnd w:id="5"/>
       <w:r>
         <w:rPr>
           <w:rFonts w:asciiTheme="minorHAnsi" w:hAnsiTheme="minorHAnsi" w:cstheme="minorHAnsi"/>
@@ -5452,7 +5655,7 @@
         </w:rPr>
         <w:t>6. Preparación para la Sumativa 3</w:t>
       </w:r>
-      <w:bookmarkEnd w:id="5"/>
+      <w:bookmarkEnd w:id="6"/>
     </w:p>
     <w:p>
       <w:pPr>
@@ -5462,6 +5665,7 @@
           <w:rFonts w:asciiTheme="minorHAnsi" w:hAnsiTheme="minorHAnsi" w:cstheme="minorHAnsi"/>
         </w:rPr>
       </w:pPr>
+      <w:bookmarkStart w:id="7" w:name="_Hlk243060572"/>
       <w:r>
         <w:rPr>
           <w:rFonts w:asciiTheme="minorHAnsi" w:hAnsiTheme="minorHAnsi" w:cstheme="minorHAnsi"/>
@@ -5480,7 +5684,21 @@
         <w:rPr>
           <w:rFonts w:asciiTheme="minorHAnsi" w:hAnsiTheme="minorHAnsi" w:cstheme="minorHAnsi"/>
         </w:rPr>
-        <w:t>, en la raíz del repositorio, recoge en forma legible por máquina el veredicto de cada resultado, con sus intervalos clásico y bootstrap. La Tabla 5 lo resume.</w:t>
+        <w:t xml:space="preserve">, en la raíz del repositorio, recoge en forma legible por máquina el veredicto de cada resultado, con sus intervalos clásico y </w:t>
+      </w:r>
+      <w:proofErr w:type="spellStart"/>
+      <w:r>
+        <w:rPr>
+          <w:rFonts w:asciiTheme="minorHAnsi" w:hAnsiTheme="minorHAnsi" w:cstheme="minorHAnsi"/>
+        </w:rPr>
+        <w:t>bootstrap</w:t>
+      </w:r>
+      <w:proofErr w:type="spellEnd"/>
+      <w:r>
+        <w:rPr>
+          <w:rFonts w:asciiTheme="minorHAnsi" w:hAnsiTheme="minorHAnsi" w:cstheme="minorHAnsi"/>
+        </w:rPr>
+        <w:t>. La Tabla 5 lo resume.</w:t>
       </w:r>
     </w:p>
     <w:tbl>
@@ -5516,6 +5734,7 @@
               <w:right w:w="80" w:type="dxa"/>
             </w:tcMar>
           </w:tcPr>
+          <w:bookmarkEnd w:id="7"/>
           <w:p>
             <w:pPr>
               <w:spacing w:line="230" w:lineRule="auto"/>
@@ -5648,7 +5867,25 @@
                 <w:sz w:val="16"/>
                 <w:szCs w:val="16"/>
               </w:rPr>
-              <w:t>Clásico, percentil y BCa coinciden; z₀ y a nulos</w:t>
+              <w:t xml:space="preserve">Clásico, percentil y </w:t>
+            </w:r>
+            <w:proofErr w:type="spellStart"/>
+            <w:r>
+              <w:rPr>
+                <w:rFonts w:asciiTheme="minorHAnsi" w:hAnsiTheme="minorHAnsi" w:cstheme="minorHAnsi"/>
+                <w:sz w:val="16"/>
+                <w:szCs w:val="16"/>
+              </w:rPr>
+              <w:t>BCa</w:t>
+            </w:r>
+            <w:proofErr w:type="spellEnd"/>
+            <w:r>
+              <w:rPr>
+                <w:rFonts w:asciiTheme="minorHAnsi" w:hAnsiTheme="minorHAnsi" w:cstheme="minorHAnsi"/>
+                <w:sz w:val="16"/>
+                <w:szCs w:val="16"/>
+              </w:rPr>
+              <w:t xml:space="preserve"> coinciden; z₀ y a nulos</w:t>
             </w:r>
           </w:p>
         </w:tc>
@@ -5816,7 +6053,25 @@
                 <w:sz w:val="16"/>
                 <w:szCs w:val="16"/>
               </w:rPr>
-              <w:t>IC bootstrap estrechos, no cruzan el cero</w:t>
+              <w:t xml:space="preserve">IC </w:t>
+            </w:r>
+            <w:proofErr w:type="spellStart"/>
+            <w:r>
+              <w:rPr>
+                <w:rFonts w:asciiTheme="minorHAnsi" w:hAnsiTheme="minorHAnsi" w:cstheme="minorHAnsi"/>
+                <w:sz w:val="16"/>
+                <w:szCs w:val="16"/>
+              </w:rPr>
+              <w:t>bootstrap</w:t>
+            </w:r>
+            <w:proofErr w:type="spellEnd"/>
+            <w:r>
+              <w:rPr>
+                <w:rFonts w:asciiTheme="minorHAnsi" w:hAnsiTheme="minorHAnsi" w:cstheme="minorHAnsi"/>
+                <w:sz w:val="16"/>
+                <w:szCs w:val="16"/>
+              </w:rPr>
+              <w:t xml:space="preserve"> estrechos, no cruzan el cero</w:t>
             </w:r>
           </w:p>
         </w:tc>
@@ -5873,6 +6128,7 @@
                 <w:sz w:val="16"/>
                 <w:szCs w:val="16"/>
               </w:rPr>
+              <w:lastRenderedPageBreak/>
               <w:t>Correlación con egreso municipal</w:t>
             </w:r>
           </w:p>
@@ -6118,7 +6374,6 @@
           <w:sz w:val="15"/>
           <w:szCs w:val="15"/>
         </w:rPr>
-        <w:lastRenderedPageBreak/>
         <w:t>Tabla 5: Reporte de resultados validados para la Sumativa 3.</w:t>
       </w:r>
     </w:p>
@@ -6166,7 +6421,21 @@
         <w:rPr>
           <w:rFonts w:asciiTheme="minorHAnsi" w:hAnsiTheme="minorHAnsi" w:cstheme="minorHAnsi"/>
         </w:rPr>
-        <w:t xml:space="preserve">Reportar los intervalos BCa en lugar de los clásicos: coinciden, de modo que no hay costo, y no dependen de supuestos. </w:t>
+        <w:t xml:space="preserve">Reportar los intervalos </w:t>
+      </w:r>
+      <w:proofErr w:type="spellStart"/>
+      <w:r>
+        <w:rPr>
+          <w:rFonts w:asciiTheme="minorHAnsi" w:hAnsiTheme="minorHAnsi" w:cstheme="minorHAnsi"/>
+        </w:rPr>
+        <w:t>BCa</w:t>
+      </w:r>
+      <w:proofErr w:type="spellEnd"/>
+      <w:r>
+        <w:rPr>
+          <w:rFonts w:asciiTheme="minorHAnsi" w:hAnsiTheme="minorHAnsi" w:cstheme="minorHAnsi"/>
+        </w:rPr>
+        <w:t xml:space="preserve"> en lugar de los clásicos: coinciden, de modo que no hay costo, y no dependen de supuestos. </w:t>
       </w:r>
     </w:p>
     <w:p>
@@ -6238,7 +6507,7 @@
           <w:color w:val="auto"/>
         </w:rPr>
       </w:pPr>
-      <w:bookmarkStart w:id="6" w:name="_Toc243059337"/>
+      <w:bookmarkStart w:id="8" w:name="_Toc243059337"/>
       <w:r>
         <w:rPr>
           <w:rFonts w:asciiTheme="minorHAnsi" w:hAnsiTheme="minorHAnsi" w:cstheme="minorHAnsi"/>
@@ -6250,7 +6519,7 @@
         </w:rPr>
         <w:t>6.1 Reproducibilidad</w:t>
       </w:r>
-      <w:bookmarkEnd w:id="6"/>
+      <w:bookmarkEnd w:id="8"/>
     </w:p>
     <w:p>
       <w:pPr>
@@ -6260,67 +6529,26 @@
           <w:rFonts w:asciiTheme="minorHAnsi" w:hAnsiTheme="minorHAnsi" w:cstheme="minorHAnsi"/>
         </w:rPr>
       </w:pPr>
-      <w:r>
-        <w:rPr>
-          <w:rFonts w:asciiTheme="minorHAnsi" w:hAnsiTheme="minorHAnsi" w:cstheme="minorHAnsi"/>
-        </w:rPr>
-        <w:t xml:space="preserve">Todas las cifras de este informe se generan al ejecutar </w:t>
-      </w:r>
-      <w:r>
-        <w:rPr>
-          <w:rFonts w:asciiTheme="minorHAnsi" w:eastAsia="Consolas" w:hAnsiTheme="minorHAnsi" w:cstheme="minorHAnsi"/>
-          <w:sz w:val="17"/>
-          <w:szCs w:val="17"/>
-        </w:rPr>
-        <w:t>S2/Sumativa2_Validacion_Remuestreo.ipynb</w:t>
-      </w:r>
-      <w:r>
-        <w:rPr>
-          <w:rFonts w:asciiTheme="minorHAnsi" w:hAnsiTheme="minorHAnsi" w:cstheme="minorHAnsi"/>
-        </w:rPr>
-        <w:t xml:space="preserve">, que corre de principio a fin sin errores en poco más de un minuto y deja sus salidas en </w:t>
-      </w:r>
-      <w:r>
-        <w:rPr>
-          <w:rFonts w:asciiTheme="minorHAnsi" w:eastAsia="Consolas" w:hAnsiTheme="minorHAnsi" w:cstheme="minorHAnsi"/>
-          <w:sz w:val="17"/>
-          <w:szCs w:val="17"/>
-        </w:rPr>
-        <w:t>S2/resultados/</w:t>
-      </w:r>
-      <w:r>
-        <w:rPr>
-          <w:rFonts w:asciiTheme="minorHAnsi" w:hAnsiTheme="minorHAnsi" w:cstheme="minorHAnsi"/>
-        </w:rPr>
-        <w:t xml:space="preserve">. Cada procedimiento emplea 10.000 repeticiones y la semilla fijada en 42, de modo que los resultados son reproducibles hasta la última cifra. El repositorio contiene las carpetas </w:t>
-      </w:r>
-      <w:r>
-        <w:rPr>
-          <w:rFonts w:asciiTheme="minorHAnsi" w:eastAsia="Consolas" w:hAnsiTheme="minorHAnsi" w:cstheme="minorHAnsi"/>
-          <w:sz w:val="17"/>
-          <w:szCs w:val="17"/>
-        </w:rPr>
-        <w:t>S1</w:t>
-      </w:r>
-      <w:r>
-        <w:rPr>
-          <w:rFonts w:asciiTheme="minorHAnsi" w:hAnsiTheme="minorHAnsi" w:cstheme="minorHAnsi"/>
-        </w:rPr>
-        <w:t xml:space="preserve"> y </w:t>
-      </w:r>
-      <w:r>
-        <w:rPr>
-          <w:rFonts w:asciiTheme="minorHAnsi" w:eastAsia="Consolas" w:hAnsiTheme="minorHAnsi" w:cstheme="minorHAnsi"/>
-          <w:sz w:val="17"/>
-          <w:szCs w:val="17"/>
-        </w:rPr>
-        <w:t>S2</w:t>
-      </w:r>
-      <w:r>
-        <w:rPr>
-          <w:rFonts w:asciiTheme="minorHAnsi" w:hAnsiTheme="minorHAnsi" w:cstheme="minorHAnsi"/>
-        </w:rPr>
-        <w:t xml:space="preserve"> con los entregables de cada fase, el conjunto analítico versionado y los scripts que lo construyeron a partir de las bases del SIES.</w:t>
+      <w:bookmarkStart w:id="9" w:name="_Toc243059338"/>
+      <w:r>
+        <w:rPr>
+          <w:rFonts w:asciiTheme="minorHAnsi" w:hAnsiTheme="minorHAnsi" w:cstheme="minorHAnsi"/>
+        </w:rPr>
+        <w:t xml:space="preserve">El informe remite al cuaderno S2/Sumativa2_Validacion_Remuestreo.ipynb para reproducir las cifras y generar las salidas en S2/resultados/. Los procedimientos de </w:t>
+      </w:r>
+      <w:proofErr w:type="spellStart"/>
+      <w:r>
+        <w:rPr>
+          <w:rFonts w:asciiTheme="minorHAnsi" w:hAnsiTheme="minorHAnsi" w:cstheme="minorHAnsi"/>
+        </w:rPr>
+        <w:t>bootstrap</w:t>
+      </w:r>
+      <w:proofErr w:type="spellEnd"/>
+      <w:r>
+        <w:rPr>
+          <w:rFonts w:asciiTheme="minorHAnsi" w:hAnsiTheme="minorHAnsi" w:cstheme="minorHAnsi"/>
+        </w:rPr>
+        <w:t>, permutación y Monte Carlo utilizan 10.000 repeticiones y una semilla fijada en 42. El repositorio reúne las carpetas S1 y S2 con los entregables de cada etapa, el conjunto analítico versionado y los scripts utilizados para construirlo a partir de las bases del SIES. La semilla permite repetir los cálculos bajo las mismas condiciones de ejecución.</w:t>
       </w:r>
     </w:p>
     <w:p>
@@ -6330,9 +6558,9 @@
         <w:rPr>
           <w:rFonts w:asciiTheme="minorHAnsi" w:hAnsiTheme="minorHAnsi" w:cstheme="minorHAnsi"/>
           <w:color w:val="auto"/>
-        </w:rPr>
-      </w:pPr>
-      <w:bookmarkStart w:id="7" w:name="_Toc243059338"/>
+          <w:lang w:val="en-US"/>
+        </w:rPr>
+      </w:pPr>
       <w:r>
         <w:rPr>
           <w:rFonts w:asciiTheme="minorHAnsi" w:hAnsiTheme="minorHAnsi" w:cstheme="minorHAnsi"/>
@@ -6341,10 +6569,25 @@
           <w:color w:val="auto"/>
           <w:sz w:val="25"/>
           <w:szCs w:val="25"/>
-        </w:rPr>
-        <w:t>7. Bibliografía</w:t>
-      </w:r>
-      <w:bookmarkEnd w:id="7"/>
+          <w:lang w:val="en-US"/>
+        </w:rPr>
+        <w:t xml:space="preserve">7. </w:t>
+      </w:r>
+      <w:proofErr w:type="spellStart"/>
+      <w:r>
+        <w:rPr>
+          <w:rFonts w:asciiTheme="minorHAnsi" w:hAnsiTheme="minorHAnsi" w:cstheme="minorHAnsi"/>
+          <w:b/>
+          <w:bCs/>
+          <w:color w:val="auto"/>
+          <w:sz w:val="25"/>
+          <w:szCs w:val="25"/>
+          <w:lang w:val="en-US"/>
+        </w:rPr>
+        <w:t>Bibliografía</w:t>
+      </w:r>
+      <w:bookmarkEnd w:id="9"/>
+      <w:proofErr w:type="spellEnd"/>
     </w:p>
     <w:p>
       <w:pPr>
@@ -6390,11 +6633,33 @@
           <w:lang w:val="en-US"/>
         </w:rPr>
       </w:pPr>
-      <w:r>
-        <w:rPr>
-          <w:rFonts w:asciiTheme="minorHAnsi" w:hAnsiTheme="minorHAnsi" w:cstheme="minorHAnsi"/>
-        </w:rPr>
-        <w:t xml:space="preserve">Efron, B. y Tibshirani, R. J. (1993). </w:t>
+      <w:proofErr w:type="spellStart"/>
+      <w:r>
+        <w:rPr>
+          <w:rFonts w:asciiTheme="minorHAnsi" w:hAnsiTheme="minorHAnsi" w:cstheme="minorHAnsi"/>
+        </w:rPr>
+        <w:t>Efron</w:t>
+      </w:r>
+      <w:proofErr w:type="spellEnd"/>
+      <w:r>
+        <w:rPr>
+          <w:rFonts w:asciiTheme="minorHAnsi" w:hAnsiTheme="minorHAnsi" w:cstheme="minorHAnsi"/>
+        </w:rPr>
+        <w:t xml:space="preserve">, B. y </w:t>
+      </w:r>
+      <w:proofErr w:type="spellStart"/>
+      <w:r>
+        <w:rPr>
+          <w:rFonts w:asciiTheme="minorHAnsi" w:hAnsiTheme="minorHAnsi" w:cstheme="minorHAnsi"/>
+        </w:rPr>
+        <w:t>Tibshirani</w:t>
+      </w:r>
+      <w:proofErr w:type="spellEnd"/>
+      <w:r>
+        <w:rPr>
+          <w:rFonts w:asciiTheme="minorHAnsi" w:hAnsiTheme="minorHAnsi" w:cstheme="minorHAnsi"/>
+        </w:rPr>
+        <w:t xml:space="preserve">, R. J. (1993). </w:t>
       </w:r>
       <w:r>
         <w:rPr>
@@ -6536,11 +6801,75 @@
           <w:lang w:val="en-US"/>
         </w:rPr>
       </w:pPr>
-      <w:r>
-        <w:rPr>
-          <w:rFonts w:asciiTheme="minorHAnsi" w:hAnsiTheme="minorHAnsi" w:cstheme="minorHAnsi"/>
-        </w:rPr>
-        <w:t xml:space="preserve">Virtanen, P., Gommers, R., Oliphant, T. E., Haberland, M., Reddy, T., Cournapeau, D. et al. (2020). </w:t>
+      <w:proofErr w:type="spellStart"/>
+      <w:r>
+        <w:rPr>
+          <w:rFonts w:asciiTheme="minorHAnsi" w:hAnsiTheme="minorHAnsi" w:cstheme="minorHAnsi"/>
+        </w:rPr>
+        <w:t>Virtanen</w:t>
+      </w:r>
+      <w:proofErr w:type="spellEnd"/>
+      <w:r>
+        <w:rPr>
+          <w:rFonts w:asciiTheme="minorHAnsi" w:hAnsiTheme="minorHAnsi" w:cstheme="minorHAnsi"/>
+        </w:rPr>
+        <w:t xml:space="preserve">, P., </w:t>
+      </w:r>
+      <w:proofErr w:type="spellStart"/>
+      <w:r>
+        <w:rPr>
+          <w:rFonts w:asciiTheme="minorHAnsi" w:hAnsiTheme="minorHAnsi" w:cstheme="minorHAnsi"/>
+        </w:rPr>
+        <w:t>Gommers</w:t>
+      </w:r>
+      <w:proofErr w:type="spellEnd"/>
+      <w:r>
+        <w:rPr>
+          <w:rFonts w:asciiTheme="minorHAnsi" w:hAnsiTheme="minorHAnsi" w:cstheme="minorHAnsi"/>
+        </w:rPr>
+        <w:t xml:space="preserve">, R., </w:t>
+      </w:r>
+      <w:proofErr w:type="spellStart"/>
+      <w:r>
+        <w:rPr>
+          <w:rFonts w:asciiTheme="minorHAnsi" w:hAnsiTheme="minorHAnsi" w:cstheme="minorHAnsi"/>
+        </w:rPr>
+        <w:t>Oliphant</w:t>
+      </w:r>
+      <w:proofErr w:type="spellEnd"/>
+      <w:r>
+        <w:rPr>
+          <w:rFonts w:asciiTheme="minorHAnsi" w:hAnsiTheme="minorHAnsi" w:cstheme="minorHAnsi"/>
+        </w:rPr>
+        <w:t xml:space="preserve">, T. E., </w:t>
+      </w:r>
+      <w:proofErr w:type="spellStart"/>
+      <w:r>
+        <w:rPr>
+          <w:rFonts w:asciiTheme="minorHAnsi" w:hAnsiTheme="minorHAnsi" w:cstheme="minorHAnsi"/>
+        </w:rPr>
+        <w:t>Haberland</w:t>
+      </w:r>
+      <w:proofErr w:type="spellEnd"/>
+      <w:r>
+        <w:rPr>
+          <w:rFonts w:asciiTheme="minorHAnsi" w:hAnsiTheme="minorHAnsi" w:cstheme="minorHAnsi"/>
+        </w:rPr>
+        <w:t xml:space="preserve">, M., Reddy, T., </w:t>
+      </w:r>
+      <w:proofErr w:type="spellStart"/>
+      <w:r>
+        <w:rPr>
+          <w:rFonts w:asciiTheme="minorHAnsi" w:hAnsiTheme="minorHAnsi" w:cstheme="minorHAnsi"/>
+        </w:rPr>
+        <w:t>Cournapeau</w:t>
+      </w:r>
+      <w:proofErr w:type="spellEnd"/>
+      <w:r>
+        <w:rPr>
+          <w:rFonts w:asciiTheme="minorHAnsi" w:hAnsiTheme="minorHAnsi" w:cstheme="minorHAnsi"/>
+        </w:rPr>
+        <w:t xml:space="preserve">, D. et al. (2020). </w:t>
       </w:r>
       <w:r>
         <w:rPr>

--- a/S2/informe/Sumativa2_Informe_Maria_Fassler_Sebastian_Antunez.docx
+++ b/S2/informe/Sumativa2_Informe_Maria_Fassler_Sebastian_Antunez.docx
@@ -53,28 +53,34 @@
     </w:p>
     <w:p>
       <w:pPr>
-        <w:spacing w:line="300" w:lineRule="auto"/>
+        <w:pStyle w:val="Title"/>
         <w:jc w:val="center"/>
-      </w:pPr>
-      <w:r>
-        <w:rPr>
-          <w:rFonts w:ascii="Arial" w:eastAsia="Arial" w:hAnsi="Arial" w:cs="Arial"/>
-          <w:b/>
-          <w:bCs/>
-          <w:sz w:val="21"/>
-          <w:szCs w:val="21"/>
+        <w:rPr>
+          <w:sz w:val="40"/>
+          <w:szCs w:val="40"/>
+        </w:rPr>
+      </w:pPr>
+      <w:r>
+        <w:rPr>
+          <w:sz w:val="40"/>
+          <w:szCs w:val="40"/>
         </w:rPr>
         <w:t>MAGÍSTER EN CIENCIA DE DATOS E INTELIGENCIA ARTIFICIAL</w:t>
       </w:r>
     </w:p>
     <w:p>
       <w:pPr>
-        <w:spacing w:line="300" w:lineRule="auto"/>
+        <w:pStyle w:val="Title"/>
         <w:jc w:val="center"/>
-      </w:pPr>
-      <w:r>
-        <w:rPr>
-          <w:rFonts w:ascii="Arial" w:eastAsia="Arial" w:hAnsi="Arial" w:cs="Arial"/>
+        <w:rPr>
+          <w:sz w:val="36"/>
+          <w:szCs w:val="36"/>
+        </w:rPr>
+      </w:pPr>
+      <w:r>
+        <w:rPr>
+          <w:sz w:val="36"/>
+          <w:szCs w:val="36"/>
         </w:rPr>
         <w:t>MCDI501: Estadística Computacional para la Toma de Decisiones</w:t>
       </w:r>
@@ -141,16 +147,18 @@
         <w:spacing w:line="300" w:lineRule="auto"/>
         <w:jc w:val="center"/>
         <w:rPr>
-          <w:rFonts w:asciiTheme="minorHAnsi" w:hAnsiTheme="minorHAnsi" w:cstheme="minorHAnsi"/>
-        </w:rPr>
-      </w:pPr>
-      <w:r>
-        <w:rPr>
-          <w:rFonts w:asciiTheme="minorHAnsi" w:eastAsia="Arial" w:hAnsiTheme="minorHAnsi" w:cstheme="minorHAnsi"/>
+          <w:rFonts w:ascii="Arial" w:hAnsi="Arial" w:cs="Arial"/>
+          <w:sz w:val="24"/>
+          <w:szCs w:val="24"/>
+        </w:rPr>
+      </w:pPr>
+      <w:r>
+        <w:rPr>
+          <w:rFonts w:ascii="Arial" w:eastAsia="Arial" w:hAnsi="Arial" w:cs="Arial"/>
           <w:b/>
           <w:bCs/>
-          <w:sz w:val="28"/>
-          <w:szCs w:val="28"/>
+          <w:sz w:val="24"/>
+          <w:szCs w:val="24"/>
         </w:rPr>
         <w:t>Evaluación Sumativa 2</w:t>
       </w:r>
@@ -160,41 +168,37 @@
         <w:spacing w:line="300" w:lineRule="auto"/>
         <w:jc w:val="center"/>
         <w:rPr>
-          <w:rFonts w:asciiTheme="minorHAnsi" w:hAnsiTheme="minorHAnsi" w:cstheme="minorHAnsi"/>
-        </w:rPr>
-      </w:pPr>
-      <w:r>
-        <w:rPr>
-          <w:rFonts w:asciiTheme="minorHAnsi" w:eastAsia="Arial" w:hAnsiTheme="minorHAnsi" w:cstheme="minorHAnsi"/>
-          <w:sz w:val="22"/>
-          <w:szCs w:val="22"/>
-        </w:rPr>
-        <w:t xml:space="preserve">Validación, simulación y métodos de </w:t>
-      </w:r>
-      <w:proofErr w:type="spellStart"/>
-      <w:r>
-        <w:rPr>
-          <w:rFonts w:asciiTheme="minorHAnsi" w:eastAsia="Arial" w:hAnsiTheme="minorHAnsi" w:cstheme="minorHAnsi"/>
-          <w:sz w:val="22"/>
-          <w:szCs w:val="22"/>
-        </w:rPr>
-        <w:t>remuestreo</w:t>
-      </w:r>
-      <w:proofErr w:type="spellEnd"/>
+          <w:rFonts w:ascii="Arial" w:hAnsi="Arial" w:cs="Arial"/>
+          <w:sz w:val="24"/>
+          <w:szCs w:val="24"/>
+        </w:rPr>
+      </w:pPr>
+      <w:r>
+        <w:rPr>
+          <w:rFonts w:ascii="Arial" w:eastAsia="Arial" w:hAnsi="Arial" w:cs="Arial"/>
+          <w:sz w:val="24"/>
+          <w:szCs w:val="24"/>
+        </w:rPr>
+        <w:t>Validación, simulación y métodos de remuestreo</w:t>
+      </w:r>
     </w:p>
     <w:p>
       <w:pPr>
         <w:spacing w:before="120" w:line="280" w:lineRule="auto"/>
         <w:jc w:val="center"/>
         <w:rPr>
-          <w:rFonts w:asciiTheme="minorHAnsi" w:hAnsiTheme="minorHAnsi" w:cstheme="minorHAnsi"/>
-        </w:rPr>
-      </w:pPr>
-      <w:r>
-        <w:rPr>
-          <w:rFonts w:asciiTheme="minorHAnsi" w:eastAsia="Arial" w:hAnsiTheme="minorHAnsi" w:cstheme="minorHAnsi"/>
+          <w:rFonts w:ascii="Arial" w:hAnsi="Arial" w:cs="Arial"/>
+          <w:sz w:val="24"/>
+          <w:szCs w:val="24"/>
+        </w:rPr>
+      </w:pPr>
+      <w:r>
+        <w:rPr>
+          <w:rFonts w:ascii="Arial" w:eastAsia="Arial" w:hAnsi="Arial" w:cs="Arial"/>
           <w:b/>
           <w:bCs/>
+          <w:sz w:val="24"/>
+          <w:szCs w:val="24"/>
         </w:rPr>
         <w:t>Título del proyecto</w:t>
       </w:r>
@@ -204,14 +208,16 @@
         <w:spacing w:line="280" w:lineRule="auto"/>
         <w:jc w:val="center"/>
         <w:rPr>
-          <w:rFonts w:asciiTheme="minorHAnsi" w:hAnsiTheme="minorHAnsi" w:cstheme="minorHAnsi"/>
-        </w:rPr>
-      </w:pPr>
-      <w:r>
-        <w:rPr>
-          <w:rFonts w:asciiTheme="minorHAnsi" w:eastAsia="Arial" w:hAnsiTheme="minorHAnsi" w:cstheme="minorHAnsi"/>
-          <w:sz w:val="21"/>
-          <w:szCs w:val="21"/>
+          <w:rFonts w:ascii="Arial" w:hAnsi="Arial" w:cs="Arial"/>
+          <w:sz w:val="24"/>
+          <w:szCs w:val="24"/>
+        </w:rPr>
+      </w:pPr>
+      <w:r>
+        <w:rPr>
+          <w:rFonts w:ascii="Arial" w:eastAsia="Arial" w:hAnsi="Arial" w:cs="Arial"/>
+          <w:sz w:val="24"/>
+          <w:szCs w:val="24"/>
         </w:rPr>
         <w:t>Análisis de la deserción en la educación superior chilena</w:t>
       </w:r>
@@ -221,14 +227,18 @@
         <w:spacing w:before="120" w:line="280" w:lineRule="auto"/>
         <w:jc w:val="center"/>
         <w:rPr>
-          <w:rFonts w:asciiTheme="minorHAnsi" w:hAnsiTheme="minorHAnsi" w:cstheme="minorHAnsi"/>
-        </w:rPr>
-      </w:pPr>
-      <w:r>
-        <w:rPr>
-          <w:rFonts w:asciiTheme="minorHAnsi" w:eastAsia="Arial" w:hAnsiTheme="minorHAnsi" w:cstheme="minorHAnsi"/>
+          <w:rFonts w:ascii="Arial" w:hAnsi="Arial" w:cs="Arial"/>
+          <w:sz w:val="24"/>
+          <w:szCs w:val="24"/>
+        </w:rPr>
+      </w:pPr>
+      <w:r>
+        <w:rPr>
+          <w:rFonts w:ascii="Arial" w:eastAsia="Arial" w:hAnsi="Arial" w:cs="Arial"/>
           <w:b/>
           <w:bCs/>
+          <w:sz w:val="24"/>
+          <w:szCs w:val="24"/>
         </w:rPr>
         <w:t>Integrantes</w:t>
       </w:r>
@@ -238,32 +248,34 @@
         <w:spacing w:line="280" w:lineRule="auto"/>
         <w:jc w:val="center"/>
         <w:rPr>
-          <w:rFonts w:asciiTheme="minorHAnsi" w:hAnsiTheme="minorHAnsi" w:cstheme="minorHAnsi"/>
-        </w:rPr>
-      </w:pPr>
-      <w:r>
-        <w:rPr>
-          <w:rFonts w:asciiTheme="minorHAnsi" w:eastAsia="Arial" w:hAnsiTheme="minorHAnsi" w:cstheme="minorHAnsi"/>
-          <w:sz w:val="21"/>
-          <w:szCs w:val="21"/>
+          <w:rFonts w:ascii="Arial" w:hAnsi="Arial" w:cs="Arial"/>
+          <w:sz w:val="24"/>
+          <w:szCs w:val="24"/>
+        </w:rPr>
+      </w:pPr>
+      <w:r>
+        <w:rPr>
+          <w:rFonts w:ascii="Arial" w:eastAsia="Arial" w:hAnsi="Arial" w:cs="Arial"/>
+          <w:sz w:val="24"/>
+          <w:szCs w:val="24"/>
         </w:rPr>
         <w:t xml:space="preserve">María </w:t>
       </w:r>
       <w:proofErr w:type="spellStart"/>
       <w:r>
         <w:rPr>
-          <w:rFonts w:asciiTheme="minorHAnsi" w:eastAsia="Arial" w:hAnsiTheme="minorHAnsi" w:cstheme="minorHAnsi"/>
-          <w:sz w:val="21"/>
-          <w:szCs w:val="21"/>
+          <w:rFonts w:ascii="Arial" w:eastAsia="Arial" w:hAnsi="Arial" w:cs="Arial"/>
+          <w:sz w:val="24"/>
+          <w:szCs w:val="24"/>
         </w:rPr>
         <w:t>Fassler</w:t>
       </w:r>
       <w:proofErr w:type="spellEnd"/>
       <w:r>
         <w:rPr>
-          <w:rFonts w:asciiTheme="minorHAnsi" w:eastAsia="Arial" w:hAnsiTheme="minorHAnsi" w:cstheme="minorHAnsi"/>
-          <w:sz w:val="21"/>
-          <w:szCs w:val="21"/>
+          <w:rFonts w:ascii="Arial" w:eastAsia="Arial" w:hAnsi="Arial" w:cs="Arial"/>
+          <w:sz w:val="24"/>
+          <w:szCs w:val="24"/>
         </w:rPr>
         <w:t xml:space="preserve"> Neumann · Sebastian Antunez Noguera — Grupo 4</w:t>
       </w:r>
@@ -273,14 +285,18 @@
         <w:spacing w:before="120" w:line="280" w:lineRule="auto"/>
         <w:jc w:val="center"/>
         <w:rPr>
-          <w:rFonts w:asciiTheme="minorHAnsi" w:hAnsiTheme="minorHAnsi" w:cstheme="minorHAnsi"/>
-        </w:rPr>
-      </w:pPr>
-      <w:r>
-        <w:rPr>
-          <w:rFonts w:asciiTheme="minorHAnsi" w:eastAsia="Arial" w:hAnsiTheme="minorHAnsi" w:cstheme="minorHAnsi"/>
+          <w:rFonts w:ascii="Arial" w:hAnsi="Arial" w:cs="Arial"/>
+          <w:sz w:val="24"/>
+          <w:szCs w:val="24"/>
+        </w:rPr>
+      </w:pPr>
+      <w:r>
+        <w:rPr>
+          <w:rFonts w:ascii="Arial" w:eastAsia="Arial" w:hAnsi="Arial" w:cs="Arial"/>
           <w:b/>
           <w:bCs/>
+          <w:sz w:val="24"/>
+          <w:szCs w:val="24"/>
         </w:rPr>
         <w:t>Conjunto de datos</w:t>
       </w:r>
@@ -290,14 +306,16 @@
         <w:spacing w:line="280" w:lineRule="auto"/>
         <w:jc w:val="center"/>
         <w:rPr>
-          <w:rFonts w:asciiTheme="minorHAnsi" w:hAnsiTheme="minorHAnsi" w:cstheme="minorHAnsi"/>
-        </w:rPr>
-      </w:pPr>
-      <w:r>
-        <w:rPr>
-          <w:rFonts w:asciiTheme="minorHAnsi" w:eastAsia="Arial" w:hAnsiTheme="minorHAnsi" w:cstheme="minorHAnsi"/>
-          <w:sz w:val="21"/>
-          <w:szCs w:val="21"/>
+          <w:rFonts w:ascii="Arial" w:hAnsi="Arial" w:cs="Arial"/>
+          <w:sz w:val="24"/>
+          <w:szCs w:val="24"/>
+        </w:rPr>
+      </w:pPr>
+      <w:r>
+        <w:rPr>
+          <w:rFonts w:ascii="Arial" w:eastAsia="Arial" w:hAnsi="Arial" w:cs="Arial"/>
+          <w:sz w:val="24"/>
+          <w:szCs w:val="24"/>
         </w:rPr>
         <w:t>SIES: matrícula 2007–2026 y titulados 2007–2025 (Mineduc, datos abiertos)</w:t>
       </w:r>
@@ -307,14 +325,18 @@
         <w:spacing w:before="120" w:line="280" w:lineRule="auto"/>
         <w:jc w:val="center"/>
         <w:rPr>
-          <w:rFonts w:asciiTheme="minorHAnsi" w:hAnsiTheme="minorHAnsi" w:cstheme="minorHAnsi"/>
-        </w:rPr>
-      </w:pPr>
-      <w:r>
-        <w:rPr>
-          <w:rFonts w:asciiTheme="minorHAnsi" w:eastAsia="Arial" w:hAnsiTheme="minorHAnsi" w:cstheme="minorHAnsi"/>
+          <w:rFonts w:ascii="Arial" w:hAnsi="Arial" w:cs="Arial"/>
+          <w:sz w:val="24"/>
+          <w:szCs w:val="24"/>
+        </w:rPr>
+      </w:pPr>
+      <w:r>
+        <w:rPr>
+          <w:rFonts w:ascii="Arial" w:eastAsia="Arial" w:hAnsi="Arial" w:cs="Arial"/>
           <w:b/>
           <w:bCs/>
+          <w:sz w:val="24"/>
+          <w:szCs w:val="24"/>
         </w:rPr>
         <w:t>Docente</w:t>
       </w:r>
@@ -324,14 +346,16 @@
         <w:spacing w:line="280" w:lineRule="auto"/>
         <w:jc w:val="center"/>
         <w:rPr>
-          <w:rFonts w:asciiTheme="minorHAnsi" w:hAnsiTheme="minorHAnsi" w:cstheme="minorHAnsi"/>
-        </w:rPr>
-      </w:pPr>
-      <w:r>
-        <w:rPr>
-          <w:rFonts w:asciiTheme="minorHAnsi" w:eastAsia="Arial" w:hAnsiTheme="minorHAnsi" w:cstheme="minorHAnsi"/>
-          <w:sz w:val="21"/>
-          <w:szCs w:val="21"/>
+          <w:rFonts w:ascii="Arial" w:hAnsi="Arial" w:cs="Arial"/>
+          <w:sz w:val="24"/>
+          <w:szCs w:val="24"/>
+        </w:rPr>
+      </w:pPr>
+      <w:r>
+        <w:rPr>
+          <w:rFonts w:ascii="Arial" w:eastAsia="Arial" w:hAnsi="Arial" w:cs="Arial"/>
+          <w:sz w:val="24"/>
+          <w:szCs w:val="24"/>
         </w:rPr>
         <w:t>Jean Paul Maidana</w:t>
       </w:r>
@@ -341,14 +365,18 @@
         <w:spacing w:before="120" w:line="280" w:lineRule="auto"/>
         <w:jc w:val="center"/>
         <w:rPr>
-          <w:rFonts w:asciiTheme="minorHAnsi" w:hAnsiTheme="minorHAnsi" w:cstheme="minorHAnsi"/>
-        </w:rPr>
-      </w:pPr>
-      <w:r>
-        <w:rPr>
-          <w:rFonts w:asciiTheme="minorHAnsi" w:eastAsia="Arial" w:hAnsiTheme="minorHAnsi" w:cstheme="minorHAnsi"/>
+          <w:rFonts w:ascii="Arial" w:hAnsi="Arial" w:cs="Arial"/>
+          <w:sz w:val="24"/>
+          <w:szCs w:val="24"/>
+        </w:rPr>
+      </w:pPr>
+      <w:r>
+        <w:rPr>
+          <w:rFonts w:ascii="Arial" w:eastAsia="Arial" w:hAnsi="Arial" w:cs="Arial"/>
           <w:b/>
           <w:bCs/>
+          <w:sz w:val="24"/>
+          <w:szCs w:val="24"/>
         </w:rPr>
         <w:t>Fecha</w:t>
       </w:r>
@@ -358,14 +386,16 @@
         <w:spacing w:line="280" w:lineRule="auto"/>
         <w:jc w:val="center"/>
         <w:rPr>
-          <w:rFonts w:asciiTheme="minorHAnsi" w:hAnsiTheme="minorHAnsi" w:cstheme="minorHAnsi"/>
-        </w:rPr>
-      </w:pPr>
-      <w:r>
-        <w:rPr>
-          <w:rFonts w:asciiTheme="minorHAnsi" w:eastAsia="Arial" w:hAnsiTheme="minorHAnsi" w:cstheme="minorHAnsi"/>
-          <w:sz w:val="21"/>
-          <w:szCs w:val="21"/>
+          <w:rFonts w:ascii="Arial" w:hAnsi="Arial" w:cs="Arial"/>
+          <w:sz w:val="24"/>
+          <w:szCs w:val="24"/>
+        </w:rPr>
+      </w:pPr>
+      <w:r>
+        <w:rPr>
+          <w:rFonts w:ascii="Arial" w:eastAsia="Arial" w:hAnsi="Arial" w:cs="Arial"/>
+          <w:sz w:val="24"/>
+          <w:szCs w:val="24"/>
         </w:rPr>
         <w:t>13 de octubre de 2026</w:t>
       </w:r>
@@ -375,14 +405,18 @@
         <w:spacing w:before="120" w:line="280" w:lineRule="auto"/>
         <w:jc w:val="center"/>
         <w:rPr>
-          <w:rFonts w:asciiTheme="minorHAnsi" w:hAnsiTheme="minorHAnsi" w:cstheme="minorHAnsi"/>
-        </w:rPr>
-      </w:pPr>
-      <w:r>
-        <w:rPr>
-          <w:rFonts w:asciiTheme="minorHAnsi" w:eastAsia="Arial" w:hAnsiTheme="minorHAnsi" w:cstheme="minorHAnsi"/>
+          <w:rFonts w:ascii="Arial" w:hAnsi="Arial" w:cs="Arial"/>
+          <w:sz w:val="24"/>
+          <w:szCs w:val="24"/>
+        </w:rPr>
+      </w:pPr>
+      <w:r>
+        <w:rPr>
+          <w:rFonts w:ascii="Arial" w:eastAsia="Arial" w:hAnsi="Arial" w:cs="Arial"/>
           <w:b/>
           <w:bCs/>
+          <w:sz w:val="24"/>
+          <w:szCs w:val="24"/>
         </w:rPr>
         <w:t>Repositorio GitHub</w:t>
       </w:r>
@@ -392,14 +426,16 @@
         <w:spacing w:line="280" w:lineRule="auto"/>
         <w:jc w:val="center"/>
         <w:rPr>
-          <w:rFonts w:asciiTheme="minorHAnsi" w:hAnsiTheme="minorHAnsi" w:cstheme="minorHAnsi"/>
-        </w:rPr>
-      </w:pPr>
-      <w:r>
-        <w:rPr>
-          <w:rFonts w:asciiTheme="minorHAnsi" w:eastAsia="Arial" w:hAnsiTheme="minorHAnsi" w:cstheme="minorHAnsi"/>
-          <w:sz w:val="21"/>
-          <w:szCs w:val="21"/>
+          <w:rFonts w:ascii="Arial" w:hAnsi="Arial" w:cs="Arial"/>
+          <w:sz w:val="24"/>
+          <w:szCs w:val="24"/>
+        </w:rPr>
+      </w:pPr>
+      <w:r>
+        <w:rPr>
+          <w:rFonts w:ascii="Arial" w:eastAsia="Arial" w:hAnsi="Arial" w:cs="Arial"/>
+          <w:sz w:val="24"/>
+          <w:szCs w:val="24"/>
         </w:rPr>
         <w:t>https://github.com/santunez75/analisis-desercion</w:t>
       </w:r>
@@ -408,7 +444,9 @@
       <w:pPr>
         <w:spacing w:line="280" w:lineRule="auto"/>
         <w:rPr>
-          <w:rFonts w:asciiTheme="minorHAnsi" w:hAnsiTheme="minorHAnsi" w:cstheme="minorHAnsi"/>
+          <w:rFonts w:ascii="Arial" w:hAnsi="Arial" w:cs="Arial"/>
+          <w:sz w:val="24"/>
+          <w:szCs w:val="24"/>
         </w:rPr>
       </w:pPr>
     </w:p>
@@ -416,6 +454,11 @@
       <w:pPr>
         <w:spacing w:line="300" w:lineRule="auto"/>
         <w:jc w:val="center"/>
+        <w:rPr>
+          <w:rFonts w:ascii="Arial" w:hAnsi="Arial" w:cs="Arial"/>
+          <w:sz w:val="24"/>
+          <w:szCs w:val="24"/>
+        </w:rPr>
         <w:sectPr>
           <w:pgSz w:w="12240" w:h="15840"/>
           <w:pgMar w:top="1077" w:right="1133" w:bottom="963" w:left="1133" w:header="708" w:footer="708" w:gutter="0"/>
@@ -425,132 +468,85 @@
       </w:pPr>
       <w:r>
         <w:rPr>
-          <w:rFonts w:asciiTheme="minorHAnsi" w:eastAsia="Arial" w:hAnsiTheme="minorHAnsi" w:cstheme="minorHAnsi"/>
+          <w:rFonts w:ascii="Arial" w:eastAsia="Arial" w:hAnsi="Arial" w:cs="Arial"/>
+          <w:sz w:val="24"/>
+          <w:szCs w:val="24"/>
         </w:rPr>
         <w:t>Santiago, Chile</w:t>
       </w:r>
     </w:p>
-    <w:p>
-      <w:pPr>
-        <w:spacing w:before="120" w:after="100"/>
-        <w:rPr>
-          <w:rFonts w:asciiTheme="minorHAnsi" w:hAnsiTheme="minorHAnsi" w:cstheme="minorHAnsi"/>
-        </w:rPr>
-      </w:pPr>
-      <w:r>
-        <w:rPr>
-          <w:rFonts w:asciiTheme="minorHAnsi" w:hAnsiTheme="minorHAnsi" w:cstheme="minorHAnsi"/>
+    <w:sdt>
+      <w:sdtPr>
+        <w:rPr>
+          <w:rFonts w:ascii="Calibri" w:eastAsia="Calibri" w:hAnsi="Calibri" w:cs="Calibri"/>
+          <w:color w:val="auto"/>
+          <w:sz w:val="20"/>
+          <w:szCs w:val="20"/>
+          <w:lang w:val="es-ES"/>
+        </w:rPr>
+        <w:id w:val="2053574940"/>
+        <w:docPartObj>
+          <w:docPartGallery w:val="Table of Contents"/>
+          <w:docPartUnique/>
+        </w:docPartObj>
+      </w:sdtPr>
+      <w:sdtEndPr>
+        <w:rPr>
           <w:b/>
           <w:bCs/>
-          <w:sz w:val="24"/>
-          <w:szCs w:val="24"/>
-        </w:rPr>
-        <w:lastRenderedPageBreak/>
-        <w:t>Conexión con evaluaciones anteriores</w:t>
-      </w:r>
-    </w:p>
-    <w:p>
-      <w:pPr>
-        <w:spacing w:after="100" w:line="252" w:lineRule="auto"/>
-        <w:jc w:val="both"/>
-        <w:rPr>
-          <w:rFonts w:asciiTheme="minorHAnsi" w:hAnsiTheme="minorHAnsi" w:cstheme="minorHAnsi"/>
-        </w:rPr>
-      </w:pPr>
-      <w:r>
-        <w:rPr>
-          <w:rFonts w:asciiTheme="minorHAnsi" w:hAnsiTheme="minorHAnsi" w:cstheme="minorHAnsi"/>
-        </w:rPr>
-        <w:t>Todo el trabajo se construye sobre los resultados propios de la Sumativa 1</w:t>
-      </w:r>
-      <w:r>
-        <w:rPr>
-          <w:rFonts w:asciiTheme="minorHAnsi" w:hAnsiTheme="minorHAnsi" w:cstheme="minorHAnsi"/>
-        </w:rPr>
-        <w:t xml:space="preserve">, donde </w:t>
-      </w:r>
-      <w:r>
-        <w:rPr>
-          <w:rFonts w:asciiTheme="minorHAnsi" w:hAnsiTheme="minorHAnsi" w:cstheme="minorHAnsi"/>
-        </w:rPr>
-        <w:t>las tres medias estimadas y la proporción de programas sobre el umbral, con sus intervalos clásicos</w:t>
-      </w:r>
-      <w:r>
-        <w:rPr>
-          <w:rFonts w:asciiTheme="minorHAnsi" w:hAnsiTheme="minorHAnsi" w:cstheme="minorHAnsi"/>
-        </w:rPr>
-        <w:t>. L</w:t>
-      </w:r>
-      <w:r>
-        <w:rPr>
-          <w:rFonts w:asciiTheme="minorHAnsi" w:hAnsiTheme="minorHAnsi" w:cstheme="minorHAnsi"/>
-        </w:rPr>
-        <w:t>a prueba t de Welch sobre la acreditación institucional</w:t>
-      </w:r>
-      <w:r>
-        <w:rPr>
-          <w:rFonts w:asciiTheme="minorHAnsi" w:hAnsiTheme="minorHAnsi" w:cstheme="minorHAnsi"/>
-        </w:rPr>
-        <w:t xml:space="preserve"> </w:t>
-      </w:r>
-      <w:r>
-        <w:rPr>
-          <w:rFonts w:asciiTheme="minorHAnsi" w:hAnsiTheme="minorHAnsi" w:cstheme="minorHAnsi"/>
-        </w:rPr>
-        <w:t>y las correlaciones del análisis bivariado. Cada apartado valida o pone a prueba uno de esos resultados, y la simulación del apartado 4 emplea parámetros estimados allí.</w:t>
-      </w:r>
-    </w:p>
-    <w:p>
-      <w:pPr>
-        <w:spacing w:after="100" w:line="252" w:lineRule="auto"/>
-        <w:jc w:val="both"/>
-        <w:rPr>
-          <w:rFonts w:asciiTheme="minorHAnsi" w:hAnsiTheme="minorHAnsi" w:cstheme="minorHAnsi"/>
-        </w:rPr>
-      </w:pPr>
-      <w:r>
-        <w:rPr>
-          <w:rFonts w:asciiTheme="minorHAnsi" w:hAnsiTheme="minorHAnsi" w:cstheme="minorHAnsi"/>
-        </w:rPr>
-        <w:t>El conjunto analítico reúne 9.678 programas de pregrado, construidos a partir de las bases abiertas del SIES. La unidad de análisis es el programa y la variable respuesta es el abandono aparente, definido como el complemento de la razón entre titulados e ingreso de la cohorte correspondiente.</w:t>
-      </w:r>
-    </w:p>
-    <w:p>
-      <w:pPr>
-        <w:spacing w:after="100" w:line="252" w:lineRule="auto"/>
-        <w:jc w:val="both"/>
-        <w:rPr>
-          <w:rFonts w:asciiTheme="minorHAnsi" w:hAnsiTheme="minorHAnsi" w:cstheme="minorHAnsi"/>
-        </w:rPr>
-      </w:pPr>
-    </w:p>
-    <w:p>
-      <w:pPr>
-        <w:spacing w:before="200" w:after="120"/>
-        <w:rPr>
-          <w:rFonts w:asciiTheme="minorHAnsi" w:hAnsiTheme="minorHAnsi" w:cstheme="minorHAnsi"/>
-        </w:rPr>
-      </w:pPr>
-      <w:r>
-        <w:rPr>
-          <w:rFonts w:asciiTheme="minorHAnsi" w:hAnsiTheme="minorHAnsi" w:cstheme="minorHAnsi"/>
-          <w:b/>
-          <w:bCs/>
-          <w:sz w:val="24"/>
-          <w:szCs w:val="24"/>
-        </w:rPr>
-        <w:t>Índice</w:t>
-      </w:r>
-    </w:p>
-    <w:sdt>
-      <w:sdtPr>
-        <w:rPr>
-          <w:rFonts w:asciiTheme="minorHAnsi" w:hAnsiTheme="minorHAnsi" w:cstheme="minorHAnsi"/>
-        </w:rPr>
-        <w:alias w:val="Indice"/>
-        <w:id w:val="-446858611"/>
-      </w:sdtPr>
+        </w:rPr>
+      </w:sdtEndPr>
       <w:sdtContent>
+        <w:p>
+          <w:pPr>
+            <w:pStyle w:val="TOCHeading"/>
+            <w:tabs>
+              <w:tab w:val="left" w:pos="2860"/>
+            </w:tabs>
+            <w:rPr>
+              <w:rFonts w:ascii="Arial" w:hAnsi="Arial" w:cs="Arial"/>
+              <w:b/>
+              <w:bCs/>
+              <w:color w:val="000000" w:themeColor="text1"/>
+              <w:sz w:val="36"/>
+              <w:szCs w:val="36"/>
+              <w:lang w:val="es-ES"/>
+            </w:rPr>
+          </w:pPr>
+          <w:r>
+            <w:rPr>
+              <w:rFonts w:ascii="Arial" w:hAnsi="Arial" w:cs="Arial"/>
+              <w:b/>
+              <w:bCs/>
+              <w:color w:val="000000" w:themeColor="text1"/>
+              <w:sz w:val="36"/>
+              <w:szCs w:val="36"/>
+              <w:lang w:val="es-ES"/>
+            </w:rPr>
+            <w:t xml:space="preserve">Índice. </w:t>
+          </w:r>
+          <w:r>
+            <w:rPr>
+              <w:rFonts w:ascii="Arial" w:hAnsi="Arial" w:cs="Arial"/>
+              <w:b/>
+              <w:bCs/>
+              <w:color w:val="000000" w:themeColor="text1"/>
+              <w:sz w:val="36"/>
+              <w:szCs w:val="36"/>
+              <w:lang w:val="es-ES"/>
+            </w:rPr>
+            <w:tab/>
+          </w:r>
+        </w:p>
+        <w:p>
+          <w:pPr>
+            <w:rPr>
+              <w:sz w:val="22"/>
+              <w:szCs w:val="22"/>
+              <w:lang w:val="es-ES"/>
+            </w:rPr>
+          </w:pPr>
+        </w:p>
         <w:p>
           <w:pPr>
             <w:pStyle w:val="TOC1"/>
@@ -568,71 +564,182 @@
           </w:pPr>
           <w:r>
             <w:rPr>
-              <w:rFonts w:asciiTheme="minorHAnsi" w:hAnsiTheme="minorHAnsi" w:cstheme="minorHAnsi"/>
+              <w:rFonts w:ascii="Arial" w:hAnsi="Arial" w:cs="Arial"/>
+              <w:sz w:val="24"/>
+              <w:szCs w:val="24"/>
             </w:rPr>
             <w:fldChar w:fldCharType="begin"/>
           </w:r>
           <w:r>
             <w:rPr>
-              <w:rFonts w:asciiTheme="minorHAnsi" w:hAnsiTheme="minorHAnsi" w:cstheme="minorHAnsi"/>
+              <w:rFonts w:ascii="Arial" w:hAnsi="Arial" w:cs="Arial"/>
+              <w:sz w:val="24"/>
+              <w:szCs w:val="24"/>
             </w:rPr>
-            <w:instrText>TOC \h \o "1-2"</w:instrText>
+            <w:instrText xml:space="preserve"> TOC \o "1-3" \h \z \u </w:instrText>
           </w:r>
           <w:r>
             <w:rPr>
-              <w:rFonts w:asciiTheme="minorHAnsi" w:hAnsiTheme="minorHAnsi" w:cstheme="minorHAnsi"/>
+              <w:rFonts w:ascii="Arial" w:hAnsi="Arial" w:cs="Arial"/>
+              <w:sz w:val="24"/>
+              <w:szCs w:val="24"/>
             </w:rPr>
             <w:fldChar w:fldCharType="separate"/>
           </w:r>
-          <w:hyperlink w:anchor="_Toc243059331" w:history="1">
+          <w:hyperlink w:anchor="_Toc243068806" w:history="1">
             <w:r>
               <w:rPr>
                 <w:rStyle w:val="Hyperlink"/>
-                <w:rFonts w:cstheme="minorHAnsi"/>
+                <w:rFonts w:ascii="Arial" w:hAnsi="Arial" w:cs="Arial"/>
                 <w:b/>
                 <w:bCs/>
                 <w:noProof/>
               </w:rPr>
-              <w:t>1. Validación de resultados de S1 mediante bootstrap</w:t>
+              <w:t>Conexión con evaluaciones anteriores.</w:t>
             </w:r>
             <w:r>
               <w:rPr>
                 <w:noProof/>
+                <w:webHidden/>
               </w:rPr>
               <w:tab/>
             </w:r>
             <w:r>
               <w:rPr>
                 <w:noProof/>
+                <w:webHidden/>
               </w:rPr>
               <w:fldChar w:fldCharType="begin"/>
             </w:r>
             <w:r>
               <w:rPr>
                 <w:noProof/>
-              </w:rPr>
-              <w:instrText xml:space="preserve"> PAGEREF _Toc243059331 \h </w:instrText>
+                <w:webHidden/>
+              </w:rPr>
+              <w:instrText xml:space="preserve"> PAGEREF _Toc243068806 \h </w:instrText>
             </w:r>
             <w:r>
               <w:rPr>
                 <w:noProof/>
+                <w:webHidden/>
               </w:rPr>
             </w:r>
             <w:r>
               <w:rPr>
                 <w:noProof/>
+                <w:webHidden/>
               </w:rPr>
               <w:fldChar w:fldCharType="separate"/>
             </w:r>
             <w:r>
               <w:rPr>
                 <w:noProof/>
+                <w:webHidden/>
               </w:rPr>
               <w:t>3</w:t>
             </w:r>
             <w:r>
               <w:rPr>
                 <w:noProof/>
+                <w:webHidden/>
+              </w:rPr>
+              <w:fldChar w:fldCharType="end"/>
+            </w:r>
+          </w:hyperlink>
+        </w:p>
+        <w:p>
+          <w:pPr>
+            <w:pStyle w:val="TOC1"/>
+            <w:tabs>
+              <w:tab w:val="left" w:pos="480"/>
+              <w:tab w:val="right" w:leader="dot" w:pos="9964"/>
+            </w:tabs>
+            <w:rPr>
+              <w:rFonts w:asciiTheme="minorHAnsi" w:eastAsiaTheme="minorEastAsia" w:hAnsiTheme="minorHAnsi" w:cstheme="minorBidi"/>
+              <w:noProof/>
+              <w:kern w:val="2"/>
+              <w:sz w:val="24"/>
+              <w:szCs w:val="24"/>
+              <w14:ligatures w14:val="standardContextual"/>
+            </w:rPr>
+          </w:pPr>
+          <w:hyperlink w:anchor="_Toc243068807" w:history="1">
+            <w:r>
+              <w:rPr>
+                <w:rStyle w:val="Hyperlink"/>
+                <w:rFonts w:ascii="Arial" w:hAnsi="Arial" w:cs="Arial"/>
+                <w:b/>
+                <w:bCs/>
+                <w:noProof/>
+              </w:rPr>
+              <w:t>1.</w:t>
+            </w:r>
+            <w:r>
+              <w:rPr>
+                <w:rFonts w:asciiTheme="minorHAnsi" w:eastAsiaTheme="minorEastAsia" w:hAnsiTheme="minorHAnsi" w:cstheme="minorBidi"/>
+                <w:noProof/>
+                <w:kern w:val="2"/>
+                <w:sz w:val="24"/>
+                <w:szCs w:val="24"/>
+                <w14:ligatures w14:val="standardContextual"/>
+              </w:rPr>
+              <w:tab/>
+            </w:r>
+            <w:r>
+              <w:rPr>
+                <w:rStyle w:val="Hyperlink"/>
+                <w:rFonts w:ascii="Arial" w:hAnsi="Arial" w:cs="Arial"/>
+                <w:b/>
+                <w:bCs/>
+                <w:noProof/>
+              </w:rPr>
+              <w:t>Validación de resultados de S1 mediante Bootstrap.</w:t>
+            </w:r>
+            <w:r>
+              <w:rPr>
+                <w:noProof/>
+                <w:webHidden/>
+              </w:rPr>
+              <w:tab/>
+            </w:r>
+            <w:r>
+              <w:rPr>
+                <w:noProof/>
+                <w:webHidden/>
+              </w:rPr>
+              <w:fldChar w:fldCharType="begin"/>
+            </w:r>
+            <w:r>
+              <w:rPr>
+                <w:noProof/>
+                <w:webHidden/>
+              </w:rPr>
+              <w:instrText xml:space="preserve"> PAGEREF _Toc243068807 \h </w:instrText>
+            </w:r>
+            <w:r>
+              <w:rPr>
+                <w:noProof/>
+                <w:webHidden/>
+              </w:rPr>
+            </w:r>
+            <w:r>
+              <w:rPr>
+                <w:noProof/>
+                <w:webHidden/>
+              </w:rPr>
+              <w:fldChar w:fldCharType="separate"/>
+            </w:r>
+            <w:r>
+              <w:rPr>
+                <w:noProof/>
+                <w:webHidden/>
+              </w:rPr>
+              <w:t>3</w:t>
+            </w:r>
+            <w:r>
+              <w:rPr>
+                <w:noProof/>
+                <w:webHidden/>
               </w:rPr>
               <w:fldChar w:fldCharType="end"/>
             </w:r>
@@ -653,55 +760,62 @@
               <w14:ligatures w14:val="standardContextual"/>
             </w:rPr>
           </w:pPr>
-          <w:hyperlink w:anchor="_Toc243059332" w:history="1">
+          <w:hyperlink w:anchor="_Toc243068808" w:history="1">
             <w:r>
               <w:rPr>
                 <w:rStyle w:val="Hyperlink"/>
-                <w:rFonts w:cstheme="minorHAnsi"/>
+                <w:rFonts w:ascii="Arial" w:hAnsi="Arial" w:cs="Arial"/>
                 <w:b/>
                 <w:bCs/>
                 <w:noProof/>
               </w:rPr>
-              <w:t>2. Validación de pruebas de hipótesis mediante permutación</w:t>
+              <w:t>2. Validación de pruebas de hipótesis mediante permutación.</w:t>
             </w:r>
             <w:r>
               <w:rPr>
                 <w:noProof/>
+                <w:webHidden/>
               </w:rPr>
               <w:tab/>
             </w:r>
             <w:r>
               <w:rPr>
                 <w:noProof/>
+                <w:webHidden/>
               </w:rPr>
               <w:fldChar w:fldCharType="begin"/>
             </w:r>
             <w:r>
               <w:rPr>
                 <w:noProof/>
-              </w:rPr>
-              <w:instrText xml:space="preserve"> PAGEREF _Toc243059332 \h </w:instrText>
+                <w:webHidden/>
+              </w:rPr>
+              <w:instrText xml:space="preserve"> PAGEREF _Toc243068808 \h </w:instrText>
             </w:r>
             <w:r>
               <w:rPr>
                 <w:noProof/>
+                <w:webHidden/>
               </w:rPr>
             </w:r>
             <w:r>
               <w:rPr>
                 <w:noProof/>
+                <w:webHidden/>
               </w:rPr>
               <w:fldChar w:fldCharType="separate"/>
             </w:r>
             <w:r>
               <w:rPr>
                 <w:noProof/>
+                <w:webHidden/>
               </w:rPr>
               <w:t>4</w:t>
             </w:r>
             <w:r>
               <w:rPr>
                 <w:noProof/>
+                <w:webHidden/>
               </w:rPr>
               <w:fldChar w:fldCharType="end"/>
             </w:r>
@@ -711,6 +825,7 @@
           <w:pPr>
             <w:pStyle w:val="TOC1"/>
             <w:tabs>
+              <w:tab w:val="left" w:pos="480"/>
               <w:tab w:val="right" w:leader="dot" w:pos="9964"/>
             </w:tabs>
             <w:rPr>
@@ -722,55 +837,83 @@
               <w14:ligatures w14:val="standardContextual"/>
             </w:rPr>
           </w:pPr>
-          <w:hyperlink w:anchor="_Toc243059333" w:history="1">
+          <w:hyperlink w:anchor="_Toc243068809" w:history="1">
             <w:r>
               <w:rPr>
                 <w:rStyle w:val="Hyperlink"/>
-                <w:rFonts w:cstheme="minorHAnsi"/>
+                <w:rFonts w:ascii="Arial" w:hAnsi="Arial" w:cs="Arial"/>
                 <w:b/>
                 <w:bCs/>
                 <w:noProof/>
               </w:rPr>
-              <w:t>3. Evaluación de estabilidad de correlaciones</w:t>
-            </w:r>
-            <w:r>
-              <w:rPr>
+              <w:t>3.</w:t>
+            </w:r>
+            <w:r>
+              <w:rPr>
+                <w:rFonts w:asciiTheme="minorHAnsi" w:eastAsiaTheme="minorEastAsia" w:hAnsiTheme="minorHAnsi" w:cstheme="minorBidi"/>
                 <w:noProof/>
+                <w:kern w:val="2"/>
+                <w:sz w:val="24"/>
+                <w:szCs w:val="24"/>
+                <w14:ligatures w14:val="standardContextual"/>
               </w:rPr>
               <w:tab/>
             </w:r>
             <w:r>
               <w:rPr>
+                <w:rStyle w:val="Hyperlink"/>
+                <w:rFonts w:ascii="Arial" w:hAnsi="Arial" w:cs="Arial"/>
+                <w:b/>
+                <w:bCs/>
                 <w:noProof/>
               </w:rPr>
+              <w:t>Evaluación de estabilidad de correlaciones.</w:t>
+            </w:r>
+            <w:r>
+              <w:rPr>
+                <w:noProof/>
+                <w:webHidden/>
+              </w:rPr>
+              <w:tab/>
+            </w:r>
+            <w:r>
+              <w:rPr>
+                <w:noProof/>
+                <w:webHidden/>
+              </w:rPr>
               <w:fldChar w:fldCharType="begin"/>
             </w:r>
             <w:r>
               <w:rPr>
                 <w:noProof/>
-              </w:rPr>
-              <w:instrText xml:space="preserve"> PAGEREF _Toc243059333 \h </w:instrText>
+                <w:webHidden/>
+              </w:rPr>
+              <w:instrText xml:space="preserve"> PAGEREF _Toc243068809 \h </w:instrText>
             </w:r>
             <w:r>
               <w:rPr>
                 <w:noProof/>
+                <w:webHidden/>
               </w:rPr>
             </w:r>
             <w:r>
               <w:rPr>
                 <w:noProof/>
+                <w:webHidden/>
               </w:rPr>
               <w:fldChar w:fldCharType="separate"/>
             </w:r>
             <w:r>
               <w:rPr>
                 <w:noProof/>
-              </w:rPr>
-              <w:t>4</w:t>
+                <w:webHidden/>
+              </w:rPr>
+              <w:t>5</w:t>
             </w:r>
             <w:r>
               <w:rPr>
                 <w:noProof/>
+                <w:webHidden/>
               </w:rPr>
               <w:fldChar w:fldCharType="end"/>
             </w:r>
@@ -780,6 +923,7 @@
           <w:pPr>
             <w:pStyle w:val="TOC1"/>
             <w:tabs>
+              <w:tab w:val="left" w:pos="480"/>
               <w:tab w:val="right" w:leader="dot" w:pos="9964"/>
             </w:tabs>
             <w:rPr>
@@ -791,55 +935,83 @@
               <w14:ligatures w14:val="standardContextual"/>
             </w:rPr>
           </w:pPr>
-          <w:hyperlink w:anchor="_Toc243059334" w:history="1">
+          <w:hyperlink w:anchor="_Toc243068810" w:history="1">
             <w:r>
               <w:rPr>
                 <w:rStyle w:val="Hyperlink"/>
-                <w:rFonts w:cstheme="minorHAnsi"/>
+                <w:rFonts w:ascii="Arial" w:hAnsi="Arial" w:cs="Arial"/>
                 <w:b/>
                 <w:bCs/>
                 <w:noProof/>
               </w:rPr>
-              <w:t>4. Simulación Monte Carlo basada en parámetros de S1</w:t>
-            </w:r>
-            <w:r>
-              <w:rPr>
+              <w:t>4.</w:t>
+            </w:r>
+            <w:r>
+              <w:rPr>
+                <w:rFonts w:asciiTheme="minorHAnsi" w:eastAsiaTheme="minorEastAsia" w:hAnsiTheme="minorHAnsi" w:cstheme="minorBidi"/>
                 <w:noProof/>
+                <w:kern w:val="2"/>
+                <w:sz w:val="24"/>
+                <w:szCs w:val="24"/>
+                <w14:ligatures w14:val="standardContextual"/>
               </w:rPr>
               <w:tab/>
             </w:r>
             <w:r>
               <w:rPr>
+                <w:rStyle w:val="Hyperlink"/>
+                <w:rFonts w:ascii="Arial" w:hAnsi="Arial" w:cs="Arial"/>
+                <w:b/>
+                <w:bCs/>
                 <w:noProof/>
               </w:rPr>
+              <w:t>Simulación Monte Carlo basada en parámetros de S1.</w:t>
+            </w:r>
+            <w:r>
+              <w:rPr>
+                <w:noProof/>
+                <w:webHidden/>
+              </w:rPr>
+              <w:tab/>
+            </w:r>
+            <w:r>
+              <w:rPr>
+                <w:noProof/>
+                <w:webHidden/>
+              </w:rPr>
               <w:fldChar w:fldCharType="begin"/>
             </w:r>
             <w:r>
               <w:rPr>
                 <w:noProof/>
-              </w:rPr>
-              <w:instrText xml:space="preserve"> PAGEREF _Toc243059334 \h </w:instrText>
+                <w:webHidden/>
+              </w:rPr>
+              <w:instrText xml:space="preserve"> PAGEREF _Toc243068810 \h </w:instrText>
             </w:r>
             <w:r>
               <w:rPr>
                 <w:noProof/>
+                <w:webHidden/>
               </w:rPr>
             </w:r>
             <w:r>
               <w:rPr>
                 <w:noProof/>
+                <w:webHidden/>
               </w:rPr>
               <w:fldChar w:fldCharType="separate"/>
             </w:r>
             <w:r>
               <w:rPr>
                 <w:noProof/>
-              </w:rPr>
-              <w:t>5</w:t>
+                <w:webHidden/>
+              </w:rPr>
+              <w:t>6</w:t>
             </w:r>
             <w:r>
               <w:rPr>
                 <w:noProof/>
+                <w:webHidden/>
               </w:rPr>
               <w:fldChar w:fldCharType="end"/>
             </w:r>
@@ -849,6 +1021,7 @@
           <w:pPr>
             <w:pStyle w:val="TOC1"/>
             <w:tabs>
+              <w:tab w:val="left" w:pos="480"/>
               <w:tab w:val="right" w:leader="dot" w:pos="9964"/>
             </w:tabs>
             <w:rPr>
@@ -860,65 +1033,83 @@
               <w14:ligatures w14:val="standardContextual"/>
             </w:rPr>
           </w:pPr>
-          <w:hyperlink w:anchor="_Toc243059335" w:history="1">
+          <w:hyperlink w:anchor="_Toc243068811" w:history="1">
             <w:r>
               <w:rPr>
                 <w:rStyle w:val="Hyperlink"/>
-                <w:rFonts w:cstheme="minorHAnsi"/>
+                <w:rFonts w:ascii="Arial" w:hAnsi="Arial" w:cs="Arial"/>
                 <w:b/>
                 <w:bCs/>
                 <w:noProof/>
               </w:rPr>
-              <w:t>5. Análisis de robustez</w:t>
+              <w:t>5.</w:t>
+            </w:r>
+            <w:r>
+              <w:rPr>
+                <w:rFonts w:asciiTheme="minorHAnsi" w:eastAsiaTheme="minorEastAsia" w:hAnsiTheme="minorHAnsi" w:cstheme="minorBidi"/>
+                <w:noProof/>
+                <w:kern w:val="2"/>
+                <w:sz w:val="24"/>
+                <w:szCs w:val="24"/>
+                <w14:ligatures w14:val="standardContextual"/>
+              </w:rPr>
+              <w:tab/>
             </w:r>
             <w:r>
               <w:rPr>
                 <w:rStyle w:val="Hyperlink"/>
-                <w:rFonts w:cstheme="minorHAnsi"/>
-                <w:i/>
-                <w:iCs/>
+                <w:rFonts w:ascii="Arial" w:hAnsi="Arial" w:cs="Arial"/>
+                <w:b/>
+                <w:bCs/>
                 <w:noProof/>
               </w:rPr>
-              <w:t>.</w:t>
+              <w:t>Análisis de robustez.</w:t>
             </w:r>
             <w:r>
               <w:rPr>
                 <w:noProof/>
+                <w:webHidden/>
               </w:rPr>
               <w:tab/>
             </w:r>
             <w:r>
               <w:rPr>
                 <w:noProof/>
+                <w:webHidden/>
               </w:rPr>
               <w:fldChar w:fldCharType="begin"/>
             </w:r>
             <w:r>
               <w:rPr>
                 <w:noProof/>
-              </w:rPr>
-              <w:instrText xml:space="preserve"> PAGEREF _Toc243059335 \h </w:instrText>
+                <w:webHidden/>
+              </w:rPr>
+              <w:instrText xml:space="preserve"> PAGEREF _Toc243068811 \h </w:instrText>
             </w:r>
             <w:r>
               <w:rPr>
                 <w:noProof/>
+                <w:webHidden/>
               </w:rPr>
             </w:r>
             <w:r>
               <w:rPr>
                 <w:noProof/>
+                <w:webHidden/>
               </w:rPr>
               <w:fldChar w:fldCharType="separate"/>
             </w:r>
             <w:r>
               <w:rPr>
                 <w:noProof/>
-              </w:rPr>
-              <w:t>6</w:t>
+                <w:webHidden/>
+              </w:rPr>
+              <w:t>7</w:t>
             </w:r>
             <w:r>
               <w:rPr>
                 <w:noProof/>
+                <w:webHidden/>
               </w:rPr>
               <w:fldChar w:fldCharType="end"/>
             </w:r>
@@ -928,6 +1119,7 @@
           <w:pPr>
             <w:pStyle w:val="TOC1"/>
             <w:tabs>
+              <w:tab w:val="left" w:pos="480"/>
               <w:tab w:val="right" w:leader="dot" w:pos="9964"/>
             </w:tabs>
             <w:rPr>
@@ -939,55 +1131,83 @@
               <w14:ligatures w14:val="standardContextual"/>
             </w:rPr>
           </w:pPr>
-          <w:hyperlink w:anchor="_Toc243059336" w:history="1">
+          <w:hyperlink w:anchor="_Toc243068812" w:history="1">
             <w:r>
               <w:rPr>
                 <w:rStyle w:val="Hyperlink"/>
-                <w:rFonts w:cstheme="minorHAnsi"/>
+                <w:rFonts w:ascii="Arial" w:hAnsi="Arial" w:cs="Arial"/>
                 <w:b/>
                 <w:bCs/>
                 <w:noProof/>
               </w:rPr>
-              <w:t>6. Preparación para la Sumativa 3</w:t>
-            </w:r>
-            <w:r>
-              <w:rPr>
+              <w:t>6.</w:t>
+            </w:r>
+            <w:r>
+              <w:rPr>
+                <w:rFonts w:asciiTheme="minorHAnsi" w:eastAsiaTheme="minorEastAsia" w:hAnsiTheme="minorHAnsi" w:cstheme="minorBidi"/>
                 <w:noProof/>
+                <w:kern w:val="2"/>
+                <w:sz w:val="24"/>
+                <w:szCs w:val="24"/>
+                <w14:ligatures w14:val="standardContextual"/>
               </w:rPr>
               <w:tab/>
             </w:r>
             <w:r>
               <w:rPr>
+                <w:rStyle w:val="Hyperlink"/>
+                <w:rFonts w:ascii="Arial" w:hAnsi="Arial" w:cs="Arial"/>
+                <w:b/>
+                <w:bCs/>
                 <w:noProof/>
               </w:rPr>
+              <w:t>Preparación para la Sumativa 3.</w:t>
+            </w:r>
+            <w:r>
+              <w:rPr>
+                <w:noProof/>
+                <w:webHidden/>
+              </w:rPr>
+              <w:tab/>
+            </w:r>
+            <w:r>
+              <w:rPr>
+                <w:noProof/>
+                <w:webHidden/>
+              </w:rPr>
               <w:fldChar w:fldCharType="begin"/>
             </w:r>
             <w:r>
               <w:rPr>
                 <w:noProof/>
-              </w:rPr>
-              <w:instrText xml:space="preserve"> PAGEREF _Toc243059336 \h </w:instrText>
+                <w:webHidden/>
+              </w:rPr>
+              <w:instrText xml:space="preserve"> PAGEREF _Toc243068812 \h </w:instrText>
             </w:r>
             <w:r>
               <w:rPr>
                 <w:noProof/>
+                <w:webHidden/>
               </w:rPr>
             </w:r>
             <w:r>
               <w:rPr>
                 <w:noProof/>
+                <w:webHidden/>
               </w:rPr>
               <w:fldChar w:fldCharType="separate"/>
             </w:r>
             <w:r>
               <w:rPr>
                 <w:noProof/>
-              </w:rPr>
-              <w:t>6</w:t>
+                <w:webHidden/>
+              </w:rPr>
+              <w:t>8</w:t>
             </w:r>
             <w:r>
               <w:rPr>
                 <w:noProof/>
+                <w:webHidden/>
               </w:rPr>
               <w:fldChar w:fldCharType="end"/>
             </w:r>
@@ -995,8 +1215,9 @@
         </w:p>
         <w:p>
           <w:pPr>
-            <w:pStyle w:val="TOC2"/>
+            <w:pStyle w:val="TOC1"/>
             <w:tabs>
+              <w:tab w:val="left" w:pos="480"/>
               <w:tab w:val="right" w:leader="dot" w:pos="9964"/>
             </w:tabs>
             <w:rPr>
@@ -1008,55 +1229,83 @@
               <w14:ligatures w14:val="standardContextual"/>
             </w:rPr>
           </w:pPr>
-          <w:hyperlink w:anchor="_Toc243059337" w:history="1">
+          <w:hyperlink w:anchor="_Toc243068813" w:history="1">
             <w:r>
               <w:rPr>
                 <w:rStyle w:val="Hyperlink"/>
-                <w:rFonts w:cstheme="minorHAnsi"/>
+                <w:rFonts w:ascii="Arial" w:hAnsi="Arial" w:cs="Arial"/>
                 <w:b/>
                 <w:bCs/>
                 <w:noProof/>
               </w:rPr>
-              <w:t>6.1 Reproducibilidad</w:t>
-            </w:r>
-            <w:r>
-              <w:rPr>
+              <w:t>7.</w:t>
+            </w:r>
+            <w:r>
+              <w:rPr>
+                <w:rFonts w:asciiTheme="minorHAnsi" w:eastAsiaTheme="minorEastAsia" w:hAnsiTheme="minorHAnsi" w:cstheme="minorBidi"/>
                 <w:noProof/>
+                <w:kern w:val="2"/>
+                <w:sz w:val="24"/>
+                <w:szCs w:val="24"/>
+                <w14:ligatures w14:val="standardContextual"/>
               </w:rPr>
               <w:tab/>
             </w:r>
             <w:r>
               <w:rPr>
+                <w:rStyle w:val="Hyperlink"/>
+                <w:rFonts w:ascii="Arial" w:hAnsi="Arial" w:cs="Arial"/>
+                <w:b/>
+                <w:bCs/>
                 <w:noProof/>
               </w:rPr>
+              <w:t>Reproducibilidad.</w:t>
+            </w:r>
+            <w:r>
+              <w:rPr>
+                <w:noProof/>
+                <w:webHidden/>
+              </w:rPr>
+              <w:tab/>
+            </w:r>
+            <w:r>
+              <w:rPr>
+                <w:noProof/>
+                <w:webHidden/>
+              </w:rPr>
               <w:fldChar w:fldCharType="begin"/>
             </w:r>
             <w:r>
               <w:rPr>
                 <w:noProof/>
-              </w:rPr>
-              <w:instrText xml:space="preserve"> PAGEREF _Toc243059337 \h </w:instrText>
+                <w:webHidden/>
+              </w:rPr>
+              <w:instrText xml:space="preserve"> PAGEREF _Toc243068813 \h </w:instrText>
             </w:r>
             <w:r>
               <w:rPr>
                 <w:noProof/>
+                <w:webHidden/>
               </w:rPr>
             </w:r>
             <w:r>
               <w:rPr>
                 <w:noProof/>
+                <w:webHidden/>
               </w:rPr>
               <w:fldChar w:fldCharType="separate"/>
             </w:r>
             <w:r>
               <w:rPr>
                 <w:noProof/>
-              </w:rPr>
-              <w:t>7</w:t>
+                <w:webHidden/>
+              </w:rPr>
+              <w:t>9</w:t>
             </w:r>
             <w:r>
               <w:rPr>
                 <w:noProof/>
+                <w:webHidden/>
               </w:rPr>
               <w:fldChar w:fldCharType="end"/>
             </w:r>
@@ -1066,6 +1315,7 @@
           <w:pPr>
             <w:pStyle w:val="TOC1"/>
             <w:tabs>
+              <w:tab w:val="left" w:pos="480"/>
               <w:tab w:val="right" w:leader="dot" w:pos="9964"/>
             </w:tabs>
             <w:rPr>
@@ -1077,75 +1327,118 @@
               <w14:ligatures w14:val="standardContextual"/>
             </w:rPr>
           </w:pPr>
-          <w:hyperlink w:anchor="_Toc243059338" w:history="1">
+          <w:hyperlink w:anchor="_Toc243068814" w:history="1">
             <w:r>
               <w:rPr>
                 <w:rStyle w:val="Hyperlink"/>
-                <w:rFonts w:cstheme="minorHAnsi"/>
+                <w:rFonts w:ascii="Arial" w:hAnsi="Arial" w:cs="Arial"/>
                 <w:b/>
                 <w:bCs/>
                 <w:noProof/>
               </w:rPr>
-              <w:t>7. Bibliografía</w:t>
-            </w:r>
-            <w:r>
-              <w:rPr>
+              <w:t>8.</w:t>
+            </w:r>
+            <w:r>
+              <w:rPr>
+                <w:rFonts w:asciiTheme="minorHAnsi" w:eastAsiaTheme="minorEastAsia" w:hAnsiTheme="minorHAnsi" w:cstheme="minorBidi"/>
                 <w:noProof/>
+                <w:kern w:val="2"/>
+                <w:sz w:val="24"/>
+                <w:szCs w:val="24"/>
+                <w14:ligatures w14:val="standardContextual"/>
               </w:rPr>
               <w:tab/>
             </w:r>
             <w:r>
               <w:rPr>
+                <w:rStyle w:val="Hyperlink"/>
+                <w:rFonts w:ascii="Arial" w:hAnsi="Arial" w:cs="Arial"/>
+                <w:b/>
+                <w:bCs/>
                 <w:noProof/>
               </w:rPr>
+              <w:t>Bibliografía.</w:t>
+            </w:r>
+            <w:r>
+              <w:rPr>
+                <w:noProof/>
+                <w:webHidden/>
+              </w:rPr>
+              <w:tab/>
+            </w:r>
+            <w:r>
+              <w:rPr>
+                <w:noProof/>
+                <w:webHidden/>
+              </w:rPr>
               <w:fldChar w:fldCharType="begin"/>
             </w:r>
             <w:r>
               <w:rPr>
                 <w:noProof/>
-              </w:rPr>
-              <w:instrText xml:space="preserve"> PAGEREF _Toc243059338 \h </w:instrText>
+                <w:webHidden/>
+              </w:rPr>
+              <w:instrText xml:space="preserve"> PAGEREF _Toc243068814 \h </w:instrText>
             </w:r>
             <w:r>
               <w:rPr>
                 <w:noProof/>
+                <w:webHidden/>
               </w:rPr>
             </w:r>
             <w:r>
               <w:rPr>
                 <w:noProof/>
+                <w:webHidden/>
               </w:rPr>
               <w:fldChar w:fldCharType="separate"/>
             </w:r>
             <w:r>
               <w:rPr>
                 <w:noProof/>
-              </w:rPr>
-              <w:t>7</w:t>
+                <w:webHidden/>
+              </w:rPr>
+              <w:t>9</w:t>
             </w:r>
             <w:r>
               <w:rPr>
                 <w:noProof/>
+                <w:webHidden/>
               </w:rPr>
               <w:fldChar w:fldCharType="end"/>
             </w:r>
           </w:hyperlink>
         </w:p>
         <w:p>
-          <w:pPr>
-            <w:rPr>
-              <w:rFonts w:asciiTheme="minorHAnsi" w:hAnsiTheme="minorHAnsi" w:cstheme="minorHAnsi"/>
-            </w:rPr>
-          </w:pPr>
           <w:r>
             <w:rPr>
-              <w:rFonts w:asciiTheme="minorHAnsi" w:hAnsiTheme="minorHAnsi" w:cstheme="minorHAnsi"/>
+              <w:rFonts w:ascii="Arial" w:hAnsi="Arial" w:cs="Arial"/>
+              <w:b/>
+              <w:bCs/>
+              <w:sz w:val="24"/>
+              <w:szCs w:val="24"/>
+              <w:lang w:val="es-ES"/>
             </w:rPr>
             <w:fldChar w:fldCharType="end"/>
           </w:r>
         </w:p>
       </w:sdtContent>
     </w:sdt>
+    <w:p>
+      <w:pPr>
+        <w:pStyle w:val="TOC1"/>
+        <w:tabs>
+          <w:tab w:val="right" w:leader="dot" w:pos="9964"/>
+        </w:tabs>
+        <w:rPr>
+          <w:rFonts w:ascii="Arial" w:hAnsi="Arial" w:cs="Arial"/>
+          <w:b/>
+          <w:bCs/>
+          <w:sz w:val="24"/>
+          <w:szCs w:val="24"/>
+        </w:rPr>
+      </w:pPr>
+    </w:p>
     <w:p>
       <w:pPr>
         <w:rPr>
@@ -1163,251 +1456,397 @@
     <w:p>
       <w:pPr>
         <w:pStyle w:val="Heading1"/>
+        <w:rPr>
+          <w:rFonts w:ascii="Arial" w:hAnsi="Arial" w:cs="Arial"/>
+          <w:b/>
+          <w:bCs/>
+          <w:color w:val="000000" w:themeColor="text1"/>
+          <w:sz w:val="24"/>
+          <w:szCs w:val="24"/>
+        </w:rPr>
+      </w:pPr>
+      <w:bookmarkStart w:id="0" w:name="_Toc243059331"/>
+      <w:bookmarkStart w:id="1" w:name="_Toc243068806"/>
+      <w:r>
+        <w:rPr>
+          <w:rFonts w:ascii="Arial" w:hAnsi="Arial" w:cs="Arial"/>
+          <w:b/>
+          <w:bCs/>
+          <w:color w:val="000000" w:themeColor="text1"/>
+          <w:sz w:val="24"/>
+          <w:szCs w:val="24"/>
+        </w:rPr>
+        <w:lastRenderedPageBreak/>
+        <w:t>Conexión con evaluaciones anteriores.</w:t>
+      </w:r>
+      <w:bookmarkEnd w:id="1"/>
+    </w:p>
+    <w:p>
+      <w:pPr>
+        <w:jc w:val="both"/>
+        <w:rPr>
+          <w:sz w:val="14"/>
+          <w:szCs w:val="14"/>
+        </w:rPr>
+      </w:pPr>
+    </w:p>
+    <w:p>
+      <w:pPr>
+        <w:spacing w:after="100" w:line="252" w:lineRule="auto"/>
+        <w:jc w:val="both"/>
+        <w:rPr>
+          <w:rFonts w:ascii="Arial" w:hAnsi="Arial" w:cs="Arial"/>
+          <w:sz w:val="22"/>
+          <w:szCs w:val="22"/>
+        </w:rPr>
+      </w:pPr>
+      <w:r>
+        <w:rPr>
+          <w:rFonts w:ascii="Arial" w:hAnsi="Arial" w:cs="Arial"/>
+          <w:sz w:val="22"/>
+          <w:szCs w:val="22"/>
+        </w:rPr>
+        <w:t>Todo el trabajo se construye sobre los resultados propios de la Sumativa 1, donde las tres medias estimadas y la proporción de programas sobre el umbral, con sus intervalos clásicos. La prueba t de Welch sobre la acreditación institucional y las correlaciones del análisis bivariado. Cada apartado valida o pone a prueba uno de esos resultados, y la simulación del apartado 4 emplea parámetros estimados allí.</w:t>
+      </w:r>
+    </w:p>
+    <w:p>
+      <w:pPr>
+        <w:spacing w:after="100" w:line="252" w:lineRule="auto"/>
+        <w:jc w:val="both"/>
+        <w:rPr>
+          <w:rFonts w:ascii="Arial" w:hAnsi="Arial" w:cs="Arial"/>
+          <w:sz w:val="22"/>
+          <w:szCs w:val="22"/>
+        </w:rPr>
+      </w:pPr>
+      <w:r>
+        <w:rPr>
+          <w:rFonts w:ascii="Arial" w:hAnsi="Arial" w:cs="Arial"/>
+          <w:sz w:val="22"/>
+          <w:szCs w:val="22"/>
+        </w:rPr>
+        <w:t>El conjunto analítico reúne 9.678 programas de pregrado, construidos a partir de las bases abiertas del SIES. La unidad de análisis es el programa y la variable respuesta es el abandono aparente, definido como el complemento de la razón entre titulados e ingreso de la cohorte correspondiente.</w:t>
+      </w:r>
+    </w:p>
+    <w:p>
+      <w:pPr>
+        <w:pStyle w:val="Heading1"/>
         <w:spacing w:before="230" w:after="60"/>
         <w:rPr>
-          <w:rFonts w:asciiTheme="minorHAnsi" w:hAnsiTheme="minorHAnsi" w:cstheme="minorHAnsi"/>
-          <w:color w:val="auto"/>
-        </w:rPr>
-      </w:pPr>
-      <w:bookmarkStart w:id="0" w:name="_Toc243059331"/>
-      <w:r>
-        <w:rPr>
-          <w:rFonts w:asciiTheme="minorHAnsi" w:hAnsiTheme="minorHAnsi" w:cstheme="minorHAnsi"/>
+          <w:rFonts w:ascii="Arial" w:hAnsi="Arial" w:cs="Arial"/>
           <w:b/>
           <w:bCs/>
           <w:color w:val="auto"/>
-          <w:sz w:val="25"/>
-          <w:szCs w:val="25"/>
-        </w:rPr>
-        <w:lastRenderedPageBreak/>
-        <w:t xml:space="preserve">1. Validación de resultados de S1 mediante </w:t>
-      </w:r>
-      <w:proofErr w:type="spellStart"/>
-      <w:r>
-        <w:rPr>
-          <w:rFonts w:asciiTheme="minorHAnsi" w:hAnsiTheme="minorHAnsi" w:cstheme="minorHAnsi"/>
+          <w:sz w:val="24"/>
+          <w:szCs w:val="24"/>
+        </w:rPr>
+      </w:pPr>
+    </w:p>
+    <w:p>
+      <w:pPr>
+        <w:pStyle w:val="Heading1"/>
+        <w:numPr>
+          <w:ilvl w:val="0"/>
+          <w:numId w:val="3"/>
+        </w:numPr>
+        <w:rPr>
+          <w:rFonts w:ascii="Arial" w:hAnsi="Arial" w:cs="Arial"/>
           <w:b/>
           <w:bCs/>
-          <w:color w:val="auto"/>
-          <w:sz w:val="25"/>
-          <w:szCs w:val="25"/>
-        </w:rPr>
-        <w:t>bootstrap</w:t>
+          <w:color w:val="000000" w:themeColor="text1"/>
+          <w:sz w:val="24"/>
+          <w:szCs w:val="24"/>
+        </w:rPr>
+      </w:pPr>
+      <w:bookmarkStart w:id="2" w:name="_Toc243068807"/>
+      <w:r>
+        <w:rPr>
+          <w:rFonts w:ascii="Arial" w:hAnsi="Arial" w:cs="Arial"/>
+          <w:b/>
+          <w:bCs/>
+          <w:color w:val="000000" w:themeColor="text1"/>
+          <w:sz w:val="24"/>
+          <w:szCs w:val="24"/>
+        </w:rPr>
+        <w:t xml:space="preserve">Validación de resultados de S1 mediante </w:t>
+      </w:r>
+      <w:r>
+        <w:rPr>
+          <w:rFonts w:ascii="Arial" w:hAnsi="Arial" w:cs="Arial"/>
+          <w:b/>
+          <w:bCs/>
+          <w:color w:val="000000" w:themeColor="text1"/>
+          <w:sz w:val="24"/>
+          <w:szCs w:val="24"/>
+        </w:rPr>
+        <w:t>Bootstrap</w:t>
       </w:r>
       <w:bookmarkEnd w:id="0"/>
-      <w:proofErr w:type="spellEnd"/>
-    </w:p>
+      <w:r>
+        <w:rPr>
+          <w:rFonts w:ascii="Arial" w:hAnsi="Arial" w:cs="Arial"/>
+          <w:b/>
+          <w:bCs/>
+          <w:color w:val="000000" w:themeColor="text1"/>
+          <w:sz w:val="24"/>
+          <w:szCs w:val="24"/>
+        </w:rPr>
+        <w:t>.</w:t>
+      </w:r>
+      <w:bookmarkEnd w:id="2"/>
+    </w:p>
+    <w:p/>
     <w:p>
       <w:pPr>
         <w:spacing w:after="100" w:line="252" w:lineRule="auto"/>
         <w:jc w:val="both"/>
         <w:rPr>
-          <w:rFonts w:asciiTheme="minorHAnsi" w:hAnsiTheme="minorHAnsi" w:cstheme="minorHAnsi"/>
-        </w:rPr>
-      </w:pPr>
-      <w:r>
-        <w:rPr>
-          <w:rFonts w:asciiTheme="minorHAnsi" w:hAnsiTheme="minorHAnsi" w:cstheme="minorHAnsi"/>
+          <w:rFonts w:ascii="Arial" w:hAnsi="Arial" w:cs="Arial"/>
+          <w:sz w:val="22"/>
+          <w:szCs w:val="22"/>
+        </w:rPr>
+      </w:pPr>
+      <w:r>
+        <w:rPr>
+          <w:rFonts w:ascii="Arial" w:hAnsi="Arial" w:cs="Arial"/>
+          <w:sz w:val="22"/>
+          <w:szCs w:val="22"/>
         </w:rPr>
         <w:t xml:space="preserve">Aplicamos </w:t>
       </w:r>
       <w:proofErr w:type="spellStart"/>
       <w:r>
         <w:rPr>
-          <w:rFonts w:asciiTheme="minorHAnsi" w:hAnsiTheme="minorHAnsi" w:cstheme="minorHAnsi"/>
+          <w:rFonts w:ascii="Arial" w:hAnsi="Arial" w:cs="Arial"/>
+          <w:sz w:val="22"/>
+          <w:szCs w:val="22"/>
         </w:rPr>
         <w:t>bootstrap</w:t>
       </w:r>
       <w:proofErr w:type="spellEnd"/>
       <w:r>
         <w:rPr>
-          <w:rFonts w:asciiTheme="minorHAnsi" w:hAnsiTheme="minorHAnsi" w:cstheme="minorHAnsi"/>
+          <w:rFonts w:ascii="Arial" w:hAnsi="Arial" w:cs="Arial"/>
+          <w:sz w:val="22"/>
+          <w:szCs w:val="22"/>
         </w:rPr>
         <w:t xml:space="preserve"> no paramétrico (</w:t>
       </w:r>
       <w:proofErr w:type="spellStart"/>
       <w:r>
         <w:rPr>
-          <w:rFonts w:asciiTheme="minorHAnsi" w:hAnsiTheme="minorHAnsi" w:cstheme="minorHAnsi"/>
+          <w:rFonts w:ascii="Arial" w:hAnsi="Arial" w:cs="Arial"/>
+          <w:sz w:val="22"/>
+          <w:szCs w:val="22"/>
         </w:rPr>
         <w:t>Efron</w:t>
       </w:r>
       <w:proofErr w:type="spellEnd"/>
       <w:r>
         <w:rPr>
-          <w:rFonts w:asciiTheme="minorHAnsi" w:hAnsiTheme="minorHAnsi" w:cstheme="minorHAnsi"/>
+          <w:rFonts w:ascii="Arial" w:hAnsi="Arial" w:cs="Arial"/>
+          <w:sz w:val="22"/>
+          <w:szCs w:val="22"/>
         </w:rPr>
         <w:t xml:space="preserve"> y </w:t>
       </w:r>
       <w:proofErr w:type="spellStart"/>
       <w:r>
         <w:rPr>
-          <w:rFonts w:asciiTheme="minorHAnsi" w:hAnsiTheme="minorHAnsi" w:cstheme="minorHAnsi"/>
+          <w:rFonts w:ascii="Arial" w:hAnsi="Arial" w:cs="Arial"/>
+          <w:sz w:val="22"/>
+          <w:szCs w:val="22"/>
         </w:rPr>
         <w:t>Tibshirani</w:t>
       </w:r>
       <w:proofErr w:type="spellEnd"/>
       <w:r>
         <w:rPr>
-          <w:rFonts w:asciiTheme="minorHAnsi" w:hAnsiTheme="minorHAnsi" w:cstheme="minorHAnsi"/>
+          <w:rFonts w:ascii="Arial" w:hAnsi="Arial" w:cs="Arial"/>
+          <w:sz w:val="22"/>
+          <w:szCs w:val="22"/>
         </w:rPr>
         <w:t xml:space="preserve">, 1993) con 10.000 </w:t>
       </w:r>
       <w:proofErr w:type="spellStart"/>
       <w:r>
         <w:rPr>
-          <w:rFonts w:asciiTheme="minorHAnsi" w:hAnsiTheme="minorHAnsi" w:cstheme="minorHAnsi"/>
+          <w:rFonts w:ascii="Arial" w:hAnsi="Arial" w:cs="Arial"/>
+          <w:sz w:val="22"/>
+          <w:szCs w:val="22"/>
         </w:rPr>
         <w:t>remuestras</w:t>
       </w:r>
       <w:proofErr w:type="spellEnd"/>
       <w:r>
         <w:rPr>
-          <w:rFonts w:asciiTheme="minorHAnsi" w:hAnsiTheme="minorHAnsi" w:cstheme="minorHAnsi"/>
+          <w:rFonts w:ascii="Arial" w:hAnsi="Arial" w:cs="Arial"/>
+          <w:sz w:val="22"/>
+          <w:szCs w:val="22"/>
         </w:rPr>
         <w:t xml:space="preserve"> a cuatro </w:t>
       </w:r>
       <w:r>
         <w:rPr>
-          <w:rFonts w:asciiTheme="minorHAnsi" w:hAnsiTheme="minorHAnsi" w:cstheme="minorHAnsi"/>
+          <w:rFonts w:ascii="Arial" w:hAnsi="Arial" w:cs="Arial"/>
+          <w:sz w:val="22"/>
+          <w:szCs w:val="22"/>
         </w:rPr>
         <w:t>estimaciones</w:t>
       </w:r>
       <w:r>
         <w:rPr>
-          <w:rFonts w:asciiTheme="minorHAnsi" w:hAnsiTheme="minorHAnsi" w:cstheme="minorHAnsi"/>
+          <w:rFonts w:ascii="Arial" w:hAnsi="Arial" w:cs="Arial"/>
+          <w:sz w:val="22"/>
+          <w:szCs w:val="22"/>
         </w:rPr>
         <w:t xml:space="preserve"> de la </w:t>
       </w:r>
       <w:r>
         <w:rPr>
-          <w:rFonts w:asciiTheme="minorHAnsi" w:hAnsiTheme="minorHAnsi" w:cstheme="minorHAnsi"/>
+          <w:rFonts w:ascii="Arial" w:hAnsi="Arial" w:cs="Arial"/>
+          <w:sz w:val="22"/>
+          <w:szCs w:val="22"/>
         </w:rPr>
         <w:t>S</w:t>
       </w:r>
       <w:r>
         <w:rPr>
-          <w:rFonts w:asciiTheme="minorHAnsi" w:hAnsiTheme="minorHAnsi" w:cstheme="minorHAnsi"/>
+          <w:rFonts w:ascii="Arial" w:hAnsi="Arial" w:cs="Arial"/>
+          <w:sz w:val="22"/>
+          <w:szCs w:val="22"/>
         </w:rPr>
         <w:t>umativa 1</w:t>
       </w:r>
       <w:r>
         <w:rPr>
-          <w:rFonts w:asciiTheme="minorHAnsi" w:hAnsiTheme="minorHAnsi" w:cstheme="minorHAnsi"/>
+          <w:rFonts w:ascii="Arial" w:hAnsi="Arial" w:cs="Arial"/>
+          <w:sz w:val="22"/>
+          <w:szCs w:val="22"/>
         </w:rPr>
         <w:t xml:space="preserve">. </w:t>
       </w:r>
       <w:r>
         <w:rPr>
-          <w:rFonts w:asciiTheme="minorHAnsi" w:hAnsiTheme="minorHAnsi" w:cstheme="minorHAnsi"/>
+          <w:rFonts w:ascii="Arial" w:hAnsi="Arial" w:cs="Arial"/>
+          <w:sz w:val="22"/>
+          <w:szCs w:val="22"/>
         </w:rPr>
         <w:t>Las</w:t>
       </w:r>
       <w:r>
         <w:rPr>
-          <w:rFonts w:asciiTheme="minorHAnsi" w:hAnsiTheme="minorHAnsi" w:cstheme="minorHAnsi"/>
+          <w:rFonts w:ascii="Arial" w:hAnsi="Arial" w:cs="Arial"/>
+          <w:sz w:val="22"/>
+          <w:szCs w:val="22"/>
         </w:rPr>
         <w:t xml:space="preserve"> medias estimadas</w:t>
       </w:r>
       <w:r>
         <w:rPr>
-          <w:rFonts w:asciiTheme="minorHAnsi" w:hAnsiTheme="minorHAnsi" w:cstheme="minorHAnsi"/>
+          <w:rFonts w:ascii="Arial" w:hAnsi="Arial" w:cs="Arial"/>
+          <w:sz w:val="22"/>
+          <w:szCs w:val="22"/>
         </w:rPr>
         <w:t xml:space="preserve"> que son </w:t>
       </w:r>
       <w:r>
         <w:rPr>
-          <w:rFonts w:asciiTheme="minorHAnsi" w:hAnsiTheme="minorHAnsi" w:cstheme="minorHAnsi"/>
+          <w:rFonts w:ascii="Arial" w:hAnsi="Arial" w:cs="Arial"/>
+          <w:sz w:val="22"/>
+          <w:szCs w:val="22"/>
         </w:rPr>
         <w:t xml:space="preserve">abandono, </w:t>
       </w:r>
       <w:r>
         <w:rPr>
-          <w:rFonts w:asciiTheme="minorHAnsi" w:hAnsiTheme="minorHAnsi" w:cstheme="minorHAnsi"/>
+          <w:rFonts w:ascii="Arial" w:hAnsi="Arial" w:cs="Arial"/>
+          <w:sz w:val="22"/>
+          <w:szCs w:val="22"/>
         </w:rPr>
         <w:t>edad de los estudiantes</w:t>
       </w:r>
       <w:r>
         <w:rPr>
-          <w:rFonts w:asciiTheme="minorHAnsi" w:hAnsiTheme="minorHAnsi" w:cstheme="minorHAnsi"/>
+          <w:rFonts w:ascii="Arial" w:hAnsi="Arial" w:cs="Arial"/>
+          <w:sz w:val="22"/>
+          <w:szCs w:val="22"/>
         </w:rPr>
         <w:t xml:space="preserve"> y proporción de mujeres</w:t>
       </w:r>
       <w:r>
         <w:rPr>
-          <w:rFonts w:asciiTheme="minorHAnsi" w:hAnsiTheme="minorHAnsi" w:cstheme="minorHAnsi"/>
+          <w:rFonts w:ascii="Arial" w:hAnsi="Arial" w:cs="Arial"/>
+          <w:sz w:val="22"/>
+          <w:szCs w:val="22"/>
         </w:rPr>
         <w:t xml:space="preserve">, </w:t>
       </w:r>
       <w:r>
         <w:rPr>
-          <w:rFonts w:asciiTheme="minorHAnsi" w:hAnsiTheme="minorHAnsi" w:cstheme="minorHAnsi"/>
+          <w:rFonts w:ascii="Arial" w:hAnsi="Arial" w:cs="Arial"/>
+          <w:sz w:val="22"/>
+          <w:szCs w:val="22"/>
         </w:rPr>
         <w:t>y</w:t>
       </w:r>
       <w:r>
         <w:rPr>
-          <w:rFonts w:asciiTheme="minorHAnsi" w:hAnsiTheme="minorHAnsi" w:cstheme="minorHAnsi"/>
+          <w:rFonts w:ascii="Arial" w:hAnsi="Arial" w:cs="Arial"/>
+          <w:sz w:val="22"/>
+          <w:szCs w:val="22"/>
         </w:rPr>
         <w:t xml:space="preserve"> </w:t>
       </w:r>
       <w:r>
         <w:rPr>
-          <w:rFonts w:asciiTheme="minorHAnsi" w:hAnsiTheme="minorHAnsi" w:cstheme="minorHAnsi"/>
+          <w:rFonts w:ascii="Arial" w:hAnsi="Arial" w:cs="Arial"/>
+          <w:sz w:val="22"/>
+          <w:szCs w:val="22"/>
         </w:rPr>
         <w:t xml:space="preserve">la proporción de programas </w:t>
       </w:r>
       <w:r>
         <w:rPr>
-          <w:rFonts w:asciiTheme="minorHAnsi" w:hAnsiTheme="minorHAnsi" w:cstheme="minorHAnsi"/>
-        </w:rPr>
-        <w:t xml:space="preserve">cuyo abandono supera el </w:t>
-      </w:r>
-      <w:r>
-        <w:rPr>
-          <w:rFonts w:asciiTheme="minorHAnsi" w:hAnsiTheme="minorHAnsi" w:cstheme="minorHAnsi"/>
-        </w:rPr>
-        <w:t>50%</w:t>
-      </w:r>
-      <w:r>
-        <w:rPr>
-          <w:rFonts w:asciiTheme="minorHAnsi" w:hAnsiTheme="minorHAnsi" w:cstheme="minorHAnsi"/>
+          <w:rFonts w:ascii="Arial" w:hAnsi="Arial" w:cs="Arial"/>
+          <w:sz w:val="22"/>
+          <w:szCs w:val="22"/>
+        </w:rPr>
+        <w:t>cuyo abandono supera el 50%</w:t>
+      </w:r>
+      <w:r>
+        <w:rPr>
+          <w:rFonts w:ascii="Arial" w:hAnsi="Arial" w:cs="Arial"/>
+          <w:sz w:val="22"/>
+          <w:szCs w:val="22"/>
         </w:rPr>
         <w:t xml:space="preserve">. </w:t>
       </w:r>
       <w:r>
         <w:rPr>
-          <w:rFonts w:asciiTheme="minorHAnsi" w:hAnsiTheme="minorHAnsi" w:cstheme="minorHAnsi"/>
+          <w:rFonts w:ascii="Arial" w:hAnsi="Arial" w:cs="Arial"/>
+          <w:sz w:val="22"/>
+          <w:szCs w:val="22"/>
         </w:rPr>
         <w:t xml:space="preserve">Para cada estimación calculamos un intervalo percentil y un intervalo </w:t>
       </w:r>
       <w:proofErr w:type="spellStart"/>
       <w:r>
         <w:rPr>
-          <w:rFonts w:asciiTheme="minorHAnsi" w:hAnsiTheme="minorHAnsi" w:cstheme="minorHAnsi"/>
+          <w:rFonts w:ascii="Arial" w:hAnsi="Arial" w:cs="Arial"/>
+          <w:sz w:val="22"/>
+          <w:szCs w:val="22"/>
         </w:rPr>
         <w:t>BCa</w:t>
       </w:r>
       <w:proofErr w:type="spellEnd"/>
       <w:r>
         <w:rPr>
-          <w:rFonts w:asciiTheme="minorHAnsi" w:hAnsiTheme="minorHAnsi" w:cstheme="minorHAnsi"/>
-        </w:rPr>
-        <w:t>, que incorpora correcciones por sesgo y aceleración (</w:t>
-      </w:r>
-      <w:proofErr w:type="spellStart"/>
-      <w:r>
-        <w:rPr>
-          <w:rFonts w:asciiTheme="minorHAnsi" w:hAnsiTheme="minorHAnsi" w:cstheme="minorHAnsi"/>
-        </w:rPr>
-        <w:t>Efron</w:t>
-      </w:r>
-      <w:proofErr w:type="spellEnd"/>
-      <w:r>
-        <w:rPr>
-          <w:rFonts w:asciiTheme="minorHAnsi" w:hAnsiTheme="minorHAnsi" w:cstheme="minorHAnsi"/>
-        </w:rPr>
-        <w:t>, 1987). Luego los comparamos con los intervalos clásicos de S1; en el caso de la proporción de programas, la referencia es el intervalo de Wilson.</w:t>
+          <w:rFonts w:ascii="Arial" w:hAnsi="Arial" w:cs="Arial"/>
+          <w:sz w:val="22"/>
+          <w:szCs w:val="22"/>
+        </w:rPr>
+        <w:t>, que incorpora correcciones por sesgo y aceleración (Efron, 1987). Luego los comparamos con los intervalos clásicos de S1; en el caso de la proporción de programas, la referencia es el intervalo de Wilson.</w:t>
       </w:r>
     </w:p>
     <w:p>
@@ -1415,62 +1854,70 @@
         <w:spacing w:after="100" w:line="252" w:lineRule="auto"/>
         <w:jc w:val="both"/>
         <w:rPr>
-          <w:rFonts w:asciiTheme="minorHAnsi" w:hAnsiTheme="minorHAnsi" w:cstheme="minorHAnsi"/>
-        </w:rPr>
-      </w:pPr>
-      <w:r>
-        <w:rPr>
-          <w:rFonts w:asciiTheme="minorHAnsi" w:hAnsiTheme="minorHAnsi" w:cstheme="minorHAnsi"/>
+          <w:rFonts w:ascii="Arial" w:hAnsi="Arial" w:cs="Arial"/>
+          <w:sz w:val="22"/>
+          <w:szCs w:val="22"/>
+        </w:rPr>
+      </w:pPr>
+      <w:r>
+        <w:rPr>
+          <w:rFonts w:ascii="Arial" w:hAnsi="Arial" w:cs="Arial"/>
+          <w:sz w:val="22"/>
+          <w:szCs w:val="22"/>
         </w:rPr>
         <w:t xml:space="preserve">Los métodos construyen los intervalos de manera diferente. Para las medias, el intervalo clásico utiliza una aproximación normal de la distribución muestral. El percentil toma directamente los cuantiles de las estimaciones </w:t>
       </w:r>
       <w:proofErr w:type="spellStart"/>
       <w:r>
         <w:rPr>
-          <w:rFonts w:asciiTheme="minorHAnsi" w:hAnsiTheme="minorHAnsi" w:cstheme="minorHAnsi"/>
+          <w:rFonts w:ascii="Arial" w:hAnsi="Arial" w:cs="Arial"/>
+          <w:sz w:val="22"/>
+          <w:szCs w:val="22"/>
         </w:rPr>
         <w:t>bootstrap</w:t>
       </w:r>
       <w:proofErr w:type="spellEnd"/>
       <w:r>
         <w:rPr>
-          <w:rFonts w:asciiTheme="minorHAnsi" w:hAnsiTheme="minorHAnsi" w:cstheme="minorHAnsi"/>
+          <w:rFonts w:ascii="Arial" w:hAnsi="Arial" w:cs="Arial"/>
+          <w:sz w:val="22"/>
+          <w:szCs w:val="22"/>
         </w:rPr>
         <w:t xml:space="preserve">, mientras que el </w:t>
       </w:r>
       <w:proofErr w:type="spellStart"/>
       <w:r>
         <w:rPr>
-          <w:rFonts w:asciiTheme="minorHAnsi" w:hAnsiTheme="minorHAnsi" w:cstheme="minorHAnsi"/>
+          <w:rFonts w:ascii="Arial" w:hAnsi="Arial" w:cs="Arial"/>
+          <w:sz w:val="22"/>
+          <w:szCs w:val="22"/>
         </w:rPr>
         <w:t>BCa</w:t>
       </w:r>
       <w:proofErr w:type="spellEnd"/>
       <w:r>
         <w:rPr>
-          <w:rFonts w:asciiTheme="minorHAnsi" w:hAnsiTheme="minorHAnsi" w:cstheme="minorHAnsi"/>
-        </w:rPr>
-        <w:t xml:space="preserve"> ajusta esos cuantiles mediante los parámetros de corrección por sesgo (z₀) y aceleración (a). El </w:t>
-      </w:r>
-      <w:proofErr w:type="spellStart"/>
-      <w:r>
-        <w:rPr>
-          <w:rFonts w:asciiTheme="minorHAnsi" w:hAnsiTheme="minorHAnsi" w:cstheme="minorHAnsi"/>
-        </w:rPr>
-        <w:t>remuestreo</w:t>
-      </w:r>
-      <w:proofErr w:type="spellEnd"/>
-      <w:r>
-        <w:rPr>
-          <w:rFonts w:asciiTheme="minorHAnsi" w:hAnsiTheme="minorHAnsi" w:cstheme="minorHAnsi"/>
-        </w:rPr>
-        <w:t xml:space="preserve"> también requiere que el esquema utilizado represente adecuadamente la estructura de los datos</w:t>
-      </w:r>
-      <w:r>
-        <w:rPr>
-          <w:rFonts w:asciiTheme="minorHAnsi" w:hAnsiTheme="minorHAnsi" w:cstheme="minorHAnsi"/>
-        </w:rPr>
-        <w:t>.</w:t>
+          <w:rFonts w:ascii="Arial" w:hAnsi="Arial" w:cs="Arial"/>
+          <w:sz w:val="22"/>
+          <w:szCs w:val="22"/>
+        </w:rPr>
+        <w:t xml:space="preserve"> ajusta esos cuantiles mediante los parámetros de corrección por sesgo (z</w:t>
+      </w:r>
+      <w:r>
+        <w:rPr>
+          <w:rFonts w:ascii="Cambria Math" w:hAnsi="Cambria Math" w:cs="Cambria Math"/>
+          <w:sz w:val="22"/>
+          <w:szCs w:val="22"/>
+        </w:rPr>
+        <w:t>₀</w:t>
+      </w:r>
+      <w:r>
+        <w:rPr>
+          <w:rFonts w:ascii="Arial" w:hAnsi="Arial" w:cs="Arial"/>
+          <w:sz w:val="22"/>
+          <w:szCs w:val="22"/>
+        </w:rPr>
+        <w:t>) y aceleración (a). El remuestreo también requiere que el esquema utilizado represente adecuadamente la estructura de los datos.</w:t>
       </w:r>
     </w:p>
     <w:p>
@@ -1478,7 +1925,9 @@
         <w:spacing w:after="100" w:line="252" w:lineRule="auto"/>
         <w:jc w:val="both"/>
         <w:rPr>
-          <w:rFonts w:asciiTheme="minorHAnsi" w:hAnsiTheme="minorHAnsi" w:cstheme="minorHAnsi"/>
+          <w:rFonts w:ascii="Arial" w:hAnsi="Arial" w:cs="Arial"/>
+          <w:sz w:val="24"/>
+          <w:szCs w:val="24"/>
         </w:rPr>
       </w:pPr>
     </w:p>
@@ -1497,10 +1946,10 @@
       </w:tblPr>
       <w:tblGrid>
         <w:gridCol w:w="2492"/>
+        <w:gridCol w:w="2092"/>
         <w:gridCol w:w="2093"/>
-        <w:gridCol w:w="2093"/>
-        <w:gridCol w:w="2093"/>
-        <w:gridCol w:w="1197"/>
+        <w:gridCol w:w="2092"/>
+        <w:gridCol w:w="1199"/>
       </w:tblGrid>
       <w:tr>
         <w:trPr>
@@ -1521,16 +1970,18 @@
             <w:pPr>
               <w:spacing w:line="230" w:lineRule="auto"/>
               <w:rPr>
-                <w:rFonts w:asciiTheme="minorHAnsi" w:hAnsiTheme="minorHAnsi" w:cstheme="minorHAnsi"/>
-              </w:rPr>
-            </w:pPr>
-            <w:r>
-              <w:rPr>
-                <w:rFonts w:asciiTheme="minorHAnsi" w:hAnsiTheme="minorHAnsi" w:cstheme="minorHAnsi"/>
+                <w:rFonts w:ascii="Arial" w:hAnsi="Arial" w:cs="Arial"/>
+                <w:sz w:val="22"/>
+                <w:szCs w:val="22"/>
+              </w:rPr>
+            </w:pPr>
+            <w:r>
+              <w:rPr>
+                <w:rFonts w:ascii="Arial" w:hAnsi="Arial" w:cs="Arial"/>
                 <w:b/>
                 <w:bCs/>
-                <w:sz w:val="16"/>
-                <w:szCs w:val="16"/>
+                <w:sz w:val="22"/>
+                <w:szCs w:val="22"/>
               </w:rPr>
               <w:t>Parámetro</w:t>
             </w:r>
@@ -1552,16 +2003,18 @@
               <w:spacing w:line="230" w:lineRule="auto"/>
               <w:jc w:val="center"/>
               <w:rPr>
-                <w:rFonts w:asciiTheme="minorHAnsi" w:hAnsiTheme="minorHAnsi" w:cstheme="minorHAnsi"/>
-              </w:rPr>
-            </w:pPr>
-            <w:r>
-              <w:rPr>
-                <w:rFonts w:asciiTheme="minorHAnsi" w:hAnsiTheme="minorHAnsi" w:cstheme="minorHAnsi"/>
+                <w:rFonts w:ascii="Arial" w:hAnsi="Arial" w:cs="Arial"/>
+                <w:sz w:val="22"/>
+                <w:szCs w:val="22"/>
+              </w:rPr>
+            </w:pPr>
+            <w:r>
+              <w:rPr>
+                <w:rFonts w:ascii="Arial" w:hAnsi="Arial" w:cs="Arial"/>
                 <w:b/>
                 <w:bCs/>
-                <w:sz w:val="16"/>
-                <w:szCs w:val="16"/>
+                <w:sz w:val="22"/>
+                <w:szCs w:val="22"/>
               </w:rPr>
               <w:t>Clásico (S1)</w:t>
             </w:r>
@@ -1583,16 +2036,18 @@
               <w:spacing w:line="230" w:lineRule="auto"/>
               <w:jc w:val="center"/>
               <w:rPr>
-                <w:rFonts w:asciiTheme="minorHAnsi" w:hAnsiTheme="minorHAnsi" w:cstheme="minorHAnsi"/>
-              </w:rPr>
-            </w:pPr>
-            <w:r>
-              <w:rPr>
-                <w:rFonts w:asciiTheme="minorHAnsi" w:hAnsiTheme="minorHAnsi" w:cstheme="minorHAnsi"/>
+                <w:rFonts w:ascii="Arial" w:hAnsi="Arial" w:cs="Arial"/>
+                <w:sz w:val="22"/>
+                <w:szCs w:val="22"/>
+              </w:rPr>
+            </w:pPr>
+            <w:r>
+              <w:rPr>
+                <w:rFonts w:ascii="Arial" w:hAnsi="Arial" w:cs="Arial"/>
                 <w:b/>
                 <w:bCs/>
-                <w:sz w:val="16"/>
-                <w:szCs w:val="16"/>
+                <w:sz w:val="22"/>
+                <w:szCs w:val="22"/>
               </w:rPr>
               <w:t>Percentil</w:t>
             </w:r>
@@ -1614,17 +2069,19 @@
               <w:spacing w:line="230" w:lineRule="auto"/>
               <w:jc w:val="center"/>
               <w:rPr>
-                <w:rFonts w:asciiTheme="minorHAnsi" w:hAnsiTheme="minorHAnsi" w:cstheme="minorHAnsi"/>
+                <w:rFonts w:ascii="Arial" w:hAnsi="Arial" w:cs="Arial"/>
+                <w:sz w:val="22"/>
+                <w:szCs w:val="22"/>
               </w:rPr>
             </w:pPr>
             <w:proofErr w:type="spellStart"/>
             <w:r>
               <w:rPr>
-                <w:rFonts w:asciiTheme="minorHAnsi" w:hAnsiTheme="minorHAnsi" w:cstheme="minorHAnsi"/>
+                <w:rFonts w:ascii="Arial" w:hAnsi="Arial" w:cs="Arial"/>
                 <w:b/>
                 <w:bCs/>
-                <w:sz w:val="16"/>
-                <w:szCs w:val="16"/>
+                <w:sz w:val="22"/>
+                <w:szCs w:val="22"/>
               </w:rPr>
               <w:t>BCa</w:t>
             </w:r>
@@ -1647,28 +2104,30 @@
               <w:spacing w:line="230" w:lineRule="auto"/>
               <w:jc w:val="center"/>
               <w:rPr>
-                <w:rFonts w:asciiTheme="minorHAnsi" w:hAnsiTheme="minorHAnsi" w:cstheme="minorHAnsi"/>
+                <w:rFonts w:ascii="Arial" w:hAnsi="Arial" w:cs="Arial"/>
+                <w:sz w:val="22"/>
+                <w:szCs w:val="22"/>
               </w:rPr>
             </w:pPr>
             <w:proofErr w:type="spellStart"/>
             <w:r>
               <w:rPr>
-                <w:rFonts w:asciiTheme="minorHAnsi" w:hAnsiTheme="minorHAnsi" w:cstheme="minorHAnsi"/>
+                <w:rFonts w:ascii="Arial" w:hAnsi="Arial" w:cs="Arial"/>
                 <w:b/>
                 <w:bCs/>
-                <w:sz w:val="16"/>
-                <w:szCs w:val="16"/>
+                <w:sz w:val="22"/>
+                <w:szCs w:val="22"/>
               </w:rPr>
               <w:t>Discrep</w:t>
             </w:r>
             <w:proofErr w:type="spellEnd"/>
             <w:r>
               <w:rPr>
-                <w:rFonts w:asciiTheme="minorHAnsi" w:hAnsiTheme="minorHAnsi" w:cstheme="minorHAnsi"/>
+                <w:rFonts w:ascii="Arial" w:hAnsi="Arial" w:cs="Arial"/>
                 <w:b/>
                 <w:bCs/>
-                <w:sz w:val="16"/>
-                <w:szCs w:val="16"/>
+                <w:sz w:val="22"/>
+                <w:szCs w:val="22"/>
               </w:rPr>
               <w:t>.</w:t>
             </w:r>
@@ -1690,14 +2149,16 @@
             <w:pPr>
               <w:spacing w:line="230" w:lineRule="auto"/>
               <w:rPr>
-                <w:rFonts w:asciiTheme="minorHAnsi" w:hAnsiTheme="minorHAnsi" w:cstheme="minorHAnsi"/>
-              </w:rPr>
-            </w:pPr>
-            <w:r>
-              <w:rPr>
-                <w:rFonts w:asciiTheme="minorHAnsi" w:hAnsiTheme="minorHAnsi" w:cstheme="minorHAnsi"/>
-                <w:sz w:val="16"/>
-                <w:szCs w:val="16"/>
+                <w:rFonts w:ascii="Arial" w:hAnsi="Arial" w:cs="Arial"/>
+                <w:sz w:val="22"/>
+                <w:szCs w:val="22"/>
+              </w:rPr>
+            </w:pPr>
+            <w:r>
+              <w:rPr>
+                <w:rFonts w:ascii="Arial" w:hAnsi="Arial" w:cs="Arial"/>
+                <w:sz w:val="22"/>
+                <w:szCs w:val="22"/>
               </w:rPr>
               <w:t>Abandono medio</w:t>
             </w:r>
@@ -1718,14 +2179,16 @@
               <w:spacing w:line="230" w:lineRule="auto"/>
               <w:jc w:val="center"/>
               <w:rPr>
-                <w:rFonts w:asciiTheme="minorHAnsi" w:hAnsiTheme="minorHAnsi" w:cstheme="minorHAnsi"/>
-              </w:rPr>
-            </w:pPr>
-            <w:r>
-              <w:rPr>
-                <w:rFonts w:asciiTheme="minorHAnsi" w:hAnsiTheme="minorHAnsi" w:cstheme="minorHAnsi"/>
-                <w:sz w:val="16"/>
-                <w:szCs w:val="16"/>
+                <w:rFonts w:ascii="Arial" w:hAnsi="Arial" w:cs="Arial"/>
+                <w:sz w:val="22"/>
+                <w:szCs w:val="22"/>
+              </w:rPr>
+            </w:pPr>
+            <w:r>
+              <w:rPr>
+                <w:rFonts w:ascii="Arial" w:hAnsi="Arial" w:cs="Arial"/>
+                <w:sz w:val="22"/>
+                <w:szCs w:val="22"/>
               </w:rPr>
               <w:t>[0,5138; 0,5227]</w:t>
             </w:r>
@@ -1746,14 +2209,16 @@
               <w:spacing w:line="230" w:lineRule="auto"/>
               <w:jc w:val="center"/>
               <w:rPr>
-                <w:rFonts w:asciiTheme="minorHAnsi" w:hAnsiTheme="minorHAnsi" w:cstheme="minorHAnsi"/>
-              </w:rPr>
-            </w:pPr>
-            <w:r>
-              <w:rPr>
-                <w:rFonts w:asciiTheme="minorHAnsi" w:hAnsiTheme="minorHAnsi" w:cstheme="minorHAnsi"/>
-                <w:sz w:val="16"/>
-                <w:szCs w:val="16"/>
+                <w:rFonts w:ascii="Arial" w:hAnsi="Arial" w:cs="Arial"/>
+                <w:sz w:val="22"/>
+                <w:szCs w:val="22"/>
+              </w:rPr>
+            </w:pPr>
+            <w:r>
+              <w:rPr>
+                <w:rFonts w:ascii="Arial" w:hAnsi="Arial" w:cs="Arial"/>
+                <w:sz w:val="22"/>
+                <w:szCs w:val="22"/>
               </w:rPr>
               <w:t>[0,5139; 0,5228]</w:t>
             </w:r>
@@ -1774,14 +2239,16 @@
               <w:spacing w:line="230" w:lineRule="auto"/>
               <w:jc w:val="center"/>
               <w:rPr>
-                <w:rFonts w:asciiTheme="minorHAnsi" w:hAnsiTheme="minorHAnsi" w:cstheme="minorHAnsi"/>
-              </w:rPr>
-            </w:pPr>
-            <w:r>
-              <w:rPr>
-                <w:rFonts w:asciiTheme="minorHAnsi" w:hAnsiTheme="minorHAnsi" w:cstheme="minorHAnsi"/>
-                <w:sz w:val="16"/>
-                <w:szCs w:val="16"/>
+                <w:rFonts w:ascii="Arial" w:hAnsi="Arial" w:cs="Arial"/>
+                <w:sz w:val="22"/>
+                <w:szCs w:val="22"/>
+              </w:rPr>
+            </w:pPr>
+            <w:r>
+              <w:rPr>
+                <w:rFonts w:ascii="Arial" w:hAnsi="Arial" w:cs="Arial"/>
+                <w:sz w:val="22"/>
+                <w:szCs w:val="22"/>
               </w:rPr>
               <w:t>[0,5138; 0,5227]</w:t>
             </w:r>
@@ -1802,14 +2269,16 @@
               <w:spacing w:line="230" w:lineRule="auto"/>
               <w:jc w:val="center"/>
               <w:rPr>
-                <w:rFonts w:asciiTheme="minorHAnsi" w:hAnsiTheme="minorHAnsi" w:cstheme="minorHAnsi"/>
-              </w:rPr>
-            </w:pPr>
-            <w:r>
-              <w:rPr>
-                <w:rFonts w:asciiTheme="minorHAnsi" w:hAnsiTheme="minorHAnsi" w:cstheme="minorHAnsi"/>
-                <w:sz w:val="16"/>
-                <w:szCs w:val="16"/>
+                <w:rFonts w:ascii="Arial" w:hAnsi="Arial" w:cs="Arial"/>
+                <w:sz w:val="22"/>
+                <w:szCs w:val="22"/>
+              </w:rPr>
+            </w:pPr>
+            <w:r>
+              <w:rPr>
+                <w:rFonts w:ascii="Arial" w:hAnsi="Arial" w:cs="Arial"/>
+                <w:sz w:val="22"/>
+                <w:szCs w:val="22"/>
               </w:rPr>
               <w:t>+0,41 %</w:t>
             </w:r>
@@ -1831,14 +2300,16 @@
             <w:pPr>
               <w:spacing w:line="230" w:lineRule="auto"/>
               <w:rPr>
-                <w:rFonts w:asciiTheme="minorHAnsi" w:hAnsiTheme="minorHAnsi" w:cstheme="minorHAnsi"/>
-              </w:rPr>
-            </w:pPr>
-            <w:r>
-              <w:rPr>
-                <w:rFonts w:asciiTheme="minorHAnsi" w:hAnsiTheme="minorHAnsi" w:cstheme="minorHAnsi"/>
-                <w:sz w:val="16"/>
-                <w:szCs w:val="16"/>
+                <w:rFonts w:ascii="Arial" w:hAnsi="Arial" w:cs="Arial"/>
+                <w:sz w:val="22"/>
+                <w:szCs w:val="22"/>
+              </w:rPr>
+            </w:pPr>
+            <w:r>
+              <w:rPr>
+                <w:rFonts w:ascii="Arial" w:hAnsi="Arial" w:cs="Arial"/>
+                <w:sz w:val="22"/>
+                <w:szCs w:val="22"/>
               </w:rPr>
               <w:t>Edad media de los estudiantes</w:t>
             </w:r>
@@ -1859,14 +2330,16 @@
               <w:spacing w:line="230" w:lineRule="auto"/>
               <w:jc w:val="center"/>
               <w:rPr>
-                <w:rFonts w:asciiTheme="minorHAnsi" w:hAnsiTheme="minorHAnsi" w:cstheme="minorHAnsi"/>
-              </w:rPr>
-            </w:pPr>
-            <w:r>
-              <w:rPr>
-                <w:rFonts w:asciiTheme="minorHAnsi" w:hAnsiTheme="minorHAnsi" w:cstheme="minorHAnsi"/>
-                <w:sz w:val="16"/>
-                <w:szCs w:val="16"/>
+                <w:rFonts w:ascii="Arial" w:hAnsi="Arial" w:cs="Arial"/>
+                <w:sz w:val="22"/>
+                <w:szCs w:val="22"/>
+              </w:rPr>
+            </w:pPr>
+            <w:r>
+              <w:rPr>
+                <w:rFonts w:ascii="Arial" w:hAnsi="Arial" w:cs="Arial"/>
+                <w:sz w:val="22"/>
+                <w:szCs w:val="22"/>
               </w:rPr>
               <w:t>[24,091; 24,230]</w:t>
             </w:r>
@@ -1887,14 +2360,16 @@
               <w:spacing w:line="230" w:lineRule="auto"/>
               <w:jc w:val="center"/>
               <w:rPr>
-                <w:rFonts w:asciiTheme="minorHAnsi" w:hAnsiTheme="minorHAnsi" w:cstheme="minorHAnsi"/>
-              </w:rPr>
-            </w:pPr>
-            <w:r>
-              <w:rPr>
-                <w:rFonts w:asciiTheme="minorHAnsi" w:hAnsiTheme="minorHAnsi" w:cstheme="minorHAnsi"/>
-                <w:sz w:val="16"/>
-                <w:szCs w:val="16"/>
+                <w:rFonts w:ascii="Arial" w:hAnsi="Arial" w:cs="Arial"/>
+                <w:sz w:val="22"/>
+                <w:szCs w:val="22"/>
+              </w:rPr>
+            </w:pPr>
+            <w:r>
+              <w:rPr>
+                <w:rFonts w:ascii="Arial" w:hAnsi="Arial" w:cs="Arial"/>
+                <w:sz w:val="22"/>
+                <w:szCs w:val="22"/>
               </w:rPr>
               <w:t>[24,091; 24,230]</w:t>
             </w:r>
@@ -1915,14 +2390,16 @@
               <w:spacing w:line="230" w:lineRule="auto"/>
               <w:jc w:val="center"/>
               <w:rPr>
-                <w:rFonts w:asciiTheme="minorHAnsi" w:hAnsiTheme="minorHAnsi" w:cstheme="minorHAnsi"/>
-              </w:rPr>
-            </w:pPr>
-            <w:r>
-              <w:rPr>
-                <w:rFonts w:asciiTheme="minorHAnsi" w:hAnsiTheme="minorHAnsi" w:cstheme="minorHAnsi"/>
-                <w:sz w:val="16"/>
-                <w:szCs w:val="16"/>
+                <w:rFonts w:ascii="Arial" w:hAnsi="Arial" w:cs="Arial"/>
+                <w:sz w:val="22"/>
+                <w:szCs w:val="22"/>
+              </w:rPr>
+            </w:pPr>
+            <w:r>
+              <w:rPr>
+                <w:rFonts w:ascii="Arial" w:hAnsi="Arial" w:cs="Arial"/>
+                <w:sz w:val="22"/>
+                <w:szCs w:val="22"/>
               </w:rPr>
               <w:t>[24,092; 24,230]</w:t>
             </w:r>
@@ -1943,14 +2420,16 @@
               <w:spacing w:line="230" w:lineRule="auto"/>
               <w:jc w:val="center"/>
               <w:rPr>
-                <w:rFonts w:asciiTheme="minorHAnsi" w:hAnsiTheme="minorHAnsi" w:cstheme="minorHAnsi"/>
-              </w:rPr>
-            </w:pPr>
-            <w:r>
-              <w:rPr>
-                <w:rFonts w:asciiTheme="minorHAnsi" w:hAnsiTheme="minorHAnsi" w:cstheme="minorHAnsi"/>
-                <w:sz w:val="16"/>
-                <w:szCs w:val="16"/>
+                <w:rFonts w:ascii="Arial" w:hAnsi="Arial" w:cs="Arial"/>
+                <w:sz w:val="22"/>
+                <w:szCs w:val="22"/>
+              </w:rPr>
+            </w:pPr>
+            <w:r>
+              <w:rPr>
+                <w:rFonts w:ascii="Arial" w:hAnsi="Arial" w:cs="Arial"/>
+                <w:sz w:val="22"/>
+                <w:szCs w:val="22"/>
               </w:rPr>
               <w:t>−0,75 %</w:t>
             </w:r>
@@ -1972,14 +2451,16 @@
             <w:pPr>
               <w:spacing w:line="230" w:lineRule="auto"/>
               <w:rPr>
-                <w:rFonts w:asciiTheme="minorHAnsi" w:hAnsiTheme="minorHAnsi" w:cstheme="minorHAnsi"/>
-              </w:rPr>
-            </w:pPr>
-            <w:r>
-              <w:rPr>
-                <w:rFonts w:asciiTheme="minorHAnsi" w:hAnsiTheme="minorHAnsi" w:cstheme="minorHAnsi"/>
-                <w:sz w:val="16"/>
-                <w:szCs w:val="16"/>
+                <w:rFonts w:ascii="Arial" w:hAnsi="Arial" w:cs="Arial"/>
+                <w:sz w:val="22"/>
+                <w:szCs w:val="22"/>
+              </w:rPr>
+            </w:pPr>
+            <w:r>
+              <w:rPr>
+                <w:rFonts w:ascii="Arial" w:hAnsi="Arial" w:cs="Arial"/>
+                <w:sz w:val="22"/>
+                <w:szCs w:val="22"/>
               </w:rPr>
               <w:t>Proporción de mujeres</w:t>
             </w:r>
@@ -2000,14 +2481,16 @@
               <w:spacing w:line="230" w:lineRule="auto"/>
               <w:jc w:val="center"/>
               <w:rPr>
-                <w:rFonts w:asciiTheme="minorHAnsi" w:hAnsiTheme="minorHAnsi" w:cstheme="minorHAnsi"/>
-              </w:rPr>
-            </w:pPr>
-            <w:r>
-              <w:rPr>
-                <w:rFonts w:asciiTheme="minorHAnsi" w:hAnsiTheme="minorHAnsi" w:cstheme="minorHAnsi"/>
-                <w:sz w:val="16"/>
-                <w:szCs w:val="16"/>
+                <w:rFonts w:ascii="Arial" w:hAnsi="Arial" w:cs="Arial"/>
+                <w:sz w:val="22"/>
+                <w:szCs w:val="22"/>
+              </w:rPr>
+            </w:pPr>
+            <w:r>
+              <w:rPr>
+                <w:rFonts w:ascii="Arial" w:hAnsi="Arial" w:cs="Arial"/>
+                <w:sz w:val="22"/>
+                <w:szCs w:val="22"/>
               </w:rPr>
               <w:t>[0,5097; 0,5215]</w:t>
             </w:r>
@@ -2028,14 +2511,16 @@
               <w:spacing w:line="230" w:lineRule="auto"/>
               <w:jc w:val="center"/>
               <w:rPr>
-                <w:rFonts w:asciiTheme="minorHAnsi" w:hAnsiTheme="minorHAnsi" w:cstheme="minorHAnsi"/>
-              </w:rPr>
-            </w:pPr>
-            <w:r>
-              <w:rPr>
-                <w:rFonts w:asciiTheme="minorHAnsi" w:hAnsiTheme="minorHAnsi" w:cstheme="minorHAnsi"/>
-                <w:sz w:val="16"/>
-                <w:szCs w:val="16"/>
+                <w:rFonts w:ascii="Arial" w:hAnsi="Arial" w:cs="Arial"/>
+                <w:sz w:val="22"/>
+                <w:szCs w:val="22"/>
+              </w:rPr>
+            </w:pPr>
+            <w:r>
+              <w:rPr>
+                <w:rFonts w:ascii="Arial" w:hAnsi="Arial" w:cs="Arial"/>
+                <w:sz w:val="22"/>
+                <w:szCs w:val="22"/>
               </w:rPr>
               <w:t>[0,5097; 0,5215]</w:t>
             </w:r>
@@ -2056,14 +2541,16 @@
               <w:spacing w:line="230" w:lineRule="auto"/>
               <w:jc w:val="center"/>
               <w:rPr>
-                <w:rFonts w:asciiTheme="minorHAnsi" w:hAnsiTheme="minorHAnsi" w:cstheme="minorHAnsi"/>
-              </w:rPr>
-            </w:pPr>
-            <w:r>
-              <w:rPr>
-                <w:rFonts w:asciiTheme="minorHAnsi" w:hAnsiTheme="minorHAnsi" w:cstheme="minorHAnsi"/>
-                <w:sz w:val="16"/>
-                <w:szCs w:val="16"/>
+                <w:rFonts w:ascii="Arial" w:hAnsi="Arial" w:cs="Arial"/>
+                <w:sz w:val="22"/>
+                <w:szCs w:val="22"/>
+              </w:rPr>
+            </w:pPr>
+            <w:r>
+              <w:rPr>
+                <w:rFonts w:ascii="Arial" w:hAnsi="Arial" w:cs="Arial"/>
+                <w:sz w:val="22"/>
+                <w:szCs w:val="22"/>
               </w:rPr>
               <w:t>[0,5097; 0,5215]</w:t>
             </w:r>
@@ -2084,14 +2571,16 @@
               <w:spacing w:line="230" w:lineRule="auto"/>
               <w:jc w:val="center"/>
               <w:rPr>
-                <w:rFonts w:asciiTheme="minorHAnsi" w:hAnsiTheme="minorHAnsi" w:cstheme="minorHAnsi"/>
-              </w:rPr>
-            </w:pPr>
-            <w:r>
-              <w:rPr>
-                <w:rFonts w:asciiTheme="minorHAnsi" w:hAnsiTheme="minorHAnsi" w:cstheme="minorHAnsi"/>
-                <w:sz w:val="16"/>
-                <w:szCs w:val="16"/>
+                <w:rFonts w:ascii="Arial" w:hAnsi="Arial" w:cs="Arial"/>
+                <w:sz w:val="22"/>
+                <w:szCs w:val="22"/>
+              </w:rPr>
+            </w:pPr>
+            <w:r>
+              <w:rPr>
+                <w:rFonts w:ascii="Arial" w:hAnsi="Arial" w:cs="Arial"/>
+                <w:sz w:val="22"/>
+                <w:szCs w:val="22"/>
               </w:rPr>
               <w:t>−0,59 %</w:t>
             </w:r>
@@ -2113,14 +2602,16 @@
             <w:pPr>
               <w:spacing w:line="230" w:lineRule="auto"/>
               <w:rPr>
-                <w:rFonts w:asciiTheme="minorHAnsi" w:hAnsiTheme="minorHAnsi" w:cstheme="minorHAnsi"/>
-              </w:rPr>
-            </w:pPr>
-            <w:r>
-              <w:rPr>
-                <w:rFonts w:asciiTheme="minorHAnsi" w:hAnsiTheme="minorHAnsi" w:cstheme="minorHAnsi"/>
-                <w:sz w:val="16"/>
-                <w:szCs w:val="16"/>
+                <w:rFonts w:ascii="Arial" w:hAnsi="Arial" w:cs="Arial"/>
+                <w:sz w:val="22"/>
+                <w:szCs w:val="22"/>
+              </w:rPr>
+            </w:pPr>
+            <w:r>
+              <w:rPr>
+                <w:rFonts w:ascii="Arial" w:hAnsi="Arial" w:cs="Arial"/>
+                <w:sz w:val="22"/>
+                <w:szCs w:val="22"/>
               </w:rPr>
               <w:t>Programas sobre el 50 %</w:t>
             </w:r>
@@ -2141,14 +2632,16 @@
               <w:spacing w:line="230" w:lineRule="auto"/>
               <w:jc w:val="center"/>
               <w:rPr>
-                <w:rFonts w:asciiTheme="minorHAnsi" w:hAnsiTheme="minorHAnsi" w:cstheme="minorHAnsi"/>
-              </w:rPr>
-            </w:pPr>
-            <w:r>
-              <w:rPr>
-                <w:rFonts w:asciiTheme="minorHAnsi" w:hAnsiTheme="minorHAnsi" w:cstheme="minorHAnsi"/>
-                <w:sz w:val="16"/>
-                <w:szCs w:val="16"/>
+                <w:rFonts w:ascii="Arial" w:hAnsi="Arial" w:cs="Arial"/>
+                <w:sz w:val="22"/>
+                <w:szCs w:val="22"/>
+              </w:rPr>
+            </w:pPr>
+            <w:r>
+              <w:rPr>
+                <w:rFonts w:ascii="Arial" w:hAnsi="Arial" w:cs="Arial"/>
+                <w:sz w:val="22"/>
+                <w:szCs w:val="22"/>
               </w:rPr>
               <w:t>[0,5395; 0,5593]</w:t>
             </w:r>
@@ -2169,14 +2662,16 @@
               <w:spacing w:line="230" w:lineRule="auto"/>
               <w:jc w:val="center"/>
               <w:rPr>
-                <w:rFonts w:asciiTheme="minorHAnsi" w:hAnsiTheme="minorHAnsi" w:cstheme="minorHAnsi"/>
-              </w:rPr>
-            </w:pPr>
-            <w:r>
-              <w:rPr>
-                <w:rFonts w:asciiTheme="minorHAnsi" w:hAnsiTheme="minorHAnsi" w:cstheme="minorHAnsi"/>
-                <w:sz w:val="16"/>
-                <w:szCs w:val="16"/>
+                <w:rFonts w:ascii="Arial" w:hAnsi="Arial" w:cs="Arial"/>
+                <w:sz w:val="22"/>
+                <w:szCs w:val="22"/>
+              </w:rPr>
+            </w:pPr>
+            <w:r>
+              <w:rPr>
+                <w:rFonts w:ascii="Arial" w:hAnsi="Arial" w:cs="Arial"/>
+                <w:sz w:val="22"/>
+                <w:szCs w:val="22"/>
               </w:rPr>
               <w:t>[0,5396; 0,5591]</w:t>
             </w:r>
@@ -2197,14 +2692,16 @@
               <w:spacing w:line="230" w:lineRule="auto"/>
               <w:jc w:val="center"/>
               <w:rPr>
-                <w:rFonts w:asciiTheme="minorHAnsi" w:hAnsiTheme="minorHAnsi" w:cstheme="minorHAnsi"/>
-              </w:rPr>
-            </w:pPr>
-            <w:r>
-              <w:rPr>
-                <w:rFonts w:asciiTheme="minorHAnsi" w:hAnsiTheme="minorHAnsi" w:cstheme="minorHAnsi"/>
-                <w:sz w:val="16"/>
-                <w:szCs w:val="16"/>
+                <w:rFonts w:ascii="Arial" w:hAnsi="Arial" w:cs="Arial"/>
+                <w:sz w:val="22"/>
+                <w:szCs w:val="22"/>
+              </w:rPr>
+            </w:pPr>
+            <w:r>
+              <w:rPr>
+                <w:rFonts w:ascii="Arial" w:hAnsi="Arial" w:cs="Arial"/>
+                <w:sz w:val="22"/>
+                <w:szCs w:val="22"/>
               </w:rPr>
               <w:t>[0,5396; 0,5591]</w:t>
             </w:r>
@@ -2225,14 +2722,16 @@
               <w:spacing w:line="230" w:lineRule="auto"/>
               <w:jc w:val="center"/>
               <w:rPr>
-                <w:rFonts w:asciiTheme="minorHAnsi" w:hAnsiTheme="minorHAnsi" w:cstheme="minorHAnsi"/>
-              </w:rPr>
-            </w:pPr>
-            <w:r>
-              <w:rPr>
-                <w:rFonts w:asciiTheme="minorHAnsi" w:hAnsiTheme="minorHAnsi" w:cstheme="minorHAnsi"/>
-                <w:sz w:val="16"/>
-                <w:szCs w:val="16"/>
+                <w:rFonts w:ascii="Arial" w:hAnsi="Arial" w:cs="Arial"/>
+                <w:sz w:val="22"/>
+                <w:szCs w:val="22"/>
+              </w:rPr>
+            </w:pPr>
+            <w:r>
+              <w:rPr>
+                <w:rFonts w:ascii="Arial" w:hAnsi="Arial" w:cs="Arial"/>
+                <w:sz w:val="22"/>
+                <w:szCs w:val="22"/>
               </w:rPr>
               <w:t>−0,86 %</w:t>
             </w:r>
@@ -2246,6 +2745,8 @@
         <w:jc w:val="center"/>
         <w:rPr>
           <w:rFonts w:asciiTheme="minorHAnsi" w:hAnsiTheme="minorHAnsi" w:cstheme="minorHAnsi"/>
+          <w:sz w:val="22"/>
+          <w:szCs w:val="22"/>
         </w:rPr>
       </w:pPr>
       <w:r>
@@ -2253,8 +2754,8 @@
           <w:rFonts w:asciiTheme="minorHAnsi" w:hAnsiTheme="minorHAnsi" w:cstheme="minorHAnsi"/>
           <w:i/>
           <w:iCs/>
-          <w:sz w:val="15"/>
-          <w:szCs w:val="15"/>
+          <w:sz w:val="22"/>
+          <w:szCs w:val="22"/>
         </w:rPr>
         <w:t xml:space="preserve">Tabla 1: Intervalos de confianza al 95 %: clásico de S1, percentil y </w:t>
       </w:r>
@@ -2264,8 +2765,8 @@
           <w:rFonts w:asciiTheme="minorHAnsi" w:hAnsiTheme="minorHAnsi" w:cstheme="minorHAnsi"/>
           <w:i/>
           <w:iCs/>
-          <w:sz w:val="15"/>
-          <w:szCs w:val="15"/>
+          <w:sz w:val="22"/>
+          <w:szCs w:val="22"/>
         </w:rPr>
         <w:t>BCa</w:t>
       </w:r>
@@ -2275,8 +2776,8 @@
           <w:rFonts w:asciiTheme="minorHAnsi" w:hAnsiTheme="minorHAnsi" w:cstheme="minorHAnsi"/>
           <w:i/>
           <w:iCs/>
-          <w:sz w:val="15"/>
-          <w:szCs w:val="15"/>
+          <w:sz w:val="22"/>
+          <w:szCs w:val="22"/>
         </w:rPr>
         <w:t>.</w:t>
       </w:r>
@@ -2294,6 +2795,7 @@
           <w:rFonts w:asciiTheme="minorHAnsi" w:hAnsiTheme="minorHAnsi" w:cstheme="minorHAnsi"/>
           <w:noProof/>
         </w:rPr>
+        <w:lastRenderedPageBreak/>
         <w:drawing>
           <wp:inline distT="0" distB="0" distL="0" distR="0" wp14:anchorId="0AD3069D" wp14:editId="5CB166B6">
             <wp:extent cx="4464558" cy="2831771"/>
@@ -2340,6 +2842,8 @@
         <w:jc w:val="center"/>
         <w:rPr>
           <w:rFonts w:asciiTheme="minorHAnsi" w:hAnsiTheme="minorHAnsi" w:cstheme="minorHAnsi"/>
+          <w:sz w:val="22"/>
+          <w:szCs w:val="22"/>
         </w:rPr>
       </w:pPr>
       <w:r>
@@ -2347,8 +2851,8 @@
           <w:rFonts w:asciiTheme="minorHAnsi" w:hAnsiTheme="minorHAnsi" w:cstheme="minorHAnsi"/>
           <w:i/>
           <w:iCs/>
-          <w:sz w:val="15"/>
-          <w:szCs w:val="15"/>
+          <w:sz w:val="22"/>
+          <w:szCs w:val="22"/>
         </w:rPr>
         <w:t xml:space="preserve">Figura 1: Distribuciones </w:t>
       </w:r>
@@ -2358,8 +2862,8 @@
           <w:rFonts w:asciiTheme="minorHAnsi" w:hAnsiTheme="minorHAnsi" w:cstheme="minorHAnsi"/>
           <w:i/>
           <w:iCs/>
-          <w:sz w:val="15"/>
-          <w:szCs w:val="15"/>
+          <w:sz w:val="22"/>
+          <w:szCs w:val="22"/>
         </w:rPr>
         <w:t>bootstrap</w:t>
       </w:r>
@@ -2369,8 +2873,8 @@
           <w:rFonts w:asciiTheme="minorHAnsi" w:hAnsiTheme="minorHAnsi" w:cstheme="minorHAnsi"/>
           <w:i/>
           <w:iCs/>
-          <w:sz w:val="15"/>
-          <w:szCs w:val="15"/>
+          <w:sz w:val="22"/>
+          <w:szCs w:val="22"/>
         </w:rPr>
         <w:t xml:space="preserve"> de los cuatro parámetros (10.000 </w:t>
       </w:r>
@@ -2380,8 +2884,8 @@
           <w:rFonts w:asciiTheme="minorHAnsi" w:hAnsiTheme="minorHAnsi" w:cstheme="minorHAnsi"/>
           <w:i/>
           <w:iCs/>
-          <w:sz w:val="15"/>
-          <w:szCs w:val="15"/>
+          <w:sz w:val="22"/>
+          <w:szCs w:val="22"/>
         </w:rPr>
         <w:t>remuestras</w:t>
       </w:r>
@@ -2391,8 +2895,8 @@
           <w:rFonts w:asciiTheme="minorHAnsi" w:hAnsiTheme="minorHAnsi" w:cstheme="minorHAnsi"/>
           <w:i/>
           <w:iCs/>
-          <w:sz w:val="15"/>
-          <w:szCs w:val="15"/>
+          <w:sz w:val="22"/>
+          <w:szCs w:val="22"/>
         </w:rPr>
         <w:t xml:space="preserve">). La línea negra marca la estimación puntual, la roja discontinua el IC </w:t>
       </w:r>
@@ -2402,8 +2906,8 @@
           <w:rFonts w:asciiTheme="minorHAnsi" w:hAnsiTheme="minorHAnsi" w:cstheme="minorHAnsi"/>
           <w:i/>
           <w:iCs/>
-          <w:sz w:val="15"/>
-          <w:szCs w:val="15"/>
+          <w:sz w:val="22"/>
+          <w:szCs w:val="22"/>
         </w:rPr>
         <w:t>BCa</w:t>
       </w:r>
@@ -2413,8 +2917,8 @@
           <w:rFonts w:asciiTheme="minorHAnsi" w:hAnsiTheme="minorHAnsi" w:cstheme="minorHAnsi"/>
           <w:i/>
           <w:iCs/>
-          <w:sz w:val="15"/>
-          <w:szCs w:val="15"/>
+          <w:sz w:val="22"/>
+          <w:szCs w:val="22"/>
         </w:rPr>
         <w:t xml:space="preserve"> y la azul punteada el IC clásico de S1.</w:t>
       </w:r>
@@ -2424,85 +2928,63 @@
         <w:spacing w:after="100" w:line="252" w:lineRule="auto"/>
         <w:jc w:val="both"/>
         <w:rPr>
-          <w:rFonts w:asciiTheme="minorHAnsi" w:hAnsiTheme="minorHAnsi" w:cstheme="minorHAnsi"/>
-        </w:rPr>
-      </w:pPr>
-      <w:r>
-        <w:rPr>
-          <w:rFonts w:asciiTheme="minorHAnsi" w:hAnsiTheme="minorHAnsi" w:cstheme="minorHAnsi"/>
-        </w:rPr>
-        <w:t xml:space="preserve">Las correcciones son pequeñas en los cuatro casos: z₀ varía entre −0,015 y +0,017, y a entre −0,0003 y +0,0020. Por eso, el </w:t>
-      </w:r>
-      <w:proofErr w:type="spellStart"/>
-      <w:r>
-        <w:rPr>
-          <w:rFonts w:asciiTheme="minorHAnsi" w:hAnsiTheme="minorHAnsi" w:cstheme="minorHAnsi"/>
-        </w:rPr>
-        <w:t>BCa</w:t>
-      </w:r>
-      <w:proofErr w:type="spellEnd"/>
-      <w:r>
-        <w:rPr>
-          <w:rFonts w:asciiTheme="minorHAnsi" w:hAnsiTheme="minorHAnsi" w:cstheme="minorHAnsi"/>
-        </w:rPr>
-        <w:t xml:space="preserve"> apenas cambia respecto del percentil; el mayor desplazamiento es de 0,0016 en la edad media. Los tres intervalos se superponen y sus discrepancias de amplitud son inferiores al 0,9 %. Esta coincidencia sugiere que las correcciones por sesgo y asimetría tienen poca incidencia en estas estimaciones.</w:t>
-      </w:r>
+          <w:rFonts w:ascii="Arial" w:hAnsi="Arial" w:cs="Arial"/>
+          <w:sz w:val="24"/>
+          <w:szCs w:val="24"/>
+        </w:rPr>
+      </w:pPr>
     </w:p>
     <w:p>
       <w:pPr>
         <w:spacing w:after="100" w:line="252" w:lineRule="auto"/>
         <w:jc w:val="both"/>
         <w:rPr>
-          <w:rFonts w:asciiTheme="minorHAnsi" w:hAnsiTheme="minorHAnsi" w:cstheme="minorHAnsi"/>
-        </w:rPr>
-      </w:pPr>
-      <w:r>
-        <w:rPr>
-          <w:rFonts w:asciiTheme="minorHAnsi" w:hAnsiTheme="minorHAnsi" w:cstheme="minorHAnsi"/>
-        </w:rPr>
-        <w:t xml:space="preserve">Las distribuciones </w:t>
+          <w:rFonts w:ascii="Arial" w:hAnsi="Arial" w:cs="Arial"/>
+          <w:sz w:val="22"/>
+          <w:szCs w:val="22"/>
+        </w:rPr>
+      </w:pPr>
+      <w:r>
+        <w:rPr>
+          <w:rFonts w:ascii="Arial" w:hAnsi="Arial" w:cs="Arial"/>
+          <w:sz w:val="22"/>
+          <w:szCs w:val="22"/>
+        </w:rPr>
+        <w:t>Las correcciones son pequeñas en los cuatro casos: z</w:t>
+      </w:r>
+      <w:r>
+        <w:rPr>
+          <w:rFonts w:ascii="Cambria Math" w:hAnsi="Cambria Math" w:cs="Cambria Math"/>
+          <w:sz w:val="22"/>
+          <w:szCs w:val="22"/>
+        </w:rPr>
+        <w:t>₀</w:t>
+      </w:r>
+      <w:r>
+        <w:rPr>
+          <w:rFonts w:ascii="Arial" w:hAnsi="Arial" w:cs="Arial"/>
+          <w:sz w:val="22"/>
+          <w:szCs w:val="22"/>
+        </w:rPr>
+        <w:t xml:space="preserve"> varía entre −0,015 y +0,017, y a entre −0,0003 y +0,0020. Por eso, el </w:t>
       </w:r>
       <w:proofErr w:type="spellStart"/>
       <w:r>
         <w:rPr>
-          <w:rFonts w:asciiTheme="minorHAnsi" w:hAnsiTheme="minorHAnsi" w:cstheme="minorHAnsi"/>
-        </w:rPr>
-        <w:t>bootstrap</w:t>
+          <w:rFonts w:ascii="Arial" w:hAnsi="Arial" w:cs="Arial"/>
+          <w:sz w:val="22"/>
+          <w:szCs w:val="22"/>
+        </w:rPr>
+        <w:t>BCa</w:t>
       </w:r>
       <w:proofErr w:type="spellEnd"/>
       <w:r>
         <w:rPr>
-          <w:rFonts w:asciiTheme="minorHAnsi" w:hAnsiTheme="minorHAnsi" w:cstheme="minorHAnsi"/>
-        </w:rPr>
-        <w:t xml:space="preserve"> de las medias son aproximadamente simétricas y campaniformes, aunque las variables originales no necesariamente lo sean. Para estas estimaciones y bajo el esquema de </w:t>
-      </w:r>
-      <w:proofErr w:type="spellStart"/>
-      <w:r>
-        <w:rPr>
-          <w:rFonts w:asciiTheme="minorHAnsi" w:hAnsiTheme="minorHAnsi" w:cstheme="minorHAnsi"/>
-        </w:rPr>
-        <w:t>remuestreo</w:t>
-      </w:r>
-      <w:proofErr w:type="spellEnd"/>
-      <w:r>
-        <w:rPr>
-          <w:rFonts w:asciiTheme="minorHAnsi" w:hAnsiTheme="minorHAnsi" w:cstheme="minorHAnsi"/>
-        </w:rPr>
-        <w:t xml:space="preserve"> empleado, los intervalos clásicos ofrecen resultados muy similares a los de </w:t>
-      </w:r>
-      <w:proofErr w:type="spellStart"/>
-      <w:r>
-        <w:rPr>
-          <w:rFonts w:asciiTheme="minorHAnsi" w:hAnsiTheme="minorHAnsi" w:cstheme="minorHAnsi"/>
-        </w:rPr>
-        <w:t>bootstrap</w:t>
-      </w:r>
-      <w:proofErr w:type="spellEnd"/>
-      <w:r>
-        <w:rPr>
-          <w:rFonts w:asciiTheme="minorHAnsi" w:hAnsiTheme="minorHAnsi" w:cstheme="minorHAnsi"/>
-        </w:rPr>
-        <w:t>. Esto respalda su uso en este análisis, sin implicar que ambos métodos coincidan en cualquier conjunto de datos.</w:t>
+          <w:rFonts w:ascii="Arial" w:hAnsi="Arial" w:cs="Arial"/>
+          <w:sz w:val="22"/>
+          <w:szCs w:val="22"/>
+        </w:rPr>
+        <w:t xml:space="preserve"> apenas cambia respecto del percentil; el mayor desplazamiento es de 0,0016 en la edad media. Los tres intervalos se superponen y sus discrepancias de amplitud son inferiores al 0,9 %. Esta coincidencia sugiere que las correcciones por sesgo y asimetría tienen poca incidencia en estas estimaciones.</w:t>
       </w:r>
     </w:p>
     <w:p>
@@ -2510,42 +2992,54 @@
         <w:spacing w:after="100" w:line="252" w:lineRule="auto"/>
         <w:jc w:val="both"/>
         <w:rPr>
-          <w:rFonts w:asciiTheme="minorHAnsi" w:hAnsiTheme="minorHAnsi" w:cstheme="minorHAnsi"/>
-        </w:rPr>
-      </w:pPr>
-      <w:r>
-        <w:rPr>
-          <w:rFonts w:asciiTheme="minorHAnsi" w:hAnsiTheme="minorHAnsi" w:cstheme="minorHAnsi"/>
-        </w:rPr>
-        <w:t xml:space="preserve">Esta validación tiene un límite: el </w:t>
+          <w:rFonts w:ascii="Arial" w:hAnsi="Arial" w:cs="Arial"/>
+          <w:sz w:val="22"/>
+          <w:szCs w:val="22"/>
+        </w:rPr>
+      </w:pPr>
+      <w:r>
+        <w:rPr>
+          <w:rFonts w:ascii="Arial" w:hAnsi="Arial" w:cs="Arial"/>
+          <w:sz w:val="22"/>
+          <w:szCs w:val="22"/>
+        </w:rPr>
+        <w:t xml:space="preserve">Las distribuciones </w:t>
       </w:r>
       <w:proofErr w:type="spellStart"/>
       <w:r>
         <w:rPr>
-          <w:rFonts w:asciiTheme="minorHAnsi" w:hAnsiTheme="minorHAnsi" w:cstheme="minorHAnsi"/>
+          <w:rFonts w:ascii="Arial" w:hAnsi="Arial" w:cs="Arial"/>
+          <w:sz w:val="22"/>
+          <w:szCs w:val="22"/>
         </w:rPr>
         <w:t>bootstrap</w:t>
       </w:r>
       <w:proofErr w:type="spellEnd"/>
       <w:r>
         <w:rPr>
-          <w:rFonts w:asciiTheme="minorHAnsi" w:hAnsiTheme="minorHAnsi" w:cstheme="minorHAnsi"/>
-        </w:rPr>
-        <w:t xml:space="preserve"> evalúa la incertidumbre de las estimaciones, pero no corrige la construcción de la variable. Si el abandono aparente sobreestima el abandono real, como se discutió en S1, el </w:t>
+          <w:rFonts w:ascii="Arial" w:hAnsi="Arial" w:cs="Arial"/>
+          <w:sz w:val="22"/>
+          <w:szCs w:val="22"/>
+        </w:rPr>
+        <w:t xml:space="preserve"> de las medias son aproximadamente simétricas y campaniformes, aunque las variables originales no necesariamente lo sean. Para estas estimaciones y bajo el esquema de remuestreo empleado, los intervalos clásicos ofrecen resultados muy similares a los de </w:t>
       </w:r>
       <w:proofErr w:type="spellStart"/>
       <w:r>
         <w:rPr>
-          <w:rFonts w:asciiTheme="minorHAnsi" w:hAnsiTheme="minorHAnsi" w:cstheme="minorHAnsi"/>
-        </w:rPr>
-        <w:t>remuestreo</w:t>
+          <w:rFonts w:ascii="Arial" w:hAnsi="Arial" w:cs="Arial"/>
+          <w:sz w:val="22"/>
+          <w:szCs w:val="22"/>
+        </w:rPr>
+        <w:t>bootstrap</w:t>
       </w:r>
       <w:proofErr w:type="spellEnd"/>
       <w:r>
         <w:rPr>
-          <w:rFonts w:asciiTheme="minorHAnsi" w:hAnsiTheme="minorHAnsi" w:cstheme="minorHAnsi"/>
-        </w:rPr>
-        <w:t xml:space="preserve"> conserva ese problema porque utiliza los mismos datos.</w:t>
+          <w:rFonts w:ascii="Arial" w:hAnsi="Arial" w:cs="Arial"/>
+          <w:sz w:val="22"/>
+          <w:szCs w:val="22"/>
+        </w:rPr>
+        <w:t>. Esto respalda su uso en este análisis, sin implicar que ambos métodos coincidan en cualquier conjunto de datos.</w:t>
       </w:r>
     </w:p>
     <w:p>
@@ -2553,45 +3047,104 @@
         <w:spacing w:after="100" w:line="252" w:lineRule="auto"/>
         <w:jc w:val="both"/>
         <w:rPr>
-          <w:rFonts w:asciiTheme="minorHAnsi" w:hAnsiTheme="minorHAnsi" w:cstheme="minorHAnsi"/>
+          <w:rFonts w:ascii="Arial" w:hAnsi="Arial" w:cs="Arial"/>
+          <w:sz w:val="22"/>
+          <w:szCs w:val="22"/>
+        </w:rPr>
+      </w:pPr>
+      <w:r>
+        <w:rPr>
+          <w:rFonts w:ascii="Arial" w:hAnsi="Arial" w:cs="Arial"/>
+          <w:sz w:val="22"/>
+          <w:szCs w:val="22"/>
+        </w:rPr>
+        <w:t xml:space="preserve">Esta validación tiene un límite: el </w:t>
+      </w:r>
+      <w:proofErr w:type="spellStart"/>
+      <w:r>
+        <w:rPr>
+          <w:rFonts w:ascii="Arial" w:hAnsi="Arial" w:cs="Arial"/>
+          <w:sz w:val="22"/>
+          <w:szCs w:val="22"/>
+        </w:rPr>
+        <w:t>bootstrap</w:t>
+      </w:r>
+      <w:proofErr w:type="spellEnd"/>
+      <w:r>
+        <w:rPr>
+          <w:rFonts w:ascii="Arial" w:hAnsi="Arial" w:cs="Arial"/>
+          <w:sz w:val="22"/>
+          <w:szCs w:val="22"/>
+        </w:rPr>
+        <w:t xml:space="preserve"> evalúa la incertidumbre de las estimaciones, pero no corrige la construcción de la variable. Si el abandono aparente sobreestima el abandono real, como se discutió en S1, el remuestreo conserva ese problema porque utiliza los mismos datos.</w:t>
+      </w:r>
+    </w:p>
+    <w:p>
+      <w:pPr>
+        <w:spacing w:after="100" w:line="252" w:lineRule="auto"/>
+        <w:jc w:val="both"/>
+        <w:rPr>
+          <w:rFonts w:ascii="Arial" w:hAnsi="Arial" w:cs="Arial"/>
+          <w:sz w:val="24"/>
+          <w:szCs w:val="24"/>
         </w:rPr>
       </w:pPr>
     </w:p>
     <w:p>
       <w:pPr>
         <w:pStyle w:val="Heading1"/>
-        <w:spacing w:before="230" w:after="60"/>
-        <w:rPr>
-          <w:rFonts w:asciiTheme="minorHAnsi" w:hAnsiTheme="minorHAnsi" w:cstheme="minorHAnsi"/>
-          <w:color w:val="auto"/>
-        </w:rPr>
-      </w:pPr>
-      <w:bookmarkStart w:id="1" w:name="_Toc243059332"/>
-      <w:r>
-        <w:rPr>
-          <w:rFonts w:asciiTheme="minorHAnsi" w:hAnsiTheme="minorHAnsi" w:cstheme="minorHAnsi"/>
+        <w:rPr>
+          <w:rFonts w:ascii="Arial" w:hAnsi="Arial" w:cs="Arial"/>
           <w:b/>
           <w:bCs/>
-          <w:color w:val="auto"/>
-          <w:sz w:val="25"/>
-          <w:szCs w:val="25"/>
-        </w:rPr>
-        <w:lastRenderedPageBreak/>
+          <w:color w:val="000000" w:themeColor="text1"/>
+          <w:sz w:val="24"/>
+          <w:szCs w:val="24"/>
+        </w:rPr>
+      </w:pPr>
+      <w:bookmarkStart w:id="3" w:name="_Toc243059332"/>
+      <w:bookmarkStart w:id="4" w:name="_Toc243068808"/>
+      <w:r>
+        <w:rPr>
+          <w:rFonts w:ascii="Arial" w:hAnsi="Arial" w:cs="Arial"/>
+          <w:b/>
+          <w:bCs/>
+          <w:color w:val="000000" w:themeColor="text1"/>
+          <w:sz w:val="24"/>
+          <w:szCs w:val="24"/>
+        </w:rPr>
         <w:t>2. Validación de pruebas de hipótesis mediante permutación</w:t>
       </w:r>
-      <w:bookmarkEnd w:id="1"/>
-    </w:p>
+      <w:bookmarkEnd w:id="3"/>
+      <w:r>
+        <w:rPr>
+          <w:rFonts w:ascii="Arial" w:hAnsi="Arial" w:cs="Arial"/>
+          <w:b/>
+          <w:bCs/>
+          <w:color w:val="000000" w:themeColor="text1"/>
+          <w:sz w:val="24"/>
+          <w:szCs w:val="24"/>
+        </w:rPr>
+        <w:t>.</w:t>
+      </w:r>
+      <w:bookmarkEnd w:id="4"/>
+    </w:p>
+    <w:p/>
     <w:p>
       <w:pPr>
         <w:spacing w:after="100" w:line="252" w:lineRule="auto"/>
         <w:jc w:val="both"/>
         <w:rPr>
-          <w:rFonts w:asciiTheme="minorHAnsi" w:hAnsiTheme="minorHAnsi" w:cstheme="minorHAnsi"/>
-        </w:rPr>
-      </w:pPr>
-      <w:r>
-        <w:rPr>
-          <w:rFonts w:asciiTheme="minorHAnsi" w:hAnsiTheme="minorHAnsi" w:cstheme="minorHAnsi"/>
+          <w:rFonts w:ascii="Arial" w:hAnsi="Arial" w:cs="Arial"/>
+          <w:sz w:val="22"/>
+          <w:szCs w:val="22"/>
+        </w:rPr>
+      </w:pPr>
+      <w:r>
+        <w:rPr>
+          <w:rFonts w:ascii="Arial" w:hAnsi="Arial" w:cs="Arial"/>
+          <w:sz w:val="22"/>
+          <w:szCs w:val="22"/>
         </w:rPr>
         <w:t>Revisamos la prueba t de Welch de S1, que comparó el abandono de los programas de instituciones nunca acreditadas (n = 757) con el de instituciones siempre acreditadas (n = 7.672). Elegimos este contraste porque presentó un tamaño del efecto grande (d = 0,80) y tuvo un papel importante en la discusión sobre focalización.</w:t>
       </w:r>
@@ -2601,12 +3154,16 @@
         <w:spacing w:after="100" w:line="252" w:lineRule="auto"/>
         <w:jc w:val="both"/>
         <w:rPr>
-          <w:rFonts w:asciiTheme="minorHAnsi" w:hAnsiTheme="minorHAnsi" w:cstheme="minorHAnsi"/>
-        </w:rPr>
-      </w:pPr>
-      <w:r>
-        <w:rPr>
-          <w:rFonts w:asciiTheme="minorHAnsi" w:hAnsiTheme="minorHAnsi" w:cstheme="minorHAnsi"/>
+          <w:rFonts w:ascii="Arial" w:hAnsi="Arial" w:cs="Arial"/>
+          <w:sz w:val="22"/>
+          <w:szCs w:val="22"/>
+        </w:rPr>
+      </w:pPr>
+      <w:r>
+        <w:rPr>
+          <w:rFonts w:ascii="Arial" w:hAnsi="Arial" w:cs="Arial"/>
+          <w:sz w:val="22"/>
+          <w:szCs w:val="22"/>
         </w:rPr>
         <w:t>La prueba de permutación (Good, 2005) reasigna al azar las etiquetas de acreditación 10.000 veces y calcula en cada repetición la diferencia de medias. Así construye una distribución de referencia bajo la hipótesis nula. El procedimiento no requiere normalidad, pero su validez depende de que las etiquetas sean intercambiables bajo esa hipótesis; la igualdad de medias, por sí sola, no garantiza esa condición.</w:t>
       </w:r>
@@ -2616,14 +3173,19 @@
         <w:spacing w:before="110" w:after="40"/>
         <w:jc w:val="center"/>
         <w:rPr>
-          <w:rFonts w:asciiTheme="minorHAnsi" w:hAnsiTheme="minorHAnsi" w:cstheme="minorHAnsi"/>
-        </w:rPr>
-      </w:pPr>
-      <w:r>
-        <w:rPr>
-          <w:rFonts w:asciiTheme="minorHAnsi" w:hAnsiTheme="minorHAnsi" w:cstheme="minorHAnsi"/>
+          <w:rFonts w:ascii="Arial" w:hAnsi="Arial" w:cs="Arial"/>
+          <w:sz w:val="24"/>
+          <w:szCs w:val="24"/>
+        </w:rPr>
+      </w:pPr>
+      <w:r>
+        <w:rPr>
+          <w:rFonts w:ascii="Arial" w:hAnsi="Arial" w:cs="Arial"/>
           <w:noProof/>
-        </w:rPr>
+          <w:sz w:val="24"/>
+          <w:szCs w:val="24"/>
+        </w:rPr>
+        <w:lastRenderedPageBreak/>
         <w:drawing>
           <wp:inline distT="0" distB="0" distL="0" distR="0" wp14:anchorId="1CBE3E5E" wp14:editId="496B655A">
             <wp:extent cx="4104513" cy="2433950"/>
@@ -2669,16 +3231,18 @@
         <w:spacing w:after="130"/>
         <w:jc w:val="center"/>
         <w:rPr>
-          <w:rFonts w:asciiTheme="minorHAnsi" w:hAnsiTheme="minorHAnsi" w:cstheme="minorHAnsi"/>
-        </w:rPr>
-      </w:pPr>
-      <w:r>
-        <w:rPr>
-          <w:rFonts w:asciiTheme="minorHAnsi" w:hAnsiTheme="minorHAnsi" w:cstheme="minorHAnsi"/>
+          <w:rFonts w:ascii="Arial" w:hAnsi="Arial" w:cs="Arial"/>
+          <w:sz w:val="22"/>
+          <w:szCs w:val="22"/>
+        </w:rPr>
+      </w:pPr>
+      <w:r>
+        <w:rPr>
+          <w:rFonts w:ascii="Arial" w:hAnsi="Arial" w:cs="Arial"/>
           <w:i/>
           <w:iCs/>
-          <w:sz w:val="15"/>
-          <w:szCs w:val="15"/>
+          <w:sz w:val="22"/>
+          <w:szCs w:val="22"/>
         </w:rPr>
         <w:t>Figura 2: Distribución de la diferencia de medias bajo la hipótesis nula (10.000 permutaciones). El valor observado queda fuera del rango generado por el azar.</w:t>
       </w:r>
@@ -2688,13 +3252,17 @@
         <w:spacing w:after="100" w:line="252" w:lineRule="auto"/>
         <w:jc w:val="both"/>
         <w:rPr>
-          <w:rFonts w:asciiTheme="minorHAnsi" w:hAnsiTheme="minorHAnsi" w:cstheme="minorHAnsi"/>
-        </w:rPr>
-      </w:pPr>
-      <w:bookmarkStart w:id="2" w:name="_Toc243059333"/>
-      <w:r>
-        <w:rPr>
-          <w:rFonts w:asciiTheme="minorHAnsi" w:hAnsiTheme="minorHAnsi" w:cstheme="minorHAnsi"/>
+          <w:rFonts w:ascii="Arial" w:hAnsi="Arial" w:cs="Arial"/>
+          <w:sz w:val="22"/>
+          <w:szCs w:val="22"/>
+        </w:rPr>
+      </w:pPr>
+      <w:bookmarkStart w:id="5" w:name="_Toc243059333"/>
+      <w:r>
+        <w:rPr>
+          <w:rFonts w:ascii="Arial" w:hAnsi="Arial" w:cs="Arial"/>
+          <w:sz w:val="22"/>
+          <w:szCs w:val="22"/>
         </w:rPr>
         <w:t>La diferencia observada es de +0,1757. En cambio, la distribución de permutación se concentra cerca de cero, con una desviación típica de 0,0085 y un máximo absoluto de 0,0386. Ninguna de las 10.000 permutaciones alcanza una diferencia tan extrema como la observada, situada a más de veinte desviaciones típicas del centro de esa distribución. El valor p bilateral reportado por el procedimiento es 0,0002; su resolución depende del número de permutaciones y de la forma de calcular las dos colas.</w:t>
       </w:r>
@@ -2704,89 +3272,135 @@
         <w:spacing w:after="100" w:line="252" w:lineRule="auto"/>
         <w:jc w:val="both"/>
         <w:rPr>
-          <w:rFonts w:asciiTheme="minorHAnsi" w:hAnsiTheme="minorHAnsi" w:cstheme="minorHAnsi"/>
-        </w:rPr>
-      </w:pPr>
-      <w:r>
-        <w:rPr>
-          <w:rFonts w:asciiTheme="minorHAnsi" w:hAnsiTheme="minorHAnsi" w:cstheme="minorHAnsi"/>
-        </w:rPr>
-        <w:t>La decisión coincide con la prueba paramétrica de S1</w:t>
-      </w:r>
-      <w:r>
-        <w:rPr>
-          <w:rFonts w:asciiTheme="minorHAnsi" w:hAnsiTheme="minorHAnsi" w:cstheme="minorHAnsi"/>
-        </w:rPr>
-        <w:t>: L</w:t>
-      </w:r>
-      <w:r>
-        <w:rPr>
-          <w:rFonts w:asciiTheme="minorHAnsi" w:hAnsiTheme="minorHAnsi" w:cstheme="minorHAnsi"/>
-        </w:rPr>
-        <w:t>os datos muestran una diferencia entre ambos grupos. Los valores p deben interpretarse dentro de cada método. El de Welch, 1,2 × 10⁻⁷⁷, proviene de una distribución teórica; el de permutación tiene una resolución limitada por las 10.000 reasignaciones. La coincidencia refuerza la conclusión del contraste, aunque no elimina la necesidad de revisar la intercambiabilidad de los grupos, especialmente ante diferencias de tamaño o varianza.</w:t>
+          <w:rFonts w:ascii="Arial" w:hAnsi="Arial" w:cs="Arial"/>
+          <w:sz w:val="22"/>
+          <w:szCs w:val="22"/>
+        </w:rPr>
+      </w:pPr>
+      <w:r>
+        <w:rPr>
+          <w:rFonts w:ascii="Arial" w:hAnsi="Arial" w:cs="Arial"/>
+          <w:sz w:val="22"/>
+          <w:szCs w:val="22"/>
+        </w:rPr>
+        <w:t>La decisión coincide con la prueba paramétrica de S1: Los datos muestran una diferencia entre ambos grupos. Los valores p deben interpretarse dentro de cada método. El de Welch, 1,2 × 10</w:t>
+      </w:r>
+      <w:r>
+        <w:rPr>
+          <w:rFonts w:ascii="Cambria Math" w:hAnsi="Cambria Math" w:cs="Cambria Math"/>
+          <w:sz w:val="22"/>
+          <w:szCs w:val="22"/>
+        </w:rPr>
+        <w:t>⁻</w:t>
+      </w:r>
+      <w:r>
+        <w:rPr>
+          <w:rFonts w:ascii="Arial" w:hAnsi="Arial" w:cs="Arial"/>
+          <w:sz w:val="22"/>
+          <w:szCs w:val="22"/>
+        </w:rPr>
+        <w:t>⁷⁷, proviene de una distribución teórica; el de permutación tiene una resolución limitada por las 10.000 reasignaciones. La coincidencia refuerza la conclusión del contraste, aunque no elimina la necesidad de revisar la intercambiabilidad de los grupos, especialmente ante diferencias de tamaño o varianza.</w:t>
       </w:r>
     </w:p>
     <w:p>
       <w:pPr>
         <w:pStyle w:val="Heading1"/>
-        <w:spacing w:before="230" w:after="60"/>
-        <w:rPr>
-          <w:rFonts w:asciiTheme="minorHAnsi" w:hAnsiTheme="minorHAnsi" w:cstheme="minorHAnsi"/>
-          <w:color w:val="auto"/>
-        </w:rPr>
-      </w:pPr>
-      <w:r>
-        <w:rPr>
-          <w:rFonts w:asciiTheme="minorHAnsi" w:hAnsiTheme="minorHAnsi" w:cstheme="minorHAnsi"/>
+        <w:numPr>
+          <w:ilvl w:val="0"/>
+          <w:numId w:val="4"/>
+        </w:numPr>
+        <w:rPr>
+          <w:rFonts w:ascii="Arial" w:hAnsi="Arial" w:cs="Arial"/>
           <w:b/>
           <w:bCs/>
-          <w:color w:val="auto"/>
-          <w:sz w:val="25"/>
-          <w:szCs w:val="25"/>
-        </w:rPr>
-        <w:t>3. Evaluación de estabilidad de correlaciones</w:t>
-      </w:r>
-      <w:bookmarkEnd w:id="2"/>
+          <w:color w:val="000000" w:themeColor="text1"/>
+          <w:sz w:val="24"/>
+          <w:szCs w:val="24"/>
+        </w:rPr>
+      </w:pPr>
+      <w:bookmarkStart w:id="6" w:name="_Toc243068809"/>
+      <w:r>
+        <w:rPr>
+          <w:rFonts w:ascii="Arial" w:hAnsi="Arial" w:cs="Arial"/>
+          <w:b/>
+          <w:bCs/>
+          <w:color w:val="000000" w:themeColor="text1"/>
+          <w:sz w:val="24"/>
+          <w:szCs w:val="24"/>
+        </w:rPr>
+        <w:t>Evaluación de estabilidad de correlaciones</w:t>
+      </w:r>
+      <w:bookmarkEnd w:id="5"/>
+      <w:r>
+        <w:rPr>
+          <w:rFonts w:ascii="Arial" w:hAnsi="Arial" w:cs="Arial"/>
+          <w:b/>
+          <w:bCs/>
+          <w:color w:val="000000" w:themeColor="text1"/>
+          <w:sz w:val="24"/>
+          <w:szCs w:val="24"/>
+        </w:rPr>
+        <w:t>.</w:t>
+      </w:r>
+      <w:bookmarkEnd w:id="6"/>
+    </w:p>
+    <w:p>
+      <w:pPr>
+        <w:pStyle w:val="ListParagraph"/>
+        <w:ind w:left="720"/>
+      </w:pPr>
     </w:p>
     <w:p>
       <w:pPr>
         <w:spacing w:after="100" w:line="252" w:lineRule="auto"/>
         <w:jc w:val="both"/>
         <w:rPr>
-          <w:rFonts w:asciiTheme="minorHAnsi" w:hAnsiTheme="minorHAnsi" w:cstheme="minorHAnsi"/>
-        </w:rPr>
-      </w:pPr>
-      <w:r>
-        <w:rPr>
-          <w:rFonts w:asciiTheme="minorHAnsi" w:hAnsiTheme="minorHAnsi" w:cstheme="minorHAnsi"/>
+          <w:rFonts w:ascii="Arial" w:hAnsi="Arial" w:cs="Arial"/>
+          <w:sz w:val="22"/>
+          <w:szCs w:val="22"/>
+        </w:rPr>
+      </w:pPr>
+      <w:r>
+        <w:rPr>
+          <w:rFonts w:ascii="Arial" w:hAnsi="Arial" w:cs="Arial"/>
+          <w:sz w:val="22"/>
+          <w:szCs w:val="22"/>
         </w:rPr>
         <w:t xml:space="preserve">Evaluamos cinco correlaciones de S1 mediante intervalos </w:t>
       </w:r>
       <w:proofErr w:type="spellStart"/>
       <w:r>
         <w:rPr>
-          <w:rFonts w:asciiTheme="minorHAnsi" w:hAnsiTheme="minorHAnsi" w:cstheme="minorHAnsi"/>
+          <w:rFonts w:ascii="Arial" w:hAnsi="Arial" w:cs="Arial"/>
+          <w:sz w:val="22"/>
+          <w:szCs w:val="22"/>
         </w:rPr>
         <w:t>bootstrap</w:t>
       </w:r>
       <w:proofErr w:type="spellEnd"/>
       <w:r>
         <w:rPr>
-          <w:rFonts w:asciiTheme="minorHAnsi" w:hAnsiTheme="minorHAnsi" w:cstheme="minorHAnsi"/>
+          <w:rFonts w:ascii="Arial" w:hAnsi="Arial" w:cs="Arial"/>
+          <w:sz w:val="22"/>
+          <w:szCs w:val="22"/>
         </w:rPr>
         <w:t xml:space="preserve"> al 95 %. </w:t>
       </w:r>
       <w:proofErr w:type="spellStart"/>
       <w:r>
         <w:rPr>
-          <w:rFonts w:asciiTheme="minorHAnsi" w:hAnsiTheme="minorHAnsi" w:cstheme="minorHAnsi"/>
+          <w:rFonts w:ascii="Arial" w:hAnsi="Arial" w:cs="Arial"/>
+          <w:sz w:val="22"/>
+          <w:szCs w:val="22"/>
         </w:rPr>
         <w:t>Remuestreamos</w:t>
       </w:r>
       <w:proofErr w:type="spellEnd"/>
       <w:r>
         <w:rPr>
-          <w:rFonts w:asciiTheme="minorHAnsi" w:hAnsiTheme="minorHAnsi" w:cstheme="minorHAnsi"/>
+          <w:rFonts w:ascii="Arial" w:hAnsi="Arial" w:cs="Arial"/>
+          <w:sz w:val="22"/>
+          <w:szCs w:val="22"/>
         </w:rPr>
         <w:t xml:space="preserve"> pares completos de observaciones para conservar la relación entre las variables. En S1, las nueve correlaciones reportadas fueron significativas al 5 %. Como el tamaño muestral puede facilitar la detección de asociaciones pequeñas, aquí examinamos también su magnitud y la amplitud de sus intervalos.</w:t>
       </w:r>
@@ -2796,7 +3410,9 @@
         <w:spacing w:after="100" w:line="252" w:lineRule="auto"/>
         <w:jc w:val="both"/>
         <w:rPr>
-          <w:rFonts w:asciiTheme="minorHAnsi" w:hAnsiTheme="minorHAnsi" w:cstheme="minorHAnsi"/>
+          <w:rFonts w:ascii="Arial" w:hAnsi="Arial" w:cs="Arial"/>
+          <w:sz w:val="24"/>
+          <w:szCs w:val="24"/>
         </w:rPr>
       </w:pPr>
     </w:p>
@@ -2814,11 +3430,11 @@
         <w:tblLook w:val="04A0" w:firstRow="1" w:lastRow="0" w:firstColumn="1" w:lastColumn="0" w:noHBand="0" w:noVBand="1"/>
       </w:tblPr>
       <w:tblGrid>
-        <w:gridCol w:w="2989"/>
-        <w:gridCol w:w="948"/>
+        <w:gridCol w:w="2988"/>
+        <w:gridCol w:w="949"/>
         <w:gridCol w:w="2292"/>
-        <w:gridCol w:w="1448"/>
-        <w:gridCol w:w="2291"/>
+        <w:gridCol w:w="1449"/>
+        <w:gridCol w:w="2290"/>
       </w:tblGrid>
       <w:tr>
         <w:trPr>
@@ -2839,16 +3455,18 @@
             <w:pPr>
               <w:spacing w:line="230" w:lineRule="auto"/>
               <w:rPr>
-                <w:rFonts w:asciiTheme="minorHAnsi" w:hAnsiTheme="minorHAnsi" w:cstheme="minorHAnsi"/>
-              </w:rPr>
-            </w:pPr>
-            <w:r>
-              <w:rPr>
-                <w:rFonts w:asciiTheme="minorHAnsi" w:hAnsiTheme="minorHAnsi" w:cstheme="minorHAnsi"/>
+                <w:rFonts w:ascii="Arial" w:hAnsi="Arial" w:cs="Arial"/>
+                <w:sz w:val="22"/>
+                <w:szCs w:val="22"/>
+              </w:rPr>
+            </w:pPr>
+            <w:r>
+              <w:rPr>
+                <w:rFonts w:ascii="Arial" w:hAnsi="Arial" w:cs="Arial"/>
                 <w:b/>
                 <w:bCs/>
-                <w:sz w:val="16"/>
-                <w:szCs w:val="16"/>
+                <w:sz w:val="22"/>
+                <w:szCs w:val="22"/>
               </w:rPr>
               <w:t>Variable</w:t>
             </w:r>
@@ -2870,16 +3488,18 @@
               <w:spacing w:line="230" w:lineRule="auto"/>
               <w:jc w:val="center"/>
               <w:rPr>
-                <w:rFonts w:asciiTheme="minorHAnsi" w:hAnsiTheme="minorHAnsi" w:cstheme="minorHAnsi"/>
-              </w:rPr>
-            </w:pPr>
-            <w:r>
-              <w:rPr>
-                <w:rFonts w:asciiTheme="minorHAnsi" w:hAnsiTheme="minorHAnsi" w:cstheme="minorHAnsi"/>
+                <w:rFonts w:ascii="Arial" w:hAnsi="Arial" w:cs="Arial"/>
+                <w:sz w:val="22"/>
+                <w:szCs w:val="22"/>
+              </w:rPr>
+            </w:pPr>
+            <w:r>
+              <w:rPr>
+                <w:rFonts w:ascii="Arial" w:hAnsi="Arial" w:cs="Arial"/>
                 <w:b/>
                 <w:bCs/>
-                <w:sz w:val="16"/>
-                <w:szCs w:val="16"/>
+                <w:sz w:val="22"/>
+                <w:szCs w:val="22"/>
               </w:rPr>
               <w:t>r</w:t>
             </w:r>
@@ -2901,38 +3521,40 @@
               <w:spacing w:line="230" w:lineRule="auto"/>
               <w:jc w:val="center"/>
               <w:rPr>
-                <w:rFonts w:asciiTheme="minorHAnsi" w:hAnsiTheme="minorHAnsi" w:cstheme="minorHAnsi"/>
-              </w:rPr>
-            </w:pPr>
-            <w:r>
-              <w:rPr>
-                <w:rFonts w:asciiTheme="minorHAnsi" w:hAnsiTheme="minorHAnsi" w:cstheme="minorHAnsi"/>
+                <w:rFonts w:ascii="Arial" w:hAnsi="Arial" w:cs="Arial"/>
+                <w:sz w:val="22"/>
+                <w:szCs w:val="22"/>
+              </w:rPr>
+            </w:pPr>
+            <w:r>
+              <w:rPr>
+                <w:rFonts w:ascii="Arial" w:hAnsi="Arial" w:cs="Arial"/>
                 <w:b/>
                 <w:bCs/>
-                <w:sz w:val="16"/>
-                <w:szCs w:val="16"/>
+                <w:sz w:val="22"/>
+                <w:szCs w:val="22"/>
               </w:rPr>
               <w:t xml:space="preserve">IC </w:t>
             </w:r>
             <w:proofErr w:type="spellStart"/>
             <w:r>
               <w:rPr>
-                <w:rFonts w:asciiTheme="minorHAnsi" w:hAnsiTheme="minorHAnsi" w:cstheme="minorHAnsi"/>
+                <w:rFonts w:ascii="Arial" w:hAnsi="Arial" w:cs="Arial"/>
                 <w:b/>
                 <w:bCs/>
-                <w:sz w:val="16"/>
-                <w:szCs w:val="16"/>
+                <w:sz w:val="22"/>
+                <w:szCs w:val="22"/>
               </w:rPr>
               <w:t>bootstrap</w:t>
             </w:r>
             <w:proofErr w:type="spellEnd"/>
             <w:r>
               <w:rPr>
-                <w:rFonts w:asciiTheme="minorHAnsi" w:hAnsiTheme="minorHAnsi" w:cstheme="minorHAnsi"/>
+                <w:rFonts w:ascii="Arial" w:hAnsi="Arial" w:cs="Arial"/>
                 <w:b/>
                 <w:bCs/>
-                <w:sz w:val="16"/>
-                <w:szCs w:val="16"/>
+                <w:sz w:val="22"/>
+                <w:szCs w:val="22"/>
               </w:rPr>
               <w:t xml:space="preserve"> 95 %</w:t>
             </w:r>
@@ -2954,16 +3576,18 @@
               <w:spacing w:line="230" w:lineRule="auto"/>
               <w:jc w:val="center"/>
               <w:rPr>
-                <w:rFonts w:asciiTheme="minorHAnsi" w:hAnsiTheme="minorHAnsi" w:cstheme="minorHAnsi"/>
-              </w:rPr>
-            </w:pPr>
-            <w:r>
-              <w:rPr>
-                <w:rFonts w:asciiTheme="minorHAnsi" w:hAnsiTheme="minorHAnsi" w:cstheme="minorHAnsi"/>
+                <w:rFonts w:ascii="Arial" w:hAnsi="Arial" w:cs="Arial"/>
+                <w:sz w:val="22"/>
+                <w:szCs w:val="22"/>
+              </w:rPr>
+            </w:pPr>
+            <w:r>
+              <w:rPr>
+                <w:rFonts w:ascii="Arial" w:hAnsi="Arial" w:cs="Arial"/>
                 <w:b/>
                 <w:bCs/>
-                <w:sz w:val="16"/>
-                <w:szCs w:val="16"/>
+                <w:sz w:val="22"/>
+                <w:szCs w:val="22"/>
               </w:rPr>
               <w:t>Amplitud/|r|</w:t>
             </w:r>
@@ -2984,16 +3608,18 @@
             <w:pPr>
               <w:spacing w:line="230" w:lineRule="auto"/>
               <w:rPr>
-                <w:rFonts w:asciiTheme="minorHAnsi" w:hAnsiTheme="minorHAnsi" w:cstheme="minorHAnsi"/>
-              </w:rPr>
-            </w:pPr>
-            <w:r>
-              <w:rPr>
-                <w:rFonts w:asciiTheme="minorHAnsi" w:hAnsiTheme="minorHAnsi" w:cstheme="minorHAnsi"/>
+                <w:rFonts w:ascii="Arial" w:hAnsi="Arial" w:cs="Arial"/>
+                <w:sz w:val="22"/>
+                <w:szCs w:val="22"/>
+              </w:rPr>
+            </w:pPr>
+            <w:r>
+              <w:rPr>
+                <w:rFonts w:ascii="Arial" w:hAnsi="Arial" w:cs="Arial"/>
                 <w:b/>
                 <w:bCs/>
-                <w:sz w:val="16"/>
-                <w:szCs w:val="16"/>
+                <w:sz w:val="22"/>
+                <w:szCs w:val="22"/>
               </w:rPr>
               <w:t>Estado</w:t>
             </w:r>
@@ -3015,14 +3641,16 @@
             <w:pPr>
               <w:spacing w:line="230" w:lineRule="auto"/>
               <w:rPr>
-                <w:rFonts w:asciiTheme="minorHAnsi" w:hAnsiTheme="minorHAnsi" w:cstheme="minorHAnsi"/>
-              </w:rPr>
-            </w:pPr>
-            <w:r>
-              <w:rPr>
-                <w:rFonts w:asciiTheme="minorHAnsi" w:hAnsiTheme="minorHAnsi" w:cstheme="minorHAnsi"/>
-                <w:sz w:val="16"/>
-                <w:szCs w:val="16"/>
+                <w:rFonts w:ascii="Arial" w:hAnsi="Arial" w:cs="Arial"/>
+                <w:sz w:val="22"/>
+                <w:szCs w:val="22"/>
+              </w:rPr>
+            </w:pPr>
+            <w:r>
+              <w:rPr>
+                <w:rFonts w:ascii="Arial" w:hAnsi="Arial" w:cs="Arial"/>
+                <w:sz w:val="22"/>
+                <w:szCs w:val="22"/>
               </w:rPr>
               <w:t>Acreditación de la carrera</w:t>
             </w:r>
@@ -3043,14 +3671,16 @@
               <w:spacing w:line="230" w:lineRule="auto"/>
               <w:jc w:val="center"/>
               <w:rPr>
-                <w:rFonts w:asciiTheme="minorHAnsi" w:hAnsiTheme="minorHAnsi" w:cstheme="minorHAnsi"/>
-              </w:rPr>
-            </w:pPr>
-            <w:r>
-              <w:rPr>
-                <w:rFonts w:asciiTheme="minorHAnsi" w:hAnsiTheme="minorHAnsi" w:cstheme="minorHAnsi"/>
-                <w:sz w:val="16"/>
-                <w:szCs w:val="16"/>
+                <w:rFonts w:ascii="Arial" w:hAnsi="Arial" w:cs="Arial"/>
+                <w:sz w:val="22"/>
+                <w:szCs w:val="22"/>
+              </w:rPr>
+            </w:pPr>
+            <w:r>
+              <w:rPr>
+                <w:rFonts w:ascii="Arial" w:hAnsi="Arial" w:cs="Arial"/>
+                <w:sz w:val="22"/>
+                <w:szCs w:val="22"/>
               </w:rPr>
               <w:t>−0,311</w:t>
             </w:r>
@@ -3071,14 +3701,16 @@
               <w:spacing w:line="230" w:lineRule="auto"/>
               <w:jc w:val="center"/>
               <w:rPr>
-                <w:rFonts w:asciiTheme="minorHAnsi" w:hAnsiTheme="minorHAnsi" w:cstheme="minorHAnsi"/>
-              </w:rPr>
-            </w:pPr>
-            <w:r>
-              <w:rPr>
-                <w:rFonts w:asciiTheme="minorHAnsi" w:hAnsiTheme="minorHAnsi" w:cstheme="minorHAnsi"/>
-                <w:sz w:val="16"/>
-                <w:szCs w:val="16"/>
+                <w:rFonts w:ascii="Arial" w:hAnsi="Arial" w:cs="Arial"/>
+                <w:sz w:val="22"/>
+                <w:szCs w:val="22"/>
+              </w:rPr>
+            </w:pPr>
+            <w:r>
+              <w:rPr>
+                <w:rFonts w:ascii="Arial" w:hAnsi="Arial" w:cs="Arial"/>
+                <w:sz w:val="22"/>
+                <w:szCs w:val="22"/>
               </w:rPr>
               <w:t>[−0,329; −0,293]</w:t>
             </w:r>
@@ -3099,14 +3731,16 @@
               <w:spacing w:line="230" w:lineRule="auto"/>
               <w:jc w:val="center"/>
               <w:rPr>
-                <w:rFonts w:asciiTheme="minorHAnsi" w:hAnsiTheme="minorHAnsi" w:cstheme="minorHAnsi"/>
-              </w:rPr>
-            </w:pPr>
-            <w:r>
-              <w:rPr>
-                <w:rFonts w:asciiTheme="minorHAnsi" w:hAnsiTheme="minorHAnsi" w:cstheme="minorHAnsi"/>
-                <w:sz w:val="16"/>
-                <w:szCs w:val="16"/>
+                <w:rFonts w:ascii="Arial" w:hAnsi="Arial" w:cs="Arial"/>
+                <w:sz w:val="22"/>
+                <w:szCs w:val="22"/>
+              </w:rPr>
+            </w:pPr>
+            <w:r>
+              <w:rPr>
+                <w:rFonts w:ascii="Arial" w:hAnsi="Arial" w:cs="Arial"/>
+                <w:sz w:val="22"/>
+                <w:szCs w:val="22"/>
               </w:rPr>
               <w:t>0,12</w:t>
             </w:r>
@@ -3126,14 +3760,16 @@
             <w:pPr>
               <w:spacing w:line="230" w:lineRule="auto"/>
               <w:rPr>
-                <w:rFonts w:asciiTheme="minorHAnsi" w:hAnsiTheme="minorHAnsi" w:cstheme="minorHAnsi"/>
-              </w:rPr>
-            </w:pPr>
-            <w:r>
-              <w:rPr>
-                <w:rFonts w:asciiTheme="minorHAnsi" w:hAnsiTheme="minorHAnsi" w:cstheme="minorHAnsi"/>
-                <w:sz w:val="16"/>
-                <w:szCs w:val="16"/>
+                <w:rFonts w:ascii="Arial" w:hAnsi="Arial" w:cs="Arial"/>
+                <w:sz w:val="22"/>
+                <w:szCs w:val="22"/>
+              </w:rPr>
+            </w:pPr>
+            <w:r>
+              <w:rPr>
+                <w:rFonts w:ascii="Arial" w:hAnsi="Arial" w:cs="Arial"/>
+                <w:sz w:val="22"/>
+                <w:szCs w:val="22"/>
               </w:rPr>
               <w:t>Robusta</w:t>
             </w:r>
@@ -3155,14 +3791,16 @@
             <w:pPr>
               <w:spacing w:line="230" w:lineRule="auto"/>
               <w:rPr>
-                <w:rFonts w:asciiTheme="minorHAnsi" w:hAnsiTheme="minorHAnsi" w:cstheme="minorHAnsi"/>
-              </w:rPr>
-            </w:pPr>
-            <w:r>
-              <w:rPr>
-                <w:rFonts w:asciiTheme="minorHAnsi" w:hAnsiTheme="minorHAnsi" w:cstheme="minorHAnsi"/>
-                <w:sz w:val="16"/>
-                <w:szCs w:val="16"/>
+                <w:rFonts w:ascii="Arial" w:hAnsi="Arial" w:cs="Arial"/>
+                <w:sz w:val="22"/>
+                <w:szCs w:val="22"/>
+              </w:rPr>
+            </w:pPr>
+            <w:r>
+              <w:rPr>
+                <w:rFonts w:ascii="Arial" w:hAnsi="Arial" w:cs="Arial"/>
+                <w:sz w:val="22"/>
+                <w:szCs w:val="22"/>
               </w:rPr>
               <w:t>Acreditación de la institución</w:t>
             </w:r>
@@ -3183,14 +3821,16 @@
               <w:spacing w:line="230" w:lineRule="auto"/>
               <w:jc w:val="center"/>
               <w:rPr>
-                <w:rFonts w:asciiTheme="minorHAnsi" w:hAnsiTheme="minorHAnsi" w:cstheme="minorHAnsi"/>
-              </w:rPr>
-            </w:pPr>
-            <w:r>
-              <w:rPr>
-                <w:rFonts w:asciiTheme="minorHAnsi" w:hAnsiTheme="minorHAnsi" w:cstheme="minorHAnsi"/>
-                <w:sz w:val="16"/>
-                <w:szCs w:val="16"/>
+                <w:rFonts w:ascii="Arial" w:hAnsi="Arial" w:cs="Arial"/>
+                <w:sz w:val="22"/>
+                <w:szCs w:val="22"/>
+              </w:rPr>
+            </w:pPr>
+            <w:r>
+              <w:rPr>
+                <w:rFonts w:ascii="Arial" w:hAnsi="Arial" w:cs="Arial"/>
+                <w:sz w:val="22"/>
+                <w:szCs w:val="22"/>
               </w:rPr>
               <w:t>−0,259</w:t>
             </w:r>
@@ -3211,14 +3851,16 @@
               <w:spacing w:line="230" w:lineRule="auto"/>
               <w:jc w:val="center"/>
               <w:rPr>
-                <w:rFonts w:asciiTheme="minorHAnsi" w:hAnsiTheme="minorHAnsi" w:cstheme="minorHAnsi"/>
-              </w:rPr>
-            </w:pPr>
-            <w:r>
-              <w:rPr>
-                <w:rFonts w:asciiTheme="minorHAnsi" w:hAnsiTheme="minorHAnsi" w:cstheme="minorHAnsi"/>
-                <w:sz w:val="16"/>
-                <w:szCs w:val="16"/>
+                <w:rFonts w:ascii="Arial" w:hAnsi="Arial" w:cs="Arial"/>
+                <w:sz w:val="22"/>
+                <w:szCs w:val="22"/>
+              </w:rPr>
+            </w:pPr>
+            <w:r>
+              <w:rPr>
+                <w:rFonts w:ascii="Arial" w:hAnsi="Arial" w:cs="Arial"/>
+                <w:sz w:val="22"/>
+                <w:szCs w:val="22"/>
               </w:rPr>
               <w:t>[−0,278; −0,240]</w:t>
             </w:r>
@@ -3239,14 +3881,16 @@
               <w:spacing w:line="230" w:lineRule="auto"/>
               <w:jc w:val="center"/>
               <w:rPr>
-                <w:rFonts w:asciiTheme="minorHAnsi" w:hAnsiTheme="minorHAnsi" w:cstheme="minorHAnsi"/>
-              </w:rPr>
-            </w:pPr>
-            <w:r>
-              <w:rPr>
-                <w:rFonts w:asciiTheme="minorHAnsi" w:hAnsiTheme="minorHAnsi" w:cstheme="minorHAnsi"/>
-                <w:sz w:val="16"/>
-                <w:szCs w:val="16"/>
+                <w:rFonts w:ascii="Arial" w:hAnsi="Arial" w:cs="Arial"/>
+                <w:sz w:val="22"/>
+                <w:szCs w:val="22"/>
+              </w:rPr>
+            </w:pPr>
+            <w:r>
+              <w:rPr>
+                <w:rFonts w:ascii="Arial" w:hAnsi="Arial" w:cs="Arial"/>
+                <w:sz w:val="22"/>
+                <w:szCs w:val="22"/>
               </w:rPr>
               <w:t>0,15</w:t>
             </w:r>
@@ -3266,14 +3910,16 @@
             <w:pPr>
               <w:spacing w:line="230" w:lineRule="auto"/>
               <w:rPr>
-                <w:rFonts w:asciiTheme="minorHAnsi" w:hAnsiTheme="minorHAnsi" w:cstheme="minorHAnsi"/>
-              </w:rPr>
-            </w:pPr>
-            <w:r>
-              <w:rPr>
-                <w:rFonts w:asciiTheme="minorHAnsi" w:hAnsiTheme="minorHAnsi" w:cstheme="minorHAnsi"/>
-                <w:sz w:val="16"/>
-                <w:szCs w:val="16"/>
+                <w:rFonts w:ascii="Arial" w:hAnsi="Arial" w:cs="Arial"/>
+                <w:sz w:val="22"/>
+                <w:szCs w:val="22"/>
+              </w:rPr>
+            </w:pPr>
+            <w:r>
+              <w:rPr>
+                <w:rFonts w:ascii="Arial" w:hAnsi="Arial" w:cs="Arial"/>
+                <w:sz w:val="22"/>
+                <w:szCs w:val="22"/>
               </w:rPr>
               <w:t>Robusta</w:t>
             </w:r>
@@ -3295,14 +3941,16 @@
             <w:pPr>
               <w:spacing w:line="230" w:lineRule="auto"/>
               <w:rPr>
-                <w:rFonts w:asciiTheme="minorHAnsi" w:hAnsiTheme="minorHAnsi" w:cstheme="minorHAnsi"/>
-              </w:rPr>
-            </w:pPr>
-            <w:r>
-              <w:rPr>
-                <w:rFonts w:asciiTheme="minorHAnsi" w:hAnsiTheme="minorHAnsi" w:cstheme="minorHAnsi"/>
-                <w:sz w:val="16"/>
-                <w:szCs w:val="16"/>
+                <w:rFonts w:ascii="Arial" w:hAnsi="Arial" w:cs="Arial"/>
+                <w:sz w:val="22"/>
+                <w:szCs w:val="22"/>
+              </w:rPr>
+            </w:pPr>
+            <w:r>
+              <w:rPr>
+                <w:rFonts w:ascii="Arial" w:hAnsi="Arial" w:cs="Arial"/>
+                <w:sz w:val="22"/>
+                <w:szCs w:val="22"/>
               </w:rPr>
               <w:t>Tamaño del programa (log)</w:t>
             </w:r>
@@ -3323,14 +3971,16 @@
               <w:spacing w:line="230" w:lineRule="auto"/>
               <w:jc w:val="center"/>
               <w:rPr>
-                <w:rFonts w:asciiTheme="minorHAnsi" w:hAnsiTheme="minorHAnsi" w:cstheme="minorHAnsi"/>
-              </w:rPr>
-            </w:pPr>
-            <w:r>
-              <w:rPr>
-                <w:rFonts w:asciiTheme="minorHAnsi" w:hAnsiTheme="minorHAnsi" w:cstheme="minorHAnsi"/>
-                <w:sz w:val="16"/>
-                <w:szCs w:val="16"/>
+                <w:rFonts w:ascii="Arial" w:hAnsi="Arial" w:cs="Arial"/>
+                <w:sz w:val="22"/>
+                <w:szCs w:val="22"/>
+              </w:rPr>
+            </w:pPr>
+            <w:r>
+              <w:rPr>
+                <w:rFonts w:ascii="Arial" w:hAnsi="Arial" w:cs="Arial"/>
+                <w:sz w:val="22"/>
+                <w:szCs w:val="22"/>
               </w:rPr>
               <w:t>−0,247</w:t>
             </w:r>
@@ -3351,14 +4001,16 @@
               <w:spacing w:line="230" w:lineRule="auto"/>
               <w:jc w:val="center"/>
               <w:rPr>
-                <w:rFonts w:asciiTheme="minorHAnsi" w:hAnsiTheme="minorHAnsi" w:cstheme="minorHAnsi"/>
-              </w:rPr>
-            </w:pPr>
-            <w:r>
-              <w:rPr>
-                <w:rFonts w:asciiTheme="minorHAnsi" w:hAnsiTheme="minorHAnsi" w:cstheme="minorHAnsi"/>
-                <w:sz w:val="16"/>
-                <w:szCs w:val="16"/>
+                <w:rFonts w:ascii="Arial" w:hAnsi="Arial" w:cs="Arial"/>
+                <w:sz w:val="22"/>
+                <w:szCs w:val="22"/>
+              </w:rPr>
+            </w:pPr>
+            <w:r>
+              <w:rPr>
+                <w:rFonts w:ascii="Arial" w:hAnsi="Arial" w:cs="Arial"/>
+                <w:sz w:val="22"/>
+                <w:szCs w:val="22"/>
               </w:rPr>
               <w:t>[−0,267; −0,228]</w:t>
             </w:r>
@@ -3379,14 +4031,16 @@
               <w:spacing w:line="230" w:lineRule="auto"/>
               <w:jc w:val="center"/>
               <w:rPr>
-                <w:rFonts w:asciiTheme="minorHAnsi" w:hAnsiTheme="minorHAnsi" w:cstheme="minorHAnsi"/>
-              </w:rPr>
-            </w:pPr>
-            <w:r>
-              <w:rPr>
-                <w:rFonts w:asciiTheme="minorHAnsi" w:hAnsiTheme="minorHAnsi" w:cstheme="minorHAnsi"/>
-                <w:sz w:val="16"/>
-                <w:szCs w:val="16"/>
+                <w:rFonts w:ascii="Arial" w:hAnsi="Arial" w:cs="Arial"/>
+                <w:sz w:val="22"/>
+                <w:szCs w:val="22"/>
+              </w:rPr>
+            </w:pPr>
+            <w:r>
+              <w:rPr>
+                <w:rFonts w:ascii="Arial" w:hAnsi="Arial" w:cs="Arial"/>
+                <w:sz w:val="22"/>
+                <w:szCs w:val="22"/>
               </w:rPr>
               <w:t>0,16</w:t>
             </w:r>
@@ -3406,14 +4060,16 @@
             <w:pPr>
               <w:spacing w:line="230" w:lineRule="auto"/>
               <w:rPr>
-                <w:rFonts w:asciiTheme="minorHAnsi" w:hAnsiTheme="minorHAnsi" w:cstheme="minorHAnsi"/>
-              </w:rPr>
-            </w:pPr>
-            <w:r>
-              <w:rPr>
-                <w:rFonts w:asciiTheme="minorHAnsi" w:hAnsiTheme="minorHAnsi" w:cstheme="minorHAnsi"/>
-                <w:sz w:val="16"/>
-                <w:szCs w:val="16"/>
+                <w:rFonts w:ascii="Arial" w:hAnsi="Arial" w:cs="Arial"/>
+                <w:sz w:val="22"/>
+                <w:szCs w:val="22"/>
+              </w:rPr>
+            </w:pPr>
+            <w:r>
+              <w:rPr>
+                <w:rFonts w:ascii="Arial" w:hAnsi="Arial" w:cs="Arial"/>
+                <w:sz w:val="22"/>
+                <w:szCs w:val="22"/>
               </w:rPr>
               <w:t>Robusta</w:t>
             </w:r>
@@ -3435,14 +4091,16 @@
             <w:pPr>
               <w:spacing w:line="230" w:lineRule="auto"/>
               <w:rPr>
-                <w:rFonts w:asciiTheme="minorHAnsi" w:hAnsiTheme="minorHAnsi" w:cstheme="minorHAnsi"/>
-              </w:rPr>
-            </w:pPr>
-            <w:r>
-              <w:rPr>
-                <w:rFonts w:asciiTheme="minorHAnsi" w:hAnsiTheme="minorHAnsi" w:cstheme="minorHAnsi"/>
-                <w:sz w:val="16"/>
-                <w:szCs w:val="16"/>
+                <w:rFonts w:ascii="Arial" w:hAnsi="Arial" w:cs="Arial"/>
+                <w:sz w:val="22"/>
+                <w:szCs w:val="22"/>
+              </w:rPr>
+            </w:pPr>
+            <w:r>
+              <w:rPr>
+                <w:rFonts w:ascii="Arial" w:hAnsi="Arial" w:cs="Arial"/>
+                <w:sz w:val="22"/>
+                <w:szCs w:val="22"/>
               </w:rPr>
               <w:t>Proporción de mujeres</w:t>
             </w:r>
@@ -3463,14 +4121,16 @@
               <w:spacing w:line="230" w:lineRule="auto"/>
               <w:jc w:val="center"/>
               <w:rPr>
-                <w:rFonts w:asciiTheme="minorHAnsi" w:hAnsiTheme="minorHAnsi" w:cstheme="minorHAnsi"/>
-              </w:rPr>
-            </w:pPr>
-            <w:r>
-              <w:rPr>
-                <w:rFonts w:asciiTheme="minorHAnsi" w:hAnsiTheme="minorHAnsi" w:cstheme="minorHAnsi"/>
-                <w:sz w:val="16"/>
-                <w:szCs w:val="16"/>
+                <w:rFonts w:ascii="Arial" w:hAnsi="Arial" w:cs="Arial"/>
+                <w:sz w:val="22"/>
+                <w:szCs w:val="22"/>
+              </w:rPr>
+            </w:pPr>
+            <w:r>
+              <w:rPr>
+                <w:rFonts w:ascii="Arial" w:hAnsi="Arial" w:cs="Arial"/>
+                <w:sz w:val="22"/>
+                <w:szCs w:val="22"/>
               </w:rPr>
               <w:t>−0,165</w:t>
             </w:r>
@@ -3491,14 +4151,16 @@
               <w:spacing w:line="230" w:lineRule="auto"/>
               <w:jc w:val="center"/>
               <w:rPr>
-                <w:rFonts w:asciiTheme="minorHAnsi" w:hAnsiTheme="minorHAnsi" w:cstheme="minorHAnsi"/>
-              </w:rPr>
-            </w:pPr>
-            <w:r>
-              <w:rPr>
-                <w:rFonts w:asciiTheme="minorHAnsi" w:hAnsiTheme="minorHAnsi" w:cstheme="minorHAnsi"/>
-                <w:sz w:val="16"/>
-                <w:szCs w:val="16"/>
+                <w:rFonts w:ascii="Arial" w:hAnsi="Arial" w:cs="Arial"/>
+                <w:sz w:val="22"/>
+                <w:szCs w:val="22"/>
+              </w:rPr>
+            </w:pPr>
+            <w:r>
+              <w:rPr>
+                <w:rFonts w:ascii="Arial" w:hAnsi="Arial" w:cs="Arial"/>
+                <w:sz w:val="22"/>
+                <w:szCs w:val="22"/>
               </w:rPr>
               <w:t>[−0,184; −0,145]</w:t>
             </w:r>
@@ -3519,14 +4181,16 @@
               <w:spacing w:line="230" w:lineRule="auto"/>
               <w:jc w:val="center"/>
               <w:rPr>
-                <w:rFonts w:asciiTheme="minorHAnsi" w:hAnsiTheme="minorHAnsi" w:cstheme="minorHAnsi"/>
-              </w:rPr>
-            </w:pPr>
-            <w:r>
-              <w:rPr>
-                <w:rFonts w:asciiTheme="minorHAnsi" w:hAnsiTheme="minorHAnsi" w:cstheme="minorHAnsi"/>
-                <w:sz w:val="16"/>
-                <w:szCs w:val="16"/>
+                <w:rFonts w:ascii="Arial" w:hAnsi="Arial" w:cs="Arial"/>
+                <w:sz w:val="22"/>
+                <w:szCs w:val="22"/>
+              </w:rPr>
+            </w:pPr>
+            <w:r>
+              <w:rPr>
+                <w:rFonts w:ascii="Arial" w:hAnsi="Arial" w:cs="Arial"/>
+                <w:sz w:val="22"/>
+                <w:szCs w:val="22"/>
               </w:rPr>
               <w:t>0,24</w:t>
             </w:r>
@@ -3546,14 +4210,16 @@
             <w:pPr>
               <w:spacing w:line="230" w:lineRule="auto"/>
               <w:rPr>
-                <w:rFonts w:asciiTheme="minorHAnsi" w:hAnsiTheme="minorHAnsi" w:cstheme="minorHAnsi"/>
-              </w:rPr>
-            </w:pPr>
-            <w:r>
-              <w:rPr>
-                <w:rFonts w:asciiTheme="minorHAnsi" w:hAnsiTheme="minorHAnsi" w:cstheme="minorHAnsi"/>
-                <w:sz w:val="16"/>
-                <w:szCs w:val="16"/>
+                <w:rFonts w:ascii="Arial" w:hAnsi="Arial" w:cs="Arial"/>
+                <w:sz w:val="22"/>
+                <w:szCs w:val="22"/>
+              </w:rPr>
+            </w:pPr>
+            <w:r>
+              <w:rPr>
+                <w:rFonts w:ascii="Arial" w:hAnsi="Arial" w:cs="Arial"/>
+                <w:sz w:val="22"/>
+                <w:szCs w:val="22"/>
               </w:rPr>
               <w:t>Robusta</w:t>
             </w:r>
@@ -3575,14 +4241,16 @@
             <w:pPr>
               <w:spacing w:line="230" w:lineRule="auto"/>
               <w:rPr>
-                <w:rFonts w:asciiTheme="minorHAnsi" w:hAnsiTheme="minorHAnsi" w:cstheme="minorHAnsi"/>
-              </w:rPr>
-            </w:pPr>
-            <w:r>
-              <w:rPr>
-                <w:rFonts w:asciiTheme="minorHAnsi" w:hAnsiTheme="minorHAnsi" w:cstheme="minorHAnsi"/>
-                <w:sz w:val="16"/>
-                <w:szCs w:val="16"/>
+                <w:rFonts w:ascii="Arial" w:hAnsi="Arial" w:cs="Arial"/>
+                <w:sz w:val="22"/>
+                <w:szCs w:val="22"/>
+              </w:rPr>
+            </w:pPr>
+            <w:r>
+              <w:rPr>
+                <w:rFonts w:ascii="Arial" w:hAnsi="Arial" w:cs="Arial"/>
+                <w:sz w:val="22"/>
+                <w:szCs w:val="22"/>
               </w:rPr>
               <w:t>Egreso de enseñanza municipal</w:t>
             </w:r>
@@ -3603,14 +4271,16 @@
               <w:spacing w:line="230" w:lineRule="auto"/>
               <w:jc w:val="center"/>
               <w:rPr>
-                <w:rFonts w:asciiTheme="minorHAnsi" w:hAnsiTheme="minorHAnsi" w:cstheme="minorHAnsi"/>
-              </w:rPr>
-            </w:pPr>
-            <w:r>
-              <w:rPr>
-                <w:rFonts w:asciiTheme="minorHAnsi" w:hAnsiTheme="minorHAnsi" w:cstheme="minorHAnsi"/>
-                <w:sz w:val="16"/>
-                <w:szCs w:val="16"/>
+                <w:rFonts w:ascii="Arial" w:hAnsi="Arial" w:cs="Arial"/>
+                <w:sz w:val="22"/>
+                <w:szCs w:val="22"/>
+              </w:rPr>
+            </w:pPr>
+            <w:r>
+              <w:rPr>
+                <w:rFonts w:ascii="Arial" w:hAnsi="Arial" w:cs="Arial"/>
+                <w:sz w:val="22"/>
+                <w:szCs w:val="22"/>
               </w:rPr>
               <w:t>+0,050</w:t>
             </w:r>
@@ -3631,14 +4301,16 @@
               <w:spacing w:line="230" w:lineRule="auto"/>
               <w:jc w:val="center"/>
               <w:rPr>
-                <w:rFonts w:asciiTheme="minorHAnsi" w:hAnsiTheme="minorHAnsi" w:cstheme="minorHAnsi"/>
-              </w:rPr>
-            </w:pPr>
-            <w:r>
-              <w:rPr>
-                <w:rFonts w:asciiTheme="minorHAnsi" w:hAnsiTheme="minorHAnsi" w:cstheme="minorHAnsi"/>
-                <w:sz w:val="16"/>
-                <w:szCs w:val="16"/>
+                <w:rFonts w:ascii="Arial" w:hAnsi="Arial" w:cs="Arial"/>
+                <w:sz w:val="22"/>
+                <w:szCs w:val="22"/>
+              </w:rPr>
+            </w:pPr>
+            <w:r>
+              <w:rPr>
+                <w:rFonts w:ascii="Arial" w:hAnsi="Arial" w:cs="Arial"/>
+                <w:sz w:val="22"/>
+                <w:szCs w:val="22"/>
               </w:rPr>
               <w:t>[+0,031; +0,070]</w:t>
             </w:r>
@@ -3659,14 +4331,16 @@
               <w:spacing w:line="230" w:lineRule="auto"/>
               <w:jc w:val="center"/>
               <w:rPr>
-                <w:rFonts w:asciiTheme="minorHAnsi" w:hAnsiTheme="minorHAnsi" w:cstheme="minorHAnsi"/>
-              </w:rPr>
-            </w:pPr>
-            <w:r>
-              <w:rPr>
-                <w:rFonts w:asciiTheme="minorHAnsi" w:hAnsiTheme="minorHAnsi" w:cstheme="minorHAnsi"/>
-                <w:sz w:val="16"/>
-                <w:szCs w:val="16"/>
+                <w:rFonts w:ascii="Arial" w:hAnsi="Arial" w:cs="Arial"/>
+                <w:sz w:val="22"/>
+                <w:szCs w:val="22"/>
+              </w:rPr>
+            </w:pPr>
+            <w:r>
+              <w:rPr>
+                <w:rFonts w:ascii="Arial" w:hAnsi="Arial" w:cs="Arial"/>
+                <w:sz w:val="22"/>
+                <w:szCs w:val="22"/>
               </w:rPr>
               <w:t>0,79</w:t>
             </w:r>
@@ -3686,14 +4360,16 @@
             <w:pPr>
               <w:spacing w:line="230" w:lineRule="auto"/>
               <w:rPr>
-                <w:rFonts w:asciiTheme="minorHAnsi" w:hAnsiTheme="minorHAnsi" w:cstheme="minorHAnsi"/>
-              </w:rPr>
-            </w:pPr>
-            <w:r>
-              <w:rPr>
-                <w:rFonts w:asciiTheme="minorHAnsi" w:hAnsiTheme="minorHAnsi" w:cstheme="minorHAnsi"/>
-                <w:sz w:val="16"/>
-                <w:szCs w:val="16"/>
+                <w:rFonts w:ascii="Arial" w:hAnsi="Arial" w:cs="Arial"/>
+                <w:sz w:val="22"/>
+                <w:szCs w:val="22"/>
+              </w:rPr>
+            </w:pPr>
+            <w:r>
+              <w:rPr>
+                <w:rFonts w:ascii="Arial" w:hAnsi="Arial" w:cs="Arial"/>
+                <w:sz w:val="22"/>
+                <w:szCs w:val="22"/>
               </w:rPr>
               <w:t>Débil</w:t>
             </w:r>
@@ -3706,38 +4382,40 @@
         <w:spacing w:before="50" w:after="130"/>
         <w:jc w:val="center"/>
         <w:rPr>
-          <w:rFonts w:asciiTheme="minorHAnsi" w:hAnsiTheme="minorHAnsi" w:cstheme="minorHAnsi"/>
-        </w:rPr>
-      </w:pPr>
-      <w:r>
-        <w:rPr>
-          <w:rFonts w:asciiTheme="minorHAnsi" w:hAnsiTheme="minorHAnsi" w:cstheme="minorHAnsi"/>
+          <w:rFonts w:ascii="Arial" w:hAnsi="Arial" w:cs="Arial"/>
+          <w:sz w:val="22"/>
+          <w:szCs w:val="22"/>
+        </w:rPr>
+      </w:pPr>
+      <w:r>
+        <w:rPr>
+          <w:rFonts w:ascii="Arial" w:hAnsi="Arial" w:cs="Arial"/>
           <w:i/>
           <w:iCs/>
-          <w:sz w:val="15"/>
-          <w:szCs w:val="15"/>
+          <w:sz w:val="22"/>
+          <w:szCs w:val="22"/>
         </w:rPr>
         <w:t xml:space="preserve">Tabla 2: Estabilidad de cinco correlaciones de S1 según su intervalo </w:t>
       </w:r>
       <w:proofErr w:type="spellStart"/>
       <w:r>
         <w:rPr>
-          <w:rFonts w:asciiTheme="minorHAnsi" w:hAnsiTheme="minorHAnsi" w:cstheme="minorHAnsi"/>
+          <w:rFonts w:ascii="Arial" w:hAnsi="Arial" w:cs="Arial"/>
           <w:i/>
           <w:iCs/>
-          <w:sz w:val="15"/>
-          <w:szCs w:val="15"/>
+          <w:sz w:val="22"/>
+          <w:szCs w:val="22"/>
         </w:rPr>
         <w:t>bootstrap</w:t>
       </w:r>
       <w:proofErr w:type="spellEnd"/>
       <w:r>
         <w:rPr>
-          <w:rFonts w:asciiTheme="minorHAnsi" w:hAnsiTheme="minorHAnsi" w:cstheme="minorHAnsi"/>
+          <w:rFonts w:ascii="Arial" w:hAnsi="Arial" w:cs="Arial"/>
           <w:i/>
           <w:iCs/>
-          <w:sz w:val="15"/>
-          <w:szCs w:val="15"/>
+          <w:sz w:val="22"/>
+          <w:szCs w:val="22"/>
         </w:rPr>
         <w:t>.</w:t>
       </w:r>
@@ -3747,13 +4425,17 @@
         <w:spacing w:before="110" w:after="40"/>
         <w:jc w:val="center"/>
         <w:rPr>
-          <w:rFonts w:asciiTheme="minorHAnsi" w:hAnsiTheme="minorHAnsi" w:cstheme="minorHAnsi"/>
-        </w:rPr>
-      </w:pPr>
-      <w:r>
-        <w:rPr>
-          <w:rFonts w:asciiTheme="minorHAnsi" w:hAnsiTheme="minorHAnsi" w:cstheme="minorHAnsi"/>
+          <w:rFonts w:ascii="Arial" w:hAnsi="Arial" w:cs="Arial"/>
+          <w:sz w:val="24"/>
+          <w:szCs w:val="24"/>
+        </w:rPr>
+      </w:pPr>
+      <w:r>
+        <w:rPr>
+          <w:rFonts w:ascii="Arial" w:hAnsi="Arial" w:cs="Arial"/>
           <w:noProof/>
+          <w:sz w:val="24"/>
+          <w:szCs w:val="24"/>
         </w:rPr>
         <w:lastRenderedPageBreak/>
         <w:drawing>
@@ -3801,105 +4483,145 @@
         <w:spacing w:after="130"/>
         <w:jc w:val="center"/>
         <w:rPr>
-          <w:rFonts w:asciiTheme="minorHAnsi" w:hAnsiTheme="minorHAnsi" w:cstheme="minorHAnsi"/>
-        </w:rPr>
-      </w:pPr>
-      <w:r>
-        <w:rPr>
-          <w:rFonts w:asciiTheme="minorHAnsi" w:hAnsiTheme="minorHAnsi" w:cstheme="minorHAnsi"/>
+          <w:rFonts w:ascii="Arial" w:hAnsi="Arial" w:cs="Arial"/>
           <w:i/>
           <w:iCs/>
-          <w:sz w:val="15"/>
-          <w:szCs w:val="15"/>
-        </w:rPr>
-        <w:t xml:space="preserve">Figura 3: Intervalos </w:t>
-      </w:r>
-      <w:proofErr w:type="spellStart"/>
-      <w:r>
-        <w:rPr>
-          <w:rFonts w:asciiTheme="minorHAnsi" w:hAnsiTheme="minorHAnsi" w:cstheme="minorHAnsi"/>
+          <w:sz w:val="22"/>
+          <w:szCs w:val="22"/>
+        </w:rPr>
+      </w:pPr>
+      <w:r>
+        <w:rPr>
+          <w:rFonts w:ascii="Arial" w:hAnsi="Arial" w:cs="Arial"/>
           <w:i/>
           <w:iCs/>
-          <w:sz w:val="15"/>
-          <w:szCs w:val="15"/>
-        </w:rPr>
-        <w:t>bootstrap</w:t>
-      </w:r>
-      <w:proofErr w:type="spellEnd"/>
-      <w:r>
-        <w:rPr>
-          <w:rFonts w:asciiTheme="minorHAnsi" w:hAnsiTheme="minorHAnsi" w:cstheme="minorHAnsi"/>
+          <w:sz w:val="22"/>
+          <w:szCs w:val="22"/>
+        </w:rPr>
+        <w:t xml:space="preserve">Figura 3: Intervalos </w:t>
+      </w:r>
+      <w:proofErr w:type="spellStart"/>
+      <w:r>
+        <w:rPr>
+          <w:rFonts w:ascii="Arial" w:hAnsi="Arial" w:cs="Arial"/>
           <w:i/>
           <w:iCs/>
-          <w:sz w:val="15"/>
-          <w:szCs w:val="15"/>
+          <w:sz w:val="22"/>
+          <w:szCs w:val="22"/>
+        </w:rPr>
+        <w:t>bootstrap</w:t>
+      </w:r>
+      <w:proofErr w:type="spellEnd"/>
+      <w:r>
+        <w:rPr>
+          <w:rFonts w:ascii="Arial" w:hAnsi="Arial" w:cs="Arial"/>
+          <w:i/>
+          <w:iCs/>
+          <w:sz w:val="22"/>
+          <w:szCs w:val="22"/>
         </w:rPr>
         <w:t xml:space="preserve"> al 95 % de las cinco correlaciones y sus distribuciones completas. Ninguna cruza el cero.</w:t>
       </w:r>
+    </w:p>
+    <w:p>
+      <w:pPr>
+        <w:spacing w:after="130"/>
+        <w:jc w:val="center"/>
+        <w:rPr>
+          <w:rFonts w:ascii="Arial" w:hAnsi="Arial" w:cs="Arial"/>
+          <w:sz w:val="22"/>
+          <w:szCs w:val="22"/>
+        </w:rPr>
+      </w:pPr>
     </w:p>
     <w:p>
       <w:pPr>
         <w:spacing w:after="100" w:line="252" w:lineRule="auto"/>
         <w:jc w:val="both"/>
         <w:rPr>
-          <w:rFonts w:asciiTheme="minorHAnsi" w:hAnsiTheme="minorHAnsi" w:cstheme="minorHAnsi"/>
-        </w:rPr>
-      </w:pPr>
-      <w:r>
-        <w:rPr>
-          <w:rFonts w:asciiTheme="minorHAnsi" w:hAnsiTheme="minorHAnsi" w:cstheme="minorHAnsi"/>
-        </w:rPr>
-        <w:t xml:space="preserve">Ninguno de los cinco intervalos incluye el cero, lo que respalda la estabilidad del signo bajo el </w:t>
-      </w:r>
-      <w:proofErr w:type="spellStart"/>
-      <w:r>
-        <w:rPr>
-          <w:rFonts w:asciiTheme="minorHAnsi" w:hAnsiTheme="minorHAnsi" w:cstheme="minorHAnsi"/>
-        </w:rPr>
-        <w:t>remuestreo</w:t>
-      </w:r>
-      <w:proofErr w:type="spellEnd"/>
-      <w:r>
-        <w:rPr>
-          <w:rFonts w:asciiTheme="minorHAnsi" w:hAnsiTheme="minorHAnsi" w:cstheme="minorHAnsi"/>
-        </w:rPr>
-        <w:t xml:space="preserve"> utilizado. Sin embargo, una asociación estable no necesariamente es relevante en términos prácticos. Las tres correlaciones de mayor magnitud tienen intervalos estrechos en relación con su estimación. En cambio, la correlación con el egreso de enseñanza municipal es de apenas +0,050, y la amplitud de su intervalo equivale a cerca del 79 % de ese valor. Aunque es estadísticamente distinta de cero, su magnitud es pequeña.</w:t>
-      </w:r>
+          <w:rFonts w:ascii="Arial" w:hAnsi="Arial" w:cs="Arial"/>
+          <w:sz w:val="22"/>
+          <w:szCs w:val="22"/>
+        </w:rPr>
+      </w:pPr>
+      <w:r>
+        <w:rPr>
+          <w:rFonts w:ascii="Arial" w:hAnsi="Arial" w:cs="Arial"/>
+          <w:sz w:val="22"/>
+          <w:szCs w:val="22"/>
+        </w:rPr>
+        <w:t>Ninguno de los cinco intervalos incluye el cero, lo que respalda la estabilidad del signo bajo el remuestreo utilizado. Sin embargo, una asociación estable no necesariamente es relevante en términos prácticos. Las tres correlaciones de mayor magnitud tienen intervalos estrechos en relación con su estimación. En cambio, la correlación con el egreso de enseñanza municipal es de apenas +0,050, y la amplitud de su intervalo equivale a cerca del 79 % de ese valor. Aunque es estadísticamente distinta de cero, su magnitud es pequeña.</w:t>
+      </w:r>
+    </w:p>
+    <w:p>
+      <w:pPr>
+        <w:spacing w:after="100" w:line="252" w:lineRule="auto"/>
+        <w:jc w:val="both"/>
+        <w:rPr>
+          <w:rFonts w:ascii="Arial" w:hAnsi="Arial" w:cs="Arial"/>
+          <w:sz w:val="24"/>
+          <w:szCs w:val="24"/>
+        </w:rPr>
+      </w:pPr>
     </w:p>
     <w:p>
       <w:pPr>
         <w:pStyle w:val="Heading1"/>
-        <w:spacing w:before="230" w:after="60"/>
-        <w:rPr>
-          <w:rFonts w:asciiTheme="minorHAnsi" w:hAnsiTheme="minorHAnsi" w:cstheme="minorHAnsi"/>
-          <w:color w:val="auto"/>
-        </w:rPr>
-      </w:pPr>
-      <w:bookmarkStart w:id="3" w:name="_Toc243059334"/>
-      <w:r>
-        <w:rPr>
-          <w:rFonts w:asciiTheme="minorHAnsi" w:hAnsiTheme="minorHAnsi" w:cstheme="minorHAnsi"/>
+        <w:numPr>
+          <w:ilvl w:val="0"/>
+          <w:numId w:val="4"/>
+        </w:numPr>
+        <w:rPr>
+          <w:rFonts w:ascii="Arial" w:hAnsi="Arial" w:cs="Arial"/>
           <w:b/>
           <w:bCs/>
-          <w:color w:val="auto"/>
-          <w:sz w:val="25"/>
-          <w:szCs w:val="25"/>
-        </w:rPr>
-        <w:t>4. Simulación Monte Carlo basada en parámetros de S1</w:t>
-      </w:r>
-      <w:bookmarkEnd w:id="3"/>
+          <w:color w:val="000000" w:themeColor="text1"/>
+        </w:rPr>
+      </w:pPr>
+      <w:bookmarkStart w:id="7" w:name="_Toc243059334"/>
+      <w:bookmarkStart w:id="8" w:name="_Toc243068810"/>
+      <w:r>
+        <w:rPr>
+          <w:rFonts w:ascii="Arial" w:hAnsi="Arial" w:cs="Arial"/>
+          <w:b/>
+          <w:bCs/>
+          <w:color w:val="000000" w:themeColor="text1"/>
+        </w:rPr>
+        <w:t>Simulación Monte Carlo basada en parámetros de S1</w:t>
+      </w:r>
+      <w:bookmarkEnd w:id="7"/>
+      <w:r>
+        <w:rPr>
+          <w:rFonts w:ascii="Arial" w:hAnsi="Arial" w:cs="Arial"/>
+          <w:b/>
+          <w:bCs/>
+          <w:color w:val="000000" w:themeColor="text1"/>
+        </w:rPr>
+        <w:t>.</w:t>
+      </w:r>
+      <w:bookmarkEnd w:id="8"/>
+    </w:p>
+    <w:p>
+      <w:pPr>
+        <w:pStyle w:val="ListParagraph"/>
+        <w:ind w:left="720"/>
+      </w:pPr>
     </w:p>
     <w:p>
       <w:pPr>
         <w:spacing w:after="100" w:line="252" w:lineRule="auto"/>
         <w:jc w:val="both"/>
         <w:rPr>
-          <w:rFonts w:asciiTheme="minorHAnsi" w:hAnsiTheme="minorHAnsi" w:cstheme="minorHAnsi"/>
-        </w:rPr>
-      </w:pPr>
-      <w:r>
-        <w:rPr>
-          <w:rFonts w:asciiTheme="minorHAnsi" w:hAnsiTheme="minorHAnsi" w:cstheme="minorHAnsi"/>
+          <w:rFonts w:ascii="Arial" w:hAnsi="Arial" w:cs="Arial"/>
+          <w:sz w:val="22"/>
+          <w:szCs w:val="22"/>
+        </w:rPr>
+      </w:pPr>
+      <w:r>
+        <w:rPr>
+          <w:rFonts w:ascii="Arial" w:hAnsi="Arial" w:cs="Arial"/>
+          <w:sz w:val="22"/>
+          <w:szCs w:val="22"/>
         </w:rPr>
         <w:t>En S1 propusimos focalizar las intervenciones según el abandono medido en cada programa, pero no cuantificamos la ventaja de esa decisión. La simulación Monte Carlo (Robert y Casella, 2004) aborda esa pregunta: si solo se puede intervenir en una parte de los programas, ¿cuántos estudiantes adicionales se retendrían al priorizar el abandono observado en vez de la acreditación institucional?</w:t>
       </w:r>
@@ -3909,12 +4631,16 @@
         <w:spacing w:after="100" w:line="252" w:lineRule="auto"/>
         <w:jc w:val="both"/>
         <w:rPr>
-          <w:rFonts w:asciiTheme="minorHAnsi" w:hAnsiTheme="minorHAnsi" w:cstheme="minorHAnsi"/>
-        </w:rPr>
-      </w:pPr>
-      <w:r>
-        <w:rPr>
-          <w:rFonts w:asciiTheme="minorHAnsi" w:hAnsiTheme="minorHAnsi" w:cstheme="minorHAnsi"/>
+          <w:rFonts w:ascii="Arial" w:hAnsi="Arial" w:cs="Arial"/>
+          <w:sz w:val="22"/>
+          <w:szCs w:val="22"/>
+        </w:rPr>
+      </w:pPr>
+      <w:r>
+        <w:rPr>
+          <w:rFonts w:ascii="Arial" w:hAnsi="Arial" w:cs="Arial"/>
+          <w:sz w:val="22"/>
+          <w:szCs w:val="22"/>
         </w:rPr>
         <w:t>Simulamos 10.000 sistemas de 8.429 programas con estado de acreditación inequívoco. Usamos los parámetros de S1: abandono medio de 0,6636 (DE 0,2243) en programas de instituciones nunca acreditadas y de 0,4879 (DE 0,2178) en los de instituciones siempre acreditadas, una proporción del 9 % de los primeros y la distribución empírica del ingreso. En cada sistema comparamos dos estrategias que intervienen el 10 % de los programas: A prioriza los de instituciones no acreditadas y B selecciona los de mayor abandono. Suponemos que la intervención retiene una fracción ε de quienes habrían abandonado. Esta eficacia es un supuesto de política, no una estimación de los datos. El apartado 5 examina por qué la ventaja relativa no depende de ε cuando su valor es común y positivo para ambas estrategias.</w:t>
       </w:r>
@@ -3924,7 +4650,9 @@
         <w:spacing w:after="100" w:line="252" w:lineRule="auto"/>
         <w:jc w:val="both"/>
         <w:rPr>
-          <w:rFonts w:asciiTheme="minorHAnsi" w:hAnsiTheme="minorHAnsi" w:cstheme="minorHAnsi"/>
+          <w:rFonts w:ascii="Arial" w:hAnsi="Arial" w:cs="Arial"/>
+          <w:sz w:val="22"/>
+          <w:szCs w:val="22"/>
         </w:rPr>
       </w:pPr>
     </w:p>
@@ -3942,8 +4670,8 @@
         <w:tblLook w:val="04A0" w:firstRow="1" w:lastRow="0" w:firstColumn="1" w:lastColumn="0" w:noHBand="0" w:noVBand="1"/>
       </w:tblPr>
       <w:tblGrid>
-        <w:gridCol w:w="3387"/>
-        <w:gridCol w:w="1695"/>
+        <w:gridCol w:w="3388"/>
+        <w:gridCol w:w="1694"/>
         <w:gridCol w:w="1296"/>
         <w:gridCol w:w="1795"/>
         <w:gridCol w:w="1795"/>
@@ -3967,16 +4695,18 @@
             <w:pPr>
               <w:spacing w:line="230" w:lineRule="auto"/>
               <w:rPr>
-                <w:rFonts w:asciiTheme="minorHAnsi" w:hAnsiTheme="minorHAnsi" w:cstheme="minorHAnsi"/>
-              </w:rPr>
-            </w:pPr>
-            <w:r>
-              <w:rPr>
-                <w:rFonts w:asciiTheme="minorHAnsi" w:hAnsiTheme="minorHAnsi" w:cstheme="minorHAnsi"/>
+                <w:rFonts w:ascii="Arial" w:hAnsi="Arial" w:cs="Arial"/>
+                <w:sz w:val="22"/>
+                <w:szCs w:val="22"/>
+              </w:rPr>
+            </w:pPr>
+            <w:r>
+              <w:rPr>
+                <w:rFonts w:ascii="Arial" w:hAnsi="Arial" w:cs="Arial"/>
                 <w:b/>
                 <w:bCs/>
-                <w:sz w:val="16"/>
-                <w:szCs w:val="16"/>
+                <w:sz w:val="22"/>
+                <w:szCs w:val="22"/>
               </w:rPr>
               <w:t>Estrategia</w:t>
             </w:r>
@@ -3998,16 +4728,18 @@
               <w:spacing w:line="230" w:lineRule="auto"/>
               <w:jc w:val="center"/>
               <w:rPr>
-                <w:rFonts w:asciiTheme="minorHAnsi" w:hAnsiTheme="minorHAnsi" w:cstheme="minorHAnsi"/>
-              </w:rPr>
-            </w:pPr>
-            <w:r>
-              <w:rPr>
-                <w:rFonts w:asciiTheme="minorHAnsi" w:hAnsiTheme="minorHAnsi" w:cstheme="minorHAnsi"/>
+                <w:rFonts w:ascii="Arial" w:hAnsi="Arial" w:cs="Arial"/>
+                <w:sz w:val="22"/>
+                <w:szCs w:val="22"/>
+              </w:rPr>
+            </w:pPr>
+            <w:r>
+              <w:rPr>
+                <w:rFonts w:ascii="Arial" w:hAnsi="Arial" w:cs="Arial"/>
                 <w:b/>
                 <w:bCs/>
-                <w:sz w:val="16"/>
-                <w:szCs w:val="16"/>
+                <w:sz w:val="22"/>
+                <w:szCs w:val="22"/>
               </w:rPr>
               <w:t>Media</w:t>
             </w:r>
@@ -4029,16 +4761,18 @@
               <w:spacing w:line="230" w:lineRule="auto"/>
               <w:jc w:val="center"/>
               <w:rPr>
-                <w:rFonts w:asciiTheme="minorHAnsi" w:hAnsiTheme="minorHAnsi" w:cstheme="minorHAnsi"/>
-              </w:rPr>
-            </w:pPr>
-            <w:r>
-              <w:rPr>
-                <w:rFonts w:asciiTheme="minorHAnsi" w:hAnsiTheme="minorHAnsi" w:cstheme="minorHAnsi"/>
+                <w:rFonts w:ascii="Arial" w:hAnsi="Arial" w:cs="Arial"/>
+                <w:sz w:val="22"/>
+                <w:szCs w:val="22"/>
+              </w:rPr>
+            </w:pPr>
+            <w:r>
+              <w:rPr>
+                <w:rFonts w:ascii="Arial" w:hAnsi="Arial" w:cs="Arial"/>
                 <w:b/>
                 <w:bCs/>
-                <w:sz w:val="16"/>
-                <w:szCs w:val="16"/>
+                <w:sz w:val="22"/>
+                <w:szCs w:val="22"/>
               </w:rPr>
               <w:t>DE</w:t>
             </w:r>
@@ -4060,16 +4794,18 @@
               <w:spacing w:line="230" w:lineRule="auto"/>
               <w:jc w:val="center"/>
               <w:rPr>
-                <w:rFonts w:asciiTheme="minorHAnsi" w:hAnsiTheme="minorHAnsi" w:cstheme="minorHAnsi"/>
-              </w:rPr>
-            </w:pPr>
-            <w:r>
-              <w:rPr>
-                <w:rFonts w:asciiTheme="minorHAnsi" w:hAnsiTheme="minorHAnsi" w:cstheme="minorHAnsi"/>
+                <w:rFonts w:ascii="Arial" w:hAnsi="Arial" w:cs="Arial"/>
+                <w:sz w:val="22"/>
+                <w:szCs w:val="22"/>
+              </w:rPr>
+            </w:pPr>
+            <w:r>
+              <w:rPr>
+                <w:rFonts w:ascii="Arial" w:hAnsi="Arial" w:cs="Arial"/>
                 <w:b/>
                 <w:bCs/>
-                <w:sz w:val="16"/>
-                <w:szCs w:val="16"/>
+                <w:sz w:val="22"/>
+                <w:szCs w:val="22"/>
               </w:rPr>
               <w:t>Percentil 2,5</w:t>
             </w:r>
@@ -4091,16 +4827,18 @@
               <w:spacing w:line="230" w:lineRule="auto"/>
               <w:jc w:val="center"/>
               <w:rPr>
-                <w:rFonts w:asciiTheme="minorHAnsi" w:hAnsiTheme="minorHAnsi" w:cstheme="minorHAnsi"/>
-              </w:rPr>
-            </w:pPr>
-            <w:r>
-              <w:rPr>
-                <w:rFonts w:asciiTheme="minorHAnsi" w:hAnsiTheme="minorHAnsi" w:cstheme="minorHAnsi"/>
+                <w:rFonts w:ascii="Arial" w:hAnsi="Arial" w:cs="Arial"/>
+                <w:sz w:val="22"/>
+                <w:szCs w:val="22"/>
+              </w:rPr>
+            </w:pPr>
+            <w:r>
+              <w:rPr>
+                <w:rFonts w:ascii="Arial" w:hAnsi="Arial" w:cs="Arial"/>
                 <w:b/>
                 <w:bCs/>
-                <w:sz w:val="16"/>
-                <w:szCs w:val="16"/>
+                <w:sz w:val="22"/>
+                <w:szCs w:val="22"/>
               </w:rPr>
               <w:t>Percentil 97,5</w:t>
             </w:r>
@@ -4122,14 +4860,16 @@
             <w:pPr>
               <w:spacing w:line="230" w:lineRule="auto"/>
               <w:rPr>
-                <w:rFonts w:asciiTheme="minorHAnsi" w:hAnsiTheme="minorHAnsi" w:cstheme="minorHAnsi"/>
-              </w:rPr>
-            </w:pPr>
-            <w:r>
-              <w:rPr>
-                <w:rFonts w:asciiTheme="minorHAnsi" w:hAnsiTheme="minorHAnsi" w:cstheme="minorHAnsi"/>
-                <w:sz w:val="16"/>
-                <w:szCs w:val="16"/>
+                <w:rFonts w:ascii="Arial" w:hAnsi="Arial" w:cs="Arial"/>
+                <w:sz w:val="22"/>
+                <w:szCs w:val="22"/>
+              </w:rPr>
+            </w:pPr>
+            <w:r>
+              <w:rPr>
+                <w:rFonts w:ascii="Arial" w:hAnsi="Arial" w:cs="Arial"/>
+                <w:sz w:val="22"/>
+                <w:szCs w:val="22"/>
               </w:rPr>
               <w:t>A — por acreditación</w:t>
             </w:r>
@@ -4150,14 +4890,16 @@
               <w:spacing w:line="230" w:lineRule="auto"/>
               <w:jc w:val="center"/>
               <w:rPr>
-                <w:rFonts w:asciiTheme="minorHAnsi" w:hAnsiTheme="minorHAnsi" w:cstheme="minorHAnsi"/>
-              </w:rPr>
-            </w:pPr>
-            <w:r>
-              <w:rPr>
-                <w:rFonts w:asciiTheme="minorHAnsi" w:hAnsiTheme="minorHAnsi" w:cstheme="minorHAnsi"/>
-                <w:sz w:val="16"/>
-                <w:szCs w:val="16"/>
+                <w:rFonts w:ascii="Arial" w:hAnsi="Arial" w:cs="Arial"/>
+                <w:sz w:val="22"/>
+                <w:szCs w:val="22"/>
+              </w:rPr>
+            </w:pPr>
+            <w:r>
+              <w:rPr>
+                <w:rFonts w:ascii="Arial" w:hAnsi="Arial" w:cs="Arial"/>
+                <w:sz w:val="22"/>
+                <w:szCs w:val="22"/>
               </w:rPr>
               <w:t>21.742</w:t>
             </w:r>
@@ -4178,14 +4920,16 @@
               <w:spacing w:line="230" w:lineRule="auto"/>
               <w:jc w:val="center"/>
               <w:rPr>
-                <w:rFonts w:asciiTheme="minorHAnsi" w:hAnsiTheme="minorHAnsi" w:cstheme="minorHAnsi"/>
-              </w:rPr>
-            </w:pPr>
-            <w:r>
-              <w:rPr>
-                <w:rFonts w:asciiTheme="minorHAnsi" w:hAnsiTheme="minorHAnsi" w:cstheme="minorHAnsi"/>
-                <w:sz w:val="16"/>
-                <w:szCs w:val="16"/>
+                <w:rFonts w:ascii="Arial" w:hAnsi="Arial" w:cs="Arial"/>
+                <w:sz w:val="22"/>
+                <w:szCs w:val="22"/>
+              </w:rPr>
+            </w:pPr>
+            <w:r>
+              <w:rPr>
+                <w:rFonts w:ascii="Arial" w:hAnsi="Arial" w:cs="Arial"/>
+                <w:sz w:val="22"/>
+                <w:szCs w:val="22"/>
               </w:rPr>
               <w:t>854</w:t>
             </w:r>
@@ -4206,14 +4950,16 @@
               <w:spacing w:line="230" w:lineRule="auto"/>
               <w:jc w:val="center"/>
               <w:rPr>
-                <w:rFonts w:asciiTheme="minorHAnsi" w:hAnsiTheme="minorHAnsi" w:cstheme="minorHAnsi"/>
-              </w:rPr>
-            </w:pPr>
-            <w:r>
-              <w:rPr>
-                <w:rFonts w:asciiTheme="minorHAnsi" w:hAnsiTheme="minorHAnsi" w:cstheme="minorHAnsi"/>
-                <w:sz w:val="16"/>
-                <w:szCs w:val="16"/>
+                <w:rFonts w:ascii="Arial" w:hAnsi="Arial" w:cs="Arial"/>
+                <w:sz w:val="22"/>
+                <w:szCs w:val="22"/>
+              </w:rPr>
+            </w:pPr>
+            <w:r>
+              <w:rPr>
+                <w:rFonts w:ascii="Arial" w:hAnsi="Arial" w:cs="Arial"/>
+                <w:sz w:val="22"/>
+                <w:szCs w:val="22"/>
               </w:rPr>
               <w:t>20.137</w:t>
             </w:r>
@@ -4234,14 +4980,16 @@
               <w:spacing w:line="230" w:lineRule="auto"/>
               <w:jc w:val="center"/>
               <w:rPr>
-                <w:rFonts w:asciiTheme="minorHAnsi" w:hAnsiTheme="minorHAnsi" w:cstheme="minorHAnsi"/>
-              </w:rPr>
-            </w:pPr>
-            <w:r>
-              <w:rPr>
-                <w:rFonts w:asciiTheme="minorHAnsi" w:hAnsiTheme="minorHAnsi" w:cstheme="minorHAnsi"/>
-                <w:sz w:val="16"/>
-                <w:szCs w:val="16"/>
+                <w:rFonts w:ascii="Arial" w:hAnsi="Arial" w:cs="Arial"/>
+                <w:sz w:val="22"/>
+                <w:szCs w:val="22"/>
+              </w:rPr>
+            </w:pPr>
+            <w:r>
+              <w:rPr>
+                <w:rFonts w:ascii="Arial" w:hAnsi="Arial" w:cs="Arial"/>
+                <w:sz w:val="22"/>
+                <w:szCs w:val="22"/>
               </w:rPr>
               <w:t>23.445</w:t>
             </w:r>
@@ -4263,14 +5011,16 @@
             <w:pPr>
               <w:spacing w:line="230" w:lineRule="auto"/>
               <w:rPr>
-                <w:rFonts w:asciiTheme="minorHAnsi" w:hAnsiTheme="minorHAnsi" w:cstheme="minorHAnsi"/>
-              </w:rPr>
-            </w:pPr>
-            <w:r>
-              <w:rPr>
-                <w:rFonts w:asciiTheme="minorHAnsi" w:hAnsiTheme="minorHAnsi" w:cstheme="minorHAnsi"/>
-                <w:sz w:val="16"/>
-                <w:szCs w:val="16"/>
+                <w:rFonts w:ascii="Arial" w:hAnsi="Arial" w:cs="Arial"/>
+                <w:sz w:val="22"/>
+                <w:szCs w:val="22"/>
+              </w:rPr>
+            </w:pPr>
+            <w:r>
+              <w:rPr>
+                <w:rFonts w:ascii="Arial" w:hAnsi="Arial" w:cs="Arial"/>
+                <w:sz w:val="22"/>
+                <w:szCs w:val="22"/>
               </w:rPr>
               <w:t>B — por abandono observado</w:t>
             </w:r>
@@ -4291,14 +5041,16 @@
               <w:spacing w:line="230" w:lineRule="auto"/>
               <w:jc w:val="center"/>
               <w:rPr>
-                <w:rFonts w:asciiTheme="minorHAnsi" w:hAnsiTheme="minorHAnsi" w:cstheme="minorHAnsi"/>
-              </w:rPr>
-            </w:pPr>
-            <w:r>
-              <w:rPr>
-                <w:rFonts w:asciiTheme="minorHAnsi" w:hAnsiTheme="minorHAnsi" w:cstheme="minorHAnsi"/>
-                <w:sz w:val="16"/>
-                <w:szCs w:val="16"/>
+                <w:rFonts w:ascii="Arial" w:hAnsi="Arial" w:cs="Arial"/>
+                <w:sz w:val="22"/>
+                <w:szCs w:val="22"/>
+              </w:rPr>
+            </w:pPr>
+            <w:r>
+              <w:rPr>
+                <w:rFonts w:ascii="Arial" w:hAnsi="Arial" w:cs="Arial"/>
+                <w:sz w:val="22"/>
+                <w:szCs w:val="22"/>
               </w:rPr>
               <w:t>30.205</w:t>
             </w:r>
@@ -4319,14 +5071,16 @@
               <w:spacing w:line="230" w:lineRule="auto"/>
               <w:jc w:val="center"/>
               <w:rPr>
-                <w:rFonts w:asciiTheme="minorHAnsi" w:hAnsiTheme="minorHAnsi" w:cstheme="minorHAnsi"/>
-              </w:rPr>
-            </w:pPr>
-            <w:r>
-              <w:rPr>
-                <w:rFonts w:asciiTheme="minorHAnsi" w:hAnsiTheme="minorHAnsi" w:cstheme="minorHAnsi"/>
-                <w:sz w:val="16"/>
-                <w:szCs w:val="16"/>
+                <w:rFonts w:ascii="Arial" w:hAnsi="Arial" w:cs="Arial"/>
+                <w:sz w:val="22"/>
+                <w:szCs w:val="22"/>
+              </w:rPr>
+            </w:pPr>
+            <w:r>
+              <w:rPr>
+                <w:rFonts w:ascii="Arial" w:hAnsi="Arial" w:cs="Arial"/>
+                <w:sz w:val="22"/>
+                <w:szCs w:val="22"/>
               </w:rPr>
               <w:t>1.061</w:t>
             </w:r>
@@ -4347,14 +5101,16 @@
               <w:spacing w:line="230" w:lineRule="auto"/>
               <w:jc w:val="center"/>
               <w:rPr>
-                <w:rFonts w:asciiTheme="minorHAnsi" w:hAnsiTheme="minorHAnsi" w:cstheme="minorHAnsi"/>
-              </w:rPr>
-            </w:pPr>
-            <w:r>
-              <w:rPr>
-                <w:rFonts w:asciiTheme="minorHAnsi" w:hAnsiTheme="minorHAnsi" w:cstheme="minorHAnsi"/>
-                <w:sz w:val="16"/>
-                <w:szCs w:val="16"/>
+                <w:rFonts w:ascii="Arial" w:hAnsi="Arial" w:cs="Arial"/>
+                <w:sz w:val="22"/>
+                <w:szCs w:val="22"/>
+              </w:rPr>
+            </w:pPr>
+            <w:r>
+              <w:rPr>
+                <w:rFonts w:ascii="Arial" w:hAnsi="Arial" w:cs="Arial"/>
+                <w:sz w:val="22"/>
+                <w:szCs w:val="22"/>
               </w:rPr>
               <w:t>28.204</w:t>
             </w:r>
@@ -4375,14 +5131,16 @@
               <w:spacing w:line="230" w:lineRule="auto"/>
               <w:jc w:val="center"/>
               <w:rPr>
-                <w:rFonts w:asciiTheme="minorHAnsi" w:hAnsiTheme="minorHAnsi" w:cstheme="minorHAnsi"/>
-              </w:rPr>
-            </w:pPr>
-            <w:r>
-              <w:rPr>
-                <w:rFonts w:asciiTheme="minorHAnsi" w:hAnsiTheme="minorHAnsi" w:cstheme="minorHAnsi"/>
-                <w:sz w:val="16"/>
-                <w:szCs w:val="16"/>
+                <w:rFonts w:ascii="Arial" w:hAnsi="Arial" w:cs="Arial"/>
+                <w:sz w:val="22"/>
+                <w:szCs w:val="22"/>
+              </w:rPr>
+            </w:pPr>
+            <w:r>
+              <w:rPr>
+                <w:rFonts w:ascii="Arial" w:hAnsi="Arial" w:cs="Arial"/>
+                <w:sz w:val="22"/>
+                <w:szCs w:val="22"/>
               </w:rPr>
               <w:t>32.356</w:t>
             </w:r>
@@ -4404,14 +5162,16 @@
             <w:pPr>
               <w:spacing w:line="230" w:lineRule="auto"/>
               <w:rPr>
-                <w:rFonts w:asciiTheme="minorHAnsi" w:hAnsiTheme="minorHAnsi" w:cstheme="minorHAnsi"/>
-              </w:rPr>
-            </w:pPr>
-            <w:r>
-              <w:rPr>
-                <w:rFonts w:asciiTheme="minorHAnsi" w:hAnsiTheme="minorHAnsi" w:cstheme="minorHAnsi"/>
-                <w:sz w:val="16"/>
-                <w:szCs w:val="16"/>
+                <w:rFonts w:ascii="Arial" w:hAnsi="Arial" w:cs="Arial"/>
+                <w:sz w:val="22"/>
+                <w:szCs w:val="22"/>
+              </w:rPr>
+            </w:pPr>
+            <w:r>
+              <w:rPr>
+                <w:rFonts w:ascii="Arial" w:hAnsi="Arial" w:cs="Arial"/>
+                <w:sz w:val="22"/>
+                <w:szCs w:val="22"/>
               </w:rPr>
               <w:t>Ventaja de B</w:t>
             </w:r>
@@ -4432,14 +5192,16 @@
               <w:spacing w:line="230" w:lineRule="auto"/>
               <w:jc w:val="center"/>
               <w:rPr>
-                <w:rFonts w:asciiTheme="minorHAnsi" w:hAnsiTheme="minorHAnsi" w:cstheme="minorHAnsi"/>
-              </w:rPr>
-            </w:pPr>
-            <w:r>
-              <w:rPr>
-                <w:rFonts w:asciiTheme="minorHAnsi" w:hAnsiTheme="minorHAnsi" w:cstheme="minorHAnsi"/>
-                <w:sz w:val="16"/>
-                <w:szCs w:val="16"/>
+                <w:rFonts w:ascii="Arial" w:hAnsi="Arial" w:cs="Arial"/>
+                <w:sz w:val="22"/>
+                <w:szCs w:val="22"/>
+              </w:rPr>
+            </w:pPr>
+            <w:r>
+              <w:rPr>
+                <w:rFonts w:ascii="Arial" w:hAnsi="Arial" w:cs="Arial"/>
+                <w:sz w:val="22"/>
+                <w:szCs w:val="22"/>
               </w:rPr>
               <w:t>8.462</w:t>
             </w:r>
@@ -4460,14 +5222,16 @@
               <w:spacing w:line="230" w:lineRule="auto"/>
               <w:jc w:val="center"/>
               <w:rPr>
-                <w:rFonts w:asciiTheme="minorHAnsi" w:hAnsiTheme="minorHAnsi" w:cstheme="minorHAnsi"/>
-              </w:rPr>
-            </w:pPr>
-            <w:r>
-              <w:rPr>
-                <w:rFonts w:asciiTheme="minorHAnsi" w:hAnsiTheme="minorHAnsi" w:cstheme="minorHAnsi"/>
-                <w:sz w:val="16"/>
-                <w:szCs w:val="16"/>
+                <w:rFonts w:ascii="Arial" w:hAnsi="Arial" w:cs="Arial"/>
+                <w:sz w:val="22"/>
+                <w:szCs w:val="22"/>
+              </w:rPr>
+            </w:pPr>
+            <w:r>
+              <w:rPr>
+                <w:rFonts w:ascii="Arial" w:hAnsi="Arial" w:cs="Arial"/>
+                <w:sz w:val="22"/>
+                <w:szCs w:val="22"/>
               </w:rPr>
               <w:t>1.096</w:t>
             </w:r>
@@ -4488,14 +5252,16 @@
               <w:spacing w:line="230" w:lineRule="auto"/>
               <w:jc w:val="center"/>
               <w:rPr>
-                <w:rFonts w:asciiTheme="minorHAnsi" w:hAnsiTheme="minorHAnsi" w:cstheme="minorHAnsi"/>
-              </w:rPr>
-            </w:pPr>
-            <w:r>
-              <w:rPr>
-                <w:rFonts w:asciiTheme="minorHAnsi" w:hAnsiTheme="minorHAnsi" w:cstheme="minorHAnsi"/>
-                <w:sz w:val="16"/>
-                <w:szCs w:val="16"/>
+                <w:rFonts w:ascii="Arial" w:hAnsi="Arial" w:cs="Arial"/>
+                <w:sz w:val="22"/>
+                <w:szCs w:val="22"/>
+              </w:rPr>
+            </w:pPr>
+            <w:r>
+              <w:rPr>
+                <w:rFonts w:ascii="Arial" w:hAnsi="Arial" w:cs="Arial"/>
+                <w:sz w:val="22"/>
+                <w:szCs w:val="22"/>
               </w:rPr>
               <w:t>6.306</w:t>
             </w:r>
@@ -4516,14 +5282,16 @@
               <w:spacing w:line="230" w:lineRule="auto"/>
               <w:jc w:val="center"/>
               <w:rPr>
-                <w:rFonts w:asciiTheme="minorHAnsi" w:hAnsiTheme="minorHAnsi" w:cstheme="minorHAnsi"/>
-              </w:rPr>
-            </w:pPr>
-            <w:r>
-              <w:rPr>
-                <w:rFonts w:asciiTheme="minorHAnsi" w:hAnsiTheme="minorHAnsi" w:cstheme="minorHAnsi"/>
-                <w:sz w:val="16"/>
-                <w:szCs w:val="16"/>
+                <w:rFonts w:ascii="Arial" w:hAnsi="Arial" w:cs="Arial"/>
+                <w:sz w:val="22"/>
+                <w:szCs w:val="22"/>
+              </w:rPr>
+            </w:pPr>
+            <w:r>
+              <w:rPr>
+                <w:rFonts w:ascii="Arial" w:hAnsi="Arial" w:cs="Arial"/>
+                <w:sz w:val="22"/>
+                <w:szCs w:val="22"/>
               </w:rPr>
               <w:t>10.647</w:t>
             </w:r>
@@ -4536,16 +5304,18 @@
         <w:spacing w:before="50" w:after="130"/>
         <w:jc w:val="center"/>
         <w:rPr>
-          <w:rFonts w:asciiTheme="minorHAnsi" w:hAnsiTheme="minorHAnsi" w:cstheme="minorHAnsi"/>
-        </w:rPr>
-      </w:pPr>
-      <w:r>
-        <w:rPr>
-          <w:rFonts w:asciiTheme="minorHAnsi" w:hAnsiTheme="minorHAnsi" w:cstheme="minorHAnsi"/>
+          <w:rFonts w:ascii="Arial" w:hAnsi="Arial" w:cs="Arial"/>
+          <w:sz w:val="22"/>
+          <w:szCs w:val="22"/>
+        </w:rPr>
+      </w:pPr>
+      <w:r>
+        <w:rPr>
+          <w:rFonts w:ascii="Arial" w:hAnsi="Arial" w:cs="Arial"/>
           <w:i/>
           <w:iCs/>
-          <w:sz w:val="15"/>
-          <w:szCs w:val="15"/>
+          <w:sz w:val="22"/>
+          <w:szCs w:val="22"/>
         </w:rPr>
         <w:t>Tabla 3: Estudiantes retenidos por el programa de retención en 10.000 simulaciones.</w:t>
       </w:r>
@@ -4555,14 +5325,19 @@
         <w:spacing w:before="110" w:after="40"/>
         <w:jc w:val="center"/>
         <w:rPr>
-          <w:rFonts w:asciiTheme="minorHAnsi" w:hAnsiTheme="minorHAnsi" w:cstheme="minorHAnsi"/>
-        </w:rPr>
-      </w:pPr>
-      <w:r>
-        <w:rPr>
-          <w:rFonts w:asciiTheme="minorHAnsi" w:hAnsiTheme="minorHAnsi" w:cstheme="minorHAnsi"/>
+          <w:rFonts w:ascii="Arial" w:hAnsi="Arial" w:cs="Arial"/>
+          <w:sz w:val="24"/>
+          <w:szCs w:val="24"/>
+        </w:rPr>
+      </w:pPr>
+      <w:r>
+        <w:rPr>
+          <w:rFonts w:ascii="Arial" w:hAnsi="Arial" w:cs="Arial"/>
           <w:noProof/>
-        </w:rPr>
+          <w:sz w:val="24"/>
+          <w:szCs w:val="24"/>
+        </w:rPr>
+        <w:lastRenderedPageBreak/>
         <w:drawing>
           <wp:inline distT="0" distB="0" distL="0" distR="0" wp14:anchorId="78CDA486" wp14:editId="042DA956">
             <wp:extent cx="4464558" cy="1772431"/>
@@ -4608,34 +5383,52 @@
         <w:spacing w:after="130"/>
         <w:jc w:val="center"/>
         <w:rPr>
-          <w:rFonts w:asciiTheme="minorHAnsi" w:hAnsiTheme="minorHAnsi" w:cstheme="minorHAnsi"/>
-        </w:rPr>
-      </w:pPr>
-      <w:r>
-        <w:rPr>
-          <w:rFonts w:asciiTheme="minorHAnsi" w:hAnsiTheme="minorHAnsi" w:cstheme="minorHAnsi"/>
+          <w:rFonts w:ascii="Arial" w:hAnsi="Arial" w:cs="Arial"/>
           <w:i/>
           <w:iCs/>
-          <w:sz w:val="15"/>
-          <w:szCs w:val="15"/>
+          <w:sz w:val="22"/>
+          <w:szCs w:val="22"/>
+        </w:rPr>
+      </w:pPr>
+      <w:r>
+        <w:rPr>
+          <w:rFonts w:ascii="Arial" w:hAnsi="Arial" w:cs="Arial"/>
+          <w:i/>
+          <w:iCs/>
+          <w:sz w:val="22"/>
+          <w:szCs w:val="22"/>
         </w:rPr>
         <w:t>Figura 4: (a) Convergencia de la ventaja media de la estrategia B. (b) Distribución de esa ventaja en las 10.000 iteraciones.</w:t>
       </w:r>
+    </w:p>
+    <w:p>
+      <w:pPr>
+        <w:spacing w:after="130"/>
+        <w:jc w:val="center"/>
+        <w:rPr>
+          <w:rFonts w:ascii="Arial" w:hAnsi="Arial" w:cs="Arial"/>
+          <w:sz w:val="22"/>
+          <w:szCs w:val="22"/>
+        </w:rPr>
+      </w:pPr>
     </w:p>
     <w:p>
       <w:pPr>
         <w:spacing w:after="100" w:line="252" w:lineRule="auto"/>
         <w:jc w:val="both"/>
         <w:rPr>
-          <w:rFonts w:asciiTheme="minorHAnsi" w:hAnsiTheme="minorHAnsi" w:cstheme="minorHAnsi"/>
-        </w:rPr>
-      </w:pPr>
-      <w:bookmarkStart w:id="4" w:name="_Toc243059335"/>
-      <w:r>
-        <w:rPr>
-          <w:rFonts w:asciiTheme="minorHAnsi" w:hAnsiTheme="minorHAnsi" w:cstheme="minorHAnsi"/>
-        </w:rPr>
-        <w:lastRenderedPageBreak/>
+          <w:rFonts w:ascii="Arial" w:hAnsi="Arial" w:cs="Arial"/>
+          <w:sz w:val="22"/>
+          <w:szCs w:val="22"/>
+        </w:rPr>
+      </w:pPr>
+      <w:bookmarkStart w:id="9" w:name="_Toc243059335"/>
+      <w:r>
+        <w:rPr>
+          <w:rFonts w:ascii="Arial" w:hAnsi="Arial" w:cs="Arial"/>
+          <w:sz w:val="22"/>
+          <w:szCs w:val="22"/>
+        </w:rPr>
         <w:t>Bajo los supuestos de la simulación, focalizar por abandono observado permite retener un 38,9 % más de estudiantes, con una diferencia media de 8.462. La estrategia B supera a la A en las 10.000 iteraciones, y el percentil 2,5 de la ventaja es de 6.306 estudiantes. Estos resultados describen los sistemas simulados y no constituyen, por sí solos, una estimación del efecto real de implementar la intervención.</w:t>
       </w:r>
     </w:p>
@@ -4644,12 +5437,16 @@
         <w:spacing w:after="100" w:line="252" w:lineRule="auto"/>
         <w:jc w:val="both"/>
         <w:rPr>
-          <w:rFonts w:asciiTheme="minorHAnsi" w:hAnsiTheme="minorHAnsi" w:cstheme="minorHAnsi"/>
-        </w:rPr>
-      </w:pPr>
-      <w:r>
-        <w:rPr>
-          <w:rFonts w:asciiTheme="minorHAnsi" w:hAnsiTheme="minorHAnsi" w:cstheme="minorHAnsi"/>
+          <w:rFonts w:ascii="Arial" w:hAnsi="Arial" w:cs="Arial"/>
+          <w:sz w:val="22"/>
+          <w:szCs w:val="22"/>
+        </w:rPr>
+      </w:pPr>
+      <w:r>
+        <w:rPr>
+          <w:rFonts w:ascii="Arial" w:hAnsi="Arial" w:cs="Arial"/>
+          <w:sz w:val="22"/>
+          <w:szCs w:val="22"/>
         </w:rPr>
         <w:t>La media se estabiliza antes de las mil iteraciones. Al completar las 10.000, el error estándar de Monte Carlo es de aproximadamente 11 estudiantes, cerca del 0,13 % de la ventaja media estimada. Este error mide la precisión numérica de la simulación; es distinto de la variación entre los sistemas simulados y de la incertidumbre sobre los supuestos del modelo.</w:t>
       </w:r>
@@ -4659,90 +5456,137 @@
         <w:spacing w:after="100" w:line="252" w:lineRule="auto"/>
         <w:jc w:val="both"/>
         <w:rPr>
-          <w:rFonts w:asciiTheme="minorHAnsi" w:hAnsiTheme="minorHAnsi" w:cstheme="minorHAnsi"/>
-        </w:rPr>
-      </w:pPr>
-      <w:r>
-        <w:rPr>
-          <w:rFonts w:asciiTheme="minorHAnsi" w:hAnsiTheme="minorHAnsi" w:cstheme="minorHAnsi"/>
+          <w:rFonts w:ascii="Arial" w:hAnsi="Arial" w:cs="Arial"/>
+          <w:sz w:val="22"/>
+          <w:szCs w:val="22"/>
+        </w:rPr>
+      </w:pPr>
+      <w:r>
+        <w:rPr>
+          <w:rFonts w:ascii="Arial" w:hAnsi="Arial" w:cs="Arial"/>
+          <w:sz w:val="22"/>
+          <w:szCs w:val="22"/>
         </w:rPr>
         <w:t>El resultado aporta una medida concreta a la recomendación de S1. Aunque la acreditación distingue grupos con diferencias importantes, eso no garantiza que sea el mejor criterio para asignar intervenciones. En el escenario simulado, los programas de instituciones no acreditadas son pocos en relación con el presupuesto disponible, y muchos programas con alto abandono pertenecen a instituciones acreditadas.</w:t>
       </w:r>
     </w:p>
     <w:p>
       <w:pPr>
+        <w:spacing w:after="100" w:line="252" w:lineRule="auto"/>
+        <w:jc w:val="both"/>
+        <w:rPr>
+          <w:rFonts w:ascii="Arial" w:hAnsi="Arial" w:cs="Arial"/>
+          <w:sz w:val="24"/>
+          <w:szCs w:val="24"/>
+        </w:rPr>
+      </w:pPr>
+    </w:p>
+    <w:p>
+      <w:pPr>
         <w:pStyle w:val="Heading1"/>
-        <w:spacing w:before="230" w:after="60"/>
-        <w:rPr>
-          <w:rFonts w:asciiTheme="minorHAnsi" w:hAnsiTheme="minorHAnsi" w:cstheme="minorHAnsi"/>
-          <w:color w:val="auto"/>
-        </w:rPr>
-      </w:pPr>
-      <w:r>
-        <w:rPr>
-          <w:rFonts w:asciiTheme="minorHAnsi" w:hAnsiTheme="minorHAnsi" w:cstheme="minorHAnsi"/>
+        <w:numPr>
+          <w:ilvl w:val="0"/>
+          <w:numId w:val="4"/>
+        </w:numPr>
+        <w:rPr>
+          <w:rFonts w:ascii="Arial" w:hAnsi="Arial" w:cs="Arial"/>
           <w:b/>
           <w:bCs/>
-          <w:color w:val="auto"/>
-          <w:sz w:val="25"/>
-          <w:szCs w:val="25"/>
-        </w:rPr>
-        <w:t>5. Análisis de robustez</w:t>
-      </w:r>
-      <w:r>
-        <w:rPr>
-          <w:rFonts w:asciiTheme="minorHAnsi" w:hAnsiTheme="minorHAnsi" w:cstheme="minorHAnsi"/>
-          <w:i/>
-          <w:iCs/>
-          <w:color w:val="auto"/>
-          <w:sz w:val="15"/>
-          <w:szCs w:val="15"/>
-        </w:rPr>
-        <w:t>.</w:t>
-      </w:r>
-      <w:bookmarkEnd w:id="4"/>
+          <w:color w:val="000000" w:themeColor="text1"/>
+          <w:sz w:val="24"/>
+          <w:szCs w:val="24"/>
+        </w:rPr>
+      </w:pPr>
+      <w:bookmarkStart w:id="10" w:name="_Toc243068811"/>
+      <w:r>
+        <w:rPr>
+          <w:rFonts w:ascii="Arial" w:hAnsi="Arial" w:cs="Arial"/>
+          <w:b/>
+          <w:bCs/>
+          <w:color w:val="000000" w:themeColor="text1"/>
+          <w:sz w:val="24"/>
+          <w:szCs w:val="24"/>
+        </w:rPr>
+        <w:t>Análisis de robustez.</w:t>
+      </w:r>
+      <w:bookmarkEnd w:id="9"/>
+      <w:bookmarkEnd w:id="10"/>
+    </w:p>
+    <w:p>
+      <w:pPr>
+        <w:pStyle w:val="ListParagraph"/>
+        <w:ind w:left="720"/>
+      </w:pPr>
     </w:p>
     <w:p>
       <w:pPr>
         <w:spacing w:after="100" w:line="252" w:lineRule="auto"/>
         <w:jc w:val="both"/>
         <w:rPr>
-          <w:rFonts w:asciiTheme="minorHAnsi" w:hAnsiTheme="minorHAnsi" w:cstheme="minorHAnsi"/>
-        </w:rPr>
-      </w:pPr>
-      <w:r>
-        <w:rPr>
-          <w:rFonts w:asciiTheme="minorHAnsi" w:hAnsiTheme="minorHAnsi" w:cstheme="minorHAnsi"/>
+          <w:rFonts w:ascii="Arial" w:hAnsi="Arial" w:cs="Arial"/>
+          <w:sz w:val="22"/>
+          <w:szCs w:val="22"/>
+        </w:rPr>
+      </w:pPr>
+      <w:r>
+        <w:rPr>
+          <w:rFonts w:ascii="Arial" w:hAnsi="Arial" w:cs="Arial"/>
+          <w:sz w:val="22"/>
+          <w:szCs w:val="22"/>
         </w:rPr>
         <w:t xml:space="preserve">El </w:t>
       </w:r>
       <w:proofErr w:type="spellStart"/>
       <w:r>
         <w:rPr>
-          <w:rFonts w:asciiTheme="minorHAnsi" w:hAnsiTheme="minorHAnsi" w:cstheme="minorHAnsi"/>
+          <w:rFonts w:ascii="Arial" w:hAnsi="Arial" w:cs="Arial"/>
+          <w:sz w:val="22"/>
+          <w:szCs w:val="22"/>
         </w:rPr>
         <w:t>jackknife</w:t>
       </w:r>
       <w:proofErr w:type="spellEnd"/>
       <w:r>
         <w:rPr>
-          <w:rFonts w:asciiTheme="minorHAnsi" w:hAnsiTheme="minorHAnsi" w:cstheme="minorHAnsi"/>
+          <w:rFonts w:ascii="Arial" w:hAnsi="Arial" w:cs="Arial"/>
+          <w:sz w:val="22"/>
+          <w:szCs w:val="22"/>
         </w:rPr>
         <w:t xml:space="preserve"> aplicado a los 9.678 programas entrega un error estándar de 0,002276, prácticamente igual al clásico y al </w:t>
       </w:r>
       <w:proofErr w:type="spellStart"/>
       <w:r>
         <w:rPr>
-          <w:rFonts w:asciiTheme="minorHAnsi" w:hAnsiTheme="minorHAnsi" w:cstheme="minorHAnsi"/>
+          <w:rFonts w:ascii="Arial" w:hAnsi="Arial" w:cs="Arial"/>
+          <w:sz w:val="22"/>
+          <w:szCs w:val="22"/>
         </w:rPr>
         <w:t>bootstrap</w:t>
       </w:r>
       <w:proofErr w:type="spellEnd"/>
       <w:r>
         <w:rPr>
-          <w:rFonts w:asciiTheme="minorHAnsi" w:hAnsiTheme="minorHAnsi" w:cstheme="minorHAnsi"/>
-        </w:rPr>
-        <w:t>, y un sesgo estimado nulo. Al retirar un programa a la vez, la media cambia como máximo 5,4 × 10⁻⁵. Por tanto, ninguna observación individual tiene una influencia importante sobre esta media. Esto no descarta efectos conjuntos asociados a grupos de programas o instituciones.</w:t>
+          <w:rFonts w:ascii="Arial" w:hAnsi="Arial" w:cs="Arial"/>
+          <w:sz w:val="22"/>
+          <w:szCs w:val="22"/>
+        </w:rPr>
+        <w:t>, y un sesgo estimado nulo. Al retirar un programa a la vez, la media cambia como máximo 5,4 × 10</w:t>
+      </w:r>
+      <w:r>
+        <w:rPr>
+          <w:rFonts w:ascii="Cambria Math" w:hAnsi="Cambria Math" w:cs="Cambria Math"/>
+          <w:sz w:val="22"/>
+          <w:szCs w:val="22"/>
+        </w:rPr>
+        <w:t>⁻</w:t>
+      </w:r>
+      <w:r>
+        <w:rPr>
+          <w:rFonts w:ascii="Arial" w:hAnsi="Arial" w:cs="Arial"/>
+          <w:sz w:val="22"/>
+          <w:szCs w:val="22"/>
+        </w:rPr>
+        <w:t>⁵. Por tanto, ninguna observación individual tiene una influencia importante sobre esta media. Esto no descarta efectos conjuntos asociados a grupos de programas o instituciones.</w:t>
       </w:r>
     </w:p>
     <w:p>
@@ -4750,12 +5594,16 @@
         <w:spacing w:after="100" w:line="252" w:lineRule="auto"/>
         <w:jc w:val="both"/>
         <w:rPr>
-          <w:rFonts w:asciiTheme="minorHAnsi" w:hAnsiTheme="minorHAnsi" w:cstheme="minorHAnsi"/>
-        </w:rPr>
-      </w:pPr>
-      <w:r>
-        <w:rPr>
-          <w:rFonts w:asciiTheme="minorHAnsi" w:hAnsiTheme="minorHAnsi" w:cstheme="minorHAnsi"/>
+          <w:rFonts w:ascii="Arial" w:hAnsi="Arial" w:cs="Arial"/>
+          <w:sz w:val="22"/>
+          <w:szCs w:val="22"/>
+        </w:rPr>
+      </w:pPr>
+      <w:r>
+        <w:rPr>
+          <w:rFonts w:ascii="Arial" w:hAnsi="Arial" w:cs="Arial"/>
+          <w:sz w:val="22"/>
+          <w:szCs w:val="22"/>
         </w:rPr>
         <w:t>Al excluir los 465 programas censurados en 0 y 1, identificados en S1, la media del abandono pasa de 0,518 a 0,527 y su desviación típica baja de 0,224 a 0,199. La correlación con la acreditación de carrera apenas cambia, de −0,311 a −0,310, y la prueba de Welch mantiene su decisión. Las conclusiones principales se conservan, aunque la diferencia en la media muestra que el tratamiento de estos casos sí afecta la estimación.</w:t>
       </w:r>
@@ -4765,15 +5613,30 @@
         <w:spacing w:after="100" w:line="252" w:lineRule="auto"/>
         <w:jc w:val="both"/>
         <w:rPr>
-          <w:rFonts w:asciiTheme="minorHAnsi" w:hAnsiTheme="minorHAnsi" w:cstheme="minorHAnsi"/>
-        </w:rPr>
-      </w:pPr>
-      <w:r>
-        <w:rPr>
-          <w:rFonts w:asciiTheme="minorHAnsi" w:hAnsiTheme="minorHAnsi" w:cstheme="minorHAnsi"/>
+          <w:rFonts w:ascii="Arial" w:hAnsi="Arial" w:cs="Arial"/>
+          <w:sz w:val="22"/>
+          <w:szCs w:val="22"/>
+        </w:rPr>
+      </w:pPr>
+      <w:r>
+        <w:rPr>
+          <w:rFonts w:ascii="Arial" w:hAnsi="Arial" w:cs="Arial"/>
+          <w:sz w:val="22"/>
+          <w:szCs w:val="22"/>
         </w:rPr>
         <w:t>En la simulación, la ventaja relativa es independiente de ε cuando este factor es común y positivo para ambas estrategias, pues se cancela al calcular el cociente. La cantidad absoluta de estudiantes retenidos sí depende de su valor. Esta propiedad dejaría de sostenerse si la eficacia variara entre programas o estrategias. También examinamos el presupuesto disponible y la proporción de programas de instituciones no acreditadas.</w:t>
       </w:r>
+    </w:p>
+    <w:p>
+      <w:pPr>
+        <w:spacing w:after="100" w:line="252" w:lineRule="auto"/>
+        <w:jc w:val="both"/>
+        <w:rPr>
+          <w:rFonts w:ascii="Arial" w:hAnsi="Arial" w:cs="Arial"/>
+          <w:sz w:val="22"/>
+          <w:szCs w:val="22"/>
+        </w:rPr>
+      </w:pPr>
     </w:p>
     <w:tbl>
       <w:tblPr>
@@ -4814,17 +5677,20 @@
             <w:pPr>
               <w:spacing w:line="230" w:lineRule="auto"/>
               <w:rPr>
-                <w:rFonts w:asciiTheme="minorHAnsi" w:hAnsiTheme="minorHAnsi" w:cstheme="minorHAnsi"/>
-              </w:rPr>
-            </w:pPr>
-            <w:r>
-              <w:rPr>
-                <w:rFonts w:asciiTheme="minorHAnsi" w:hAnsiTheme="minorHAnsi" w:cstheme="minorHAnsi"/>
+                <w:rFonts w:ascii="Arial" w:hAnsi="Arial" w:cs="Arial"/>
+                <w:sz w:val="22"/>
+                <w:szCs w:val="22"/>
+              </w:rPr>
+            </w:pPr>
+            <w:r>
+              <w:rPr>
+                <w:rFonts w:ascii="Arial" w:hAnsi="Arial" w:cs="Arial"/>
                 <w:b/>
                 <w:bCs/>
-                <w:sz w:val="16"/>
-                <w:szCs w:val="16"/>
-              </w:rPr>
+                <w:sz w:val="22"/>
+                <w:szCs w:val="22"/>
+              </w:rPr>
+              <w:lastRenderedPageBreak/>
               <w:t>Ventaja relativa de B (%)</w:t>
             </w:r>
           </w:p>
@@ -4845,16 +5711,18 @@
               <w:spacing w:line="230" w:lineRule="auto"/>
               <w:jc w:val="center"/>
               <w:rPr>
-                <w:rFonts w:asciiTheme="minorHAnsi" w:hAnsiTheme="minorHAnsi" w:cstheme="minorHAnsi"/>
-              </w:rPr>
-            </w:pPr>
-            <w:r>
-              <w:rPr>
-                <w:rFonts w:asciiTheme="minorHAnsi" w:hAnsiTheme="minorHAnsi" w:cstheme="minorHAnsi"/>
+                <w:rFonts w:ascii="Arial" w:hAnsi="Arial" w:cs="Arial"/>
+                <w:sz w:val="22"/>
+                <w:szCs w:val="22"/>
+              </w:rPr>
+            </w:pPr>
+            <w:r>
+              <w:rPr>
+                <w:rFonts w:ascii="Arial" w:hAnsi="Arial" w:cs="Arial"/>
                 <w:b/>
                 <w:bCs/>
-                <w:sz w:val="16"/>
-                <w:szCs w:val="16"/>
+                <w:sz w:val="22"/>
+                <w:szCs w:val="22"/>
               </w:rPr>
               <w:t>5 %</w:t>
             </w:r>
@@ -4876,16 +5744,18 @@
               <w:spacing w:line="230" w:lineRule="auto"/>
               <w:jc w:val="center"/>
               <w:rPr>
-                <w:rFonts w:asciiTheme="minorHAnsi" w:hAnsiTheme="minorHAnsi" w:cstheme="minorHAnsi"/>
-              </w:rPr>
-            </w:pPr>
-            <w:r>
-              <w:rPr>
-                <w:rFonts w:asciiTheme="minorHAnsi" w:hAnsiTheme="minorHAnsi" w:cstheme="minorHAnsi"/>
+                <w:rFonts w:ascii="Arial" w:hAnsi="Arial" w:cs="Arial"/>
+                <w:sz w:val="22"/>
+                <w:szCs w:val="22"/>
+              </w:rPr>
+            </w:pPr>
+            <w:r>
+              <w:rPr>
+                <w:rFonts w:ascii="Arial" w:hAnsi="Arial" w:cs="Arial"/>
                 <w:b/>
                 <w:bCs/>
-                <w:sz w:val="16"/>
-                <w:szCs w:val="16"/>
+                <w:sz w:val="22"/>
+                <w:szCs w:val="22"/>
               </w:rPr>
               <w:t>10 %</w:t>
             </w:r>
@@ -4907,16 +5777,18 @@
               <w:spacing w:line="230" w:lineRule="auto"/>
               <w:jc w:val="center"/>
               <w:rPr>
-                <w:rFonts w:asciiTheme="minorHAnsi" w:hAnsiTheme="minorHAnsi" w:cstheme="minorHAnsi"/>
-              </w:rPr>
-            </w:pPr>
-            <w:r>
-              <w:rPr>
-                <w:rFonts w:asciiTheme="minorHAnsi" w:hAnsiTheme="minorHAnsi" w:cstheme="minorHAnsi"/>
+                <w:rFonts w:ascii="Arial" w:hAnsi="Arial" w:cs="Arial"/>
+                <w:sz w:val="22"/>
+                <w:szCs w:val="22"/>
+              </w:rPr>
+            </w:pPr>
+            <w:r>
+              <w:rPr>
+                <w:rFonts w:ascii="Arial" w:hAnsi="Arial" w:cs="Arial"/>
                 <w:b/>
                 <w:bCs/>
-                <w:sz w:val="16"/>
-                <w:szCs w:val="16"/>
+                <w:sz w:val="22"/>
+                <w:szCs w:val="22"/>
               </w:rPr>
               <w:t>15 %</w:t>
             </w:r>
@@ -4938,16 +5810,18 @@
               <w:spacing w:line="230" w:lineRule="auto"/>
               <w:jc w:val="center"/>
               <w:rPr>
-                <w:rFonts w:asciiTheme="minorHAnsi" w:hAnsiTheme="minorHAnsi" w:cstheme="minorHAnsi"/>
-              </w:rPr>
-            </w:pPr>
-            <w:r>
-              <w:rPr>
-                <w:rFonts w:asciiTheme="minorHAnsi" w:hAnsiTheme="minorHAnsi" w:cstheme="minorHAnsi"/>
+                <w:rFonts w:ascii="Arial" w:hAnsi="Arial" w:cs="Arial"/>
+                <w:sz w:val="22"/>
+                <w:szCs w:val="22"/>
+              </w:rPr>
+            </w:pPr>
+            <w:r>
+              <w:rPr>
+                <w:rFonts w:ascii="Arial" w:hAnsi="Arial" w:cs="Arial"/>
                 <w:b/>
                 <w:bCs/>
-                <w:sz w:val="16"/>
-                <w:szCs w:val="16"/>
+                <w:sz w:val="22"/>
+                <w:szCs w:val="22"/>
               </w:rPr>
               <w:t>20 %</w:t>
             </w:r>
@@ -4969,14 +5843,16 @@
             <w:pPr>
               <w:spacing w:line="230" w:lineRule="auto"/>
               <w:rPr>
-                <w:rFonts w:asciiTheme="minorHAnsi" w:hAnsiTheme="minorHAnsi" w:cstheme="minorHAnsi"/>
-              </w:rPr>
-            </w:pPr>
-            <w:r>
-              <w:rPr>
-                <w:rFonts w:asciiTheme="minorHAnsi" w:hAnsiTheme="minorHAnsi" w:cstheme="minorHAnsi"/>
-                <w:sz w:val="16"/>
-                <w:szCs w:val="16"/>
+                <w:rFonts w:ascii="Arial" w:hAnsi="Arial" w:cs="Arial"/>
+                <w:sz w:val="22"/>
+                <w:szCs w:val="22"/>
+              </w:rPr>
+            </w:pPr>
+            <w:r>
+              <w:rPr>
+                <w:rFonts w:ascii="Arial" w:hAnsi="Arial" w:cs="Arial"/>
+                <w:sz w:val="22"/>
+                <w:szCs w:val="22"/>
               </w:rPr>
               <w:t>No acreditados 9 % (valor de S1)</w:t>
             </w:r>
@@ -4997,14 +5873,16 @@
               <w:spacing w:line="230" w:lineRule="auto"/>
               <w:jc w:val="center"/>
               <w:rPr>
-                <w:rFonts w:asciiTheme="minorHAnsi" w:hAnsiTheme="minorHAnsi" w:cstheme="minorHAnsi"/>
-              </w:rPr>
-            </w:pPr>
-            <w:r>
-              <w:rPr>
-                <w:rFonts w:asciiTheme="minorHAnsi" w:hAnsiTheme="minorHAnsi" w:cstheme="minorHAnsi"/>
-                <w:sz w:val="16"/>
-                <w:szCs w:val="16"/>
+                <w:rFonts w:ascii="Arial" w:hAnsi="Arial" w:cs="Arial"/>
+                <w:sz w:val="22"/>
+                <w:szCs w:val="22"/>
+              </w:rPr>
+            </w:pPr>
+            <w:r>
+              <w:rPr>
+                <w:rFonts w:ascii="Arial" w:hAnsi="Arial" w:cs="Arial"/>
+                <w:sz w:val="22"/>
+                <w:szCs w:val="22"/>
               </w:rPr>
               <w:t>+44,1</w:t>
             </w:r>
@@ -5025,14 +5903,16 @@
               <w:spacing w:line="230" w:lineRule="auto"/>
               <w:jc w:val="center"/>
               <w:rPr>
-                <w:rFonts w:asciiTheme="minorHAnsi" w:hAnsiTheme="minorHAnsi" w:cstheme="minorHAnsi"/>
-              </w:rPr>
-            </w:pPr>
-            <w:r>
-              <w:rPr>
-                <w:rFonts w:asciiTheme="minorHAnsi" w:hAnsiTheme="minorHAnsi" w:cstheme="minorHAnsi"/>
-                <w:sz w:val="16"/>
-                <w:szCs w:val="16"/>
+                <w:rFonts w:ascii="Arial" w:hAnsi="Arial" w:cs="Arial"/>
+                <w:sz w:val="22"/>
+                <w:szCs w:val="22"/>
+              </w:rPr>
+            </w:pPr>
+            <w:r>
+              <w:rPr>
+                <w:rFonts w:ascii="Arial" w:hAnsi="Arial" w:cs="Arial"/>
+                <w:sz w:val="22"/>
+                <w:szCs w:val="22"/>
               </w:rPr>
               <w:t>+38,8</w:t>
             </w:r>
@@ -5053,14 +5933,16 @@
               <w:spacing w:line="230" w:lineRule="auto"/>
               <w:jc w:val="center"/>
               <w:rPr>
-                <w:rFonts w:asciiTheme="minorHAnsi" w:hAnsiTheme="minorHAnsi" w:cstheme="minorHAnsi"/>
-              </w:rPr>
-            </w:pPr>
-            <w:r>
-              <w:rPr>
-                <w:rFonts w:asciiTheme="minorHAnsi" w:hAnsiTheme="minorHAnsi" w:cstheme="minorHAnsi"/>
-                <w:sz w:val="16"/>
-                <w:szCs w:val="16"/>
+                <w:rFonts w:ascii="Arial" w:hAnsi="Arial" w:cs="Arial"/>
+                <w:sz w:val="22"/>
+                <w:szCs w:val="22"/>
+              </w:rPr>
+            </w:pPr>
+            <w:r>
+              <w:rPr>
+                <w:rFonts w:ascii="Arial" w:hAnsi="Arial" w:cs="Arial"/>
+                <w:sz w:val="22"/>
+                <w:szCs w:val="22"/>
               </w:rPr>
               <w:t>+43,6</w:t>
             </w:r>
@@ -5081,14 +5963,16 @@
               <w:spacing w:line="230" w:lineRule="auto"/>
               <w:jc w:val="center"/>
               <w:rPr>
-                <w:rFonts w:asciiTheme="minorHAnsi" w:hAnsiTheme="minorHAnsi" w:cstheme="minorHAnsi"/>
-              </w:rPr>
-            </w:pPr>
-            <w:r>
-              <w:rPr>
-                <w:rFonts w:asciiTheme="minorHAnsi" w:hAnsiTheme="minorHAnsi" w:cstheme="minorHAnsi"/>
-                <w:sz w:val="16"/>
-                <w:szCs w:val="16"/>
+                <w:rFonts w:ascii="Arial" w:hAnsi="Arial" w:cs="Arial"/>
+                <w:sz w:val="22"/>
+                <w:szCs w:val="22"/>
+              </w:rPr>
+            </w:pPr>
+            <w:r>
+              <w:rPr>
+                <w:rFonts w:ascii="Arial" w:hAnsi="Arial" w:cs="Arial"/>
+                <w:sz w:val="22"/>
+                <w:szCs w:val="22"/>
               </w:rPr>
               <w:t>+44,1</w:t>
             </w:r>
@@ -5110,14 +5994,16 @@
             <w:pPr>
               <w:spacing w:line="230" w:lineRule="auto"/>
               <w:rPr>
-                <w:rFonts w:asciiTheme="minorHAnsi" w:hAnsiTheme="minorHAnsi" w:cstheme="minorHAnsi"/>
-              </w:rPr>
-            </w:pPr>
-            <w:r>
-              <w:rPr>
-                <w:rFonts w:asciiTheme="minorHAnsi" w:hAnsiTheme="minorHAnsi" w:cstheme="minorHAnsi"/>
-                <w:sz w:val="16"/>
-                <w:szCs w:val="16"/>
+                <w:rFonts w:ascii="Arial" w:hAnsi="Arial" w:cs="Arial"/>
+                <w:sz w:val="22"/>
+                <w:szCs w:val="22"/>
+              </w:rPr>
+            </w:pPr>
+            <w:r>
+              <w:rPr>
+                <w:rFonts w:ascii="Arial" w:hAnsi="Arial" w:cs="Arial"/>
+                <w:sz w:val="22"/>
+                <w:szCs w:val="22"/>
               </w:rPr>
               <w:t>No acreditados 20 %</w:t>
             </w:r>
@@ -5138,14 +6024,16 @@
               <w:spacing w:line="230" w:lineRule="auto"/>
               <w:jc w:val="center"/>
               <w:rPr>
-                <w:rFonts w:asciiTheme="minorHAnsi" w:hAnsiTheme="minorHAnsi" w:cstheme="minorHAnsi"/>
-              </w:rPr>
-            </w:pPr>
-            <w:r>
-              <w:rPr>
-                <w:rFonts w:asciiTheme="minorHAnsi" w:hAnsiTheme="minorHAnsi" w:cstheme="minorHAnsi"/>
-                <w:sz w:val="16"/>
-                <w:szCs w:val="16"/>
+                <w:rFonts w:ascii="Arial" w:hAnsi="Arial" w:cs="Arial"/>
+                <w:sz w:val="22"/>
+                <w:szCs w:val="22"/>
+              </w:rPr>
+            </w:pPr>
+            <w:r>
+              <w:rPr>
+                <w:rFonts w:ascii="Arial" w:hAnsi="Arial" w:cs="Arial"/>
+                <w:sz w:val="22"/>
+                <w:szCs w:val="22"/>
               </w:rPr>
               <w:t>+47,0</w:t>
             </w:r>
@@ -5166,14 +6054,16 @@
               <w:spacing w:line="230" w:lineRule="auto"/>
               <w:jc w:val="center"/>
               <w:rPr>
-                <w:rFonts w:asciiTheme="minorHAnsi" w:hAnsiTheme="minorHAnsi" w:cstheme="minorHAnsi"/>
-              </w:rPr>
-            </w:pPr>
-            <w:r>
-              <w:rPr>
-                <w:rFonts w:asciiTheme="minorHAnsi" w:hAnsiTheme="minorHAnsi" w:cstheme="minorHAnsi"/>
-                <w:sz w:val="16"/>
-                <w:szCs w:val="16"/>
+                <w:rFonts w:ascii="Arial" w:hAnsi="Arial" w:cs="Arial"/>
+                <w:sz w:val="22"/>
+                <w:szCs w:val="22"/>
+              </w:rPr>
+            </w:pPr>
+            <w:r>
+              <w:rPr>
+                <w:rFonts w:ascii="Arial" w:hAnsi="Arial" w:cs="Arial"/>
+                <w:sz w:val="22"/>
+                <w:szCs w:val="22"/>
               </w:rPr>
               <w:t>+38,9</w:t>
             </w:r>
@@ -5194,14 +6084,16 @@
               <w:spacing w:line="230" w:lineRule="auto"/>
               <w:jc w:val="center"/>
               <w:rPr>
-                <w:rFonts w:asciiTheme="minorHAnsi" w:hAnsiTheme="minorHAnsi" w:cstheme="minorHAnsi"/>
-              </w:rPr>
-            </w:pPr>
-            <w:r>
-              <w:rPr>
-                <w:rFonts w:asciiTheme="minorHAnsi" w:hAnsiTheme="minorHAnsi" w:cstheme="minorHAnsi"/>
-                <w:sz w:val="16"/>
-                <w:szCs w:val="16"/>
+                <w:rFonts w:ascii="Arial" w:hAnsi="Arial" w:cs="Arial"/>
+                <w:sz w:val="22"/>
+                <w:szCs w:val="22"/>
+              </w:rPr>
+            </w:pPr>
+            <w:r>
+              <w:rPr>
+                <w:rFonts w:ascii="Arial" w:hAnsi="Arial" w:cs="Arial"/>
+                <w:sz w:val="22"/>
+                <w:szCs w:val="22"/>
               </w:rPr>
               <w:t>+32,7</w:t>
             </w:r>
@@ -5222,14 +6114,16 @@
               <w:spacing w:line="230" w:lineRule="auto"/>
               <w:jc w:val="center"/>
               <w:rPr>
-                <w:rFonts w:asciiTheme="minorHAnsi" w:hAnsiTheme="minorHAnsi" w:cstheme="minorHAnsi"/>
-              </w:rPr>
-            </w:pPr>
-            <w:r>
-              <w:rPr>
-                <w:rFonts w:asciiTheme="minorHAnsi" w:hAnsiTheme="minorHAnsi" w:cstheme="minorHAnsi"/>
-                <w:sz w:val="16"/>
-                <w:szCs w:val="16"/>
+                <w:rFonts w:ascii="Arial" w:hAnsi="Arial" w:cs="Arial"/>
+                <w:sz w:val="22"/>
+                <w:szCs w:val="22"/>
+              </w:rPr>
+            </w:pPr>
+            <w:r>
+              <w:rPr>
+                <w:rFonts w:ascii="Arial" w:hAnsi="Arial" w:cs="Arial"/>
+                <w:sz w:val="22"/>
+                <w:szCs w:val="22"/>
               </w:rPr>
               <w:t>+27,8</w:t>
             </w:r>
@@ -5251,14 +6145,16 @@
             <w:pPr>
               <w:spacing w:line="230" w:lineRule="auto"/>
               <w:rPr>
-                <w:rFonts w:asciiTheme="minorHAnsi" w:hAnsiTheme="minorHAnsi" w:cstheme="minorHAnsi"/>
-              </w:rPr>
-            </w:pPr>
-            <w:r>
-              <w:rPr>
-                <w:rFonts w:asciiTheme="minorHAnsi" w:hAnsiTheme="minorHAnsi" w:cstheme="minorHAnsi"/>
-                <w:sz w:val="16"/>
-                <w:szCs w:val="16"/>
+                <w:rFonts w:ascii="Arial" w:hAnsi="Arial" w:cs="Arial"/>
+                <w:sz w:val="22"/>
+                <w:szCs w:val="22"/>
+              </w:rPr>
+            </w:pPr>
+            <w:r>
+              <w:rPr>
+                <w:rFonts w:ascii="Arial" w:hAnsi="Arial" w:cs="Arial"/>
+                <w:sz w:val="22"/>
+                <w:szCs w:val="22"/>
               </w:rPr>
               <w:t>No acreditados 35 %</w:t>
             </w:r>
@@ -5279,14 +6175,16 @@
               <w:spacing w:line="230" w:lineRule="auto"/>
               <w:jc w:val="center"/>
               <w:rPr>
-                <w:rFonts w:asciiTheme="minorHAnsi" w:hAnsiTheme="minorHAnsi" w:cstheme="minorHAnsi"/>
-              </w:rPr>
-            </w:pPr>
-            <w:r>
-              <w:rPr>
-                <w:rFonts w:asciiTheme="minorHAnsi" w:hAnsiTheme="minorHAnsi" w:cstheme="minorHAnsi"/>
-                <w:sz w:val="16"/>
-                <w:szCs w:val="16"/>
+                <w:rFonts w:ascii="Arial" w:hAnsi="Arial" w:cs="Arial"/>
+                <w:sz w:val="22"/>
+                <w:szCs w:val="22"/>
+              </w:rPr>
+            </w:pPr>
+            <w:r>
+              <w:rPr>
+                <w:rFonts w:ascii="Arial" w:hAnsi="Arial" w:cs="Arial"/>
+                <w:sz w:val="22"/>
+                <w:szCs w:val="22"/>
               </w:rPr>
               <w:t>+49,9</w:t>
             </w:r>
@@ -5307,14 +6205,16 @@
               <w:spacing w:line="230" w:lineRule="auto"/>
               <w:jc w:val="center"/>
               <w:rPr>
-                <w:rFonts w:asciiTheme="minorHAnsi" w:hAnsiTheme="minorHAnsi" w:cstheme="minorHAnsi"/>
-              </w:rPr>
-            </w:pPr>
-            <w:r>
-              <w:rPr>
-                <w:rFonts w:asciiTheme="minorHAnsi" w:hAnsiTheme="minorHAnsi" w:cstheme="minorHAnsi"/>
-                <w:sz w:val="16"/>
-                <w:szCs w:val="16"/>
+                <w:rFonts w:ascii="Arial" w:hAnsi="Arial" w:cs="Arial"/>
+                <w:sz w:val="22"/>
+                <w:szCs w:val="22"/>
+              </w:rPr>
+            </w:pPr>
+            <w:r>
+              <w:rPr>
+                <w:rFonts w:ascii="Arial" w:hAnsi="Arial" w:cs="Arial"/>
+                <w:sz w:val="22"/>
+                <w:szCs w:val="22"/>
               </w:rPr>
               <w:t>+42,7</w:t>
             </w:r>
@@ -5335,14 +6235,16 @@
               <w:spacing w:line="230" w:lineRule="auto"/>
               <w:jc w:val="center"/>
               <w:rPr>
-                <w:rFonts w:asciiTheme="minorHAnsi" w:hAnsiTheme="minorHAnsi" w:cstheme="minorHAnsi"/>
-              </w:rPr>
-            </w:pPr>
-            <w:r>
-              <w:rPr>
-                <w:rFonts w:asciiTheme="minorHAnsi" w:hAnsiTheme="minorHAnsi" w:cstheme="minorHAnsi"/>
-                <w:sz w:val="16"/>
-                <w:szCs w:val="16"/>
+                <w:rFonts w:ascii="Arial" w:hAnsi="Arial" w:cs="Arial"/>
+                <w:sz w:val="22"/>
+                <w:szCs w:val="22"/>
+              </w:rPr>
+            </w:pPr>
+            <w:r>
+              <w:rPr>
+                <w:rFonts w:ascii="Arial" w:hAnsi="Arial" w:cs="Arial"/>
+                <w:sz w:val="22"/>
+                <w:szCs w:val="22"/>
               </w:rPr>
               <w:t>+36,8</w:t>
             </w:r>
@@ -5363,14 +6265,16 @@
               <w:spacing w:line="230" w:lineRule="auto"/>
               <w:jc w:val="center"/>
               <w:rPr>
-                <w:rFonts w:asciiTheme="minorHAnsi" w:hAnsiTheme="minorHAnsi" w:cstheme="minorHAnsi"/>
-              </w:rPr>
-            </w:pPr>
-            <w:r>
-              <w:rPr>
-                <w:rFonts w:asciiTheme="minorHAnsi" w:hAnsiTheme="minorHAnsi" w:cstheme="minorHAnsi"/>
-                <w:sz w:val="16"/>
-                <w:szCs w:val="16"/>
+                <w:rFonts w:ascii="Arial" w:hAnsi="Arial" w:cs="Arial"/>
+                <w:sz w:val="22"/>
+                <w:szCs w:val="22"/>
+              </w:rPr>
+            </w:pPr>
+            <w:r>
+              <w:rPr>
+                <w:rFonts w:ascii="Arial" w:hAnsi="Arial" w:cs="Arial"/>
+                <w:sz w:val="22"/>
+                <w:szCs w:val="22"/>
               </w:rPr>
               <w:t>+32,0</w:t>
             </w:r>
@@ -5392,14 +6296,16 @@
             <w:pPr>
               <w:spacing w:line="230" w:lineRule="auto"/>
               <w:rPr>
-                <w:rFonts w:asciiTheme="minorHAnsi" w:hAnsiTheme="minorHAnsi" w:cstheme="minorHAnsi"/>
-              </w:rPr>
-            </w:pPr>
-            <w:r>
-              <w:rPr>
-                <w:rFonts w:asciiTheme="minorHAnsi" w:hAnsiTheme="minorHAnsi" w:cstheme="minorHAnsi"/>
-                <w:sz w:val="16"/>
-                <w:szCs w:val="16"/>
+                <w:rFonts w:ascii="Arial" w:hAnsi="Arial" w:cs="Arial"/>
+                <w:sz w:val="22"/>
+                <w:szCs w:val="22"/>
+              </w:rPr>
+            </w:pPr>
+            <w:r>
+              <w:rPr>
+                <w:rFonts w:ascii="Arial" w:hAnsi="Arial" w:cs="Arial"/>
+                <w:sz w:val="22"/>
+                <w:szCs w:val="22"/>
               </w:rPr>
               <w:t>No acreditados 50 %</w:t>
             </w:r>
@@ -5420,14 +6326,16 @@
               <w:spacing w:line="230" w:lineRule="auto"/>
               <w:jc w:val="center"/>
               <w:rPr>
-                <w:rFonts w:asciiTheme="minorHAnsi" w:hAnsiTheme="minorHAnsi" w:cstheme="minorHAnsi"/>
-              </w:rPr>
-            </w:pPr>
-            <w:r>
-              <w:rPr>
-                <w:rFonts w:asciiTheme="minorHAnsi" w:hAnsiTheme="minorHAnsi" w:cstheme="minorHAnsi"/>
-                <w:sz w:val="16"/>
-                <w:szCs w:val="16"/>
+                <w:rFonts w:ascii="Arial" w:hAnsi="Arial" w:cs="Arial"/>
+                <w:sz w:val="22"/>
+                <w:szCs w:val="22"/>
+              </w:rPr>
+            </w:pPr>
+            <w:r>
+              <w:rPr>
+                <w:rFonts w:ascii="Arial" w:hAnsi="Arial" w:cs="Arial"/>
+                <w:sz w:val="22"/>
+                <w:szCs w:val="22"/>
               </w:rPr>
               <w:t>+51,3</w:t>
             </w:r>
@@ -5448,14 +6356,16 @@
               <w:spacing w:line="230" w:lineRule="auto"/>
               <w:jc w:val="center"/>
               <w:rPr>
-                <w:rFonts w:asciiTheme="minorHAnsi" w:hAnsiTheme="minorHAnsi" w:cstheme="minorHAnsi"/>
-              </w:rPr>
-            </w:pPr>
-            <w:r>
-              <w:rPr>
-                <w:rFonts w:asciiTheme="minorHAnsi" w:hAnsiTheme="minorHAnsi" w:cstheme="minorHAnsi"/>
-                <w:sz w:val="16"/>
-                <w:szCs w:val="16"/>
+                <w:rFonts w:ascii="Arial" w:hAnsi="Arial" w:cs="Arial"/>
+                <w:sz w:val="22"/>
+                <w:szCs w:val="22"/>
+              </w:rPr>
+            </w:pPr>
+            <w:r>
+              <w:rPr>
+                <w:rFonts w:ascii="Arial" w:hAnsi="Arial" w:cs="Arial"/>
+                <w:sz w:val="22"/>
+                <w:szCs w:val="22"/>
               </w:rPr>
               <w:t>+45,6</w:t>
             </w:r>
@@ -5476,14 +6386,16 @@
               <w:spacing w:line="230" w:lineRule="auto"/>
               <w:jc w:val="center"/>
               <w:rPr>
-                <w:rFonts w:asciiTheme="minorHAnsi" w:hAnsiTheme="minorHAnsi" w:cstheme="minorHAnsi"/>
-              </w:rPr>
-            </w:pPr>
-            <w:r>
-              <w:rPr>
-                <w:rFonts w:asciiTheme="minorHAnsi" w:hAnsiTheme="minorHAnsi" w:cstheme="minorHAnsi"/>
-                <w:sz w:val="16"/>
-                <w:szCs w:val="16"/>
+                <w:rFonts w:ascii="Arial" w:hAnsi="Arial" w:cs="Arial"/>
+                <w:sz w:val="22"/>
+                <w:szCs w:val="22"/>
+              </w:rPr>
+            </w:pPr>
+            <w:r>
+              <w:rPr>
+                <w:rFonts w:ascii="Arial" w:hAnsi="Arial" w:cs="Arial"/>
+                <w:sz w:val="22"/>
+                <w:szCs w:val="22"/>
               </w:rPr>
               <w:t>+40,1</w:t>
             </w:r>
@@ -5504,14 +6416,16 @@
               <w:spacing w:line="230" w:lineRule="auto"/>
               <w:jc w:val="center"/>
               <w:rPr>
-                <w:rFonts w:asciiTheme="minorHAnsi" w:hAnsiTheme="minorHAnsi" w:cstheme="minorHAnsi"/>
-              </w:rPr>
-            </w:pPr>
-            <w:r>
-              <w:rPr>
-                <w:rFonts w:asciiTheme="minorHAnsi" w:hAnsiTheme="minorHAnsi" w:cstheme="minorHAnsi"/>
-                <w:sz w:val="16"/>
-                <w:szCs w:val="16"/>
+                <w:rFonts w:ascii="Arial" w:hAnsi="Arial" w:cs="Arial"/>
+                <w:sz w:val="22"/>
+                <w:szCs w:val="22"/>
+              </w:rPr>
+            </w:pPr>
+            <w:r>
+              <w:rPr>
+                <w:rFonts w:ascii="Arial" w:hAnsi="Arial" w:cs="Arial"/>
+                <w:sz w:val="22"/>
+                <w:szCs w:val="22"/>
               </w:rPr>
               <w:t>+35,6</w:t>
             </w:r>
@@ -5524,16 +6438,18 @@
         <w:spacing w:before="50" w:after="130"/>
         <w:jc w:val="center"/>
         <w:rPr>
-          <w:rFonts w:asciiTheme="minorHAnsi" w:hAnsiTheme="minorHAnsi" w:cstheme="minorHAnsi"/>
-        </w:rPr>
-      </w:pPr>
-      <w:r>
-        <w:rPr>
-          <w:rFonts w:asciiTheme="minorHAnsi" w:hAnsiTheme="minorHAnsi" w:cstheme="minorHAnsi"/>
+          <w:rFonts w:ascii="Arial" w:hAnsi="Arial" w:cs="Arial"/>
+          <w:sz w:val="22"/>
+          <w:szCs w:val="22"/>
+        </w:rPr>
+      </w:pPr>
+      <w:r>
+        <w:rPr>
+          <w:rFonts w:ascii="Arial" w:hAnsi="Arial" w:cs="Arial"/>
           <w:i/>
           <w:iCs/>
-          <w:sz w:val="15"/>
-          <w:szCs w:val="15"/>
+          <w:sz w:val="22"/>
+          <w:szCs w:val="22"/>
         </w:rPr>
         <w:t>Tabla 4: Ventaja de la estrategia B según el presupuesto (columnas) y la proporción de programas no acreditados (filas).</w:t>
       </w:r>
@@ -5543,37 +6459,49 @@
         <w:spacing w:after="100" w:line="252" w:lineRule="auto"/>
         <w:jc w:val="both"/>
         <w:rPr>
-          <w:rFonts w:asciiTheme="minorHAnsi" w:hAnsiTheme="minorHAnsi" w:cstheme="minorHAnsi"/>
-        </w:rPr>
-      </w:pPr>
-      <w:bookmarkStart w:id="5" w:name="_Hlk243060557"/>
-      <w:r>
-        <w:rPr>
-          <w:rFonts w:asciiTheme="minorHAnsi" w:hAnsiTheme="minorHAnsi" w:cstheme="minorHAnsi"/>
+          <w:rFonts w:ascii="Arial" w:hAnsi="Arial" w:cs="Arial"/>
+          <w:sz w:val="22"/>
+          <w:szCs w:val="22"/>
+        </w:rPr>
+      </w:pPr>
+      <w:bookmarkStart w:id="11" w:name="_Hlk243060557"/>
+      <w:r>
+        <w:rPr>
+          <w:rFonts w:ascii="Arial" w:hAnsi="Arial" w:cs="Arial"/>
+          <w:sz w:val="22"/>
+          <w:szCs w:val="22"/>
         </w:rPr>
         <w:t>La ventaja se mantiene entre el 28 y el 51 % en los dieciséis escenarios. Ni multiplicando por cinco la proporción de programas no acreditados la estrategia por acreditación llega a competir. Sustituir además la distribución generadora, de normal truncada a Beta ajustada por momentos a las mismas medias y desviaciones, reduce la ventaja de 8.462 a 7.958 estudiantes un 6 %</w:t>
       </w:r>
       <w:r>
         <w:rPr>
-          <w:rFonts w:asciiTheme="minorHAnsi" w:hAnsiTheme="minorHAnsi" w:cstheme="minorHAnsi"/>
+          <w:rFonts w:ascii="Arial" w:hAnsi="Arial" w:cs="Arial"/>
+          <w:sz w:val="22"/>
+          <w:szCs w:val="22"/>
         </w:rPr>
         <w:t xml:space="preserve"> </w:t>
       </w:r>
       <w:r>
         <w:rPr>
-          <w:rFonts w:asciiTheme="minorHAnsi" w:hAnsiTheme="minorHAnsi" w:cstheme="minorHAnsi"/>
+          <w:rFonts w:ascii="Arial" w:hAnsi="Arial" w:cs="Arial"/>
+          <w:sz w:val="22"/>
+          <w:szCs w:val="22"/>
         </w:rPr>
         <w:t>y B sigue ganando en el 100 % de las iteraciones</w:t>
       </w:r>
       <w:r>
         <w:rPr>
-          <w:rFonts w:asciiTheme="minorHAnsi" w:hAnsiTheme="minorHAnsi" w:cstheme="minorHAnsi"/>
+          <w:rFonts w:ascii="Arial" w:hAnsi="Arial" w:cs="Arial"/>
+          <w:sz w:val="22"/>
+          <w:szCs w:val="22"/>
         </w:rPr>
         <w:t>. E</w:t>
       </w:r>
       <w:r>
         <w:rPr>
-          <w:rFonts w:asciiTheme="minorHAnsi" w:hAnsiTheme="minorHAnsi" w:cstheme="minorHAnsi"/>
+          <w:rFonts w:ascii="Arial" w:hAnsi="Arial" w:cs="Arial"/>
+          <w:sz w:val="22"/>
+          <w:szCs w:val="22"/>
         </w:rPr>
         <w:t>l resultado no es un artefacto de la forma supuesta.</w:t>
       </w:r>
@@ -5583,120 +6511,165 @@
         <w:spacing w:after="100" w:line="252" w:lineRule="auto"/>
         <w:jc w:val="both"/>
         <w:rPr>
-          <w:rFonts w:asciiTheme="minorHAnsi" w:hAnsiTheme="minorHAnsi" w:cstheme="minorHAnsi"/>
-        </w:rPr>
-      </w:pPr>
-      <w:r>
-        <w:rPr>
-          <w:rFonts w:asciiTheme="minorHAnsi" w:hAnsiTheme="minorHAnsi" w:cstheme="minorHAnsi"/>
+          <w:rFonts w:ascii="Arial" w:hAnsi="Arial" w:cs="Arial"/>
+          <w:sz w:val="22"/>
+          <w:szCs w:val="22"/>
+        </w:rPr>
+      </w:pPr>
+      <w:r>
+        <w:rPr>
+          <w:rFonts w:ascii="Arial" w:hAnsi="Arial" w:cs="Arial"/>
+          <w:sz w:val="22"/>
+          <w:szCs w:val="22"/>
         </w:rPr>
         <w:t>En síntesis, son confiables las cuatro estimaciones puntuales con sus intervalos, el contraste sobre la acreditación, las tres correlaciones fuertes y la ventaja de focalizar por abandono. Requieren cautela la media del abandono frente a la censura de la variable y la correlación con el egreso municipal, cuyo signo está definido pero cuya magnitud es irrelevante. Y todo lo anterior valida el procedimiento, no el dato</w:t>
       </w:r>
       <w:r>
         <w:rPr>
-          <w:rFonts w:asciiTheme="minorHAnsi" w:hAnsiTheme="minorHAnsi" w:cstheme="minorHAnsi"/>
+          <w:rFonts w:ascii="Arial" w:hAnsi="Arial" w:cs="Arial"/>
+          <w:sz w:val="22"/>
+          <w:szCs w:val="22"/>
         </w:rPr>
         <w:t xml:space="preserve">, </w:t>
       </w:r>
       <w:r>
         <w:rPr>
-          <w:rFonts w:asciiTheme="minorHAnsi" w:hAnsiTheme="minorHAnsi" w:cstheme="minorHAnsi"/>
-        </w:rPr>
-        <w:t xml:space="preserve">ningún método de </w:t>
+          <w:rFonts w:ascii="Arial" w:hAnsi="Arial" w:cs="Arial"/>
+          <w:sz w:val="22"/>
+          <w:szCs w:val="22"/>
+        </w:rPr>
+        <w:t xml:space="preserve">ningún método de remuestreo corrige un sesgo de construcción, porque </w:t>
       </w:r>
       <w:proofErr w:type="spellStart"/>
       <w:r>
         <w:rPr>
-          <w:rFonts w:asciiTheme="minorHAnsi" w:hAnsiTheme="minorHAnsi" w:cstheme="minorHAnsi"/>
-        </w:rPr>
-        <w:t>remuestreo</w:t>
+          <w:rFonts w:ascii="Arial" w:hAnsi="Arial" w:cs="Arial"/>
+          <w:sz w:val="22"/>
+          <w:szCs w:val="22"/>
+        </w:rPr>
+        <w:t>remuestrea</w:t>
       </w:r>
       <w:proofErr w:type="spellEnd"/>
       <w:r>
         <w:rPr>
-          <w:rFonts w:asciiTheme="minorHAnsi" w:hAnsiTheme="minorHAnsi" w:cstheme="minorHAnsi"/>
-        </w:rPr>
-        <w:t xml:space="preserve"> corrige un sesgo de construcción, porque </w:t>
-      </w:r>
-      <w:proofErr w:type="spellStart"/>
-      <w:r>
-        <w:rPr>
-          <w:rFonts w:asciiTheme="minorHAnsi" w:hAnsiTheme="minorHAnsi" w:cstheme="minorHAnsi"/>
-        </w:rPr>
-        <w:t>remuestrea</w:t>
-      </w:r>
-      <w:proofErr w:type="spellEnd"/>
-      <w:r>
-        <w:rPr>
-          <w:rFonts w:asciiTheme="minorHAnsi" w:hAnsiTheme="minorHAnsi" w:cstheme="minorHAnsi"/>
+          <w:rFonts w:ascii="Arial" w:hAnsi="Arial" w:cs="Arial"/>
+          <w:sz w:val="22"/>
+          <w:szCs w:val="22"/>
         </w:rPr>
         <w:t xml:space="preserve"> los mismos datos que lo contienen.</w:t>
       </w:r>
     </w:p>
     <w:p>
       <w:pPr>
+        <w:spacing w:after="100" w:line="252" w:lineRule="auto"/>
+        <w:jc w:val="both"/>
+        <w:rPr>
+          <w:rFonts w:ascii="Arial" w:hAnsi="Arial" w:cs="Arial"/>
+          <w:sz w:val="22"/>
+          <w:szCs w:val="22"/>
+        </w:rPr>
+      </w:pPr>
+    </w:p>
+    <w:p>
+      <w:pPr>
         <w:pStyle w:val="Heading1"/>
-        <w:spacing w:before="230" w:after="60"/>
-        <w:rPr>
-          <w:rFonts w:asciiTheme="minorHAnsi" w:hAnsiTheme="minorHAnsi" w:cstheme="minorHAnsi"/>
-          <w:color w:val="auto"/>
-        </w:rPr>
-      </w:pPr>
-      <w:bookmarkStart w:id="6" w:name="_Toc243059336"/>
-      <w:bookmarkEnd w:id="5"/>
-      <w:r>
-        <w:rPr>
-          <w:rFonts w:asciiTheme="minorHAnsi" w:hAnsiTheme="minorHAnsi" w:cstheme="minorHAnsi"/>
+        <w:numPr>
+          <w:ilvl w:val="0"/>
+          <w:numId w:val="4"/>
+        </w:numPr>
+        <w:rPr>
+          <w:rFonts w:ascii="Arial" w:hAnsi="Arial" w:cs="Arial"/>
           <w:b/>
           <w:bCs/>
-          <w:color w:val="auto"/>
-          <w:sz w:val="25"/>
-          <w:szCs w:val="25"/>
-        </w:rPr>
-        <w:t>6. Preparación para la Sumativa 3</w:t>
-      </w:r>
-      <w:bookmarkEnd w:id="6"/>
+          <w:color w:val="000000" w:themeColor="text1"/>
+          <w:sz w:val="24"/>
+          <w:szCs w:val="24"/>
+        </w:rPr>
+      </w:pPr>
+      <w:bookmarkStart w:id="12" w:name="_Toc243059336"/>
+      <w:bookmarkStart w:id="13" w:name="_Toc243068812"/>
+      <w:bookmarkEnd w:id="11"/>
+      <w:r>
+        <w:rPr>
+          <w:rFonts w:ascii="Arial" w:hAnsi="Arial" w:cs="Arial"/>
+          <w:b/>
+          <w:bCs/>
+          <w:color w:val="000000" w:themeColor="text1"/>
+          <w:sz w:val="24"/>
+          <w:szCs w:val="24"/>
+        </w:rPr>
+        <w:t>Preparación para la Sumativa 3</w:t>
+      </w:r>
+      <w:bookmarkEnd w:id="12"/>
+      <w:r>
+        <w:rPr>
+          <w:rFonts w:ascii="Arial" w:hAnsi="Arial" w:cs="Arial"/>
+          <w:b/>
+          <w:bCs/>
+          <w:color w:val="000000" w:themeColor="text1"/>
+          <w:sz w:val="24"/>
+          <w:szCs w:val="24"/>
+        </w:rPr>
+        <w:t>.</w:t>
+      </w:r>
+      <w:bookmarkEnd w:id="13"/>
+    </w:p>
+    <w:p>
+      <w:pPr>
+        <w:pStyle w:val="ListParagraph"/>
+        <w:ind w:left="720"/>
+      </w:pPr>
     </w:p>
     <w:p>
       <w:pPr>
         <w:spacing w:after="100" w:line="252" w:lineRule="auto"/>
         <w:jc w:val="both"/>
         <w:rPr>
-          <w:rFonts w:asciiTheme="minorHAnsi" w:hAnsiTheme="minorHAnsi" w:cstheme="minorHAnsi"/>
-        </w:rPr>
-      </w:pPr>
-      <w:bookmarkStart w:id="7" w:name="_Hlk243060572"/>
-      <w:r>
-        <w:rPr>
-          <w:rFonts w:asciiTheme="minorHAnsi" w:hAnsiTheme="minorHAnsi" w:cstheme="minorHAnsi"/>
+          <w:rFonts w:ascii="Arial" w:hAnsi="Arial" w:cs="Arial"/>
+          <w:sz w:val="22"/>
+          <w:szCs w:val="22"/>
+        </w:rPr>
+      </w:pPr>
+      <w:bookmarkStart w:id="14" w:name="_Hlk243060572"/>
+      <w:r>
+        <w:rPr>
+          <w:rFonts w:ascii="Arial" w:hAnsi="Arial" w:cs="Arial"/>
+          <w:sz w:val="22"/>
+          <w:szCs w:val="22"/>
         </w:rPr>
         <w:t xml:space="preserve">El archivo </w:t>
       </w:r>
       <w:r>
         <w:rPr>
-          <w:rFonts w:asciiTheme="minorHAnsi" w:eastAsia="Consolas" w:hAnsiTheme="minorHAnsi" w:cstheme="minorHAnsi"/>
-          <w:sz w:val="17"/>
-          <w:szCs w:val="17"/>
+          <w:rFonts w:ascii="Arial" w:eastAsia="Consolas" w:hAnsi="Arial" w:cs="Arial"/>
+          <w:sz w:val="22"/>
+          <w:szCs w:val="22"/>
         </w:rPr>
         <w:t>resultados_validados.csv</w:t>
       </w:r>
       <w:r>
         <w:rPr>
-          <w:rFonts w:asciiTheme="minorHAnsi" w:hAnsiTheme="minorHAnsi" w:cstheme="minorHAnsi"/>
+          <w:rFonts w:ascii="Arial" w:hAnsi="Arial" w:cs="Arial"/>
+          <w:sz w:val="22"/>
+          <w:szCs w:val="22"/>
         </w:rPr>
         <w:t xml:space="preserve">, en la raíz del repositorio, recoge en forma legible por máquina el veredicto de cada resultado, con sus intervalos clásico y </w:t>
       </w:r>
       <w:proofErr w:type="spellStart"/>
       <w:r>
         <w:rPr>
-          <w:rFonts w:asciiTheme="minorHAnsi" w:hAnsiTheme="minorHAnsi" w:cstheme="minorHAnsi"/>
+          <w:rFonts w:ascii="Arial" w:hAnsi="Arial" w:cs="Arial"/>
+          <w:sz w:val="22"/>
+          <w:szCs w:val="22"/>
         </w:rPr>
         <w:t>bootstrap</w:t>
       </w:r>
       <w:proofErr w:type="spellEnd"/>
       <w:r>
         <w:rPr>
-          <w:rFonts w:asciiTheme="minorHAnsi" w:hAnsiTheme="minorHAnsi" w:cstheme="minorHAnsi"/>
+          <w:rFonts w:ascii="Arial" w:hAnsi="Arial" w:cs="Arial"/>
+          <w:sz w:val="22"/>
+          <w:szCs w:val="22"/>
         </w:rPr>
         <w:t>. La Tabla 5 lo resume.</w:t>
       </w:r>
@@ -5734,21 +6707,23 @@
               <w:right w:w="80" w:type="dxa"/>
             </w:tcMar>
           </w:tcPr>
-          <w:bookmarkEnd w:id="7"/>
-          <w:p>
-            <w:pPr>
-              <w:spacing w:line="230" w:lineRule="auto"/>
-              <w:rPr>
-                <w:rFonts w:asciiTheme="minorHAnsi" w:hAnsiTheme="minorHAnsi" w:cstheme="minorHAnsi"/>
-              </w:rPr>
-            </w:pPr>
-            <w:r>
-              <w:rPr>
-                <w:rFonts w:asciiTheme="minorHAnsi" w:hAnsiTheme="minorHAnsi" w:cstheme="minorHAnsi"/>
+          <w:bookmarkEnd w:id="14"/>
+          <w:p>
+            <w:pPr>
+              <w:spacing w:line="230" w:lineRule="auto"/>
+              <w:rPr>
+                <w:rFonts w:ascii="Arial" w:hAnsi="Arial" w:cs="Arial"/>
+                <w:sz w:val="22"/>
+                <w:szCs w:val="22"/>
+              </w:rPr>
+            </w:pPr>
+            <w:r>
+              <w:rPr>
+                <w:rFonts w:ascii="Arial" w:hAnsi="Arial" w:cs="Arial"/>
                 <w:b/>
                 <w:bCs/>
-                <w:sz w:val="16"/>
-                <w:szCs w:val="16"/>
+                <w:sz w:val="22"/>
+                <w:szCs w:val="22"/>
               </w:rPr>
               <w:t>Resultado de S1</w:t>
             </w:r>
@@ -5769,16 +6744,18 @@
             <w:pPr>
               <w:spacing w:line="230" w:lineRule="auto"/>
               <w:rPr>
-                <w:rFonts w:asciiTheme="minorHAnsi" w:hAnsiTheme="minorHAnsi" w:cstheme="minorHAnsi"/>
-              </w:rPr>
-            </w:pPr>
-            <w:r>
-              <w:rPr>
-                <w:rFonts w:asciiTheme="minorHAnsi" w:hAnsiTheme="minorHAnsi" w:cstheme="minorHAnsi"/>
+                <w:rFonts w:ascii="Arial" w:hAnsi="Arial" w:cs="Arial"/>
+                <w:sz w:val="22"/>
+                <w:szCs w:val="22"/>
+              </w:rPr>
+            </w:pPr>
+            <w:r>
+              <w:rPr>
+                <w:rFonts w:ascii="Arial" w:hAnsi="Arial" w:cs="Arial"/>
                 <w:b/>
                 <w:bCs/>
-                <w:sz w:val="16"/>
-                <w:szCs w:val="16"/>
+                <w:sz w:val="22"/>
+                <w:szCs w:val="22"/>
               </w:rPr>
               <w:t>Validación en S2</w:t>
             </w:r>
@@ -5800,16 +6777,18 @@
               <w:spacing w:line="230" w:lineRule="auto"/>
               <w:jc w:val="center"/>
               <w:rPr>
-                <w:rFonts w:asciiTheme="minorHAnsi" w:hAnsiTheme="minorHAnsi" w:cstheme="minorHAnsi"/>
-              </w:rPr>
-            </w:pPr>
-            <w:r>
-              <w:rPr>
-                <w:rFonts w:asciiTheme="minorHAnsi" w:hAnsiTheme="minorHAnsi" w:cstheme="minorHAnsi"/>
+                <w:rFonts w:ascii="Arial" w:hAnsi="Arial" w:cs="Arial"/>
+                <w:sz w:val="22"/>
+                <w:szCs w:val="22"/>
+              </w:rPr>
+            </w:pPr>
+            <w:r>
+              <w:rPr>
+                <w:rFonts w:ascii="Arial" w:hAnsi="Arial" w:cs="Arial"/>
                 <w:b/>
                 <w:bCs/>
-                <w:sz w:val="16"/>
-                <w:szCs w:val="16"/>
+                <w:sz w:val="22"/>
+                <w:szCs w:val="22"/>
               </w:rPr>
               <w:t>Estado</w:t>
             </w:r>
@@ -5831,14 +6810,16 @@
             <w:pPr>
               <w:spacing w:line="230" w:lineRule="auto"/>
               <w:rPr>
-                <w:rFonts w:asciiTheme="minorHAnsi" w:hAnsiTheme="minorHAnsi" w:cstheme="minorHAnsi"/>
-              </w:rPr>
-            </w:pPr>
-            <w:r>
-              <w:rPr>
-                <w:rFonts w:asciiTheme="minorHAnsi" w:hAnsiTheme="minorHAnsi" w:cstheme="minorHAnsi"/>
-                <w:sz w:val="16"/>
-                <w:szCs w:val="16"/>
+                <w:rFonts w:ascii="Arial" w:hAnsi="Arial" w:cs="Arial"/>
+                <w:sz w:val="22"/>
+                <w:szCs w:val="22"/>
+              </w:rPr>
+            </w:pPr>
+            <w:r>
+              <w:rPr>
+                <w:rFonts w:ascii="Arial" w:hAnsi="Arial" w:cs="Arial"/>
+                <w:sz w:val="22"/>
+                <w:szCs w:val="22"/>
               </w:rPr>
               <w:t>Cuatro medias y proporciones</w:t>
             </w:r>
@@ -5858,34 +6839,52 @@
             <w:pPr>
               <w:spacing w:line="230" w:lineRule="auto"/>
               <w:rPr>
-                <w:rFonts w:asciiTheme="minorHAnsi" w:hAnsiTheme="minorHAnsi" w:cstheme="minorHAnsi"/>
-              </w:rPr>
-            </w:pPr>
-            <w:r>
-              <w:rPr>
-                <w:rFonts w:asciiTheme="minorHAnsi" w:hAnsiTheme="minorHAnsi" w:cstheme="minorHAnsi"/>
-                <w:sz w:val="16"/>
-                <w:szCs w:val="16"/>
+                <w:rFonts w:ascii="Arial" w:hAnsi="Arial" w:cs="Arial"/>
+                <w:sz w:val="22"/>
+                <w:szCs w:val="22"/>
+              </w:rPr>
+            </w:pPr>
+            <w:r>
+              <w:rPr>
+                <w:rFonts w:ascii="Arial" w:hAnsi="Arial" w:cs="Arial"/>
+                <w:sz w:val="22"/>
+                <w:szCs w:val="22"/>
               </w:rPr>
               <w:t xml:space="preserve">Clásico, percentil y </w:t>
             </w:r>
             <w:proofErr w:type="spellStart"/>
             <w:r>
               <w:rPr>
-                <w:rFonts w:asciiTheme="minorHAnsi" w:hAnsiTheme="minorHAnsi" w:cstheme="minorHAnsi"/>
-                <w:sz w:val="16"/>
-                <w:szCs w:val="16"/>
+                <w:rFonts w:ascii="Arial" w:hAnsi="Arial" w:cs="Arial"/>
+                <w:sz w:val="22"/>
+                <w:szCs w:val="22"/>
               </w:rPr>
               <w:t>BCa</w:t>
             </w:r>
             <w:proofErr w:type="spellEnd"/>
             <w:r>
               <w:rPr>
-                <w:rFonts w:asciiTheme="minorHAnsi" w:hAnsiTheme="minorHAnsi" w:cstheme="minorHAnsi"/>
-                <w:sz w:val="16"/>
-                <w:szCs w:val="16"/>
-              </w:rPr>
-              <w:t xml:space="preserve"> coinciden; z₀ y a nulos</w:t>
+                <w:rFonts w:ascii="Arial" w:hAnsi="Arial" w:cs="Arial"/>
+                <w:sz w:val="22"/>
+                <w:szCs w:val="22"/>
+              </w:rPr>
+              <w:t xml:space="preserve"> coinciden; z</w:t>
+            </w:r>
+            <w:r>
+              <w:rPr>
+                <w:rFonts w:ascii="Cambria Math" w:hAnsi="Cambria Math" w:cs="Cambria Math"/>
+                <w:sz w:val="22"/>
+                <w:szCs w:val="22"/>
+              </w:rPr>
+              <w:t>₀</w:t>
+            </w:r>
+            <w:r>
+              <w:rPr>
+                <w:rFonts w:ascii="Arial" w:hAnsi="Arial" w:cs="Arial"/>
+                <w:sz w:val="22"/>
+                <w:szCs w:val="22"/>
+              </w:rPr>
+              <w:t xml:space="preserve"> y a nulos</w:t>
             </w:r>
           </w:p>
         </w:tc>
@@ -5904,14 +6903,16 @@
               <w:spacing w:line="230" w:lineRule="auto"/>
               <w:jc w:val="center"/>
               <w:rPr>
-                <w:rFonts w:asciiTheme="minorHAnsi" w:hAnsiTheme="minorHAnsi" w:cstheme="minorHAnsi"/>
-              </w:rPr>
-            </w:pPr>
-            <w:r>
-              <w:rPr>
-                <w:rFonts w:asciiTheme="minorHAnsi" w:hAnsiTheme="minorHAnsi" w:cstheme="minorHAnsi"/>
-                <w:sz w:val="16"/>
-                <w:szCs w:val="16"/>
+                <w:rFonts w:ascii="Arial" w:hAnsi="Arial" w:cs="Arial"/>
+                <w:sz w:val="22"/>
+                <w:szCs w:val="22"/>
+              </w:rPr>
+            </w:pPr>
+            <w:r>
+              <w:rPr>
+                <w:rFonts w:ascii="Arial" w:hAnsi="Arial" w:cs="Arial"/>
+                <w:sz w:val="22"/>
+                <w:szCs w:val="22"/>
               </w:rPr>
               <w:t>Robusto</w:t>
             </w:r>
@@ -5933,14 +6934,16 @@
             <w:pPr>
               <w:spacing w:line="230" w:lineRule="auto"/>
               <w:rPr>
-                <w:rFonts w:asciiTheme="minorHAnsi" w:hAnsiTheme="minorHAnsi" w:cstheme="minorHAnsi"/>
-              </w:rPr>
-            </w:pPr>
-            <w:r>
-              <w:rPr>
-                <w:rFonts w:asciiTheme="minorHAnsi" w:hAnsiTheme="minorHAnsi" w:cstheme="minorHAnsi"/>
-                <w:sz w:val="16"/>
-                <w:szCs w:val="16"/>
+                <w:rFonts w:ascii="Arial" w:hAnsi="Arial" w:cs="Arial"/>
+                <w:sz w:val="22"/>
+                <w:szCs w:val="22"/>
+              </w:rPr>
+            </w:pPr>
+            <w:r>
+              <w:rPr>
+                <w:rFonts w:ascii="Arial" w:hAnsi="Arial" w:cs="Arial"/>
+                <w:sz w:val="22"/>
+                <w:szCs w:val="22"/>
               </w:rPr>
               <w:t>Diferencia por acreditación (Welch)</w:t>
             </w:r>
@@ -5960,14 +6963,16 @@
             <w:pPr>
               <w:spacing w:line="230" w:lineRule="auto"/>
               <w:rPr>
-                <w:rFonts w:asciiTheme="minorHAnsi" w:hAnsiTheme="minorHAnsi" w:cstheme="minorHAnsi"/>
-              </w:rPr>
-            </w:pPr>
-            <w:r>
-              <w:rPr>
-                <w:rFonts w:asciiTheme="minorHAnsi" w:hAnsiTheme="minorHAnsi" w:cstheme="minorHAnsi"/>
-                <w:sz w:val="16"/>
-                <w:szCs w:val="16"/>
+                <w:rFonts w:ascii="Arial" w:hAnsi="Arial" w:cs="Arial"/>
+                <w:sz w:val="22"/>
+                <w:szCs w:val="22"/>
+              </w:rPr>
+            </w:pPr>
+            <w:r>
+              <w:rPr>
+                <w:rFonts w:ascii="Arial" w:hAnsi="Arial" w:cs="Arial"/>
+                <w:sz w:val="22"/>
+                <w:szCs w:val="22"/>
               </w:rPr>
               <w:t>Permutación da el mismo veredicto sin supuestos</w:t>
             </w:r>
@@ -5988,14 +6993,16 @@
               <w:spacing w:line="230" w:lineRule="auto"/>
               <w:jc w:val="center"/>
               <w:rPr>
-                <w:rFonts w:asciiTheme="minorHAnsi" w:hAnsiTheme="minorHAnsi" w:cstheme="minorHAnsi"/>
-              </w:rPr>
-            </w:pPr>
-            <w:r>
-              <w:rPr>
-                <w:rFonts w:asciiTheme="minorHAnsi" w:hAnsiTheme="minorHAnsi" w:cstheme="minorHAnsi"/>
-                <w:sz w:val="16"/>
-                <w:szCs w:val="16"/>
+                <w:rFonts w:ascii="Arial" w:hAnsi="Arial" w:cs="Arial"/>
+                <w:sz w:val="22"/>
+                <w:szCs w:val="22"/>
+              </w:rPr>
+            </w:pPr>
+            <w:r>
+              <w:rPr>
+                <w:rFonts w:ascii="Arial" w:hAnsi="Arial" w:cs="Arial"/>
+                <w:sz w:val="22"/>
+                <w:szCs w:val="22"/>
               </w:rPr>
               <w:t>Robusto</w:t>
             </w:r>
@@ -6017,14 +7024,16 @@
             <w:pPr>
               <w:spacing w:line="230" w:lineRule="auto"/>
               <w:rPr>
-                <w:rFonts w:asciiTheme="minorHAnsi" w:hAnsiTheme="minorHAnsi" w:cstheme="minorHAnsi"/>
-              </w:rPr>
-            </w:pPr>
-            <w:r>
-              <w:rPr>
-                <w:rFonts w:asciiTheme="minorHAnsi" w:hAnsiTheme="minorHAnsi" w:cstheme="minorHAnsi"/>
-                <w:sz w:val="16"/>
-                <w:szCs w:val="16"/>
+                <w:rFonts w:ascii="Arial" w:hAnsi="Arial" w:cs="Arial"/>
+                <w:sz w:val="22"/>
+                <w:szCs w:val="22"/>
+              </w:rPr>
+            </w:pPr>
+            <w:r>
+              <w:rPr>
+                <w:rFonts w:ascii="Arial" w:hAnsi="Arial" w:cs="Arial"/>
+                <w:sz w:val="22"/>
+                <w:szCs w:val="22"/>
               </w:rPr>
               <w:t>Tres correlaciones fuertes</w:t>
             </w:r>
@@ -6044,32 +7053,34 @@
             <w:pPr>
               <w:spacing w:line="230" w:lineRule="auto"/>
               <w:rPr>
-                <w:rFonts w:asciiTheme="minorHAnsi" w:hAnsiTheme="minorHAnsi" w:cstheme="minorHAnsi"/>
-              </w:rPr>
-            </w:pPr>
-            <w:r>
-              <w:rPr>
-                <w:rFonts w:asciiTheme="minorHAnsi" w:hAnsiTheme="minorHAnsi" w:cstheme="minorHAnsi"/>
-                <w:sz w:val="16"/>
-                <w:szCs w:val="16"/>
+                <w:rFonts w:ascii="Arial" w:hAnsi="Arial" w:cs="Arial"/>
+                <w:sz w:val="22"/>
+                <w:szCs w:val="22"/>
+              </w:rPr>
+            </w:pPr>
+            <w:r>
+              <w:rPr>
+                <w:rFonts w:ascii="Arial" w:hAnsi="Arial" w:cs="Arial"/>
+                <w:sz w:val="22"/>
+                <w:szCs w:val="22"/>
               </w:rPr>
               <w:t xml:space="preserve">IC </w:t>
             </w:r>
             <w:proofErr w:type="spellStart"/>
             <w:r>
               <w:rPr>
-                <w:rFonts w:asciiTheme="minorHAnsi" w:hAnsiTheme="minorHAnsi" w:cstheme="minorHAnsi"/>
-                <w:sz w:val="16"/>
-                <w:szCs w:val="16"/>
+                <w:rFonts w:ascii="Arial" w:hAnsi="Arial" w:cs="Arial"/>
+                <w:sz w:val="22"/>
+                <w:szCs w:val="22"/>
               </w:rPr>
               <w:t>bootstrap</w:t>
             </w:r>
             <w:proofErr w:type="spellEnd"/>
             <w:r>
               <w:rPr>
-                <w:rFonts w:asciiTheme="minorHAnsi" w:hAnsiTheme="minorHAnsi" w:cstheme="minorHAnsi"/>
-                <w:sz w:val="16"/>
-                <w:szCs w:val="16"/>
+                <w:rFonts w:ascii="Arial" w:hAnsi="Arial" w:cs="Arial"/>
+                <w:sz w:val="22"/>
+                <w:szCs w:val="22"/>
               </w:rPr>
               <w:t xml:space="preserve"> estrechos, no cruzan el cero</w:t>
             </w:r>
@@ -6090,14 +7101,16 @@
               <w:spacing w:line="230" w:lineRule="auto"/>
               <w:jc w:val="center"/>
               <w:rPr>
-                <w:rFonts w:asciiTheme="minorHAnsi" w:hAnsiTheme="minorHAnsi" w:cstheme="minorHAnsi"/>
-              </w:rPr>
-            </w:pPr>
-            <w:r>
-              <w:rPr>
-                <w:rFonts w:asciiTheme="minorHAnsi" w:hAnsiTheme="minorHAnsi" w:cstheme="minorHAnsi"/>
-                <w:sz w:val="16"/>
-                <w:szCs w:val="16"/>
+                <w:rFonts w:ascii="Arial" w:hAnsi="Arial" w:cs="Arial"/>
+                <w:sz w:val="22"/>
+                <w:szCs w:val="22"/>
+              </w:rPr>
+            </w:pPr>
+            <w:r>
+              <w:rPr>
+                <w:rFonts w:ascii="Arial" w:hAnsi="Arial" w:cs="Arial"/>
+                <w:sz w:val="22"/>
+                <w:szCs w:val="22"/>
               </w:rPr>
               <w:t>Robusto</w:t>
             </w:r>
@@ -6119,16 +7132,17 @@
             <w:pPr>
               <w:spacing w:line="230" w:lineRule="auto"/>
               <w:rPr>
-                <w:rFonts w:asciiTheme="minorHAnsi" w:hAnsiTheme="minorHAnsi" w:cstheme="minorHAnsi"/>
-              </w:rPr>
-            </w:pPr>
-            <w:r>
-              <w:rPr>
-                <w:rFonts w:asciiTheme="minorHAnsi" w:hAnsiTheme="minorHAnsi" w:cstheme="minorHAnsi"/>
-                <w:sz w:val="16"/>
-                <w:szCs w:val="16"/>
-              </w:rPr>
-              <w:lastRenderedPageBreak/>
+                <w:rFonts w:ascii="Arial" w:hAnsi="Arial" w:cs="Arial"/>
+                <w:sz w:val="22"/>
+                <w:szCs w:val="22"/>
+              </w:rPr>
+            </w:pPr>
+            <w:r>
+              <w:rPr>
+                <w:rFonts w:ascii="Arial" w:hAnsi="Arial" w:cs="Arial"/>
+                <w:sz w:val="22"/>
+                <w:szCs w:val="22"/>
+              </w:rPr>
               <w:t>Correlación con egreso municipal</w:t>
             </w:r>
           </w:p>
@@ -6147,14 +7161,16 @@
             <w:pPr>
               <w:spacing w:line="230" w:lineRule="auto"/>
               <w:rPr>
-                <w:rFonts w:asciiTheme="minorHAnsi" w:hAnsiTheme="minorHAnsi" w:cstheme="minorHAnsi"/>
-              </w:rPr>
-            </w:pPr>
-            <w:r>
-              <w:rPr>
-                <w:rFonts w:asciiTheme="minorHAnsi" w:hAnsiTheme="minorHAnsi" w:cstheme="minorHAnsi"/>
-                <w:sz w:val="16"/>
-                <w:szCs w:val="16"/>
+                <w:rFonts w:ascii="Arial" w:hAnsi="Arial" w:cs="Arial"/>
+                <w:sz w:val="22"/>
+                <w:szCs w:val="22"/>
+              </w:rPr>
+            </w:pPr>
+            <w:r>
+              <w:rPr>
+                <w:rFonts w:ascii="Arial" w:hAnsi="Arial" w:cs="Arial"/>
+                <w:sz w:val="22"/>
+                <w:szCs w:val="22"/>
               </w:rPr>
               <w:t>Signo definido, amplitud del 79 % de su magnitud</w:t>
             </w:r>
@@ -6175,14 +7191,16 @@
               <w:spacing w:line="230" w:lineRule="auto"/>
               <w:jc w:val="center"/>
               <w:rPr>
-                <w:rFonts w:asciiTheme="minorHAnsi" w:hAnsiTheme="minorHAnsi" w:cstheme="minorHAnsi"/>
-              </w:rPr>
-            </w:pPr>
-            <w:r>
-              <w:rPr>
-                <w:rFonts w:asciiTheme="minorHAnsi" w:hAnsiTheme="minorHAnsi" w:cstheme="minorHAnsi"/>
-                <w:sz w:val="16"/>
-                <w:szCs w:val="16"/>
+                <w:rFonts w:ascii="Arial" w:hAnsi="Arial" w:cs="Arial"/>
+                <w:sz w:val="22"/>
+                <w:szCs w:val="22"/>
+              </w:rPr>
+            </w:pPr>
+            <w:r>
+              <w:rPr>
+                <w:rFonts w:ascii="Arial" w:hAnsi="Arial" w:cs="Arial"/>
+                <w:sz w:val="22"/>
+                <w:szCs w:val="22"/>
               </w:rPr>
               <w:t>Cautela</w:t>
             </w:r>
@@ -6204,14 +7222,16 @@
             <w:pPr>
               <w:spacing w:line="230" w:lineRule="auto"/>
               <w:rPr>
-                <w:rFonts w:asciiTheme="minorHAnsi" w:hAnsiTheme="minorHAnsi" w:cstheme="minorHAnsi"/>
-              </w:rPr>
-            </w:pPr>
-            <w:r>
-              <w:rPr>
-                <w:rFonts w:asciiTheme="minorHAnsi" w:hAnsiTheme="minorHAnsi" w:cstheme="minorHAnsi"/>
-                <w:sz w:val="16"/>
-                <w:szCs w:val="16"/>
+                <w:rFonts w:ascii="Arial" w:hAnsi="Arial" w:cs="Arial"/>
+                <w:sz w:val="22"/>
+                <w:szCs w:val="22"/>
+              </w:rPr>
+            </w:pPr>
+            <w:r>
+              <w:rPr>
+                <w:rFonts w:ascii="Arial" w:hAnsi="Arial" w:cs="Arial"/>
+                <w:sz w:val="22"/>
+                <w:szCs w:val="22"/>
               </w:rPr>
               <w:t>Recomendación de focalización</w:t>
             </w:r>
@@ -6231,14 +7251,16 @@
             <w:pPr>
               <w:spacing w:line="230" w:lineRule="auto"/>
               <w:rPr>
-                <w:rFonts w:asciiTheme="minorHAnsi" w:hAnsiTheme="minorHAnsi" w:cstheme="minorHAnsi"/>
-              </w:rPr>
-            </w:pPr>
-            <w:r>
-              <w:rPr>
-                <w:rFonts w:asciiTheme="minorHAnsi" w:hAnsiTheme="minorHAnsi" w:cstheme="minorHAnsi"/>
-                <w:sz w:val="16"/>
-                <w:szCs w:val="16"/>
+                <w:rFonts w:ascii="Arial" w:hAnsi="Arial" w:cs="Arial"/>
+                <w:sz w:val="22"/>
+                <w:szCs w:val="22"/>
+              </w:rPr>
+            </w:pPr>
+            <w:r>
+              <w:rPr>
+                <w:rFonts w:ascii="Arial" w:hAnsi="Arial" w:cs="Arial"/>
+                <w:sz w:val="22"/>
+                <w:szCs w:val="22"/>
               </w:rPr>
               <w:t>Monte Carlo la cuantifica en +38,9 %</w:t>
             </w:r>
@@ -6259,14 +7281,16 @@
               <w:spacing w:line="230" w:lineRule="auto"/>
               <w:jc w:val="center"/>
               <w:rPr>
-                <w:rFonts w:asciiTheme="minorHAnsi" w:hAnsiTheme="minorHAnsi" w:cstheme="minorHAnsi"/>
-              </w:rPr>
-            </w:pPr>
-            <w:r>
-              <w:rPr>
-                <w:rFonts w:asciiTheme="minorHAnsi" w:hAnsiTheme="minorHAnsi" w:cstheme="minorHAnsi"/>
-                <w:sz w:val="16"/>
-                <w:szCs w:val="16"/>
+                <w:rFonts w:ascii="Arial" w:hAnsi="Arial" w:cs="Arial"/>
+                <w:sz w:val="22"/>
+                <w:szCs w:val="22"/>
+              </w:rPr>
+            </w:pPr>
+            <w:r>
+              <w:rPr>
+                <w:rFonts w:ascii="Arial" w:hAnsi="Arial" w:cs="Arial"/>
+                <w:sz w:val="22"/>
+                <w:szCs w:val="22"/>
               </w:rPr>
               <w:t>Robusto</w:t>
             </w:r>
@@ -6288,14 +7312,16 @@
             <w:pPr>
               <w:spacing w:line="230" w:lineRule="auto"/>
               <w:rPr>
-                <w:rFonts w:asciiTheme="minorHAnsi" w:hAnsiTheme="minorHAnsi" w:cstheme="minorHAnsi"/>
-              </w:rPr>
-            </w:pPr>
-            <w:r>
-              <w:rPr>
-                <w:rFonts w:asciiTheme="minorHAnsi" w:hAnsiTheme="minorHAnsi" w:cstheme="minorHAnsi"/>
-                <w:sz w:val="16"/>
-                <w:szCs w:val="16"/>
+                <w:rFonts w:ascii="Arial" w:hAnsi="Arial" w:cs="Arial"/>
+                <w:sz w:val="22"/>
+                <w:szCs w:val="22"/>
+              </w:rPr>
+            </w:pPr>
+            <w:r>
+              <w:rPr>
+                <w:rFonts w:ascii="Arial" w:hAnsi="Arial" w:cs="Arial"/>
+                <w:sz w:val="22"/>
+                <w:szCs w:val="22"/>
               </w:rPr>
               <w:t>465 programas censurados en 0 y 1</w:t>
             </w:r>
@@ -6315,14 +7341,16 @@
             <w:pPr>
               <w:spacing w:line="230" w:lineRule="auto"/>
               <w:rPr>
-                <w:rFonts w:asciiTheme="minorHAnsi" w:hAnsiTheme="minorHAnsi" w:cstheme="minorHAnsi"/>
-              </w:rPr>
-            </w:pPr>
-            <w:r>
-              <w:rPr>
-                <w:rFonts w:asciiTheme="minorHAnsi" w:hAnsiTheme="minorHAnsi" w:cstheme="minorHAnsi"/>
-                <w:sz w:val="16"/>
-                <w:szCs w:val="16"/>
+                <w:rFonts w:ascii="Arial" w:hAnsi="Arial" w:cs="Arial"/>
+                <w:sz w:val="22"/>
+                <w:szCs w:val="22"/>
+              </w:rPr>
+            </w:pPr>
+            <w:r>
+              <w:rPr>
+                <w:rFonts w:ascii="Arial" w:hAnsi="Arial" w:cs="Arial"/>
+                <w:sz w:val="22"/>
+                <w:szCs w:val="22"/>
               </w:rPr>
               <w:t>Desplazan la media 0,009 al excluirlos</w:t>
             </w:r>
@@ -6343,14 +7371,16 @@
               <w:spacing w:line="230" w:lineRule="auto"/>
               <w:jc w:val="center"/>
               <w:rPr>
-                <w:rFonts w:asciiTheme="minorHAnsi" w:hAnsiTheme="minorHAnsi" w:cstheme="minorHAnsi"/>
-              </w:rPr>
-            </w:pPr>
-            <w:r>
-              <w:rPr>
-                <w:rFonts w:asciiTheme="minorHAnsi" w:hAnsiTheme="minorHAnsi" w:cstheme="minorHAnsi"/>
-                <w:sz w:val="16"/>
-                <w:szCs w:val="16"/>
+                <w:rFonts w:ascii="Arial" w:hAnsi="Arial" w:cs="Arial"/>
+                <w:sz w:val="22"/>
+                <w:szCs w:val="22"/>
+              </w:rPr>
+            </w:pPr>
+            <w:r>
+              <w:rPr>
+                <w:rFonts w:ascii="Arial" w:hAnsi="Arial" w:cs="Arial"/>
+                <w:sz w:val="22"/>
+                <w:szCs w:val="22"/>
               </w:rPr>
               <w:t>Cautela</w:t>
             </w:r>
@@ -6363,16 +7393,14 @@
         <w:spacing w:before="50" w:after="130"/>
         <w:jc w:val="center"/>
         <w:rPr>
-          <w:rFonts w:asciiTheme="minorHAnsi" w:hAnsiTheme="minorHAnsi" w:cstheme="minorHAnsi"/>
-        </w:rPr>
-      </w:pPr>
-      <w:r>
-        <w:rPr>
-          <w:rFonts w:asciiTheme="minorHAnsi" w:hAnsiTheme="minorHAnsi" w:cstheme="minorHAnsi"/>
+          <w:rFonts w:ascii="Arial" w:hAnsi="Arial" w:cs="Arial"/>
+        </w:rPr>
+      </w:pPr>
+      <w:r>
+        <w:rPr>
+          <w:rFonts w:ascii="Arial" w:hAnsi="Arial" w:cs="Arial"/>
           <w:i/>
           <w:iCs/>
-          <w:sz w:val="15"/>
-          <w:szCs w:val="15"/>
         </w:rPr>
         <w:t>Tabla 5: Reporte de resultados validados para la Sumativa 3.</w:t>
       </w:r>
@@ -6382,24 +7410,32 @@
         <w:spacing w:after="100" w:line="252" w:lineRule="auto"/>
         <w:jc w:val="both"/>
         <w:rPr>
-          <w:rFonts w:asciiTheme="minorHAnsi" w:hAnsiTheme="minorHAnsi" w:cstheme="minorHAnsi"/>
-        </w:rPr>
-      </w:pPr>
-      <w:r>
-        <w:rPr>
-          <w:rFonts w:asciiTheme="minorHAnsi" w:hAnsiTheme="minorHAnsi" w:cstheme="minorHAnsi"/>
+          <w:rFonts w:ascii="Arial" w:hAnsi="Arial" w:cs="Arial"/>
+          <w:sz w:val="22"/>
+          <w:szCs w:val="22"/>
+        </w:rPr>
+      </w:pPr>
+      <w:r>
+        <w:rPr>
+          <w:rFonts w:ascii="Arial" w:hAnsi="Arial" w:cs="Arial"/>
+          <w:sz w:val="22"/>
+          <w:szCs w:val="22"/>
         </w:rPr>
         <w:t>Recomendaciones metodológicas para S3</w:t>
       </w:r>
       <w:r>
         <w:rPr>
-          <w:rFonts w:asciiTheme="minorHAnsi" w:hAnsiTheme="minorHAnsi" w:cstheme="minorHAnsi"/>
+          <w:rFonts w:ascii="Arial" w:hAnsi="Arial" w:cs="Arial"/>
+          <w:sz w:val="22"/>
+          <w:szCs w:val="22"/>
         </w:rPr>
         <w:t>.</w:t>
       </w:r>
       <w:r>
         <w:rPr>
-          <w:rFonts w:asciiTheme="minorHAnsi" w:hAnsiTheme="minorHAnsi" w:cstheme="minorHAnsi"/>
+          <w:rFonts w:ascii="Arial" w:hAnsi="Arial" w:cs="Arial"/>
+          <w:sz w:val="22"/>
+          <w:szCs w:val="22"/>
         </w:rPr>
         <w:t xml:space="preserve"> </w:t>
       </w:r>
@@ -6414,26 +7450,34 @@
         <w:spacing w:after="100" w:line="252" w:lineRule="auto"/>
         <w:jc w:val="both"/>
         <w:rPr>
-          <w:rFonts w:asciiTheme="minorHAnsi" w:hAnsiTheme="minorHAnsi" w:cstheme="minorHAnsi"/>
-        </w:rPr>
-      </w:pPr>
-      <w:r>
-        <w:rPr>
-          <w:rFonts w:asciiTheme="minorHAnsi" w:hAnsiTheme="minorHAnsi" w:cstheme="minorHAnsi"/>
+          <w:rFonts w:ascii="Arial" w:hAnsi="Arial" w:cs="Arial"/>
+          <w:sz w:val="22"/>
+          <w:szCs w:val="22"/>
+        </w:rPr>
+      </w:pPr>
+      <w:r>
+        <w:rPr>
+          <w:rFonts w:ascii="Arial" w:hAnsi="Arial" w:cs="Arial"/>
+          <w:sz w:val="22"/>
+          <w:szCs w:val="22"/>
         </w:rPr>
         <w:t xml:space="preserve">Reportar los intervalos </w:t>
       </w:r>
       <w:proofErr w:type="spellStart"/>
       <w:r>
         <w:rPr>
-          <w:rFonts w:asciiTheme="minorHAnsi" w:hAnsiTheme="minorHAnsi" w:cstheme="minorHAnsi"/>
+          <w:rFonts w:ascii="Arial" w:hAnsi="Arial" w:cs="Arial"/>
+          <w:sz w:val="22"/>
+          <w:szCs w:val="22"/>
         </w:rPr>
         <w:t>BCa</w:t>
       </w:r>
       <w:proofErr w:type="spellEnd"/>
       <w:r>
         <w:rPr>
-          <w:rFonts w:asciiTheme="minorHAnsi" w:hAnsiTheme="minorHAnsi" w:cstheme="minorHAnsi"/>
+          <w:rFonts w:ascii="Arial" w:hAnsi="Arial" w:cs="Arial"/>
+          <w:sz w:val="22"/>
+          <w:szCs w:val="22"/>
         </w:rPr>
         <w:t xml:space="preserve"> en lugar de los clásicos: coinciden, de modo que no hay costo, y no dependen de supuestos. </w:t>
       </w:r>
@@ -6448,12 +7492,16 @@
         <w:spacing w:after="100" w:line="252" w:lineRule="auto"/>
         <w:jc w:val="both"/>
         <w:rPr>
-          <w:rFonts w:asciiTheme="minorHAnsi" w:hAnsiTheme="minorHAnsi" w:cstheme="minorHAnsi"/>
-        </w:rPr>
-      </w:pPr>
-      <w:r>
-        <w:rPr>
-          <w:rFonts w:asciiTheme="minorHAnsi" w:hAnsiTheme="minorHAnsi" w:cstheme="minorHAnsi"/>
+          <w:rFonts w:ascii="Arial" w:hAnsi="Arial" w:cs="Arial"/>
+          <w:sz w:val="22"/>
+          <w:szCs w:val="22"/>
+        </w:rPr>
+      </w:pPr>
+      <w:r>
+        <w:rPr>
+          <w:rFonts w:ascii="Arial" w:hAnsi="Arial" w:cs="Arial"/>
+          <w:sz w:val="22"/>
+          <w:szCs w:val="22"/>
         </w:rPr>
         <w:t xml:space="preserve">Construir el modelo multivariado sobre las tres correlaciones estables y fuertes, dejando las débiles como controles sin interpretación propia. </w:t>
       </w:r>
@@ -6468,12 +7516,16 @@
         <w:spacing w:after="100" w:line="252" w:lineRule="auto"/>
         <w:jc w:val="both"/>
         <w:rPr>
-          <w:rFonts w:asciiTheme="minorHAnsi" w:hAnsiTheme="minorHAnsi" w:cstheme="minorHAnsi"/>
-        </w:rPr>
-      </w:pPr>
-      <w:r>
-        <w:rPr>
-          <w:rFonts w:asciiTheme="minorHAnsi" w:hAnsiTheme="minorHAnsi" w:cstheme="minorHAnsi"/>
+          <w:rFonts w:ascii="Arial" w:hAnsi="Arial" w:cs="Arial"/>
+          <w:sz w:val="22"/>
+          <w:szCs w:val="22"/>
+        </w:rPr>
+      </w:pPr>
+      <w:r>
+        <w:rPr>
+          <w:rFonts w:ascii="Arial" w:hAnsi="Arial" w:cs="Arial"/>
+          <w:sz w:val="22"/>
+          <w:szCs w:val="22"/>
         </w:rPr>
         <w:t xml:space="preserve">Agrupar los errores estándar por institución, porque los programas de una misma institución no son observaciones independientes. </w:t>
       </w:r>
@@ -6488,106 +7540,212 @@
         <w:spacing w:after="100" w:line="252" w:lineRule="auto"/>
         <w:jc w:val="both"/>
         <w:rPr>
-          <w:rFonts w:asciiTheme="minorHAnsi" w:hAnsiTheme="minorHAnsi" w:cstheme="minorHAnsi"/>
-        </w:rPr>
-      </w:pPr>
-      <w:r>
-        <w:rPr>
-          <w:rFonts w:asciiTheme="minorHAnsi" w:hAnsiTheme="minorHAnsi" w:cstheme="minorHAnsi"/>
+          <w:rFonts w:ascii="Arial" w:hAnsi="Arial" w:cs="Arial"/>
+          <w:sz w:val="22"/>
+          <w:szCs w:val="22"/>
+        </w:rPr>
+      </w:pPr>
+      <w:r>
+        <w:rPr>
+          <w:rFonts w:ascii="Arial" w:hAnsi="Arial" w:cs="Arial"/>
+          <w:sz w:val="22"/>
+          <w:szCs w:val="22"/>
         </w:rPr>
         <w:t>Conservar los 465 programas censurados y declarar su efecto en lugar de excluirlos. Y declarar siempre como supuesto de política, no como estimación, cualquier parámetro de eficacia de una intervención.</w:t>
       </w:r>
     </w:p>
     <w:p>
       <w:pPr>
-        <w:pStyle w:val="Heading2"/>
-        <w:spacing w:before="150" w:after="70"/>
-        <w:rPr>
-          <w:rFonts w:asciiTheme="minorHAnsi" w:hAnsiTheme="minorHAnsi" w:cstheme="minorHAnsi"/>
-          <w:color w:val="auto"/>
-        </w:rPr>
-      </w:pPr>
-      <w:bookmarkStart w:id="8" w:name="_Toc243059337"/>
-      <w:r>
-        <w:rPr>
-          <w:rFonts w:asciiTheme="minorHAnsi" w:hAnsiTheme="minorHAnsi" w:cstheme="minorHAnsi"/>
+        <w:pStyle w:val="ListParagraph"/>
+        <w:spacing w:after="100" w:line="252" w:lineRule="auto"/>
+        <w:ind w:left="720"/>
+        <w:jc w:val="both"/>
+        <w:rPr>
+          <w:rFonts w:ascii="Arial" w:hAnsi="Arial" w:cs="Arial"/>
+          <w:sz w:val="24"/>
+          <w:szCs w:val="24"/>
+        </w:rPr>
+      </w:pPr>
+    </w:p>
+    <w:p>
+      <w:pPr>
+        <w:pStyle w:val="Heading1"/>
+        <w:numPr>
+          <w:ilvl w:val="0"/>
+          <w:numId w:val="4"/>
+        </w:numPr>
+        <w:rPr>
+          <w:rFonts w:ascii="Arial" w:hAnsi="Arial" w:cs="Arial"/>
           <w:b/>
           <w:bCs/>
-          <w:color w:val="auto"/>
-          <w:sz w:val="21"/>
-          <w:szCs w:val="21"/>
-        </w:rPr>
-        <w:t>6.1 Reproducibilidad</w:t>
-      </w:r>
-      <w:bookmarkEnd w:id="8"/>
-    </w:p>
+          <w:color w:val="000000" w:themeColor="text1"/>
+          <w:sz w:val="24"/>
+          <w:szCs w:val="24"/>
+        </w:rPr>
+      </w:pPr>
+      <w:bookmarkStart w:id="15" w:name="_Toc243059337"/>
+      <w:bookmarkStart w:id="16" w:name="_Toc243068813"/>
+      <w:r>
+        <w:rPr>
+          <w:rFonts w:ascii="Arial" w:hAnsi="Arial" w:cs="Arial"/>
+          <w:b/>
+          <w:bCs/>
+          <w:color w:val="000000" w:themeColor="text1"/>
+          <w:sz w:val="24"/>
+          <w:szCs w:val="24"/>
+        </w:rPr>
+        <w:t>Reproducibilidad</w:t>
+      </w:r>
+      <w:bookmarkEnd w:id="15"/>
+      <w:r>
+        <w:rPr>
+          <w:rFonts w:ascii="Arial" w:hAnsi="Arial" w:cs="Arial"/>
+          <w:b/>
+          <w:bCs/>
+          <w:color w:val="000000" w:themeColor="text1"/>
+          <w:sz w:val="24"/>
+          <w:szCs w:val="24"/>
+        </w:rPr>
+        <w:t>.</w:t>
+      </w:r>
+      <w:bookmarkEnd w:id="16"/>
+    </w:p>
+    <w:p/>
     <w:p>
       <w:pPr>
         <w:spacing w:after="100" w:line="252" w:lineRule="auto"/>
         <w:jc w:val="both"/>
         <w:rPr>
-          <w:rFonts w:asciiTheme="minorHAnsi" w:hAnsiTheme="minorHAnsi" w:cstheme="minorHAnsi"/>
-        </w:rPr>
-      </w:pPr>
-      <w:bookmarkStart w:id="9" w:name="_Toc243059338"/>
-      <w:r>
-        <w:rPr>
-          <w:rFonts w:asciiTheme="minorHAnsi" w:hAnsiTheme="minorHAnsi" w:cstheme="minorHAnsi"/>
+          <w:rFonts w:ascii="Arial" w:hAnsi="Arial" w:cs="Arial"/>
+          <w:sz w:val="22"/>
+          <w:szCs w:val="22"/>
+        </w:rPr>
+      </w:pPr>
+      <w:bookmarkStart w:id="17" w:name="_Toc243059338"/>
+      <w:r>
+        <w:rPr>
+          <w:rFonts w:ascii="Arial" w:hAnsi="Arial" w:cs="Arial"/>
+          <w:sz w:val="22"/>
+          <w:szCs w:val="22"/>
         </w:rPr>
         <w:t xml:space="preserve">El informe remite al cuaderno S2/Sumativa2_Validacion_Remuestreo.ipynb para reproducir las cifras y generar las salidas en S2/resultados/. Los procedimientos de </w:t>
       </w:r>
       <w:proofErr w:type="spellStart"/>
       <w:r>
         <w:rPr>
-          <w:rFonts w:asciiTheme="minorHAnsi" w:hAnsiTheme="minorHAnsi" w:cstheme="minorHAnsi"/>
+          <w:rFonts w:ascii="Arial" w:hAnsi="Arial" w:cs="Arial"/>
+          <w:sz w:val="22"/>
+          <w:szCs w:val="22"/>
         </w:rPr>
         <w:t>bootstrap</w:t>
       </w:r>
       <w:proofErr w:type="spellEnd"/>
       <w:r>
         <w:rPr>
-          <w:rFonts w:asciiTheme="minorHAnsi" w:hAnsiTheme="minorHAnsi" w:cstheme="minorHAnsi"/>
+          <w:rFonts w:ascii="Arial" w:hAnsi="Arial" w:cs="Arial"/>
+          <w:sz w:val="22"/>
+          <w:szCs w:val="22"/>
         </w:rPr>
         <w:t>, permutación y Monte Carlo utilizan 10.000 repeticiones y una semilla fijada en 42. El repositorio reúne las carpetas S1 y S2 con los entregables de cada etapa, el conjunto analítico versionado y los scripts utilizados para construirlo a partir de las bases del SIES. La semilla permite repetir los cálculos bajo las mismas condiciones de ejecución.</w:t>
       </w:r>
     </w:p>
     <w:p>
       <w:pPr>
+        <w:rPr>
+          <w:rFonts w:ascii="Arial" w:hAnsi="Arial" w:cs="Arial"/>
+          <w:sz w:val="24"/>
+          <w:szCs w:val="24"/>
+        </w:rPr>
+      </w:pPr>
+    </w:p>
+    <w:p>
+      <w:pPr>
         <w:pStyle w:val="Heading1"/>
-        <w:spacing w:before="230" w:after="60"/>
-        <w:rPr>
-          <w:rFonts w:asciiTheme="minorHAnsi" w:hAnsiTheme="minorHAnsi" w:cstheme="minorHAnsi"/>
-          <w:color w:val="auto"/>
-          <w:lang w:val="en-US"/>
-        </w:rPr>
-      </w:pPr>
-      <w:r>
-        <w:rPr>
-          <w:rFonts w:asciiTheme="minorHAnsi" w:hAnsiTheme="minorHAnsi" w:cstheme="minorHAnsi"/>
+        <w:numPr>
+          <w:ilvl w:val="0"/>
+          <w:numId w:val="4"/>
+        </w:numPr>
+        <w:rPr>
+          <w:rFonts w:ascii="Arial" w:hAnsi="Arial" w:cs="Arial"/>
           <w:b/>
           <w:bCs/>
-          <w:color w:val="auto"/>
-          <w:sz w:val="25"/>
-          <w:szCs w:val="25"/>
-          <w:lang w:val="en-US"/>
-        </w:rPr>
-        <w:t xml:space="preserve">7. </w:t>
-      </w:r>
-      <w:proofErr w:type="spellStart"/>
-      <w:r>
-        <w:rPr>
-          <w:rFonts w:asciiTheme="minorHAnsi" w:hAnsiTheme="minorHAnsi" w:cstheme="minorHAnsi"/>
+          <w:color w:val="000000" w:themeColor="text1"/>
+          <w:sz w:val="24"/>
+          <w:szCs w:val="24"/>
+        </w:rPr>
+      </w:pPr>
+      <w:bookmarkStart w:id="18" w:name="_Toc243068814"/>
+      <w:r>
+        <w:rPr>
+          <w:rFonts w:ascii="Arial" w:hAnsi="Arial" w:cs="Arial"/>
           <w:b/>
           <w:bCs/>
-          <w:color w:val="auto"/>
-          <w:sz w:val="25"/>
-          <w:szCs w:val="25"/>
+          <w:color w:val="000000" w:themeColor="text1"/>
+          <w:sz w:val="24"/>
+          <w:szCs w:val="24"/>
+        </w:rPr>
+        <w:t>Bibliografía</w:t>
+      </w:r>
+      <w:bookmarkEnd w:id="17"/>
+      <w:r>
+        <w:rPr>
+          <w:rFonts w:ascii="Arial" w:hAnsi="Arial" w:cs="Arial"/>
+          <w:b/>
+          <w:bCs/>
+          <w:color w:val="000000" w:themeColor="text1"/>
+          <w:sz w:val="24"/>
+          <w:szCs w:val="24"/>
+        </w:rPr>
+        <w:t>.</w:t>
+      </w:r>
+      <w:bookmarkEnd w:id="18"/>
+    </w:p>
+    <w:p>
+      <w:pPr>
+        <w:pStyle w:val="ListParagraph"/>
+        <w:ind w:left="720"/>
+      </w:pPr>
+    </w:p>
+    <w:p>
+      <w:pPr>
+        <w:spacing w:after="90"/>
+        <w:jc w:val="both"/>
+        <w:rPr>
+          <w:rFonts w:ascii="Arial" w:hAnsi="Arial" w:cs="Arial"/>
+          <w:sz w:val="22"/>
+          <w:szCs w:val="22"/>
           <w:lang w:val="en-US"/>
         </w:rPr>
-        <w:t>Bibliografía</w:t>
-      </w:r>
-      <w:bookmarkEnd w:id="9"/>
-      <w:proofErr w:type="spellEnd"/>
+      </w:pPr>
+      <w:r>
+        <w:rPr>
+          <w:rFonts w:ascii="Arial" w:hAnsi="Arial" w:cs="Arial"/>
+          <w:sz w:val="22"/>
+          <w:szCs w:val="22"/>
+          <w:lang w:val="en-US"/>
+        </w:rPr>
+        <w:t xml:space="preserve">Efron, B. (1987). Better bootstrap confidence intervals. </w:t>
+      </w:r>
+      <w:r>
+        <w:rPr>
+          <w:rFonts w:ascii="Arial" w:hAnsi="Arial" w:cs="Arial"/>
+          <w:i/>
+          <w:iCs/>
+          <w:sz w:val="22"/>
+          <w:szCs w:val="22"/>
+          <w:lang w:val="en-US"/>
+        </w:rPr>
+        <w:t>Journal of the American Statistical Association, 82</w:t>
+      </w:r>
+      <w:r>
+        <w:rPr>
+          <w:rFonts w:ascii="Arial" w:hAnsi="Arial" w:cs="Arial"/>
+          <w:sz w:val="22"/>
+          <w:szCs w:val="22"/>
+          <w:lang w:val="en-US"/>
+        </w:rPr>
+        <w:t>(397), 171–185.</w:t>
+      </w:r>
     </w:p>
     <w:p>
       <w:pPr>
@@ -6595,32 +7753,57 @@
         <w:ind w:left="400" w:hanging="400"/>
         <w:jc w:val="both"/>
         <w:rPr>
-          <w:rFonts w:asciiTheme="minorHAnsi" w:hAnsiTheme="minorHAnsi" w:cstheme="minorHAnsi"/>
+          <w:rFonts w:ascii="Arial" w:hAnsi="Arial" w:cs="Arial"/>
+          <w:sz w:val="22"/>
+          <w:szCs w:val="22"/>
           <w:lang w:val="en-US"/>
         </w:rPr>
       </w:pPr>
       <w:r>
         <w:rPr>
-          <w:rFonts w:asciiTheme="minorHAnsi" w:hAnsiTheme="minorHAnsi" w:cstheme="minorHAnsi"/>
-          <w:lang w:val="en-US"/>
-        </w:rPr>
-        <w:t xml:space="preserve">Efron, B. (1987). Better bootstrap confidence intervals. </w:t>
-      </w:r>
-      <w:r>
-        <w:rPr>
-          <w:rFonts w:asciiTheme="minorHAnsi" w:hAnsiTheme="minorHAnsi" w:cstheme="minorHAnsi"/>
+          <w:rFonts w:ascii="Arial" w:hAnsi="Arial" w:cs="Arial"/>
+          <w:sz w:val="22"/>
+          <w:szCs w:val="22"/>
+        </w:rPr>
+        <w:t xml:space="preserve">Efron, B. y </w:t>
+      </w:r>
+      <w:proofErr w:type="spellStart"/>
+      <w:r>
+        <w:rPr>
+          <w:rFonts w:ascii="Arial" w:hAnsi="Arial" w:cs="Arial"/>
+          <w:sz w:val="22"/>
+          <w:szCs w:val="22"/>
+        </w:rPr>
+        <w:t>Tibshirani</w:t>
+      </w:r>
+      <w:proofErr w:type="spellEnd"/>
+      <w:r>
+        <w:rPr>
+          <w:rFonts w:ascii="Arial" w:hAnsi="Arial" w:cs="Arial"/>
+          <w:sz w:val="22"/>
+          <w:szCs w:val="22"/>
+        </w:rPr>
+        <w:t xml:space="preserve">, R. J. (1993). </w:t>
+      </w:r>
+      <w:r>
+        <w:rPr>
+          <w:rFonts w:ascii="Arial" w:hAnsi="Arial" w:cs="Arial"/>
           <w:i/>
           <w:iCs/>
+          <w:sz w:val="22"/>
+          <w:szCs w:val="22"/>
           <w:lang w:val="en-US"/>
         </w:rPr>
-        <w:t>Journal of the American Statistical Association, 82</w:t>
-      </w:r>
-      <w:r>
-        <w:rPr>
-          <w:rFonts w:asciiTheme="minorHAnsi" w:hAnsiTheme="minorHAnsi" w:cstheme="minorHAnsi"/>
+        <w:t>An introduction to the bootstrap</w:t>
+      </w:r>
+      <w:r>
+        <w:rPr>
+          <w:rFonts w:ascii="Arial" w:hAnsi="Arial" w:cs="Arial"/>
+          <w:sz w:val="22"/>
+          <w:szCs w:val="22"/>
           <w:lang w:val="en-US"/>
         </w:rPr>
-        <w:t>(397), 171–185.</w:t>
+        <w:t>. Chapman &amp; Hall.</w:t>
       </w:r>
     </w:p>
     <w:p>
@@ -6629,53 +7812,40 @@
         <w:ind w:left="400" w:hanging="400"/>
         <w:jc w:val="both"/>
         <w:rPr>
-          <w:rFonts w:asciiTheme="minorHAnsi" w:hAnsiTheme="minorHAnsi" w:cstheme="minorHAnsi"/>
+          <w:rFonts w:ascii="Arial" w:hAnsi="Arial" w:cs="Arial"/>
+          <w:sz w:val="22"/>
+          <w:szCs w:val="22"/>
           <w:lang w:val="en-US"/>
         </w:rPr>
       </w:pPr>
-      <w:proofErr w:type="spellStart"/>
-      <w:r>
-        <w:rPr>
-          <w:rFonts w:asciiTheme="minorHAnsi" w:hAnsiTheme="minorHAnsi" w:cstheme="minorHAnsi"/>
-        </w:rPr>
-        <w:t>Efron</w:t>
-      </w:r>
-      <w:proofErr w:type="spellEnd"/>
-      <w:r>
-        <w:rPr>
-          <w:rFonts w:asciiTheme="minorHAnsi" w:hAnsiTheme="minorHAnsi" w:cstheme="minorHAnsi"/>
-        </w:rPr>
-        <w:t xml:space="preserve">, B. y </w:t>
-      </w:r>
-      <w:proofErr w:type="spellStart"/>
-      <w:r>
-        <w:rPr>
-          <w:rFonts w:asciiTheme="minorHAnsi" w:hAnsiTheme="minorHAnsi" w:cstheme="minorHAnsi"/>
-        </w:rPr>
-        <w:t>Tibshirani</w:t>
-      </w:r>
-      <w:proofErr w:type="spellEnd"/>
-      <w:r>
-        <w:rPr>
-          <w:rFonts w:asciiTheme="minorHAnsi" w:hAnsiTheme="minorHAnsi" w:cstheme="minorHAnsi"/>
-        </w:rPr>
-        <w:t xml:space="preserve">, R. J. (1993). </w:t>
-      </w:r>
-      <w:r>
-        <w:rPr>
-          <w:rFonts w:asciiTheme="minorHAnsi" w:hAnsiTheme="minorHAnsi" w:cstheme="minorHAnsi"/>
+      <w:r>
+        <w:rPr>
+          <w:rFonts w:ascii="Arial" w:hAnsi="Arial" w:cs="Arial"/>
+          <w:sz w:val="22"/>
+          <w:szCs w:val="22"/>
+          <w:lang w:val="en-US"/>
+        </w:rPr>
+        <w:t xml:space="preserve">Good, P. I. (2005). </w:t>
+      </w:r>
+      <w:r>
+        <w:rPr>
+          <w:rFonts w:ascii="Arial" w:hAnsi="Arial" w:cs="Arial"/>
           <w:i/>
           <w:iCs/>
+          <w:sz w:val="22"/>
+          <w:szCs w:val="22"/>
           <w:lang w:val="en-US"/>
         </w:rPr>
-        <w:t>An introduction to the bootstrap</w:t>
-      </w:r>
-      <w:r>
-        <w:rPr>
-          <w:rFonts w:asciiTheme="minorHAnsi" w:hAnsiTheme="minorHAnsi" w:cstheme="minorHAnsi"/>
+        <w:t>Permutation, parametric, and bootstrap tests of hypotheses</w:t>
+      </w:r>
+      <w:r>
+        <w:rPr>
+          <w:rFonts w:ascii="Arial" w:hAnsi="Arial" w:cs="Arial"/>
+          <w:sz w:val="22"/>
+          <w:szCs w:val="22"/>
           <w:lang w:val="en-US"/>
         </w:rPr>
-        <w:t>. Chapman &amp; Hall.</w:t>
+        <w:t xml:space="preserve"> (3.ª ed.). Springer.</w:t>
       </w:r>
     </w:p>
     <w:p>
@@ -6684,71 +7854,100 @@
         <w:ind w:left="400" w:hanging="400"/>
         <w:jc w:val="both"/>
         <w:rPr>
-          <w:rFonts w:asciiTheme="minorHAnsi" w:hAnsiTheme="minorHAnsi" w:cstheme="minorHAnsi"/>
+          <w:rFonts w:ascii="Arial" w:hAnsi="Arial" w:cs="Arial"/>
+          <w:sz w:val="22"/>
+          <w:szCs w:val="22"/>
+        </w:rPr>
+      </w:pPr>
+      <w:r>
+        <w:rPr>
+          <w:rFonts w:ascii="Arial" w:hAnsi="Arial" w:cs="Arial"/>
+          <w:sz w:val="22"/>
+          <w:szCs w:val="22"/>
           <w:lang w:val="en-US"/>
         </w:rPr>
-      </w:pPr>
-      <w:r>
-        <w:rPr>
-          <w:rFonts w:asciiTheme="minorHAnsi" w:hAnsiTheme="minorHAnsi" w:cstheme="minorHAnsi"/>
-          <w:lang w:val="en-US"/>
-        </w:rPr>
-        <w:t xml:space="preserve">Good, P. I. (2005). </w:t>
-      </w:r>
-      <w:r>
-        <w:rPr>
-          <w:rFonts w:asciiTheme="minorHAnsi" w:hAnsiTheme="minorHAnsi" w:cstheme="minorHAnsi"/>
+        <w:t xml:space="preserve">Robert, C. P. y Casella, G. (2004). </w:t>
+      </w:r>
+      <w:r>
+        <w:rPr>
+          <w:rFonts w:ascii="Arial" w:hAnsi="Arial" w:cs="Arial"/>
           <w:i/>
           <w:iCs/>
+          <w:sz w:val="22"/>
+          <w:szCs w:val="22"/>
           <w:lang w:val="en-US"/>
         </w:rPr>
-        <w:t>Permutation, parametric, and bootstrap tests of hypotheses</w:t>
-      </w:r>
-      <w:r>
-        <w:rPr>
-          <w:rFonts w:asciiTheme="minorHAnsi" w:hAnsiTheme="minorHAnsi" w:cstheme="minorHAnsi"/>
+        <w:t>Monte Carlo statistical methods</w:t>
+      </w:r>
+      <w:r>
+        <w:rPr>
+          <w:rFonts w:ascii="Arial" w:hAnsi="Arial" w:cs="Arial"/>
+          <w:sz w:val="22"/>
+          <w:szCs w:val="22"/>
           <w:lang w:val="en-US"/>
         </w:rPr>
-        <w:t xml:space="preserve"> (3.ª ed.). Springer.</w:t>
+        <w:t xml:space="preserve"> (2.ª ed.). </w:t>
+      </w:r>
+      <w:r>
+        <w:rPr>
+          <w:rFonts w:ascii="Arial" w:hAnsi="Arial" w:cs="Arial"/>
+          <w:sz w:val="22"/>
+          <w:szCs w:val="22"/>
+        </w:rPr>
+        <w:t>Springer.</w:t>
       </w:r>
     </w:p>
     <w:p>
       <w:pPr>
         <w:spacing w:after="90"/>
-        <w:ind w:left="400" w:hanging="400"/>
         <w:jc w:val="both"/>
         <w:rPr>
-          <w:rFonts w:asciiTheme="minorHAnsi" w:hAnsiTheme="minorHAnsi" w:cstheme="minorHAnsi"/>
-        </w:rPr>
-      </w:pPr>
-      <w:r>
-        <w:rPr>
-          <w:rFonts w:asciiTheme="minorHAnsi" w:hAnsiTheme="minorHAnsi" w:cstheme="minorHAnsi"/>
-          <w:lang w:val="en-US"/>
-        </w:rPr>
-        <w:t xml:space="preserve">Robert, C. P. y Casella, G. (2004). </w:t>
-      </w:r>
-      <w:r>
-        <w:rPr>
-          <w:rFonts w:asciiTheme="minorHAnsi" w:hAnsiTheme="minorHAnsi" w:cstheme="minorHAnsi"/>
+          <w:rFonts w:ascii="Arial" w:hAnsi="Arial" w:cs="Arial"/>
+          <w:sz w:val="22"/>
+          <w:szCs w:val="22"/>
+        </w:rPr>
+      </w:pPr>
+      <w:r>
+        <w:rPr>
+          <w:rFonts w:ascii="Arial" w:hAnsi="Arial" w:cs="Arial"/>
+          <w:sz w:val="22"/>
+          <w:szCs w:val="22"/>
+        </w:rPr>
+        <w:t xml:space="preserve">Servicio de Información de Educación Superior. (2026). </w:t>
+      </w:r>
+      <w:r>
+        <w:rPr>
+          <w:rFonts w:ascii="Arial" w:hAnsi="Arial" w:cs="Arial"/>
           <w:i/>
           <w:iCs/>
-          <w:lang w:val="en-US"/>
-        </w:rPr>
-        <w:t>Monte Carlo statistical methods</w:t>
-      </w:r>
-      <w:r>
-        <w:rPr>
-          <w:rFonts w:asciiTheme="minorHAnsi" w:hAnsiTheme="minorHAnsi" w:cstheme="minorHAnsi"/>
-          <w:lang w:val="en-US"/>
-        </w:rPr>
-        <w:t xml:space="preserve"> (2.ª ed.). </w:t>
-      </w:r>
-      <w:r>
-        <w:rPr>
-          <w:rFonts w:asciiTheme="minorHAnsi" w:hAnsiTheme="minorHAnsi" w:cstheme="minorHAnsi"/>
-        </w:rPr>
-        <w:t>Springer.</w:t>
+          <w:sz w:val="22"/>
+          <w:szCs w:val="22"/>
+        </w:rPr>
+        <w:t>Bases de matrícula 2007–2026 y titulados 2007–2025</w:t>
+      </w:r>
+      <w:r>
+        <w:rPr>
+          <w:rFonts w:ascii="Arial" w:hAnsi="Arial" w:cs="Arial"/>
+          <w:sz w:val="22"/>
+          <w:szCs w:val="22"/>
+        </w:rPr>
+        <w:t xml:space="preserve"> [Conjunto de</w:t>
+      </w:r>
+      <w:r>
+        <w:rPr>
+          <w:rFonts w:ascii="Arial" w:hAnsi="Arial" w:cs="Arial"/>
+          <w:sz w:val="22"/>
+          <w:szCs w:val="22"/>
+        </w:rPr>
+        <w:t xml:space="preserve"> </w:t>
+      </w:r>
+      <w:r>
+        <w:rPr>
+          <w:rFonts w:ascii="Arial" w:hAnsi="Arial" w:cs="Arial"/>
+          <w:sz w:val="22"/>
+          <w:szCs w:val="22"/>
+        </w:rPr>
+        <w:t>datos]. Ministerio de Educación de Chile. https://datosabiertos.mineduc.cl/</w:t>
       </w:r>
     </w:p>
     <w:p>
@@ -6756,140 +7955,91 @@
         <w:spacing w:after="90"/>
         <w:jc w:val="both"/>
         <w:rPr>
-          <w:rFonts w:asciiTheme="minorHAnsi" w:hAnsiTheme="minorHAnsi" w:cstheme="minorHAnsi"/>
-        </w:rPr>
-      </w:pPr>
-      <w:r>
-        <w:rPr>
-          <w:rFonts w:asciiTheme="minorHAnsi" w:hAnsiTheme="minorHAnsi" w:cstheme="minorHAnsi"/>
-        </w:rPr>
-        <w:t xml:space="preserve">Servicio de Información de Educación Superior. (2026). </w:t>
-      </w:r>
-      <w:r>
-        <w:rPr>
-          <w:rFonts w:asciiTheme="minorHAnsi" w:hAnsiTheme="minorHAnsi" w:cstheme="minorHAnsi"/>
+          <w:rFonts w:ascii="Arial" w:hAnsi="Arial" w:cs="Arial"/>
+          <w:sz w:val="22"/>
+          <w:szCs w:val="22"/>
+          <w:lang w:val="en-US"/>
+        </w:rPr>
+      </w:pPr>
+      <w:proofErr w:type="spellStart"/>
+      <w:r>
+        <w:rPr>
+          <w:rFonts w:ascii="Arial" w:hAnsi="Arial" w:cs="Arial"/>
+          <w:sz w:val="22"/>
+          <w:szCs w:val="22"/>
+        </w:rPr>
+        <w:t>Virtanen</w:t>
+      </w:r>
+      <w:proofErr w:type="spellEnd"/>
+      <w:r>
+        <w:rPr>
+          <w:rFonts w:ascii="Arial" w:hAnsi="Arial" w:cs="Arial"/>
+          <w:sz w:val="22"/>
+          <w:szCs w:val="22"/>
+        </w:rPr>
+        <w:t xml:space="preserve">, P., </w:t>
+      </w:r>
+      <w:proofErr w:type="spellStart"/>
+      <w:r>
+        <w:rPr>
+          <w:rFonts w:ascii="Arial" w:hAnsi="Arial" w:cs="Arial"/>
+          <w:sz w:val="22"/>
+          <w:szCs w:val="22"/>
+        </w:rPr>
+        <w:t>Gommers</w:t>
+      </w:r>
+      <w:proofErr w:type="spellEnd"/>
+      <w:r>
+        <w:rPr>
+          <w:rFonts w:ascii="Arial" w:hAnsi="Arial" w:cs="Arial"/>
+          <w:sz w:val="22"/>
+          <w:szCs w:val="22"/>
+        </w:rPr>
+        <w:t xml:space="preserve">, R., Oliphant, T. E., Haberland, M., Reddy, T., </w:t>
+      </w:r>
+      <w:proofErr w:type="spellStart"/>
+      <w:r>
+        <w:rPr>
+          <w:rFonts w:ascii="Arial" w:hAnsi="Arial" w:cs="Arial"/>
+          <w:sz w:val="22"/>
+          <w:szCs w:val="22"/>
+        </w:rPr>
+        <w:t>Cournapeau</w:t>
+      </w:r>
+      <w:proofErr w:type="spellEnd"/>
+      <w:r>
+        <w:rPr>
+          <w:rFonts w:ascii="Arial" w:hAnsi="Arial" w:cs="Arial"/>
+          <w:sz w:val="22"/>
+          <w:szCs w:val="22"/>
+        </w:rPr>
+        <w:t xml:space="preserve">, D. et al. </w:t>
+      </w:r>
+      <w:r>
+        <w:rPr>
+          <w:rFonts w:ascii="Arial" w:hAnsi="Arial" w:cs="Arial"/>
+          <w:sz w:val="22"/>
+          <w:szCs w:val="22"/>
+          <w:lang w:val="en-US"/>
+        </w:rPr>
+        <w:t xml:space="preserve">(2020). SciPy 1.0: fundamental algorithms for scientific computing in Python. </w:t>
+      </w:r>
+      <w:r>
+        <w:rPr>
+          <w:rFonts w:ascii="Arial" w:hAnsi="Arial" w:cs="Arial"/>
           <w:i/>
           <w:iCs/>
-        </w:rPr>
-        <w:t>Bases de matrícula 2007–2026 y titulados 2007–2025</w:t>
-      </w:r>
-      <w:r>
-        <w:rPr>
-          <w:rFonts w:asciiTheme="minorHAnsi" w:hAnsiTheme="minorHAnsi" w:cstheme="minorHAnsi"/>
-        </w:rPr>
-        <w:t xml:space="preserve"> [Conjunto de</w:t>
-      </w:r>
-      <w:r>
-        <w:rPr>
-          <w:rFonts w:asciiTheme="minorHAnsi" w:hAnsiTheme="minorHAnsi" w:cstheme="minorHAnsi"/>
-        </w:rPr>
-        <w:t xml:space="preserve"> </w:t>
-      </w:r>
-      <w:r>
-        <w:rPr>
-          <w:rFonts w:asciiTheme="minorHAnsi" w:hAnsiTheme="minorHAnsi" w:cstheme="minorHAnsi"/>
-        </w:rPr>
-        <w:t>datos]. Ministerio de Educación de Chile. https://datosabiertos.mineduc.cl/</w:t>
-      </w:r>
-    </w:p>
-    <w:p>
-      <w:pPr>
-        <w:spacing w:after="90"/>
-        <w:jc w:val="both"/>
-        <w:rPr>
-          <w:rFonts w:asciiTheme="minorHAnsi" w:hAnsiTheme="minorHAnsi" w:cstheme="minorHAnsi"/>
+          <w:sz w:val="22"/>
+          <w:szCs w:val="22"/>
           <w:lang w:val="en-US"/>
         </w:rPr>
-      </w:pPr>
-      <w:proofErr w:type="spellStart"/>
-      <w:r>
-        <w:rPr>
-          <w:rFonts w:asciiTheme="minorHAnsi" w:hAnsiTheme="minorHAnsi" w:cstheme="minorHAnsi"/>
-        </w:rPr>
-        <w:t>Virtanen</w:t>
-      </w:r>
-      <w:proofErr w:type="spellEnd"/>
-      <w:r>
-        <w:rPr>
-          <w:rFonts w:asciiTheme="minorHAnsi" w:hAnsiTheme="minorHAnsi" w:cstheme="minorHAnsi"/>
-        </w:rPr>
-        <w:t xml:space="preserve">, P., </w:t>
-      </w:r>
-      <w:proofErr w:type="spellStart"/>
-      <w:r>
-        <w:rPr>
-          <w:rFonts w:asciiTheme="minorHAnsi" w:hAnsiTheme="minorHAnsi" w:cstheme="minorHAnsi"/>
-        </w:rPr>
-        <w:t>Gommers</w:t>
-      </w:r>
-      <w:proofErr w:type="spellEnd"/>
-      <w:r>
-        <w:rPr>
-          <w:rFonts w:asciiTheme="minorHAnsi" w:hAnsiTheme="minorHAnsi" w:cstheme="minorHAnsi"/>
-        </w:rPr>
-        <w:t xml:space="preserve">, R., </w:t>
-      </w:r>
-      <w:proofErr w:type="spellStart"/>
-      <w:r>
-        <w:rPr>
-          <w:rFonts w:asciiTheme="minorHAnsi" w:hAnsiTheme="minorHAnsi" w:cstheme="minorHAnsi"/>
-        </w:rPr>
-        <w:t>Oliphant</w:t>
-      </w:r>
-      <w:proofErr w:type="spellEnd"/>
-      <w:r>
-        <w:rPr>
-          <w:rFonts w:asciiTheme="minorHAnsi" w:hAnsiTheme="minorHAnsi" w:cstheme="minorHAnsi"/>
-        </w:rPr>
-        <w:t xml:space="preserve">, T. E., </w:t>
-      </w:r>
-      <w:proofErr w:type="spellStart"/>
-      <w:r>
-        <w:rPr>
-          <w:rFonts w:asciiTheme="minorHAnsi" w:hAnsiTheme="minorHAnsi" w:cstheme="minorHAnsi"/>
-        </w:rPr>
-        <w:t>Haberland</w:t>
-      </w:r>
-      <w:proofErr w:type="spellEnd"/>
-      <w:r>
-        <w:rPr>
-          <w:rFonts w:asciiTheme="minorHAnsi" w:hAnsiTheme="minorHAnsi" w:cstheme="minorHAnsi"/>
-        </w:rPr>
-        <w:t xml:space="preserve">, M., Reddy, T., </w:t>
-      </w:r>
-      <w:proofErr w:type="spellStart"/>
-      <w:r>
-        <w:rPr>
-          <w:rFonts w:asciiTheme="minorHAnsi" w:hAnsiTheme="minorHAnsi" w:cstheme="minorHAnsi"/>
-        </w:rPr>
-        <w:t>Cournapeau</w:t>
-      </w:r>
-      <w:proofErr w:type="spellEnd"/>
-      <w:r>
-        <w:rPr>
-          <w:rFonts w:asciiTheme="minorHAnsi" w:hAnsiTheme="minorHAnsi" w:cstheme="minorHAnsi"/>
-        </w:rPr>
-        <w:t xml:space="preserve">, D. et al. (2020). </w:t>
-      </w:r>
-      <w:r>
-        <w:rPr>
-          <w:rFonts w:asciiTheme="minorHAnsi" w:hAnsiTheme="minorHAnsi" w:cstheme="minorHAnsi"/>
-          <w:lang w:val="en-US"/>
-        </w:rPr>
-        <w:t xml:space="preserve">SciPy 1.0: fundamental algorithms for scientific computing in Python. </w:t>
-      </w:r>
-      <w:r>
-        <w:rPr>
-          <w:rFonts w:asciiTheme="minorHAnsi" w:hAnsiTheme="minorHAnsi" w:cstheme="minorHAnsi"/>
-          <w:i/>
-          <w:iCs/>
-          <w:lang w:val="en-US"/>
-        </w:rPr>
         <w:t>Nature Methods, 17</w:t>
       </w:r>
       <w:r>
         <w:rPr>
-          <w:rFonts w:asciiTheme="minorHAnsi" w:hAnsiTheme="minorHAnsi" w:cstheme="minorHAnsi"/>
+          <w:rFonts w:ascii="Arial" w:hAnsi="Arial" w:cs="Arial"/>
+          <w:sz w:val="22"/>
+          <w:szCs w:val="22"/>
           <w:lang w:val="en-US"/>
         </w:rPr>
         <w:t>(3), 261–272.</w:t>
@@ -7178,6 +8328,95 @@
     </w:lvl>
   </w:abstractNum>
   <w:abstractNum w:abstractNumId="1" w15:restartNumberingAfterBreak="0">
+    <w:nsid w:val="685014A5"/>
+    <w:multiLevelType w:val="hybridMultilevel"/>
+    <w:tmpl w:val="B896E504"/>
+    <w:lvl w:ilvl="0" w:tplc="340A000F">
+      <w:start w:val="1"/>
+      <w:numFmt w:val="decimal"/>
+      <w:lvlText w:val="%1."/>
+      <w:lvlJc w:val="left"/>
+      <w:pPr>
+        <w:ind w:left="360" w:hanging="360"/>
+      </w:pPr>
+      <w:rPr>
+        <w:rFonts w:hint="default"/>
+      </w:rPr>
+    </w:lvl>
+    <w:lvl w:ilvl="1" w:tplc="340A0019" w:tentative="1">
+      <w:start w:val="1"/>
+      <w:numFmt w:val="lowerLetter"/>
+      <w:lvlText w:val="%2."/>
+      <w:lvlJc w:val="left"/>
+      <w:pPr>
+        <w:ind w:left="1080" w:hanging="360"/>
+      </w:pPr>
+    </w:lvl>
+    <w:lvl w:ilvl="2" w:tplc="340A001B" w:tentative="1">
+      <w:start w:val="1"/>
+      <w:numFmt w:val="lowerRoman"/>
+      <w:lvlText w:val="%3."/>
+      <w:lvlJc w:val="right"/>
+      <w:pPr>
+        <w:ind w:left="1800" w:hanging="180"/>
+      </w:pPr>
+    </w:lvl>
+    <w:lvl w:ilvl="3" w:tplc="340A000F" w:tentative="1">
+      <w:start w:val="1"/>
+      <w:numFmt w:val="decimal"/>
+      <w:lvlText w:val="%4."/>
+      <w:lvlJc w:val="left"/>
+      <w:pPr>
+        <w:ind w:left="2520" w:hanging="360"/>
+      </w:pPr>
+    </w:lvl>
+    <w:lvl w:ilvl="4" w:tplc="340A0019" w:tentative="1">
+      <w:start w:val="1"/>
+      <w:numFmt w:val="lowerLetter"/>
+      <w:lvlText w:val="%5."/>
+      <w:lvlJc w:val="left"/>
+      <w:pPr>
+        <w:ind w:left="3240" w:hanging="360"/>
+      </w:pPr>
+    </w:lvl>
+    <w:lvl w:ilvl="5" w:tplc="340A001B" w:tentative="1">
+      <w:start w:val="1"/>
+      <w:numFmt w:val="lowerRoman"/>
+      <w:lvlText w:val="%6."/>
+      <w:lvlJc w:val="right"/>
+      <w:pPr>
+        <w:ind w:left="3960" w:hanging="180"/>
+      </w:pPr>
+    </w:lvl>
+    <w:lvl w:ilvl="6" w:tplc="340A000F" w:tentative="1">
+      <w:start w:val="1"/>
+      <w:numFmt w:val="decimal"/>
+      <w:lvlText w:val="%7."/>
+      <w:lvlJc w:val="left"/>
+      <w:pPr>
+        <w:ind w:left="4680" w:hanging="360"/>
+      </w:pPr>
+    </w:lvl>
+    <w:lvl w:ilvl="7" w:tplc="340A0019" w:tentative="1">
+      <w:start w:val="1"/>
+      <w:numFmt w:val="lowerLetter"/>
+      <w:lvlText w:val="%8."/>
+      <w:lvlJc w:val="left"/>
+      <w:pPr>
+        <w:ind w:left="5400" w:hanging="360"/>
+      </w:pPr>
+    </w:lvl>
+    <w:lvl w:ilvl="8" w:tplc="340A001B" w:tentative="1">
+      <w:start w:val="1"/>
+      <w:numFmt w:val="lowerRoman"/>
+      <w:lvlText w:val="%9."/>
+      <w:lvlJc w:val="right"/>
+      <w:pPr>
+        <w:ind w:left="6120" w:hanging="180"/>
+      </w:pPr>
+    </w:lvl>
+  </w:abstractNum>
+  <w:abstractNum w:abstractNumId="2" w15:restartNumberingAfterBreak="0">
     <w:nsid w:val="6C6A7B9D"/>
     <w:multiLevelType w:val="hybridMultilevel"/>
     <w:tmpl w:val="20140B12"/>
@@ -7263,14 +8502,109 @@
       </w:pPr>
     </w:lvl>
   </w:abstractNum>
+  <w:abstractNum w:abstractNumId="3" w15:restartNumberingAfterBreak="0">
+    <w:nsid w:val="7DED3E57"/>
+    <w:multiLevelType w:val="hybridMultilevel"/>
+    <w:tmpl w:val="B7CEF38C"/>
+    <w:lvl w:ilvl="0" w:tplc="340A000F">
+      <w:start w:val="3"/>
+      <w:numFmt w:val="decimal"/>
+      <w:lvlText w:val="%1."/>
+      <w:lvlJc w:val="left"/>
+      <w:pPr>
+        <w:ind w:left="360" w:hanging="360"/>
+      </w:pPr>
+      <w:rPr>
+        <w:rFonts w:hint="default"/>
+      </w:rPr>
+    </w:lvl>
+    <w:lvl w:ilvl="1" w:tplc="340A0019" w:tentative="1">
+      <w:start w:val="1"/>
+      <w:numFmt w:val="lowerLetter"/>
+      <w:lvlText w:val="%2."/>
+      <w:lvlJc w:val="left"/>
+      <w:pPr>
+        <w:ind w:left="1080" w:hanging="360"/>
+      </w:pPr>
+    </w:lvl>
+    <w:lvl w:ilvl="2" w:tplc="340A001B" w:tentative="1">
+      <w:start w:val="1"/>
+      <w:numFmt w:val="lowerRoman"/>
+      <w:lvlText w:val="%3."/>
+      <w:lvlJc w:val="right"/>
+      <w:pPr>
+        <w:ind w:left="1800" w:hanging="180"/>
+      </w:pPr>
+    </w:lvl>
+    <w:lvl w:ilvl="3" w:tplc="340A000F" w:tentative="1">
+      <w:start w:val="1"/>
+      <w:numFmt w:val="decimal"/>
+      <w:lvlText w:val="%4."/>
+      <w:lvlJc w:val="left"/>
+      <w:pPr>
+        <w:ind w:left="2520" w:hanging="360"/>
+      </w:pPr>
+    </w:lvl>
+    <w:lvl w:ilvl="4" w:tplc="340A0019" w:tentative="1">
+      <w:start w:val="1"/>
+      <w:numFmt w:val="lowerLetter"/>
+      <w:lvlText w:val="%5."/>
+      <w:lvlJc w:val="left"/>
+      <w:pPr>
+        <w:ind w:left="3240" w:hanging="360"/>
+      </w:pPr>
+    </w:lvl>
+    <w:lvl w:ilvl="5" w:tplc="340A001B" w:tentative="1">
+      <w:start w:val="1"/>
+      <w:numFmt w:val="lowerRoman"/>
+      <w:lvlText w:val="%6."/>
+      <w:lvlJc w:val="right"/>
+      <w:pPr>
+        <w:ind w:left="3960" w:hanging="180"/>
+      </w:pPr>
+    </w:lvl>
+    <w:lvl w:ilvl="6" w:tplc="340A000F" w:tentative="1">
+      <w:start w:val="1"/>
+      <w:numFmt w:val="decimal"/>
+      <w:lvlText w:val="%7."/>
+      <w:lvlJc w:val="left"/>
+      <w:pPr>
+        <w:ind w:left="4680" w:hanging="360"/>
+      </w:pPr>
+    </w:lvl>
+    <w:lvl w:ilvl="7" w:tplc="340A0019" w:tentative="1">
+      <w:start w:val="1"/>
+      <w:numFmt w:val="lowerLetter"/>
+      <w:lvlText w:val="%8."/>
+      <w:lvlJc w:val="left"/>
+      <w:pPr>
+        <w:ind w:left="5400" w:hanging="360"/>
+      </w:pPr>
+    </w:lvl>
+    <w:lvl w:ilvl="8" w:tplc="340A001B" w:tentative="1">
+      <w:start w:val="1"/>
+      <w:numFmt w:val="lowerRoman"/>
+      <w:lvlText w:val="%9."/>
+      <w:lvlJc w:val="right"/>
+      <w:pPr>
+        <w:ind w:left="6120" w:hanging="180"/>
+      </w:pPr>
+    </w:lvl>
+  </w:abstractNum>
   <w:num w:numId="1" w16cid:durableId="50227589">
-    <w:abstractNumId w:val="1"/>
+    <w:abstractNumId w:val="2"/>
     <w:lvlOverride w:ilvl="0">
       <w:startOverride w:val="1"/>
     </w:lvlOverride>
   </w:num>
   <w:num w:numId="2" w16cid:durableId="486213892">
     <w:abstractNumId w:val="0"/>
+  </w:num>
+  <w:num w:numId="3" w16cid:durableId="1814178837">
+    <w:abstractNumId w:val="1"/>
+  </w:num>
+  <w:num w:numId="4" w16cid:durableId="1035422089">
+    <w:abstractNumId w:val="3"/>
   </w:num>
 </w:numbering>
 </file>
@@ -7906,6 +9240,25 @@
       <w:ind w:left="200"/>
     </w:pPr>
   </w:style>
+  <w:style w:type="paragraph" w:styleId="TOCHeading">
+    <w:name w:val="TOC Heading"/>
+    <w:basedOn w:val="Heading1"/>
+    <w:next w:val="Normal"/>
+    <w:uiPriority w:val="39"/>
+    <w:unhideWhenUsed/>
+    <w:qFormat/>
+    <w:rsid w:val="00080440"/>
+    <w:pPr>
+      <w:keepNext/>
+      <w:keepLines/>
+      <w:spacing w:before="240" w:line="259" w:lineRule="auto"/>
+      <w:outlineLvl w:val="9"/>
+    </w:pPr>
+    <w:rPr>
+      <w:rFonts w:asciiTheme="majorHAnsi" w:eastAsiaTheme="majorEastAsia" w:hAnsiTheme="majorHAnsi" w:cstheme="majorBidi"/>
+      <w:color w:val="2F5496" w:themeColor="accent1" w:themeShade="BF"/>
+    </w:rPr>
+  </w:style>
 </w:styles>
 </file>
 
